--- a/docs/MANUAL_USUARIO.docx
+++ b/docs/MANUAL_USUARIO.docx
@@ -2,41 +2,7 @@
 <file path=word/document.xml><?xml version="1.0" encoding="utf-8"?>
 <w:document xmlns:w="http://schemas.openxmlformats.org/wordprocessingml/2006/main" xmlns:m="http://schemas.openxmlformats.org/officeDocument/2006/math" xmlns:r="http://schemas.openxmlformats.org/officeDocument/2006/relationships" xmlns:o="urn:schemas-microsoft-com:office:office" xmlns:v="urn:schemas-microsoft-com:vml" xmlns:w10="urn:schemas-microsoft-com:office:word" xmlns:a="http://schemas.openxmlformats.org/drawingml/2006/main" xmlns:pic="http://schemas.openxmlformats.org/drawingml/2006/picture" xmlns:wp="http://schemas.openxmlformats.org/drawingml/2006/wordprocessingDrawing">
   <w:body>
-    <w:p>
-      <w:pPr>
-        <w:pStyle w:val="Title"/>
-      </w:pPr>
-      <w:r>
-        <w:t xml:space="preserve">Manual de usuario — VitalStock ERP</w:t>
-      </w:r>
-    </w:p>
-    <w:sdt>
-      <w:sdtPr>
-        <w:docPartObj>
-          <w:docPartGallery w:val="Table of Contents"/>
-          <w:docPartUnique/>
-        </w:docPartObj>
-      </w:sdtPr>
-      <w:sdtContent>
-        <w:p>
-          <w:pPr>
-            <w:pStyle w:val="TOCHeading"/>
-          </w:pPr>
-          <w:r>
-            <w:t xml:space="preserve">Table of Contents</w:t>
-          </w:r>
-        </w:p>
-        <w:p>
-          <w:r>
-            <w:fldChar w:fldCharType="begin" w:dirty="true"/>
-            <w:instrText xml:space="preserve">TOC \o "1-2" \h \z \u</w:instrText>
-            <w:fldChar w:fldCharType="separate"/>
-            <w:fldChar w:fldCharType="end"/>
-          </w:r>
-        </w:p>
-      </w:sdtContent>
-    </w:sdt>
-    <w:bookmarkStart w:id="65" w:name="X49288d98bb0e101ac90548faf60c95f63953311"/>
+    <w:bookmarkStart w:id="66" w:name="X49288d98bb0e101ac90548faf60c95f63953311"/>
     <w:p>
       <w:pPr>
         <w:pStyle w:val="Heading1"/>
@@ -5307,7 +5273,7 @@
     </w:p>
     <w:bookmarkEnd w:id="24"/>
     <w:bookmarkEnd w:id="25"/>
-    <w:bookmarkStart w:id="30" w:name="compras"/>
+    <w:bookmarkStart w:id="31" w:name="compras"/>
     <w:p>
       <w:pPr>
         <w:pStyle w:val="Heading2"/>
@@ -6894,7 +6860,7 @@
       </w:r>
     </w:p>
     <w:bookmarkEnd w:id="28"/>
-    <w:bookmarkStart w:id="29" w:name="facturas-recibidas"/>
+    <w:bookmarkStart w:id="30" w:name="facturas-recibidas"/>
     <w:p>
       <w:pPr>
         <w:pStyle w:val="Heading3"/>
@@ -6908,7 +6874,23 @@
         <w:pStyle w:val="FirstParagraph"/>
       </w:pPr>
       <w:r>
-        <w:t xml:space="preserve">Lista de todas las facturas de proveedores. Acá ves la columna</w:t>
+        <w:t xml:space="preserve">Lista de todos los comprobantes de proveedores: facturas contra OC, facturas sin OC (gastos), y notas de crédito/débito. Acá ves la columna</w:t>
+      </w:r>
+      <w:r>
+        <w:t xml:space="preserve"> </w:t>
+      </w:r>
+      <w:r>
+        <w:rPr>
+          <w:b/>
+          <w:bCs/>
+        </w:rPr>
+        <w:t xml:space="preserve">Tipo</w:t>
+      </w:r>
+      <w:r>
+        <w:t xml:space="preserve"> </w:t>
+      </w:r>
+      <w:r>
+        <w:t xml:space="preserve">(FA/NC/ND + letra),</w:t>
       </w:r>
       <w:r>
         <w:t xml:space="preserve"> </w:t>
@@ -6940,25 +6922,16 @@
         <w:t xml:space="preserve"> </w:t>
       </w:r>
       <w:r>
-        <w:t xml:space="preserve">generado. No se cargan sueltas: salen de una OC con recepción.</w:t>
-      </w:r>
-    </w:p>
-    <w:p>
-      <w:r>
-        <w:pict>
-          <v:rect style="width:0;height:1.5pt" o:hralign="center" o:hrstd="t" o:hr="t"/>
-        </w:pict>
-      </w:r>
-    </w:p>
-    <w:bookmarkEnd w:id="29"/>
-    <w:bookmarkEnd w:id="30"/>
-    <w:bookmarkStart w:id="35" w:name="ventas"/>
-    <w:p>
-      <w:pPr>
-        <w:pStyle w:val="Heading2"/>
-      </w:pPr>
-      <w:r>
-        <w:t xml:space="preserve">8. Ventas</w:t>
+        <w:t xml:space="preserve">generado.</w:t>
+      </w:r>
+    </w:p>
+    <w:bookmarkStart w:id="29" w:name="Xa1ab368194d0fa87a704c3c32d22dbd84f15b4a"/>
+    <w:p>
+      <w:pPr>
+        <w:pStyle w:val="Heading4"/>
+      </w:pPr>
+      <w:r>
+        <w:t xml:space="preserve">Comprobantes de proveedor: IVA, percepciones y notas de crédito</w:t>
       </w:r>
     </w:p>
     <w:p>
@@ -6966,220 +6939,39 @@
         <w:pStyle w:val="FirstParagraph"/>
       </w:pPr>
       <w:r>
-        <w:t xml:space="preserve">El grupo</w:t>
-      </w:r>
-      <w:r>
-        <w:t xml:space="preserve"> </w:t>
-      </w:r>
-      <w:r>
-        <w:rPr>
-          <w:b/>
-          <w:bCs/>
-        </w:rPr>
-        <w:t xml:space="preserve">Ventas</w:t>
-      </w:r>
-      <w:r>
-        <w:t xml:space="preserve"> </w:t>
-      </w:r>
-      <w:r>
-        <w:t xml:space="preserve">tiene 4 pestañas:</w:t>
-      </w:r>
-      <w:r>
-        <w:t xml:space="preserve"> </w:t>
-      </w:r>
-      <w:r>
-        <w:rPr>
-          <w:b/>
-          <w:bCs/>
-        </w:rPr>
-        <w:t xml:space="preserve">Presupuestos</w:t>
-      </w:r>
-      <w:r>
-        <w:t xml:space="preserve">,</w:t>
-      </w:r>
-      <w:r>
-        <w:t xml:space="preserve"> </w:t>
-      </w:r>
-      <w:r>
-        <w:rPr>
-          <w:b/>
-          <w:bCs/>
-        </w:rPr>
-        <w:t xml:space="preserve">Ventas</w:t>
-      </w:r>
-      <w:r>
-        <w:t xml:space="preserve">,</w:t>
-      </w:r>
-      <w:r>
-        <w:t xml:space="preserve"> </w:t>
-      </w:r>
-      <w:r>
-        <w:rPr>
-          <w:b/>
-          <w:bCs/>
-        </w:rPr>
-        <w:t xml:space="preserve">Clientes</w:t>
-      </w:r>
-      <w:r>
-        <w:t xml:space="preserve"> </w:t>
-      </w:r>
-      <w:r>
-        <w:t xml:space="preserve">y</w:t>
-      </w:r>
-      <w:r>
-        <w:t xml:space="preserve"> </w:t>
-      </w:r>
-      <w:r>
-        <w:rPr>
-          <w:b/>
-          <w:bCs/>
-        </w:rPr>
-        <w:t xml:space="preserve">Cuenta corriente</w:t>
-      </w:r>
-      <w:r>
-        <w:t xml:space="preserve">. El circuito natural es:</w:t>
-      </w:r>
-    </w:p>
-    <w:p>
-      <w:pPr>
-        <w:pStyle w:val="SourceCode"/>
-      </w:pPr>
-      <w:r>
-        <w:rPr>
-          <w:rStyle w:val="VerbatimChar"/>
-        </w:rPr>
-        <w:t xml:space="preserve">Presupuesto → (aprobado) → Venta → (entregado) → Facturar (AFIP) → Cobro</w:t>
-      </w:r>
-    </w:p>
-    <w:bookmarkStart w:id="31" w:name="clientes"/>
-    <w:p>
-      <w:pPr>
-        <w:pStyle w:val="Heading3"/>
-      </w:pPr>
-      <w:r>
-        <w:t xml:space="preserve">8.1 Clientes</w:t>
-      </w:r>
-    </w:p>
-    <w:p>
-      <w:pPr>
-        <w:pStyle w:val="FirstParagraph"/>
-      </w:pPr>
-      <w:r>
-        <w:rPr>
-          <w:b/>
-          <w:bCs/>
-        </w:rPr>
-        <w:t xml:space="preserve">Para cargar:</w:t>
-      </w:r>
-      <w:r>
-        <w:t xml:space="preserve"> </w:t>
-      </w:r>
-      <w:r>
-        <w:rPr>
-          <w:b/>
-          <w:bCs/>
-        </w:rPr>
-        <w:t xml:space="preserve">+ Nuevo cliente</w:t>
-      </w:r>
-      <w:r>
-        <w:t xml:space="preserve"> </w:t>
-      </w:r>
-      <w:r>
-        <w:t xml:space="preserve">→</w:t>
-      </w:r>
-      <w:r>
-        <w:t xml:space="preserve"> </w:t>
-      </w:r>
-      <w:r>
-        <w:rPr>
-          <w:b/>
-          <w:bCs/>
-        </w:rPr>
-        <w:t xml:space="preserve">Razón social</w:t>
-      </w:r>
-      <w:r>
-        <w:t xml:space="preserve"> </w:t>
-      </w:r>
-      <w:r>
-        <w:t xml:space="preserve">*,</w:t>
-      </w:r>
-      <w:r>
-        <w:t xml:space="preserve"> </w:t>
-      </w:r>
-      <w:r>
-        <w:rPr>
-          <w:b/>
-          <w:bCs/>
-        </w:rPr>
-        <w:t xml:space="preserve">CUIT</w:t>
-      </w:r>
-      <w:r>
-        <w:t xml:space="preserve">,</w:t>
-      </w:r>
-      <w:r>
-        <w:t xml:space="preserve"> </w:t>
-      </w:r>
-      <w:r>
-        <w:rPr>
-          <w:b/>
-          <w:bCs/>
-        </w:rPr>
-        <w:t xml:space="preserve">Contacto</w:t>
-      </w:r>
-      <w:r>
-        <w:t xml:space="preserve">,</w:t>
-      </w:r>
-      <w:r>
-        <w:t xml:space="preserve"> </w:t>
-      </w:r>
-      <w:r>
-        <w:rPr>
-          <w:b/>
-          <w:bCs/>
-        </w:rPr>
-        <w:t xml:space="preserve">Teléfono</w:t>
-      </w:r>
-      <w:r>
-        <w:t xml:space="preserve">,</w:t>
-      </w:r>
-      <w:r>
-        <w:t xml:space="preserve"> </w:t>
-      </w:r>
-      <w:r>
-        <w:rPr>
-          <w:b/>
-          <w:bCs/>
-        </w:rPr>
-        <w:t xml:space="preserve">Email</w:t>
-      </w:r>
-      <w:r>
-        <w:t xml:space="preserve">,</w:t>
-      </w:r>
-      <w:r>
-        <w:t xml:space="preserve"> </w:t>
-      </w:r>
-      <w:r>
-        <w:rPr>
-          <w:b/>
-          <w:bCs/>
-        </w:rPr>
-        <w:t xml:space="preserve">Dirección</w:t>
-      </w:r>
-      <w:r>
-        <w:t xml:space="preserve">,</w:t>
-      </w:r>
-      <w:r>
-        <w:t xml:space="preserve"> </w:t>
-      </w:r>
-      <w:r>
-        <w:rPr>
-          <w:b/>
-          <w:bCs/>
-        </w:rPr>
-        <w:t xml:space="preserve">Notas</w:t>
-      </w:r>
-      <w:r>
-        <w:t xml:space="preserve">. Guardá.</w:t>
+        <w:t xml:space="preserve">Al registrar una factura elegís</w:t>
+      </w:r>
+      <w:r>
+        <w:t xml:space="preserve"> </w:t>
+      </w:r>
+      <w:r>
+        <w:rPr>
+          <w:b/>
+          <w:bCs/>
+        </w:rPr>
+        <w:t xml:space="preserve">tipo</w:t>
+      </w:r>
+      <w:r>
+        <w:t xml:space="preserve"> </w:t>
+      </w:r>
+      <w:r>
+        <w:t xml:space="preserve">(Factura / Nota de débito / Nota de crédito) y</w:t>
+      </w:r>
+      <w:r>
+        <w:t xml:space="preserve"> </w:t>
+      </w:r>
+      <w:r>
+        <w:rPr>
+          <w:b/>
+          <w:bCs/>
+        </w:rPr>
+        <w:t xml:space="preserve">letra</w:t>
+      </w:r>
+      <w:r>
+        <w:t xml:space="preserve"> </w:t>
+      </w:r>
+      <w:r>
+        <w:t xml:space="preserve">(A/B/C/M/X). La letra se sugiere sola según la condición fiscal del proveedor (Resp. Inscripto → A, Monotributo → C).</w:t>
       </w:r>
     </w:p>
     <w:p>
@@ -7195,13 +6987,10 @@
           <w:b/>
           <w:bCs/>
         </w:rPr>
-        <w:t xml:space="preserve">Importar Excel:</w:t>
-      </w:r>
-      <w:r>
-        <w:t xml:space="preserve"> </w:t>
-      </w:r>
-      <w:r>
-        <w:t xml:space="preserve">para cargar muchos de una. Detecta duplicados por CUIT (o por nombre).</w:t>
+        <w:t xml:space="preserve">IVA por alícuota</w:t>
+      </w:r>
+      <w:r>
+        <w:t xml:space="preserve">: cargá una fila por alícuota (10,5% / 21% / 27%…). El IVA se calcula solo desde la base; podés corregirlo por redondeos del proveedor. Las facturas B y C no discriminan IVA (no es crédito computable).</w:t>
       </w:r>
     </w:p>
     <w:p>
@@ -7217,13 +7006,10 @@
           <w:b/>
           <w:bCs/>
         </w:rPr>
-        <w:t xml:space="preserve">Ficha del cliente:</w:t>
-      </w:r>
-      <w:r>
-        <w:t xml:space="preserve"> </w:t>
-      </w:r>
-      <w:r>
-        <w:t xml:space="preserve">tocá el nombre para ver su historial completo (presupuestos, ventas, facturas, pagos).</w:t>
+        <w:t xml:space="preserve">No gravado / Exento</w:t>
+      </w:r>
+      <w:r>
+        <w:t xml:space="preserve">: campos aparte, salen en el Libro IVA.</w:t>
       </w:r>
     </w:p>
     <w:p>
@@ -7239,36 +7025,212 @@
           <w:b/>
           <w:bCs/>
         </w:rPr>
-        <w:t xml:space="preserve">Exportar:</w:t>
-      </w:r>
-      <w:r>
-        <w:t xml:space="preserve"> </w:t>
-      </w:r>
-      <w:r>
-        <w:t xml:space="preserve">botón</w:t>
-      </w:r>
-      <w:r>
-        <w:t xml:space="preserve"> </w:t>
-      </w:r>
-      <w:r>
-        <w:rPr>
-          <w:b/>
-          <w:bCs/>
-        </w:rPr>
-        <w:t xml:space="preserve">Excel</w:t>
-      </w:r>
-      <w:r>
-        <w:t xml:space="preserve">.</w:t>
-      </w:r>
-    </w:p>
+        <w:t xml:space="preserve">Percepciones</w:t>
+      </w:r>
+      <w:r>
+        <w:t xml:space="preserve">: IVA, IIBB (con jurisdicción) y Ganancias. Se contabilizan como crédito en sus cuentas (113007 / 113010 / 113011).</w:t>
+      </w:r>
+    </w:p>
+    <w:p>
+      <w:pPr>
+        <w:pStyle w:val="Compact"/>
+        <w:numPr>
+          <w:ilvl w:val="0"/>
+          <w:numId w:val="1008"/>
+        </w:numPr>
+      </w:pPr>
+      <w:r>
+        <w:rPr>
+          <w:b/>
+          <w:bCs/>
+        </w:rPr>
+        <w:t xml:space="preserve">El total tiene que cerrar</w:t>
+      </w:r>
+      <w:r>
+        <w:t xml:space="preserve">: el sistema no deja guardar si la suma de componentes no coincide con el total del comprobante.</w:t>
+      </w:r>
+    </w:p>
+    <w:p>
+      <w:pPr>
+        <w:pStyle w:val="Compact"/>
+        <w:numPr>
+          <w:ilvl w:val="0"/>
+          <w:numId w:val="1008"/>
+        </w:numPr>
+      </w:pPr>
+      <w:r>
+        <w:rPr>
+          <w:b/>
+          <w:bCs/>
+        </w:rPr>
+        <w:t xml:space="preserve">Factura sin OC</w:t>
+      </w:r>
+      <w:r>
+        <w:t xml:space="preserve"> </w:t>
+      </w:r>
+      <w:r>
+        <w:t xml:space="preserve">(botón en el tab Facturas): para gastos sin orden de compra (luz, fletes, contador) — elegís la cuenta contable de imputación.</w:t>
+      </w:r>
+    </w:p>
+    <w:p>
+      <w:pPr>
+        <w:pStyle w:val="Compact"/>
+        <w:numPr>
+          <w:ilvl w:val="0"/>
+          <w:numId w:val="1008"/>
+        </w:numPr>
+      </w:pPr>
+      <w:r>
+        <w:rPr>
+          <w:b/>
+          <w:bCs/>
+        </w:rPr>
+        <w:t xml:space="preserve">NC/ND</w:t>
+      </w:r>
+      <w:r>
+        <w:t xml:space="preserve">: desde la fila de cualquier factura. La NC reduce la deuda con el proveedor y el crédito de IVA, y sale en negativo en el libro. No mueve stock: si hubo devolución física, el ajuste de inventario va por el circuito de inspección/rechazo.</w:t>
+      </w:r>
+    </w:p>
+    <w:p>
+      <w:pPr>
+        <w:pStyle w:val="FirstParagraph"/>
+      </w:pPr>
+      <w:r>
+        <w:t xml:space="preserve">El exportable</w:t>
+      </w:r>
+      <w:r>
+        <w:t xml:space="preserve"> </w:t>
+      </w:r>
+      <w:r>
+        <w:rPr>
+          <w:b/>
+          <w:bCs/>
+        </w:rPr>
+        <w:t xml:space="preserve">IVA compras</w:t>
+      </w:r>
+      <w:r>
+        <w:t xml:space="preserve"> </w:t>
+      </w:r>
+      <w:r>
+        <w:t xml:space="preserve">(Contabilidad → Exportables) sale en formato libro real: una columna por alícuota, no gravado, exento, percepciones por tipo con jurisdicción de IIBB, y las NC en negativo.</w:t>
+      </w:r>
+    </w:p>
+    <w:p>
+      <w:r>
+        <w:pict>
+          <v:rect style="width:0;height:1.5pt" o:hralign="center" o:hrstd="t" o:hr="t"/>
+        </w:pict>
+      </w:r>
+    </w:p>
+    <w:bookmarkEnd w:id="29"/>
+    <w:bookmarkEnd w:id="30"/>
     <w:bookmarkEnd w:id="31"/>
-    <w:bookmarkStart w:id="32" w:name="presupuestos"/>
+    <w:bookmarkStart w:id="36" w:name="ventas"/>
+    <w:p>
+      <w:pPr>
+        <w:pStyle w:val="Heading2"/>
+      </w:pPr>
+      <w:r>
+        <w:t xml:space="preserve">8. Ventas</w:t>
+      </w:r>
+    </w:p>
+    <w:p>
+      <w:pPr>
+        <w:pStyle w:val="FirstParagraph"/>
+      </w:pPr>
+      <w:r>
+        <w:t xml:space="preserve">El grupo</w:t>
+      </w:r>
+      <w:r>
+        <w:t xml:space="preserve"> </w:t>
+      </w:r>
+      <w:r>
+        <w:rPr>
+          <w:b/>
+          <w:bCs/>
+        </w:rPr>
+        <w:t xml:space="preserve">Ventas</w:t>
+      </w:r>
+      <w:r>
+        <w:t xml:space="preserve"> </w:t>
+      </w:r>
+      <w:r>
+        <w:t xml:space="preserve">tiene 4 pestañas:</w:t>
+      </w:r>
+      <w:r>
+        <w:t xml:space="preserve"> </w:t>
+      </w:r>
+      <w:r>
+        <w:rPr>
+          <w:b/>
+          <w:bCs/>
+        </w:rPr>
+        <w:t xml:space="preserve">Presupuestos</w:t>
+      </w:r>
+      <w:r>
+        <w:t xml:space="preserve">,</w:t>
+      </w:r>
+      <w:r>
+        <w:t xml:space="preserve"> </w:t>
+      </w:r>
+      <w:r>
+        <w:rPr>
+          <w:b/>
+          <w:bCs/>
+        </w:rPr>
+        <w:t xml:space="preserve">Ventas</w:t>
+      </w:r>
+      <w:r>
+        <w:t xml:space="preserve">,</w:t>
+      </w:r>
+      <w:r>
+        <w:t xml:space="preserve"> </w:t>
+      </w:r>
+      <w:r>
+        <w:rPr>
+          <w:b/>
+          <w:bCs/>
+        </w:rPr>
+        <w:t xml:space="preserve">Clientes</w:t>
+      </w:r>
+      <w:r>
+        <w:t xml:space="preserve"> </w:t>
+      </w:r>
+      <w:r>
+        <w:t xml:space="preserve">y</w:t>
+      </w:r>
+      <w:r>
+        <w:t xml:space="preserve"> </w:t>
+      </w:r>
+      <w:r>
+        <w:rPr>
+          <w:b/>
+          <w:bCs/>
+        </w:rPr>
+        <w:t xml:space="preserve">Cuenta corriente</w:t>
+      </w:r>
+      <w:r>
+        <w:t xml:space="preserve">. El circuito natural es:</w:t>
+      </w:r>
+    </w:p>
+    <w:p>
+      <w:pPr>
+        <w:pStyle w:val="SourceCode"/>
+      </w:pPr>
+      <w:r>
+        <w:rPr>
+          <w:rStyle w:val="VerbatimChar"/>
+        </w:rPr>
+        <w:t xml:space="preserve">Presupuesto → (aprobado) → Venta → (entregado) → Facturar (AFIP) → Cobro</w:t>
+      </w:r>
+    </w:p>
+    <w:bookmarkStart w:id="32" w:name="clientes"/>
     <w:p>
       <w:pPr>
         <w:pStyle w:val="Heading3"/>
       </w:pPr>
       <w:r>
-        <w:t xml:space="preserve">8.2 Presupuestos</w:t>
+        <w:t xml:space="preserve">8.1 Clientes</w:t>
       </w:r>
     </w:p>
     <w:p>
@@ -7280,125 +7242,62 @@
           <w:b/>
           <w:bCs/>
         </w:rPr>
-        <w:t xml:space="preserve">Para crear un presupuesto:</w:t>
-      </w:r>
-      <w:r>
-        <w:t xml:space="preserve"> </w:t>
-      </w:r>
-      <w:r>
-        <w:t xml:space="preserve">1.</w:t>
-      </w:r>
-      <w:r>
-        <w:t xml:space="preserve"> </w:t>
-      </w:r>
-      <w:r>
-        <w:rPr>
-          <w:b/>
-          <w:bCs/>
-        </w:rPr>
-        <w:t xml:space="preserve">+ Nuevo presupuesto</w:t>
-      </w:r>
-      <w:r>
-        <w:t xml:space="preserve">.</w:t>
-      </w:r>
-      <w:r>
-        <w:t xml:space="preserve"> </w:t>
-      </w:r>
-      <w:r>
-        <w:t xml:space="preserve">2. Cabecera:</w:t>
-      </w:r>
-      <w:r>
-        <w:t xml:space="preserve"> </w:t>
-      </w:r>
-      <w:r>
-        <w:rPr>
-          <w:b/>
-          <w:bCs/>
-        </w:rPr>
-        <w:t xml:space="preserve">Nº</w:t>
-      </w:r>
-      <w:r>
-        <w:t xml:space="preserve"> </w:t>
-      </w:r>
-      <w:r>
-        <w:t xml:space="preserve">(ej.:</w:t>
-      </w:r>
-      <w:r>
-        <w:t xml:space="preserve"> </w:t>
-      </w:r>
-      <w:r>
-        <w:rPr>
-          <w:rStyle w:val="VerbatimChar"/>
-        </w:rPr>
-        <w:t xml:space="preserve">P-0001</w:t>
-      </w:r>
-      <w:r>
-        <w:t xml:space="preserve">)</w:t>
-      </w:r>
-      <w:r>
-        <w:t xml:space="preserve"> </w:t>
-      </w:r>
-      <w:r>
-        <w:rPr>
-          <w:i/>
-          <w:iCs/>
-        </w:rPr>
+        <w:t xml:space="preserve">Para cargar:</w:t>
+      </w:r>
+      <w:r>
+        <w:t xml:space="preserve"> </w:t>
+      </w:r>
+      <w:r>
+        <w:rPr>
+          <w:b/>
+          <w:bCs/>
+        </w:rPr>
+        <w:t xml:space="preserve">+ Nuevo cliente</w:t>
+      </w:r>
+      <w:r>
+        <w:t xml:space="preserve"> </w:t>
+      </w:r>
+      <w:r>
+        <w:t xml:space="preserve">→</w:t>
+      </w:r>
+      <w:r>
+        <w:t xml:space="preserve"> </w:t>
+      </w:r>
+      <w:r>
+        <w:rPr>
+          <w:b/>
+          <w:bCs/>
+        </w:rPr>
+        <w:t xml:space="preserve">Razón social</w:t>
+      </w:r>
+      <w:r>
+        <w:t xml:space="preserve"> </w:t>
+      </w:r>
+      <w:r>
+        <w:t xml:space="preserve">*,</w:t>
+      </w:r>
+      <w:r>
+        <w:t xml:space="preserve"> </w:t>
+      </w:r>
+      <w:r>
+        <w:rPr>
+          <w:b/>
+          <w:bCs/>
+        </w:rPr>
+        <w:t xml:space="preserve">CUIT</w:t>
+      </w:r>
+      <w:r>
         <w:t xml:space="preserve">,</w:t>
       </w:r>
       <w:r>
-        <w:rPr>
-          <w:i/>
-          <w:iCs/>
-        </w:rPr>
-        <w:t xml:space="preserve"> </w:t>
-      </w:r>
-      <w:r>
-        <w:rPr>
-          <w:b/>
-          <w:bCs/>
-          <w:i/>
-          <w:iCs/>
-        </w:rPr>
-        <w:t xml:space="preserve">Cliente</w:t>
-      </w:r>
-      <w:r>
-        <w:rPr>
-          <w:i/>
-          <w:iCs/>
-        </w:rPr>
-        <w:t xml:space="preserve"> </w:t>
-      </w:r>
-      <w:r>
-        <w:t xml:space="preserve"> </w:t>
-      </w:r>
-      <w:r>
-        <w:t xml:space="preserve">(se autocompleta el CUIT),</w:t>
-      </w:r>
-      <w:r>
-        <w:t xml:space="preserve"> </w:t>
-      </w:r>
-      <w:r>
-        <w:rPr>
-          <w:b/>
-          <w:bCs/>
-        </w:rPr>
-        <w:t xml:space="preserve">Fecha</w:t>
-      </w:r>
-      <w:r>
-        <w:t xml:space="preserve"> </w:t>
-      </w:r>
-      <w:r>
-        <w:t xml:space="preserve">*,</w:t>
-      </w:r>
-      <w:r>
-        <w:t xml:space="preserve"> </w:t>
-      </w:r>
-      <w:r>
-        <w:rPr>
-          <w:b/>
-          <w:bCs/>
-        </w:rPr>
-        <w:t xml:space="preserve">Vence</w:t>
+        <w:t xml:space="preserve"> </w:t>
+      </w:r>
+      <w:r>
+        <w:rPr>
+          <w:b/>
+          <w:bCs/>
+        </w:rPr>
+        <w:t xml:space="preserve">Contacto</w:t>
       </w:r>
       <w:r>
         <w:t xml:space="preserve">,</w:t>
@@ -7411,7 +7310,7 @@
           <w:b/>
           <w:bCs/>
         </w:rPr>
-        <w:t xml:space="preserve">Condición de pago</w:t>
+        <w:t xml:space="preserve">Teléfono</w:t>
       </w:r>
       <w:r>
         <w:t xml:space="preserve">,</w:t>
@@ -7424,372 +7323,20 @@
           <w:b/>
           <w:bCs/>
         </w:rPr>
-        <w:t xml:space="preserve">Estado</w:t>
-      </w:r>
-      <w:r>
-        <w:t xml:space="preserve"> </w:t>
-      </w:r>
-      <w:r>
-        <w:t xml:space="preserve">(empieza en</w:t>
-      </w:r>
-      <w:r>
-        <w:t xml:space="preserve"> </w:t>
-      </w:r>
-      <w:r>
-        <w:rPr>
-          <w:rStyle w:val="VerbatimChar"/>
-        </w:rPr>
-        <w:t xml:space="preserve">borrador</w:t>
-      </w:r>
-      <w:r>
-        <w:t xml:space="preserve">).</w:t>
-      </w:r>
-      <w:r>
-        <w:t xml:space="preserve"> </w:t>
-      </w:r>
-      <w:r>
-        <w:t xml:space="preserve">3.</w:t>
-      </w:r>
-      <w:r>
-        <w:t xml:space="preserve"> </w:t>
-      </w:r>
-      <w:r>
-        <w:rPr>
-          <w:b/>
-          <w:bCs/>
-        </w:rPr>
-        <w:t xml:space="preserve">Ítems:</w:t>
-      </w:r>
-      <w:r>
-        <w:t xml:space="preserve"> </w:t>
-      </w:r>
-      <w:r>
-        <w:t xml:space="preserve">agregá renglones con descripción, cantidad, precio unitario y descuento.</w:t>
-      </w:r>
-      <w:r>
-        <w:t xml:space="preserve"> </w:t>
-      </w:r>
-      <w:r>
-        <w:t xml:space="preserve">4. Mirá el</w:t>
-      </w:r>
-      <w:r>
-        <w:t xml:space="preserve"> </w:t>
-      </w:r>
-      <w:r>
-        <w:rPr>
-          <w:b/>
-          <w:bCs/>
-        </w:rPr>
-        <w:t xml:space="preserve">costeo automático</w:t>
-      </w:r>
-      <w:r>
-        <w:t xml:space="preserve">: el sistema te muestra costo de material, tiempo, overhead, costo total y el</w:t>
-      </w:r>
-      <w:r>
-        <w:t xml:space="preserve"> </w:t>
-      </w:r>
-      <w:r>
-        <w:rPr>
-          <w:b/>
-          <w:bCs/>
-        </w:rPr>
-        <w:t xml:space="preserve">margen</w:t>
-      </w:r>
-      <w:r>
-        <w:t xml:space="preserve"> </w:t>
-      </w:r>
-      <w:r>
-        <w:t xml:space="preserve">estimado (USD y %). Sirve para no vender por debajo del costo.</w:t>
-      </w:r>
-      <w:r>
-        <w:t xml:space="preserve"> </w:t>
-      </w:r>
-      <w:r>
-        <w:t xml:space="preserve">5.</w:t>
-      </w:r>
-      <w:r>
-        <w:t xml:space="preserve"> </w:t>
-      </w:r>
-      <w:r>
-        <w:rPr>
-          <w:b/>
-          <w:bCs/>
-        </w:rPr>
-        <w:t xml:space="preserve">Descuento %</w:t>
-      </w:r>
-      <w:r>
-        <w:t xml:space="preserve"> </w:t>
-      </w:r>
-      <w:r>
-        <w:t xml:space="preserve">general y</w:t>
-      </w:r>
-      <w:r>
-        <w:t xml:space="preserve"> </w:t>
-      </w:r>
-      <w:r>
-        <w:rPr>
-          <w:b/>
-          <w:bCs/>
-        </w:rPr>
-        <w:t xml:space="preserve">Observaciones</w:t>
-      </w:r>
-      <w:r>
-        <w:t xml:space="preserve"> </w:t>
-      </w:r>
-      <w:r>
-        <w:t xml:space="preserve">(validez, condiciones).</w:t>
-      </w:r>
-      <w:r>
-        <w:t xml:space="preserve"> </w:t>
-      </w:r>
-      <w:r>
-        <w:t xml:space="preserve">6. Guardá.</w:t>
-      </w:r>
-    </w:p>
-    <w:p>
-      <w:pPr>
-        <w:pStyle w:val="BodyText"/>
-      </w:pPr>
-      <w:r>
-        <w:rPr>
-          <w:b/>
-          <w:bCs/>
-        </w:rPr>
-        <w:t xml:space="preserve">Ciclo de vida:</w:t>
-      </w:r>
-    </w:p>
-    <w:p>
-      <w:pPr>
-        <w:pStyle w:val="SourceCode"/>
-      </w:pPr>
-      <w:r>
-        <w:rPr>
-          <w:rStyle w:val="VerbatimChar"/>
-        </w:rPr>
-        <w:t xml:space="preserve">borrador → enviado → aprobado → (se convierte en Venta)</w:t>
-      </w:r>
-      <w:r>
-        <w:br/>
-      </w:r>
-      <w:r>
-        <w:rPr>
-          <w:rStyle w:val="VerbatimChar"/>
-        </w:rPr>
-        <w:t xml:space="preserve">                  └→ rechazado / vencido</w:t>
-      </w:r>
-    </w:p>
-    <w:p>
-      <w:pPr>
-        <w:pStyle w:val="FirstParagraph"/>
-      </w:pPr>
-      <w:r>
-        <w:rPr>
-          <w:b/>
-          <w:bCs/>
-        </w:rPr>
-        <w:t xml:space="preserve">Acciones:</w:t>
-      </w:r>
-      <w:r>
-        <w:t xml:space="preserve"> </w:t>
-      </w:r>
-      <w:r>
-        <w:t xml:space="preserve">-</w:t>
-      </w:r>
-      <w:r>
-        <w:t xml:space="preserve"> </w:t>
-      </w:r>
-      <w:r>
-        <w:rPr>
-          <w:b/>
-          <w:bCs/>
-        </w:rPr>
-        <w:t xml:space="preserve">PDF:</w:t>
-      </w:r>
-      <w:r>
-        <w:t xml:space="preserve"> </w:t>
-      </w:r>
-      <w:r>
-        <w:t xml:space="preserve">genera el presupuesto en PDF para mandarle al cliente.</w:t>
-      </w:r>
-      <w:r>
-        <w:t xml:space="preserve"> </w:t>
-      </w:r>
-      <w:r>
-        <w:t xml:space="preserve">-</w:t>
-      </w:r>
-      <w:r>
-        <w:t xml:space="preserve"> </w:t>
-      </w:r>
-      <w:r>
-        <w:rPr>
-          <w:b/>
-          <w:bCs/>
-        </w:rPr>
-        <w:t xml:space="preserve">Venta:</w:t>
-      </w:r>
-      <w:r>
-        <w:t xml:space="preserve"> </w:t>
-      </w:r>
-      <w:r>
-        <w:t xml:space="preserve">aparece cuando el estado es</w:t>
-      </w:r>
-      <w:r>
-        <w:t xml:space="preserve"> </w:t>
-      </w:r>
-      <w:r>
-        <w:rPr>
-          <w:rStyle w:val="VerbatimChar"/>
-        </w:rPr>
-        <w:t xml:space="preserve">aprobado</w:t>
-      </w:r>
-      <w:r>
-        <w:t xml:space="preserve">. Lo convierte en una venta (pedido).</w:t>
-      </w:r>
-      <w:r>
-        <w:t xml:space="preserve"> </w:t>
-      </w:r>
-      <w:r>
-        <w:t xml:space="preserve">-</w:t>
-      </w:r>
-      <w:r>
-        <w:t xml:space="preserve"> </w:t>
-      </w:r>
-      <w:r>
-        <w:rPr>
-          <w:b/>
-          <w:bCs/>
-        </w:rPr>
-        <w:t xml:space="preserve">Excel:</w:t>
-      </w:r>
-      <w:r>
-        <w:t xml:space="preserve"> </w:t>
-      </w:r>
-      <w:r>
-        <w:t xml:space="preserve">exporta el listado.</w:t>
-      </w:r>
-    </w:p>
-    <w:bookmarkEnd w:id="32"/>
-    <w:bookmarkStart w:id="33" w:name="ventas-pedidos-y-remitos"/>
-    <w:p>
-      <w:pPr>
-        <w:pStyle w:val="Heading3"/>
-      </w:pPr>
-      <w:r>
-        <w:t xml:space="preserve">8.3 Ventas (pedidos y remitos)</w:t>
-      </w:r>
-    </w:p>
-    <w:p>
-      <w:pPr>
-        <w:pStyle w:val="FirstParagraph"/>
-      </w:pPr>
-      <w:r>
-        <w:t xml:space="preserve">Una venta puede nacer de</w:t>
-      </w:r>
-      <w:r>
-        <w:t xml:space="preserve"> </w:t>
-      </w:r>
-      <w:r>
-        <w:rPr>
-          <w:b/>
-          <w:bCs/>
-        </w:rPr>
-        <w:t xml:space="preserve">convertir un presupuesto</w:t>
-      </w:r>
-      <w:r>
-        <w:t xml:space="preserve"> </w:t>
-      </w:r>
-      <w:r>
-        <w:t xml:space="preserve">o cargarse a mano con</w:t>
-      </w:r>
-      <w:r>
-        <w:t xml:space="preserve"> </w:t>
-      </w:r>
-      <w:r>
-        <w:rPr>
-          <w:b/>
-          <w:bCs/>
-        </w:rPr>
-        <w:t xml:space="preserve">+ Registro de venta</w:t>
-      </w:r>
-      <w:r>
-        <w:t xml:space="preserve">.</w:t>
-      </w:r>
-    </w:p>
-    <w:p>
-      <w:pPr>
-        <w:pStyle w:val="BodyText"/>
-      </w:pPr>
-      <w:r>
-        <w:rPr>
-          <w:b/>
-          <w:bCs/>
-        </w:rPr>
-        <w:t xml:space="preserve">Datos principales:</w:t>
-      </w:r>
-      <w:r>
-        <w:t xml:space="preserve"> </w:t>
-      </w:r>
-      <w:r>
-        <w:t xml:space="preserve">-</w:t>
-      </w:r>
-      <w:r>
-        <w:t xml:space="preserve"> </w:t>
-      </w:r>
-      <w:r>
-        <w:rPr>
-          <w:b/>
-          <w:bCs/>
-        </w:rPr>
-        <w:t xml:space="preserve">Nº pedido</w:t>
-      </w:r>
-      <w:r>
-        <w:t xml:space="preserve"> </w:t>
-      </w:r>
-      <w:r>
-        <w:rPr>
-          <w:i/>
-          <w:iCs/>
-        </w:rPr>
+        <w:t xml:space="preserve">Email</w:t>
+      </w:r>
+      <w:r>
         <w:t xml:space="preserve">,</w:t>
       </w:r>
       <w:r>
-        <w:rPr>
-          <w:i/>
-          <w:iCs/>
-        </w:rPr>
-        <w:t xml:space="preserve"> </w:t>
-      </w:r>
-      <w:r>
-        <w:rPr>
-          <w:b/>
-          <w:bCs/>
-          <w:i/>
-          <w:iCs/>
-        </w:rPr>
-        <w:t xml:space="preserve">Razón social</w:t>
-      </w:r>
-      <w:r>
-        <w:rPr>
-          <w:i/>
-          <w:iCs/>
-        </w:rPr>
-        <w:t xml:space="preserve"> </w:t>
-      </w:r>
-      <w:r>
-        <w:t xml:space="preserve"> </w:t>
-      </w:r>
-      <w:r>
-        <w:t xml:space="preserve">(autocompleta CUIT),</w:t>
-      </w:r>
-      <w:r>
-        <w:t xml:space="preserve"> </w:t>
-      </w:r>
-      <w:r>
-        <w:rPr>
-          <w:b/>
-          <w:bCs/>
-        </w:rPr>
-        <w:t xml:space="preserve">Estado</w:t>
+        <w:t xml:space="preserve"> </w:t>
+      </w:r>
+      <w:r>
+        <w:rPr>
+          <w:b/>
+          <w:bCs/>
+        </w:rPr>
+        <w:t xml:space="preserve">Dirección</w:t>
       </w:r>
       <w:r>
         <w:t xml:space="preserve">,</w:t>
@@ -7802,462 +7349,10 @@
           <w:b/>
           <w:bCs/>
         </w:rPr>
-        <w:t xml:space="preserve">Fecha</w:t>
-      </w:r>
-      <w:r>
-        <w:t xml:space="preserve"> </w:t>
-      </w:r>
-      <w:r>
-        <w:t xml:space="preserve">*.</w:t>
-      </w:r>
-      <w:r>
-        <w:t xml:space="preserve"> </w:t>
-      </w:r>
-      <w:r>
-        <w:t xml:space="preserve">-</w:t>
-      </w:r>
-      <w:r>
-        <w:t xml:space="preserve"> </w:t>
-      </w:r>
-      <w:r>
-        <w:rPr>
-          <w:b/>
-          <w:bCs/>
-        </w:rPr>
-        <w:t xml:space="preserve">Fechas de entrega</w:t>
-      </w:r>
-      <w:r>
-        <w:t xml:space="preserve"> </w:t>
-      </w:r>
-      <w:r>
-        <w:t xml:space="preserve">(desde / hasta) — la fecha</w:t>
-      </w:r>
-      <w:r>
-        <w:t xml:space="preserve"> </w:t>
-      </w:r>
-      <w:r>
-        <w:t xml:space="preserve">“hasta”</w:t>
-      </w:r>
-      <w:r>
-        <w:t xml:space="preserve"> </w:t>
-      </w:r>
-      <w:r>
-        <w:t xml:space="preserve">es el</w:t>
-      </w:r>
-      <w:r>
-        <w:t xml:space="preserve"> </w:t>
-      </w:r>
-      <w:r>
-        <w:rPr>
-          <w:b/>
-          <w:bCs/>
-        </w:rPr>
-        <w:t xml:space="preserve">compromiso con el cliente</w:t>
-      </w:r>
-      <w:r>
-        <w:t xml:space="preserve"> </w:t>
-      </w:r>
-      <w:r>
-        <w:t xml:space="preserve">y alimenta el indicador OTD.</w:t>
-      </w:r>
-      <w:r>
-        <w:t xml:space="preserve"> </w:t>
-      </w:r>
-      <w:r>
-        <w:t xml:space="preserve">-</w:t>
-      </w:r>
-      <w:r>
-        <w:t xml:space="preserve"> </w:t>
-      </w:r>
-      <w:r>
-        <w:rPr>
-          <w:b/>
-          <w:bCs/>
-        </w:rPr>
-        <w:t xml:space="preserve">Condiciones comerciales:</w:t>
-      </w:r>
-      <w:r>
-        <w:t xml:space="preserve"> </w:t>
-      </w:r>
-      <w:r>
-        <w:t xml:space="preserve">lista de precios, condición de pago (Contado, 15/30/60/90 días, etc.), vendedor, % bonificación.</w:t>
-      </w:r>
-      <w:r>
-        <w:t xml:space="preserve"> </w:t>
-      </w:r>
-      <w:r>
-        <w:t xml:space="preserve">-</w:t>
-      </w:r>
-      <w:r>
-        <w:t xml:space="preserve"> </w:t>
-      </w:r>
-      <w:r>
-        <w:rPr>
-          <w:b/>
-          <w:bCs/>
-        </w:rPr>
-        <w:t xml:space="preserve">Ítems:</w:t>
-      </w:r>
-      <w:r>
-        <w:t xml:space="preserve"> </w:t>
-      </w:r>
-      <w:r>
-        <w:t xml:space="preserve">pieza, descripción, cantidad, precio, descuento.</w:t>
-      </w:r>
-    </w:p>
-    <w:p>
-      <w:pPr>
-        <w:pStyle w:val="BodyText"/>
-      </w:pPr>
-      <w:r>
-        <w:rPr>
-          <w:b/>
-          <w:bCs/>
-        </w:rPr>
-        <w:t xml:space="preserve">Ciclo de vida:</w:t>
-      </w:r>
-    </w:p>
-    <w:p>
-      <w:pPr>
-        <w:pStyle w:val="SourceCode"/>
-      </w:pPr>
-      <w:r>
-        <w:rPr>
-          <w:rStyle w:val="VerbatimChar"/>
-        </w:rPr>
-        <w:t xml:space="preserve">pendiente entrega → entregado → facturado</w:t>
-      </w:r>
-    </w:p>
-    <w:p>
-      <w:pPr>
-        <w:pStyle w:val="FirstParagraph"/>
-      </w:pPr>
-      <w:r>
-        <w:rPr>
-          <w:b/>
-          <w:bCs/>
-        </w:rPr>
-        <w:t xml:space="preserve">OTD (On-Time Delivery):</w:t>
-      </w:r>
-      <w:r>
-        <w:t xml:space="preserve"> </w:t>
-      </w:r>
-      <w:r>
-        <w:t xml:space="preserve">en las estadísticas de Ventas hay un semáforo de</w:t>
-      </w:r>
-      <w:r>
-        <w:t xml:space="preserve"> </w:t>
-      </w:r>
-      <w:r>
-        <w:rPr>
-          <w:b/>
-          <w:bCs/>
-        </w:rPr>
-        <w:t xml:space="preserve">entregas a tiempo</w:t>
-      </w:r>
-      <w:r>
-        <w:t xml:space="preserve"> </w:t>
-      </w:r>
-      <w:r>
-        <w:t xml:space="preserve">(entregado en fecha ÷ entregas con fecha comprometida):</w:t>
-      </w:r>
-      <w:r>
-        <w:t xml:space="preserve"> </w:t>
-      </w:r>
-      <w:r>
-        <w:rPr>
-          <w:b/>
-          <w:bCs/>
-        </w:rPr>
-        <w:t xml:space="preserve">verde ≥95%</w:t>
-      </w:r>
-      <w:r>
-        <w:t xml:space="preserve">, ámbar ≥85%, rojo por debajo — la meta del SGC es 95%. Cada venta atrasada se marca en la tabla:</w:t>
-      </w:r>
-      <w:r>
-        <w:t xml:space="preserve"> </w:t>
-      </w:r>
-      <w:r>
-        <w:rPr>
-          <w:b/>
-          <w:bCs/>
-        </w:rPr>
-        <w:t xml:space="preserve">ATRASADO</w:t>
-      </w:r>
-      <w:r>
-        <w:t xml:space="preserve"> </w:t>
-      </w:r>
-      <w:r>
-        <w:t xml:space="preserve">(pendiente y ya pasó la fecha) o</w:t>
-      </w:r>
-      <w:r>
-        <w:t xml:space="preserve"> </w:t>
-      </w:r>
-      <w:r>
-        <w:rPr>
-          <w:b/>
-          <w:bCs/>
-        </w:rPr>
-        <w:t xml:space="preserve">ENTREGA TARDÍA</w:t>
-      </w:r>
-      <w:r>
-        <w:t xml:space="preserve"> </w:t>
-      </w:r>
-      <w:r>
-        <w:t xml:space="preserve">(se entregó después de lo prometido).</w:t>
-      </w:r>
-    </w:p>
-    <w:p>
-      <w:pPr>
-        <w:pStyle w:val="BodyText"/>
-      </w:pPr>
-      <w:r>
-        <w:rPr>
-          <w:b/>
-          <w:bCs/>
-        </w:rPr>
-        <w:t xml:space="preserve">Acciones sobre cada venta:</w:t>
-      </w:r>
-      <w:r>
-        <w:t xml:space="preserve"> </w:t>
-      </w:r>
-      <w:r>
-        <w:t xml:space="preserve">-</w:t>
-      </w:r>
-      <w:r>
-        <w:t xml:space="preserve"> </w:t>
-      </w:r>
-      <w:r>
-        <w:rPr>
-          <w:b/>
-          <w:bCs/>
-        </w:rPr>
-        <w:t xml:space="preserve">Remito</w:t>
-      </w:r>
-      <w:r>
-        <w:t xml:space="preserve"> </w:t>
-      </w:r>
-      <w:r>
-        <w:t xml:space="preserve">🚚 — genera el remito (PDF) para despachar.</w:t>
-      </w:r>
-      <w:r>
-        <w:t xml:space="preserve"> </w:t>
-      </w:r>
-      <w:r>
-        <w:t xml:space="preserve">-</w:t>
-      </w:r>
-      <w:r>
-        <w:t xml:space="preserve"> </w:t>
-      </w:r>
-      <w:r>
-        <w:rPr>
-          <w:b/>
-          <w:bCs/>
-        </w:rPr>
-        <w:t xml:space="preserve">Certificado</w:t>
-      </w:r>
-      <w:r>
-        <w:t xml:space="preserve"> </w:t>
-      </w:r>
-      <w:r>
-        <w:t xml:space="preserve">✔ — genera el certificado de conformidad (PDF), con los MTC que respaldan el material.</w:t>
-      </w:r>
-      <w:r>
-        <w:t xml:space="preserve"> </w:t>
-      </w:r>
-      <w:r>
-        <w:t xml:space="preserve">-</w:t>
-      </w:r>
-      <w:r>
-        <w:t xml:space="preserve"> </w:t>
-      </w:r>
-      <w:r>
-        <w:rPr>
-          <w:b/>
-          <w:bCs/>
-        </w:rPr>
-        <w:t xml:space="preserve">Facturar</w:t>
-      </w:r>
-      <w:r>
-        <w:t xml:space="preserve"> </w:t>
-      </w:r>
-      <w:r>
-        <w:t xml:space="preserve">⚡ (botón verde) —</w:t>
-      </w:r>
-      <w:r>
-        <w:t xml:space="preserve"> </w:t>
-      </w:r>
-      <w:r>
-        <w:rPr>
-          <w:b/>
-          <w:bCs/>
-        </w:rPr>
-        <w:t xml:space="preserve">emite la factura electrónica en AFIP</w:t>
-      </w:r>
-      <w:r>
-        <w:t xml:space="preserve">. Llama al servicio de facturación, obtiene el</w:t>
-      </w:r>
-      <w:r>
-        <w:t xml:space="preserve"> </w:t>
-      </w:r>
-      <w:r>
-        <w:rPr>
-          <w:b/>
-          <w:bCs/>
-        </w:rPr>
-        <w:t xml:space="preserve">CAE</w:t>
-      </w:r>
-      <w:r>
-        <w:t xml:space="preserve"> </w:t>
-      </w:r>
-      <w:r>
-        <w:t xml:space="preserve">(Código de Autorización Electrónica) y devuelve la factura en PDF. La venta pasa a</w:t>
-      </w:r>
-      <w:r>
-        <w:t xml:space="preserve"> </w:t>
-      </w:r>
-      <w:r>
-        <w:rPr>
-          <w:rStyle w:val="VerbatimChar"/>
-        </w:rPr>
-        <w:t xml:space="preserve">facturado</w:t>
-      </w:r>
-      <w:r>
-        <w:t xml:space="preserve"> </w:t>
-      </w:r>
-      <w:r>
-        <w:t xml:space="preserve">y se genera el asiento de venta automáticamente.</w:t>
-      </w:r>
-      <w:r>
-        <w:t xml:space="preserve"> </w:t>
-      </w:r>
-      <w:r>
-        <w:t xml:space="preserve">-</w:t>
-      </w:r>
-      <w:r>
-        <w:t xml:space="preserve"> </w:t>
-      </w:r>
-      <w:r>
-        <w:rPr>
-          <w:b/>
-          <w:bCs/>
-        </w:rPr>
-        <w:t xml:space="preserve">CAE</w:t>
-      </w:r>
-      <w:r>
-        <w:t xml:space="preserve"> </w:t>
-      </w:r>
-      <w:r>
-        <w:t xml:space="preserve">— una vez facturada, este botón te deja ver/descargar la factura.</w:t>
-      </w:r>
-      <w:r>
-        <w:t xml:space="preserve"> </w:t>
-      </w:r>
-      <w:r>
-        <w:t xml:space="preserve">-</w:t>
-      </w:r>
-      <w:r>
-        <w:t xml:space="preserve"> </w:t>
-      </w:r>
-      <w:r>
-        <w:rPr>
-          <w:b/>
-          <w:bCs/>
-        </w:rPr>
-        <w:t xml:space="preserve">Anular</w:t>
-      </w:r>
-      <w:r>
-        <w:t xml:space="preserve"> </w:t>
-      </w:r>
-      <w:r>
-        <w:t xml:space="preserve">— da de baja la venta (queda registro de auditoría).</w:t>
-      </w:r>
-      <w:r>
-        <w:t xml:space="preserve"> </w:t>
-      </w:r>
-      <w:r>
-        <w:t xml:space="preserve">-</w:t>
-      </w:r>
-      <w:r>
-        <w:t xml:space="preserve"> </w:t>
-      </w:r>
-      <w:r>
-        <w:rPr>
-          <w:b/>
-          <w:bCs/>
-        </w:rPr>
-        <w:t xml:space="preserve">Excel</w:t>
-      </w:r>
-      <w:r>
-        <w:t xml:space="preserve"> </w:t>
-      </w:r>
-      <w:r>
-        <w:t xml:space="preserve">— exporta el listado.</w:t>
-      </w:r>
-    </w:p>
-    <w:p>
-      <w:pPr>
-        <w:pStyle w:val="BlockText"/>
-      </w:pPr>
-      <w:r>
-        <w:rPr>
-          <w:b/>
-          <w:bCs/>
-        </w:rPr>
-        <w:t xml:space="preserve">Ojo:</w:t>
-      </w:r>
-      <w:r>
-        <w:t xml:space="preserve"> </w:t>
-      </w:r>
-      <w:r>
-        <w:t xml:space="preserve">una vez que la venta tiene</w:t>
-      </w:r>
-      <w:r>
-        <w:t xml:space="preserve"> </w:t>
-      </w:r>
-      <w:r>
-        <w:rPr>
-          <w:b/>
-          <w:bCs/>
-        </w:rPr>
-        <w:t xml:space="preserve">CAE</w:t>
-      </w:r>
-      <w:r>
-        <w:t xml:space="preserve">, no se puede editar (lo bloquea el sistema). Revisá bien</w:t>
-      </w:r>
-      <w:r>
-        <w:t xml:space="preserve"> </w:t>
-      </w:r>
-      <w:r>
-        <w:rPr>
-          <w:b/>
-          <w:bCs/>
-        </w:rPr>
-        <w:t xml:space="preserve">antes</w:t>
-      </w:r>
-      <w:r>
-        <w:t xml:space="preserve"> </w:t>
-      </w:r>
-      <w:r>
-        <w:t xml:space="preserve">de facturar.</w:t>
-      </w:r>
-    </w:p>
-    <w:bookmarkEnd w:id="33"/>
-    <w:bookmarkStart w:id="34" w:name="cuenta-corriente"/>
-    <w:p>
-      <w:pPr>
-        <w:pStyle w:val="Heading3"/>
-      </w:pPr>
-      <w:r>
-        <w:t xml:space="preserve">8.4 Cuenta corriente</w:t>
-      </w:r>
-    </w:p>
-    <w:p>
-      <w:pPr>
-        <w:pStyle w:val="FirstParagraph"/>
-      </w:pPr>
-      <w:r>
-        <w:t xml:space="preserve">Muestra cuánto te debe cada cliente y desde hace cuánto.</w:t>
+        <w:t xml:space="preserve">Notas</w:t>
+      </w:r>
+      <w:r>
+        <w:t xml:space="preserve">. Guardá.</w:t>
       </w:r>
     </w:p>
     <w:p>
@@ -8273,29 +7368,13 @@
           <w:b/>
           <w:bCs/>
         </w:rPr>
-        <w:t xml:space="preserve">Cargos:</w:t>
-      </w:r>
-      <w:r>
-        <w:t xml:space="preserve"> </w:t>
-      </w:r>
-      <w:r>
-        <w:t xml:space="preserve">ventas facturadas o entregadas (los pedidos pendientes de entrega</w:t>
-      </w:r>
-      <w:r>
-        <w:t xml:space="preserve"> </w:t>
-      </w:r>
-      <w:r>
-        <w:rPr>
-          <w:b/>
-          <w:bCs/>
-        </w:rPr>
-        <w:t xml:space="preserve">no</w:t>
-      </w:r>
-      <w:r>
-        <w:t xml:space="preserve"> </w:t>
-      </w:r>
-      <w:r>
-        <w:t xml:space="preserve">cuentan).</w:t>
+        <w:t xml:space="preserve">Importar Excel:</w:t>
+      </w:r>
+      <w:r>
+        <w:t xml:space="preserve"> </w:t>
+      </w:r>
+      <w:r>
+        <w:t xml:space="preserve">para cargar muchos de una. Detecta duplicados por CUIT (o por nombre).</w:t>
       </w:r>
     </w:p>
     <w:p>
@@ -8311,22 +7390,13 @@
           <w:b/>
           <w:bCs/>
         </w:rPr>
-        <w:t xml:space="preserve">Cobrado:</w:t>
-      </w:r>
-      <w:r>
-        <w:t xml:space="preserve"> </w:t>
-      </w:r>
-      <w:r>
-        <w:t xml:space="preserve">lo que se registró en</w:t>
-      </w:r>
-      <w:r>
-        <w:t xml:space="preserve"> </w:t>
-      </w:r>
-      <w:r>
-        <w:t xml:space="preserve">“Cobros y Pagos”</w:t>
-      </w:r>
-      <w:r>
-        <w:t xml:space="preserve">.</w:t>
+        <w:t xml:space="preserve">Ficha del cliente:</w:t>
+      </w:r>
+      <w:r>
+        <w:t xml:space="preserve"> </w:t>
+      </w:r>
+      <w:r>
+        <w:t xml:space="preserve">tocá el nombre para ver su historial completo (presupuestos, ventas, facturas, pagos).</w:t>
       </w:r>
     </w:p>
     <w:p>
@@ -8342,52 +7412,166 @@
           <w:b/>
           <w:bCs/>
         </w:rPr>
-        <w:t xml:space="preserve">Saldo</w:t>
-      </w:r>
-      <w:r>
-        <w:t xml:space="preserve"> </w:t>
-      </w:r>
-      <w:r>
-        <w:t xml:space="preserve">y</w:t>
-      </w:r>
-      <w:r>
-        <w:t xml:space="preserve"> </w:t>
-      </w:r>
-      <w:r>
-        <w:rPr>
-          <w:b/>
-          <w:bCs/>
-        </w:rPr>
-        <w:t xml:space="preserve">aging</w:t>
-      </w:r>
-      <w:r>
-        <w:t xml:space="preserve"> </w:t>
-      </w:r>
-      <w:r>
-        <w:t xml:space="preserve">(antigüedad): columnas</w:t>
-      </w:r>
-      <w:r>
-        <w:t xml:space="preserve"> </w:t>
-      </w:r>
-      <w:r>
-        <w:rPr>
-          <w:b/>
-          <w:bCs/>
-        </w:rPr>
-        <w:t xml:space="preserve">Al día</w:t>
-      </w:r>
-      <w:r>
+        <w:t xml:space="preserve">Exportar:</w:t>
+      </w:r>
+      <w:r>
+        <w:t xml:space="preserve"> </w:t>
+      </w:r>
+      <w:r>
+        <w:t xml:space="preserve">botón</w:t>
+      </w:r>
+      <w:r>
+        <w:t xml:space="preserve"> </w:t>
+      </w:r>
+      <w:r>
+        <w:rPr>
+          <w:b/>
+          <w:bCs/>
+        </w:rPr>
+        <w:t xml:space="preserve">Excel</w:t>
+      </w:r>
+      <w:r>
+        <w:t xml:space="preserve">.</w:t>
+      </w:r>
+    </w:p>
+    <w:bookmarkEnd w:id="32"/>
+    <w:bookmarkStart w:id="33" w:name="presupuestos"/>
+    <w:p>
+      <w:pPr>
+        <w:pStyle w:val="Heading3"/>
+      </w:pPr>
+      <w:r>
+        <w:t xml:space="preserve">8.2 Presupuestos</w:t>
+      </w:r>
+    </w:p>
+    <w:p>
+      <w:pPr>
+        <w:pStyle w:val="FirstParagraph"/>
+      </w:pPr>
+      <w:r>
+        <w:rPr>
+          <w:b/>
+          <w:bCs/>
+        </w:rPr>
+        <w:t xml:space="preserve">Para crear un presupuesto:</w:t>
+      </w:r>
+      <w:r>
+        <w:t xml:space="preserve"> </w:t>
+      </w:r>
+      <w:r>
+        <w:t xml:space="preserve">1.</w:t>
+      </w:r>
+      <w:r>
+        <w:t xml:space="preserve"> </w:t>
+      </w:r>
+      <w:r>
+        <w:rPr>
+          <w:b/>
+          <w:bCs/>
+        </w:rPr>
+        <w:t xml:space="preserve">+ Nuevo presupuesto</w:t>
+      </w:r>
+      <w:r>
+        <w:t xml:space="preserve">.</w:t>
+      </w:r>
+      <w:r>
+        <w:t xml:space="preserve"> </w:t>
+      </w:r>
+      <w:r>
+        <w:t xml:space="preserve">2. Cabecera:</w:t>
+      </w:r>
+      <w:r>
+        <w:t xml:space="preserve"> </w:t>
+      </w:r>
+      <w:r>
+        <w:rPr>
+          <w:b/>
+          <w:bCs/>
+        </w:rPr>
+        <w:t xml:space="preserve">Nº</w:t>
+      </w:r>
+      <w:r>
+        <w:t xml:space="preserve"> </w:t>
+      </w:r>
+      <w:r>
+        <w:t xml:space="preserve">(ej.:</w:t>
+      </w:r>
+      <w:r>
+        <w:t xml:space="preserve"> </w:t>
+      </w:r>
+      <w:r>
+        <w:rPr>
+          <w:rStyle w:val="VerbatimChar"/>
+        </w:rPr>
+        <w:t xml:space="preserve">P-0001</w:t>
+      </w:r>
+      <w:r>
+        <w:t xml:space="preserve">)</w:t>
+      </w:r>
+      <w:r>
+        <w:t xml:space="preserve"> </w:t>
+      </w:r>
+      <w:r>
+        <w:rPr>
+          <w:i/>
+          <w:iCs/>
+        </w:rPr>
         <w:t xml:space="preserve">,</w:t>
       </w:r>
       <w:r>
-        <w:t xml:space="preserve"> </w:t>
-      </w:r>
-      <w:r>
-        <w:rPr>
-          <w:b/>
-          <w:bCs/>
-        </w:rPr>
-        <w:t xml:space="preserve">1-30</w:t>
+        <w:rPr>
+          <w:i/>
+          <w:iCs/>
+        </w:rPr>
+        <w:t xml:space="preserve"> </w:t>
+      </w:r>
+      <w:r>
+        <w:rPr>
+          <w:b/>
+          <w:bCs/>
+          <w:i/>
+          <w:iCs/>
+        </w:rPr>
+        <w:t xml:space="preserve">Cliente</w:t>
+      </w:r>
+      <w:r>
+        <w:rPr>
+          <w:i/>
+          <w:iCs/>
+        </w:rPr>
+        <w:t xml:space="preserve"> </w:t>
+      </w:r>
+      <w:r>
+        <w:t xml:space="preserve"> </w:t>
+      </w:r>
+      <w:r>
+        <w:t xml:space="preserve">(se autocompleta el CUIT),</w:t>
+      </w:r>
+      <w:r>
+        <w:t xml:space="preserve"> </w:t>
+      </w:r>
+      <w:r>
+        <w:rPr>
+          <w:b/>
+          <w:bCs/>
+        </w:rPr>
+        <w:t xml:space="preserve">Fecha</w:t>
+      </w:r>
+      <w:r>
+        <w:t xml:space="preserve"> </w:t>
+      </w:r>
+      <w:r>
+        <w:t xml:space="preserve">*,</w:t>
+      </w:r>
+      <w:r>
+        <w:t xml:space="preserve"> </w:t>
+      </w:r>
+      <w:r>
+        <w:rPr>
+          <w:b/>
+          <w:bCs/>
+        </w:rPr>
+        <w:t xml:space="preserve">Vence</w:t>
       </w:r>
       <w:r>
         <w:t xml:space="preserve">,</w:t>
@@ -8400,7 +7584,7 @@
           <w:b/>
           <w:bCs/>
         </w:rPr>
-        <w:t xml:space="preserve">31-60</w:t>
+        <w:t xml:space="preserve">Condición de pago</w:t>
       </w:r>
       <w:r>
         <w:t xml:space="preserve">,</w:t>
@@ -8413,48 +7597,508 @@
           <w:b/>
           <w:bCs/>
         </w:rPr>
-        <w:t xml:space="preserve">61-90</w:t>
-      </w:r>
-      <w:r>
+        <w:t xml:space="preserve">Estado</w:t>
+      </w:r>
+      <w:r>
+        <w:t xml:space="preserve"> </w:t>
+      </w:r>
+      <w:r>
+        <w:t xml:space="preserve">(empieza en</w:t>
+      </w:r>
+      <w:r>
+        <w:t xml:space="preserve"> </w:t>
+      </w:r>
+      <w:r>
+        <w:rPr>
+          <w:rStyle w:val="VerbatimChar"/>
+        </w:rPr>
+        <w:t xml:space="preserve">borrador</w:t>
+      </w:r>
+      <w:r>
+        <w:t xml:space="preserve">).</w:t>
+      </w:r>
+      <w:r>
+        <w:t xml:space="preserve"> </w:t>
+      </w:r>
+      <w:r>
+        <w:t xml:space="preserve">3.</w:t>
+      </w:r>
+      <w:r>
+        <w:t xml:space="preserve"> </w:t>
+      </w:r>
+      <w:r>
+        <w:rPr>
+          <w:b/>
+          <w:bCs/>
+        </w:rPr>
+        <w:t xml:space="preserve">Ítems:</w:t>
+      </w:r>
+      <w:r>
+        <w:t xml:space="preserve"> </w:t>
+      </w:r>
+      <w:r>
+        <w:t xml:space="preserve">agregá renglones con descripción, cantidad, precio unitario y descuento.</w:t>
+      </w:r>
+      <w:r>
+        <w:t xml:space="preserve"> </w:t>
+      </w:r>
+      <w:r>
+        <w:t xml:space="preserve">4. Mirá el</w:t>
+      </w:r>
+      <w:r>
+        <w:t xml:space="preserve"> </w:t>
+      </w:r>
+      <w:r>
+        <w:rPr>
+          <w:b/>
+          <w:bCs/>
+        </w:rPr>
+        <w:t xml:space="preserve">costeo automático</w:t>
+      </w:r>
+      <w:r>
+        <w:t xml:space="preserve">: el sistema te muestra costo de material, tiempo, overhead, costo total y el</w:t>
+      </w:r>
+      <w:r>
+        <w:t xml:space="preserve"> </w:t>
+      </w:r>
+      <w:r>
+        <w:rPr>
+          <w:b/>
+          <w:bCs/>
+        </w:rPr>
+        <w:t xml:space="preserve">margen</w:t>
+      </w:r>
+      <w:r>
+        <w:t xml:space="preserve"> </w:t>
+      </w:r>
+      <w:r>
+        <w:t xml:space="preserve">estimado (USD y %). Sirve para no vender por debajo del costo.</w:t>
+      </w:r>
+      <w:r>
+        <w:t xml:space="preserve"> </w:t>
+      </w:r>
+      <w:r>
+        <w:t xml:space="preserve">5.</w:t>
+      </w:r>
+      <w:r>
+        <w:t xml:space="preserve"> </w:t>
+      </w:r>
+      <w:r>
+        <w:rPr>
+          <w:b/>
+          <w:bCs/>
+        </w:rPr>
+        <w:t xml:space="preserve">Descuento %</w:t>
+      </w:r>
+      <w:r>
+        <w:t xml:space="preserve"> </w:t>
+      </w:r>
+      <w:r>
+        <w:t xml:space="preserve">general y</w:t>
+      </w:r>
+      <w:r>
+        <w:t xml:space="preserve"> </w:t>
+      </w:r>
+      <w:r>
+        <w:rPr>
+          <w:b/>
+          <w:bCs/>
+        </w:rPr>
+        <w:t xml:space="preserve">Observaciones</w:t>
+      </w:r>
+      <w:r>
+        <w:t xml:space="preserve"> </w:t>
+      </w:r>
+      <w:r>
+        <w:t xml:space="preserve">(validez, condiciones).</w:t>
+      </w:r>
+      <w:r>
+        <w:t xml:space="preserve"> </w:t>
+      </w:r>
+      <w:r>
+        <w:t xml:space="preserve">6. Guardá.</w:t>
+      </w:r>
+    </w:p>
+    <w:p>
+      <w:pPr>
+        <w:pStyle w:val="BodyText"/>
+      </w:pPr>
+      <w:r>
+        <w:rPr>
+          <w:b/>
+          <w:bCs/>
+        </w:rPr>
+        <w:t xml:space="preserve">Ciclo de vida:</w:t>
+      </w:r>
+    </w:p>
+    <w:p>
+      <w:pPr>
+        <w:pStyle w:val="SourceCode"/>
+      </w:pPr>
+      <w:r>
+        <w:rPr>
+          <w:rStyle w:val="VerbatimChar"/>
+        </w:rPr>
+        <w:t xml:space="preserve">borrador → enviado → aprobado → (se convierte en Venta)</w:t>
+      </w:r>
+      <w:r>
+        <w:br/>
+      </w:r>
+      <w:r>
+        <w:rPr>
+          <w:rStyle w:val="VerbatimChar"/>
+        </w:rPr>
+        <w:t xml:space="preserve">                  └→ rechazado / vencido</w:t>
+      </w:r>
+    </w:p>
+    <w:p>
+      <w:pPr>
+        <w:pStyle w:val="FirstParagraph"/>
+      </w:pPr>
+      <w:r>
+        <w:rPr>
+          <w:b/>
+          <w:bCs/>
+        </w:rPr>
+        <w:t xml:space="preserve">Acciones:</w:t>
+      </w:r>
+      <w:r>
+        <w:t xml:space="preserve"> </w:t>
+      </w:r>
+      <w:r>
+        <w:t xml:space="preserve">-</w:t>
+      </w:r>
+      <w:r>
+        <w:t xml:space="preserve"> </w:t>
+      </w:r>
+      <w:r>
+        <w:rPr>
+          <w:b/>
+          <w:bCs/>
+        </w:rPr>
+        <w:t xml:space="preserve">PDF:</w:t>
+      </w:r>
+      <w:r>
+        <w:t xml:space="preserve"> </w:t>
+      </w:r>
+      <w:r>
+        <w:t xml:space="preserve">genera el presupuesto en PDF para mandarle al cliente.</w:t>
+      </w:r>
+      <w:r>
+        <w:t xml:space="preserve"> </w:t>
+      </w:r>
+      <w:r>
+        <w:t xml:space="preserve">-</w:t>
+      </w:r>
+      <w:r>
+        <w:t xml:space="preserve"> </w:t>
+      </w:r>
+      <w:r>
+        <w:rPr>
+          <w:b/>
+          <w:bCs/>
+        </w:rPr>
+        <w:t xml:space="preserve">Venta:</w:t>
+      </w:r>
+      <w:r>
+        <w:t xml:space="preserve"> </w:t>
+      </w:r>
+      <w:r>
+        <w:t xml:space="preserve">aparece cuando el estado es</w:t>
+      </w:r>
+      <w:r>
+        <w:t xml:space="preserve"> </w:t>
+      </w:r>
+      <w:r>
+        <w:rPr>
+          <w:rStyle w:val="VerbatimChar"/>
+        </w:rPr>
+        <w:t xml:space="preserve">aprobado</w:t>
+      </w:r>
+      <w:r>
+        <w:t xml:space="preserve">. Lo convierte en una venta (pedido).</w:t>
+      </w:r>
+      <w:r>
+        <w:t xml:space="preserve"> </w:t>
+      </w:r>
+      <w:r>
+        <w:t xml:space="preserve">-</w:t>
+      </w:r>
+      <w:r>
+        <w:t xml:space="preserve"> </w:t>
+      </w:r>
+      <w:r>
+        <w:rPr>
+          <w:b/>
+          <w:bCs/>
+        </w:rPr>
+        <w:t xml:space="preserve">Excel:</w:t>
+      </w:r>
+      <w:r>
+        <w:t xml:space="preserve"> </w:t>
+      </w:r>
+      <w:r>
+        <w:t xml:space="preserve">exporta el listado.</w:t>
+      </w:r>
+    </w:p>
+    <w:bookmarkEnd w:id="33"/>
+    <w:bookmarkStart w:id="34" w:name="ventas-pedidos-y-remitos"/>
+    <w:p>
+      <w:pPr>
+        <w:pStyle w:val="Heading3"/>
+      </w:pPr>
+      <w:r>
+        <w:t xml:space="preserve">8.3 Ventas (pedidos y remitos)</w:t>
+      </w:r>
+    </w:p>
+    <w:p>
+      <w:pPr>
+        <w:pStyle w:val="FirstParagraph"/>
+      </w:pPr>
+      <w:r>
+        <w:t xml:space="preserve">Una venta puede nacer de</w:t>
+      </w:r>
+      <w:r>
+        <w:t xml:space="preserve"> </w:t>
+      </w:r>
+      <w:r>
+        <w:rPr>
+          <w:b/>
+          <w:bCs/>
+        </w:rPr>
+        <w:t xml:space="preserve">convertir un presupuesto</w:t>
+      </w:r>
+      <w:r>
+        <w:t xml:space="preserve"> </w:t>
+      </w:r>
+      <w:r>
+        <w:t xml:space="preserve">o cargarse a mano con</w:t>
+      </w:r>
+      <w:r>
+        <w:t xml:space="preserve"> </w:t>
+      </w:r>
+      <w:r>
+        <w:rPr>
+          <w:b/>
+          <w:bCs/>
+        </w:rPr>
+        <w:t xml:space="preserve">+ Registro de venta</w:t>
+      </w:r>
+      <w:r>
+        <w:t xml:space="preserve">.</w:t>
+      </w:r>
+    </w:p>
+    <w:p>
+      <w:pPr>
+        <w:pStyle w:val="BodyText"/>
+      </w:pPr>
+      <w:r>
+        <w:rPr>
+          <w:b/>
+          <w:bCs/>
+        </w:rPr>
+        <w:t xml:space="preserve">Datos principales:</w:t>
+      </w:r>
+      <w:r>
+        <w:t xml:space="preserve"> </w:t>
+      </w:r>
+      <w:r>
+        <w:t xml:space="preserve">-</w:t>
+      </w:r>
+      <w:r>
+        <w:t xml:space="preserve"> </w:t>
+      </w:r>
+      <w:r>
+        <w:rPr>
+          <w:b/>
+          <w:bCs/>
+        </w:rPr>
+        <w:t xml:space="preserve">Nº pedido</w:t>
+      </w:r>
+      <w:r>
+        <w:t xml:space="preserve"> </w:t>
+      </w:r>
+      <w:r>
+        <w:rPr>
+          <w:i/>
+          <w:iCs/>
+        </w:rPr>
         <w:t xml:space="preserve">,</w:t>
       </w:r>
       <w:r>
-        <w:t xml:space="preserve"> </w:t>
-      </w:r>
-      <w:r>
-        <w:rPr>
-          <w:b/>
-          <w:bCs/>
-        </w:rPr>
-        <w:t xml:space="preserve">+90 días</w:t>
-      </w:r>
-      <w:r>
-        <w:t xml:space="preserve">.</w:t>
-      </w:r>
-    </w:p>
-    <w:p>
-      <w:pPr>
-        <w:pStyle w:val="Compact"/>
-        <w:numPr>
-          <w:ilvl w:val="0"/>
-          <w:numId w:val="1009"/>
-        </w:numPr>
-      </w:pPr>
-      <w:r>
-        <w:t xml:space="preserve">La imputación es</w:t>
-      </w:r>
-      <w:r>
-        <w:t xml:space="preserve"> </w:t>
-      </w:r>
-      <w:r>
-        <w:rPr>
-          <w:b/>
-          <w:bCs/>
-        </w:rPr>
-        <w:t xml:space="preserve">FIFO</w:t>
-      </w:r>
-      <w:r>
-        <w:t xml:space="preserve">: los cobros se aplican primero a las facturas más viejas.</w:t>
+        <w:rPr>
+          <w:i/>
+          <w:iCs/>
+        </w:rPr>
+        <w:t xml:space="preserve"> </w:t>
+      </w:r>
+      <w:r>
+        <w:rPr>
+          <w:b/>
+          <w:bCs/>
+          <w:i/>
+          <w:iCs/>
+        </w:rPr>
+        <w:t xml:space="preserve">Razón social</w:t>
+      </w:r>
+      <w:r>
+        <w:rPr>
+          <w:i/>
+          <w:iCs/>
+        </w:rPr>
+        <w:t xml:space="preserve"> </w:t>
+      </w:r>
+      <w:r>
+        <w:t xml:space="preserve"> </w:t>
+      </w:r>
+      <w:r>
+        <w:t xml:space="preserve">(autocompleta CUIT),</w:t>
+      </w:r>
+      <w:r>
+        <w:t xml:space="preserve"> </w:t>
+      </w:r>
+      <w:r>
+        <w:rPr>
+          <w:b/>
+          <w:bCs/>
+        </w:rPr>
+        <w:t xml:space="preserve">Estado</w:t>
+      </w:r>
+      <w:r>
+        <w:t xml:space="preserve">,</w:t>
+      </w:r>
+      <w:r>
+        <w:t xml:space="preserve"> </w:t>
+      </w:r>
+      <w:r>
+        <w:rPr>
+          <w:b/>
+          <w:bCs/>
+        </w:rPr>
+        <w:t xml:space="preserve">Fecha</w:t>
+      </w:r>
+      <w:r>
+        <w:t xml:space="preserve"> </w:t>
+      </w:r>
+      <w:r>
+        <w:t xml:space="preserve">*.</w:t>
+      </w:r>
+      <w:r>
+        <w:t xml:space="preserve"> </w:t>
+      </w:r>
+      <w:r>
+        <w:t xml:space="preserve">-</w:t>
+      </w:r>
+      <w:r>
+        <w:t xml:space="preserve"> </w:t>
+      </w:r>
+      <w:r>
+        <w:rPr>
+          <w:b/>
+          <w:bCs/>
+        </w:rPr>
+        <w:t xml:space="preserve">Fechas de entrega</w:t>
+      </w:r>
+      <w:r>
+        <w:t xml:space="preserve"> </w:t>
+      </w:r>
+      <w:r>
+        <w:t xml:space="preserve">(desde / hasta) — la fecha</w:t>
+      </w:r>
+      <w:r>
+        <w:t xml:space="preserve"> </w:t>
+      </w:r>
+      <w:r>
+        <w:t xml:space="preserve">“hasta”</w:t>
+      </w:r>
+      <w:r>
+        <w:t xml:space="preserve"> </w:t>
+      </w:r>
+      <w:r>
+        <w:t xml:space="preserve">es el</w:t>
+      </w:r>
+      <w:r>
+        <w:t xml:space="preserve"> </w:t>
+      </w:r>
+      <w:r>
+        <w:rPr>
+          <w:b/>
+          <w:bCs/>
+        </w:rPr>
+        <w:t xml:space="preserve">compromiso con el cliente</w:t>
+      </w:r>
+      <w:r>
+        <w:t xml:space="preserve"> </w:t>
+      </w:r>
+      <w:r>
+        <w:t xml:space="preserve">y alimenta el indicador OTD.</w:t>
+      </w:r>
+      <w:r>
+        <w:t xml:space="preserve"> </w:t>
+      </w:r>
+      <w:r>
+        <w:t xml:space="preserve">-</w:t>
+      </w:r>
+      <w:r>
+        <w:t xml:space="preserve"> </w:t>
+      </w:r>
+      <w:r>
+        <w:rPr>
+          <w:b/>
+          <w:bCs/>
+        </w:rPr>
+        <w:t xml:space="preserve">Condiciones comerciales:</w:t>
+      </w:r>
+      <w:r>
+        <w:t xml:space="preserve"> </w:t>
+      </w:r>
+      <w:r>
+        <w:t xml:space="preserve">lista de precios, condición de pago (Contado, 15/30/60/90 días, etc.), vendedor, % bonificación.</w:t>
+      </w:r>
+      <w:r>
+        <w:t xml:space="preserve"> </w:t>
+      </w:r>
+      <w:r>
+        <w:t xml:space="preserve">-</w:t>
+      </w:r>
+      <w:r>
+        <w:t xml:space="preserve"> </w:t>
+      </w:r>
+      <w:r>
+        <w:rPr>
+          <w:b/>
+          <w:bCs/>
+        </w:rPr>
+        <w:t xml:space="preserve">Ítems:</w:t>
+      </w:r>
+      <w:r>
+        <w:t xml:space="preserve"> </w:t>
+      </w:r>
+      <w:r>
+        <w:t xml:space="preserve">pieza, descripción, cantidad, precio, descuento.</w:t>
+      </w:r>
+    </w:p>
+    <w:p>
+      <w:pPr>
+        <w:pStyle w:val="BodyText"/>
+      </w:pPr>
+      <w:r>
+        <w:rPr>
+          <w:b/>
+          <w:bCs/>
+        </w:rPr>
+        <w:t xml:space="preserve">Ciclo de vida:</w:t>
+      </w:r>
+    </w:p>
+    <w:p>
+      <w:pPr>
+        <w:pStyle w:val="SourceCode"/>
+      </w:pPr>
+      <w:r>
+        <w:rPr>
+          <w:rStyle w:val="VerbatimChar"/>
+        </w:rPr>
+        <w:t xml:space="preserve">pendiente entrega → entregado → facturado</w:t>
       </w:r>
     </w:p>
     <w:p>
@@ -8462,7 +8106,250 @@
         <w:pStyle w:val="FirstParagraph"/>
       </w:pPr>
       <w:r>
-        <w:t xml:space="preserve">Tocá un cliente para ver el detalle por factura. Exportás con</w:t>
+        <w:rPr>
+          <w:b/>
+          <w:bCs/>
+        </w:rPr>
+        <w:t xml:space="preserve">OTD (On-Time Delivery):</w:t>
+      </w:r>
+      <w:r>
+        <w:t xml:space="preserve"> </w:t>
+      </w:r>
+      <w:r>
+        <w:t xml:space="preserve">en las estadísticas de Ventas hay un semáforo de</w:t>
+      </w:r>
+      <w:r>
+        <w:t xml:space="preserve"> </w:t>
+      </w:r>
+      <w:r>
+        <w:rPr>
+          <w:b/>
+          <w:bCs/>
+        </w:rPr>
+        <w:t xml:space="preserve">entregas a tiempo</w:t>
+      </w:r>
+      <w:r>
+        <w:t xml:space="preserve"> </w:t>
+      </w:r>
+      <w:r>
+        <w:t xml:space="preserve">(entregado en fecha ÷ entregas con fecha comprometida):</w:t>
+      </w:r>
+      <w:r>
+        <w:t xml:space="preserve"> </w:t>
+      </w:r>
+      <w:r>
+        <w:rPr>
+          <w:b/>
+          <w:bCs/>
+        </w:rPr>
+        <w:t xml:space="preserve">verde ≥95%</w:t>
+      </w:r>
+      <w:r>
+        <w:t xml:space="preserve">, ámbar ≥85%, rojo por debajo — la meta del SGC es 95%. Cada venta atrasada se marca en la tabla:</w:t>
+      </w:r>
+      <w:r>
+        <w:t xml:space="preserve"> </w:t>
+      </w:r>
+      <w:r>
+        <w:rPr>
+          <w:b/>
+          <w:bCs/>
+        </w:rPr>
+        <w:t xml:space="preserve">ATRASADO</w:t>
+      </w:r>
+      <w:r>
+        <w:t xml:space="preserve"> </w:t>
+      </w:r>
+      <w:r>
+        <w:t xml:space="preserve">(pendiente y ya pasó la fecha) o</w:t>
+      </w:r>
+      <w:r>
+        <w:t xml:space="preserve"> </w:t>
+      </w:r>
+      <w:r>
+        <w:rPr>
+          <w:b/>
+          <w:bCs/>
+        </w:rPr>
+        <w:t xml:space="preserve">ENTREGA TARDÍA</w:t>
+      </w:r>
+      <w:r>
+        <w:t xml:space="preserve"> </w:t>
+      </w:r>
+      <w:r>
+        <w:t xml:space="preserve">(se entregó después de lo prometido).</w:t>
+      </w:r>
+    </w:p>
+    <w:p>
+      <w:pPr>
+        <w:pStyle w:val="BodyText"/>
+      </w:pPr>
+      <w:r>
+        <w:rPr>
+          <w:b/>
+          <w:bCs/>
+        </w:rPr>
+        <w:t xml:space="preserve">Acciones sobre cada venta:</w:t>
+      </w:r>
+      <w:r>
+        <w:t xml:space="preserve"> </w:t>
+      </w:r>
+      <w:r>
+        <w:t xml:space="preserve">-</w:t>
+      </w:r>
+      <w:r>
+        <w:t xml:space="preserve"> </w:t>
+      </w:r>
+      <w:r>
+        <w:rPr>
+          <w:b/>
+          <w:bCs/>
+        </w:rPr>
+        <w:t xml:space="preserve">Remito</w:t>
+      </w:r>
+      <w:r>
+        <w:t xml:space="preserve"> </w:t>
+      </w:r>
+      <w:r>
+        <w:t xml:space="preserve">🚚 — genera el remito (PDF) para despachar.</w:t>
+      </w:r>
+      <w:r>
+        <w:t xml:space="preserve"> </w:t>
+      </w:r>
+      <w:r>
+        <w:t xml:space="preserve">-</w:t>
+      </w:r>
+      <w:r>
+        <w:t xml:space="preserve"> </w:t>
+      </w:r>
+      <w:r>
+        <w:rPr>
+          <w:b/>
+          <w:bCs/>
+        </w:rPr>
+        <w:t xml:space="preserve">Certificado</w:t>
+      </w:r>
+      <w:r>
+        <w:t xml:space="preserve"> </w:t>
+      </w:r>
+      <w:r>
+        <w:t xml:space="preserve">✔ — genera el certificado de conformidad (PDF), con los MTC que respaldan el material.</w:t>
+      </w:r>
+      <w:r>
+        <w:t xml:space="preserve"> </w:t>
+      </w:r>
+      <w:r>
+        <w:t xml:space="preserve">-</w:t>
+      </w:r>
+      <w:r>
+        <w:t xml:space="preserve"> </w:t>
+      </w:r>
+      <w:r>
+        <w:rPr>
+          <w:b/>
+          <w:bCs/>
+        </w:rPr>
+        <w:t xml:space="preserve">Facturar</w:t>
+      </w:r>
+      <w:r>
+        <w:t xml:space="preserve"> </w:t>
+      </w:r>
+      <w:r>
+        <w:t xml:space="preserve">⚡ (botón verde) —</w:t>
+      </w:r>
+      <w:r>
+        <w:t xml:space="preserve"> </w:t>
+      </w:r>
+      <w:r>
+        <w:rPr>
+          <w:b/>
+          <w:bCs/>
+        </w:rPr>
+        <w:t xml:space="preserve">emite la factura electrónica en AFIP</w:t>
+      </w:r>
+      <w:r>
+        <w:t xml:space="preserve">. Llama al servicio de facturación, obtiene el</w:t>
+      </w:r>
+      <w:r>
+        <w:t xml:space="preserve"> </w:t>
+      </w:r>
+      <w:r>
+        <w:rPr>
+          <w:b/>
+          <w:bCs/>
+        </w:rPr>
+        <w:t xml:space="preserve">CAE</w:t>
+      </w:r>
+      <w:r>
+        <w:t xml:space="preserve"> </w:t>
+      </w:r>
+      <w:r>
+        <w:t xml:space="preserve">(Código de Autorización Electrónica) y devuelve la factura en PDF. La venta pasa a</w:t>
+      </w:r>
+      <w:r>
+        <w:t xml:space="preserve"> </w:t>
+      </w:r>
+      <w:r>
+        <w:rPr>
+          <w:rStyle w:val="VerbatimChar"/>
+        </w:rPr>
+        <w:t xml:space="preserve">facturado</w:t>
+      </w:r>
+      <w:r>
+        <w:t xml:space="preserve"> </w:t>
+      </w:r>
+      <w:r>
+        <w:t xml:space="preserve">y se genera el asiento de venta automáticamente.</w:t>
+      </w:r>
+      <w:r>
+        <w:t xml:space="preserve"> </w:t>
+      </w:r>
+      <w:r>
+        <w:t xml:space="preserve">-</w:t>
+      </w:r>
+      <w:r>
+        <w:t xml:space="preserve"> </w:t>
+      </w:r>
+      <w:r>
+        <w:rPr>
+          <w:b/>
+          <w:bCs/>
+        </w:rPr>
+        <w:t xml:space="preserve">CAE</w:t>
+      </w:r>
+      <w:r>
+        <w:t xml:space="preserve"> </w:t>
+      </w:r>
+      <w:r>
+        <w:t xml:space="preserve">— una vez facturada, este botón te deja ver/descargar la factura.</w:t>
+      </w:r>
+      <w:r>
+        <w:t xml:space="preserve"> </w:t>
+      </w:r>
+      <w:r>
+        <w:t xml:space="preserve">-</w:t>
+      </w:r>
+      <w:r>
+        <w:t xml:space="preserve"> </w:t>
+      </w:r>
+      <w:r>
+        <w:rPr>
+          <w:b/>
+          <w:bCs/>
+        </w:rPr>
+        <w:t xml:space="preserve">Anular</w:t>
+      </w:r>
+      <w:r>
+        <w:t xml:space="preserve"> </w:t>
+      </w:r>
+      <w:r>
+        <w:t xml:space="preserve">— da de baja la venta (queda registro de auditoría).</w:t>
+      </w:r>
+      <w:r>
+        <w:t xml:space="preserve"> </w:t>
+      </w:r>
+      <w:r>
+        <w:t xml:space="preserve">-</w:t>
       </w:r>
       <w:r>
         <w:t xml:space="preserve"> </w:t>
@@ -8475,34 +8362,67 @@
         <w:t xml:space="preserve">Excel</w:t>
       </w:r>
       <w:r>
-        <w:t xml:space="preserve">.</w:t>
-      </w:r>
-    </w:p>
-    <w:p>
-      <w:r>
-        <w:pict>
-          <v:rect style="width:0;height:1.5pt" o:hralign="center" o:hrstd="t" o:hr="t"/>
-        </w:pict>
+        <w:t xml:space="preserve"> </w:t>
+      </w:r>
+      <w:r>
+        <w:t xml:space="preserve">— exporta el listado.</w:t>
+      </w:r>
+    </w:p>
+    <w:p>
+      <w:pPr>
+        <w:pStyle w:val="BlockText"/>
+      </w:pPr>
+      <w:r>
+        <w:rPr>
+          <w:b/>
+          <w:bCs/>
+        </w:rPr>
+        <w:t xml:space="preserve">Ojo:</w:t>
+      </w:r>
+      <w:r>
+        <w:t xml:space="preserve"> </w:t>
+      </w:r>
+      <w:r>
+        <w:t xml:space="preserve">una vez que la venta tiene</w:t>
+      </w:r>
+      <w:r>
+        <w:t xml:space="preserve"> </w:t>
+      </w:r>
+      <w:r>
+        <w:rPr>
+          <w:b/>
+          <w:bCs/>
+        </w:rPr>
+        <w:t xml:space="preserve">CAE</w:t>
+      </w:r>
+      <w:r>
+        <w:t xml:space="preserve">, no se puede editar (lo bloquea el sistema). Revisá bien</w:t>
+      </w:r>
+      <w:r>
+        <w:t xml:space="preserve"> </w:t>
+      </w:r>
+      <w:r>
+        <w:rPr>
+          <w:b/>
+          <w:bCs/>
+        </w:rPr>
+        <w:t xml:space="preserve">antes</w:t>
+      </w:r>
+      <w:r>
+        <w:t xml:space="preserve"> </w:t>
+      </w:r>
+      <w:r>
+        <w:t xml:space="preserve">de facturar.</w:t>
       </w:r>
     </w:p>
     <w:bookmarkEnd w:id="34"/>
-    <w:bookmarkEnd w:id="35"/>
-    <w:bookmarkStart w:id="38" w:name="análisis-costos-y-trazabilidad"/>
-    <w:p>
-      <w:pPr>
-        <w:pStyle w:val="Heading2"/>
-      </w:pPr>
-      <w:r>
-        <w:t xml:space="preserve">9. Análisis (costos y trazabilidad)</w:t>
-      </w:r>
-    </w:p>
-    <w:bookmarkStart w:id="36" w:name="costos-y-rentabilidad"/>
+    <w:bookmarkStart w:id="35" w:name="cuenta-corriente"/>
     <w:p>
       <w:pPr>
         <w:pStyle w:val="Heading3"/>
       </w:pPr>
       <w:r>
-        <w:t xml:space="preserve">9.1 Costos y rentabilidad</w:t>
+        <w:t xml:space="preserve">8.4 Cuenta corriente</w:t>
       </w:r>
     </w:p>
     <w:p>
@@ -8510,7 +8430,7 @@
         <w:pStyle w:val="FirstParagraph"/>
       </w:pPr>
       <w:r>
-        <w:t xml:space="preserve">Calcula el costo real de cada pieza y su margen.</w:t>
+        <w:t xml:space="preserve">Muestra cuánto te debe cada cliente y desde hace cuánto.</w:t>
       </w:r>
     </w:p>
     <w:p>
@@ -8522,52 +8442,33 @@
         </w:numPr>
       </w:pPr>
       <w:r>
-        <w:t xml:space="preserve">Configurá una vez:</w:t>
-      </w:r>
-      <w:r>
-        <w:t xml:space="preserve"> </w:t>
-      </w:r>
-      <w:r>
-        <w:rPr>
-          <w:b/>
-          <w:bCs/>
-        </w:rPr>
-        <w:t xml:space="preserve">Tarifa operario (USD/h)</w:t>
-      </w:r>
-      <w:r>
-        <w:t xml:space="preserve"> </w:t>
-      </w:r>
-      <w:r>
-        <w:t xml:space="preserve">y</w:t>
-      </w:r>
-      <w:r>
-        <w:t xml:space="preserve"> </w:t>
-      </w:r>
-      <w:r>
-        <w:rPr>
-          <w:b/>
-          <w:bCs/>
-        </w:rPr>
-        <w:t xml:space="preserve">Overhead %</w:t>
-      </w:r>
-      <w:r>
-        <w:t xml:space="preserve"> </w:t>
-      </w:r>
-      <w:r>
-        <w:t xml:space="preserve">(gastos indirectos: luz, alquiler…). Tocá</w:t>
-      </w:r>
-      <w:r>
-        <w:t xml:space="preserve"> </w:t>
-      </w:r>
-      <w:r>
-        <w:rPr>
-          <w:b/>
-          <w:bCs/>
-        </w:rPr>
-        <w:t xml:space="preserve">Guardar config</w:t>
-      </w:r>
-      <w:r>
-        <w:t xml:space="preserve">.</w:t>
+        <w:rPr>
+          <w:b/>
+          <w:bCs/>
+        </w:rPr>
+        <w:t xml:space="preserve">Cargos:</w:t>
+      </w:r>
+      <w:r>
+        <w:t xml:space="preserve"> </w:t>
+      </w:r>
+      <w:r>
+        <w:t xml:space="preserve">ventas facturadas o entregadas (los pedidos pendientes de entrega</w:t>
+      </w:r>
+      <w:r>
+        <w:t xml:space="preserve"> </w:t>
+      </w:r>
+      <w:r>
+        <w:rPr>
+          <w:b/>
+          <w:bCs/>
+        </w:rPr>
+        <w:t xml:space="preserve">no</w:t>
+      </w:r>
+      <w:r>
+        <w:t xml:space="preserve"> </w:t>
+      </w:r>
+      <w:r>
+        <w:t xml:space="preserve">cuentan).</w:t>
       </w:r>
     </w:p>
     <w:p>
@@ -8579,17 +8480,23 @@
         </w:numPr>
       </w:pPr>
       <w:r>
-        <w:t xml:space="preserve">Tocá</w:t>
-      </w:r>
-      <w:r>
-        <w:t xml:space="preserve"> </w:t>
-      </w:r>
-      <w:r>
-        <w:rPr>
-          <w:b/>
-          <w:bCs/>
-        </w:rPr>
-        <w:t xml:space="preserve">↻ Recalcular</w:t>
+        <w:rPr>
+          <w:b/>
+          <w:bCs/>
+        </w:rPr>
+        <w:t xml:space="preserve">Cobrado:</w:t>
+      </w:r>
+      <w:r>
+        <w:t xml:space="preserve"> </w:t>
+      </w:r>
+      <w:r>
+        <w:t xml:space="preserve">lo que se registró en</w:t>
+      </w:r>
+      <w:r>
+        <w:t xml:space="preserve"> </w:t>
+      </w:r>
+      <w:r>
+        <w:t xml:space="preserve">“Cobros y Pagos”</w:t>
       </w:r>
       <w:r>
         <w:t xml:space="preserve">.</w:t>
@@ -8604,33 +8511,123 @@
         </w:numPr>
       </w:pPr>
       <w:r>
-        <w:t xml:space="preserve">La tabla muestra, por pieza: costo de material, costo de tiempo, overhead, costo total, precio de venta promedio y</w:t>
-      </w:r>
-      <w:r>
-        <w:t xml:space="preserve"> </w:t>
-      </w:r>
-      <w:r>
-        <w:rPr>
-          <w:b/>
-          <w:bCs/>
-        </w:rPr>
-        <w:t xml:space="preserve">margen</w:t>
-      </w:r>
-      <w:r>
-        <w:t xml:space="preserve"> </w:t>
-      </w:r>
-      <w:r>
-        <w:t xml:space="preserve">(USD y %).</w:t>
-      </w:r>
-    </w:p>
-    <w:bookmarkEnd w:id="36"/>
-    <w:bookmarkStart w:id="37" w:name="trazabilidad"/>
-    <w:p>
-      <w:pPr>
-        <w:pStyle w:val="Heading3"/>
-      </w:pPr>
-      <w:r>
-        <w:t xml:space="preserve">9.2 Trazabilidad</w:t>
+        <w:rPr>
+          <w:b/>
+          <w:bCs/>
+        </w:rPr>
+        <w:t xml:space="preserve">Saldo</w:t>
+      </w:r>
+      <w:r>
+        <w:t xml:space="preserve"> </w:t>
+      </w:r>
+      <w:r>
+        <w:t xml:space="preserve">y</w:t>
+      </w:r>
+      <w:r>
+        <w:t xml:space="preserve"> </w:t>
+      </w:r>
+      <w:r>
+        <w:rPr>
+          <w:b/>
+          <w:bCs/>
+        </w:rPr>
+        <w:t xml:space="preserve">aging</w:t>
+      </w:r>
+      <w:r>
+        <w:t xml:space="preserve"> </w:t>
+      </w:r>
+      <w:r>
+        <w:t xml:space="preserve">(antigüedad): columnas</w:t>
+      </w:r>
+      <w:r>
+        <w:t xml:space="preserve"> </w:t>
+      </w:r>
+      <w:r>
+        <w:rPr>
+          <w:b/>
+          <w:bCs/>
+        </w:rPr>
+        <w:t xml:space="preserve">Al día</w:t>
+      </w:r>
+      <w:r>
+        <w:t xml:space="preserve">,</w:t>
+      </w:r>
+      <w:r>
+        <w:t xml:space="preserve"> </w:t>
+      </w:r>
+      <w:r>
+        <w:rPr>
+          <w:b/>
+          <w:bCs/>
+        </w:rPr>
+        <w:t xml:space="preserve">1-30</w:t>
+      </w:r>
+      <w:r>
+        <w:t xml:space="preserve">,</w:t>
+      </w:r>
+      <w:r>
+        <w:t xml:space="preserve"> </w:t>
+      </w:r>
+      <w:r>
+        <w:rPr>
+          <w:b/>
+          <w:bCs/>
+        </w:rPr>
+        <w:t xml:space="preserve">31-60</w:t>
+      </w:r>
+      <w:r>
+        <w:t xml:space="preserve">,</w:t>
+      </w:r>
+      <w:r>
+        <w:t xml:space="preserve"> </w:t>
+      </w:r>
+      <w:r>
+        <w:rPr>
+          <w:b/>
+          <w:bCs/>
+        </w:rPr>
+        <w:t xml:space="preserve">61-90</w:t>
+      </w:r>
+      <w:r>
+        <w:t xml:space="preserve">,</w:t>
+      </w:r>
+      <w:r>
+        <w:t xml:space="preserve"> </w:t>
+      </w:r>
+      <w:r>
+        <w:rPr>
+          <w:b/>
+          <w:bCs/>
+        </w:rPr>
+        <w:t xml:space="preserve">+90 días</w:t>
+      </w:r>
+      <w:r>
+        <w:t xml:space="preserve">.</w:t>
+      </w:r>
+    </w:p>
+    <w:p>
+      <w:pPr>
+        <w:pStyle w:val="Compact"/>
+        <w:numPr>
+          <w:ilvl w:val="0"/>
+          <w:numId w:val="1010"/>
+        </w:numPr>
+      </w:pPr>
+      <w:r>
+        <w:t xml:space="preserve">La imputación es</w:t>
+      </w:r>
+      <w:r>
+        <w:t xml:space="preserve"> </w:t>
+      </w:r>
+      <w:r>
+        <w:rPr>
+          <w:b/>
+          <w:bCs/>
+        </w:rPr>
+        <w:t xml:space="preserve">FIFO</w:t>
+      </w:r>
+      <w:r>
+        <w:t xml:space="preserve">: los cobros se aplican primero a las facturas más viejas.</w:t>
       </w:r>
     </w:p>
     <w:p>
@@ -8638,115 +8635,20 @@
         <w:pStyle w:val="FirstParagraph"/>
       </w:pPr>
       <w:r>
-        <w:t xml:space="preserve">Dos buscadores:</w:t>
-      </w:r>
-      <w:r>
-        <w:t xml:space="preserve"> </w:t>
-      </w:r>
-      <w:r>
-        <w:t xml:space="preserve">-</w:t>
-      </w:r>
-      <w:r>
-        <w:t xml:space="preserve"> </w:t>
-      </w:r>
-      <w:r>
-        <w:rPr>
-          <w:b/>
-          <w:bCs/>
-        </w:rPr>
-        <w:t xml:space="preserve">Por pieza / lote PT:</w:t>
-      </w:r>
-      <w:r>
-        <w:t xml:space="preserve"> </w:t>
-      </w:r>
-      <w:r>
-        <w:t xml:space="preserve">te muestra el origen (PT ← OP ← barra ← colada ← certificado).</w:t>
-      </w:r>
-      <w:r>
-        <w:t xml:space="preserve"> </w:t>
-      </w:r>
-      <w:r>
-        <w:t xml:space="preserve">-</w:t>
-      </w:r>
-      <w:r>
-        <w:t xml:space="preserve"> </w:t>
-      </w:r>
-      <w:r>
-        <w:rPr>
-          <w:b/>
-          <w:bCs/>
-        </w:rPr>
-        <w:t xml:space="preserve">Por certificado / OC:</w:t>
-      </w:r>
-      <w:r>
-        <w:t xml:space="preserve"> </w:t>
-      </w:r>
-      <w:r>
-        <w:t xml:space="preserve">te muestra hacia adelante (certificado → barra → OP → PT → venta).</w:t>
-      </w:r>
-    </w:p>
-    <w:p>
-      <w:pPr>
-        <w:pStyle w:val="BodyText"/>
-      </w:pPr>
-      <w:r>
-        <w:t xml:space="preserve">Sirve para reclamos de calidad y auditorías: con un número rastreás toda la cadena. La</w:t>
-      </w:r>
-      <w:r>
-        <w:t xml:space="preserve"> </w:t>
-      </w:r>
-      <w:r>
-        <w:rPr>
-          <w:b/>
-          <w:bCs/>
-        </w:rPr>
-        <w:t xml:space="preserve">colada</w:t>
-      </w:r>
-      <w:r>
-        <w:t xml:space="preserve"> </w:t>
-      </w:r>
-      <w:r>
-        <w:t xml:space="preserve">aparece en las columnas de Materia prima y Productos terminados, así que un reclamo por colada se resuelve buscando el certificado que la ampara.</w:t>
-      </w:r>
-    </w:p>
-    <w:p>
-      <w:pPr>
-        <w:pStyle w:val="BlockText"/>
-      </w:pPr>
-      <w:r>
-        <w:t xml:space="preserve">⚠️</w:t>
-      </w:r>
-      <w:r>
-        <w:t xml:space="preserve"> </w:t>
-      </w:r>
-      <w:r>
-        <w:rPr>
-          <w:b/>
-          <w:bCs/>
-        </w:rPr>
-        <w:t xml:space="preserve">Dato histórico:</w:t>
-      </w:r>
-      <w:r>
-        <w:t xml:space="preserve"> </w:t>
-      </w:r>
-      <w:r>
-        <w:t xml:space="preserve">el material cargado</w:t>
-      </w:r>
-      <w:r>
-        <w:t xml:space="preserve"> </w:t>
-      </w:r>
-      <w:r>
-        <w:rPr>
-          <w:b/>
-          <w:bCs/>
-        </w:rPr>
-        <w:t xml:space="preserve">antes de julio 2026</w:t>
-      </w:r>
-      <w:r>
-        <w:t xml:space="preserve"> </w:t>
-      </w:r>
-      <w:r>
-        <w:t xml:space="preserve">puede tener el número de OC en el campo colada (era la etiqueta vieja de la pantalla). La trazabilidad por colada es confiable para el material cargado desde julio 2026 en adelante.</w:t>
+        <w:t xml:space="preserve">Tocá un cliente para ver el detalle por factura. Exportás con</w:t>
+      </w:r>
+      <w:r>
+        <w:t xml:space="preserve"> </w:t>
+      </w:r>
+      <w:r>
+        <w:rPr>
+          <w:b/>
+          <w:bCs/>
+        </w:rPr>
+        <w:t xml:space="preserve">Excel</w:t>
+      </w:r>
+      <w:r>
+        <w:t xml:space="preserve">.</w:t>
       </w:r>
     </w:p>
     <w:p>
@@ -8756,9 +8658,280 @@
         </w:pict>
       </w:r>
     </w:p>
+    <w:bookmarkEnd w:id="35"/>
+    <w:bookmarkEnd w:id="36"/>
+    <w:bookmarkStart w:id="39" w:name="análisis-costos-y-trazabilidad"/>
+    <w:p>
+      <w:pPr>
+        <w:pStyle w:val="Heading2"/>
+      </w:pPr>
+      <w:r>
+        <w:t xml:space="preserve">9. Análisis (costos y trazabilidad)</w:t>
+      </w:r>
+    </w:p>
+    <w:bookmarkStart w:id="37" w:name="costos-y-rentabilidad"/>
+    <w:p>
+      <w:pPr>
+        <w:pStyle w:val="Heading3"/>
+      </w:pPr>
+      <w:r>
+        <w:t xml:space="preserve">9.1 Costos y rentabilidad</w:t>
+      </w:r>
+    </w:p>
+    <w:p>
+      <w:pPr>
+        <w:pStyle w:val="FirstParagraph"/>
+      </w:pPr>
+      <w:r>
+        <w:t xml:space="preserve">Calcula el costo real de cada pieza y su margen.</w:t>
+      </w:r>
+    </w:p>
+    <w:p>
+      <w:pPr>
+        <w:pStyle w:val="Compact"/>
+        <w:numPr>
+          <w:ilvl w:val="0"/>
+          <w:numId w:val="1011"/>
+        </w:numPr>
+      </w:pPr>
+      <w:r>
+        <w:t xml:space="preserve">Configurá una vez:</w:t>
+      </w:r>
+      <w:r>
+        <w:t xml:space="preserve"> </w:t>
+      </w:r>
+      <w:r>
+        <w:rPr>
+          <w:b/>
+          <w:bCs/>
+        </w:rPr>
+        <w:t xml:space="preserve">Tarifa operario (USD/h)</w:t>
+      </w:r>
+      <w:r>
+        <w:t xml:space="preserve"> </w:t>
+      </w:r>
+      <w:r>
+        <w:t xml:space="preserve">y</w:t>
+      </w:r>
+      <w:r>
+        <w:t xml:space="preserve"> </w:t>
+      </w:r>
+      <w:r>
+        <w:rPr>
+          <w:b/>
+          <w:bCs/>
+        </w:rPr>
+        <w:t xml:space="preserve">Overhead %</w:t>
+      </w:r>
+      <w:r>
+        <w:t xml:space="preserve"> </w:t>
+      </w:r>
+      <w:r>
+        <w:t xml:space="preserve">(gastos indirectos: luz, alquiler…). Tocá</w:t>
+      </w:r>
+      <w:r>
+        <w:t xml:space="preserve"> </w:t>
+      </w:r>
+      <w:r>
+        <w:rPr>
+          <w:b/>
+          <w:bCs/>
+        </w:rPr>
+        <w:t xml:space="preserve">Guardar config</w:t>
+      </w:r>
+      <w:r>
+        <w:t xml:space="preserve">.</w:t>
+      </w:r>
+    </w:p>
+    <w:p>
+      <w:pPr>
+        <w:pStyle w:val="Compact"/>
+        <w:numPr>
+          <w:ilvl w:val="0"/>
+          <w:numId w:val="1011"/>
+        </w:numPr>
+      </w:pPr>
+      <w:r>
+        <w:t xml:space="preserve">Tocá</w:t>
+      </w:r>
+      <w:r>
+        <w:t xml:space="preserve"> </w:t>
+      </w:r>
+      <w:r>
+        <w:rPr>
+          <w:b/>
+          <w:bCs/>
+        </w:rPr>
+        <w:t xml:space="preserve">↻ Recalcular</w:t>
+      </w:r>
+      <w:r>
+        <w:t xml:space="preserve">.</w:t>
+      </w:r>
+    </w:p>
+    <w:p>
+      <w:pPr>
+        <w:pStyle w:val="Compact"/>
+        <w:numPr>
+          <w:ilvl w:val="0"/>
+          <w:numId w:val="1011"/>
+        </w:numPr>
+      </w:pPr>
+      <w:r>
+        <w:t xml:space="preserve">La tabla muestra, por pieza: costo de material, costo de tiempo, overhead, costo total, precio de venta promedio y</w:t>
+      </w:r>
+      <w:r>
+        <w:t xml:space="preserve"> </w:t>
+      </w:r>
+      <w:r>
+        <w:rPr>
+          <w:b/>
+          <w:bCs/>
+        </w:rPr>
+        <w:t xml:space="preserve">margen</w:t>
+      </w:r>
+      <w:r>
+        <w:t xml:space="preserve"> </w:t>
+      </w:r>
+      <w:r>
+        <w:t xml:space="preserve">(USD y %).</w:t>
+      </w:r>
+    </w:p>
     <w:bookmarkEnd w:id="37"/>
+    <w:bookmarkStart w:id="38" w:name="trazabilidad"/>
+    <w:p>
+      <w:pPr>
+        <w:pStyle w:val="Heading3"/>
+      </w:pPr>
+      <w:r>
+        <w:t xml:space="preserve">9.2 Trazabilidad</w:t>
+      </w:r>
+    </w:p>
+    <w:p>
+      <w:pPr>
+        <w:pStyle w:val="FirstParagraph"/>
+      </w:pPr>
+      <w:r>
+        <w:t xml:space="preserve">Dos buscadores:</w:t>
+      </w:r>
+      <w:r>
+        <w:t xml:space="preserve"> </w:t>
+      </w:r>
+      <w:r>
+        <w:t xml:space="preserve">-</w:t>
+      </w:r>
+      <w:r>
+        <w:t xml:space="preserve"> </w:t>
+      </w:r>
+      <w:r>
+        <w:rPr>
+          <w:b/>
+          <w:bCs/>
+        </w:rPr>
+        <w:t xml:space="preserve">Por pieza / lote PT:</w:t>
+      </w:r>
+      <w:r>
+        <w:t xml:space="preserve"> </w:t>
+      </w:r>
+      <w:r>
+        <w:t xml:space="preserve">te muestra el origen (PT ← OP ← barra ← colada ← certificado).</w:t>
+      </w:r>
+      <w:r>
+        <w:t xml:space="preserve"> </w:t>
+      </w:r>
+      <w:r>
+        <w:t xml:space="preserve">-</w:t>
+      </w:r>
+      <w:r>
+        <w:t xml:space="preserve"> </w:t>
+      </w:r>
+      <w:r>
+        <w:rPr>
+          <w:b/>
+          <w:bCs/>
+        </w:rPr>
+        <w:t xml:space="preserve">Por certificado / OC:</w:t>
+      </w:r>
+      <w:r>
+        <w:t xml:space="preserve"> </w:t>
+      </w:r>
+      <w:r>
+        <w:t xml:space="preserve">te muestra hacia adelante (certificado → barra → OP → PT → venta).</w:t>
+      </w:r>
+    </w:p>
+    <w:p>
+      <w:pPr>
+        <w:pStyle w:val="BodyText"/>
+      </w:pPr>
+      <w:r>
+        <w:t xml:space="preserve">Sirve para reclamos de calidad y auditorías: con un número rastreás toda la cadena. La</w:t>
+      </w:r>
+      <w:r>
+        <w:t xml:space="preserve"> </w:t>
+      </w:r>
+      <w:r>
+        <w:rPr>
+          <w:b/>
+          <w:bCs/>
+        </w:rPr>
+        <w:t xml:space="preserve">colada</w:t>
+      </w:r>
+      <w:r>
+        <w:t xml:space="preserve"> </w:t>
+      </w:r>
+      <w:r>
+        <w:t xml:space="preserve">aparece en las columnas de Materia prima y Productos terminados, así que un reclamo por colada se resuelve buscando el certificado que la ampara.</w:t>
+      </w:r>
+    </w:p>
+    <w:p>
+      <w:pPr>
+        <w:pStyle w:val="BlockText"/>
+      </w:pPr>
+      <w:r>
+        <w:t xml:space="preserve">⚠️</w:t>
+      </w:r>
+      <w:r>
+        <w:t xml:space="preserve"> </w:t>
+      </w:r>
+      <w:r>
+        <w:rPr>
+          <w:b/>
+          <w:bCs/>
+        </w:rPr>
+        <w:t xml:space="preserve">Dato histórico:</w:t>
+      </w:r>
+      <w:r>
+        <w:t xml:space="preserve"> </w:t>
+      </w:r>
+      <w:r>
+        <w:t xml:space="preserve">el material cargado</w:t>
+      </w:r>
+      <w:r>
+        <w:t xml:space="preserve"> </w:t>
+      </w:r>
+      <w:r>
+        <w:rPr>
+          <w:b/>
+          <w:bCs/>
+        </w:rPr>
+        <w:t xml:space="preserve">antes de julio 2026</w:t>
+      </w:r>
+      <w:r>
+        <w:t xml:space="preserve"> </w:t>
+      </w:r>
+      <w:r>
+        <w:t xml:space="preserve">puede tener el número de OC en el campo colada (era la etiqueta vieja de la pantalla). La trazabilidad por colada es confiable para el material cargado desde julio 2026 en adelante.</w:t>
+      </w:r>
+    </w:p>
+    <w:p>
+      <w:r>
+        <w:pict>
+          <v:rect style="width:0;height:1.5pt" o:hralign="center" o:hrstd="t" o:hr="t"/>
+        </w:pict>
+      </w:r>
+    </w:p>
     <w:bookmarkEnd w:id="38"/>
-    <w:bookmarkStart w:id="44" w:name="calidad-ncrcapa-documentos-pqp"/>
+    <w:bookmarkEnd w:id="39"/>
+    <w:bookmarkStart w:id="45" w:name="calidad-ncrcapa-documentos-pqp"/>
     <w:p>
       <w:pPr>
         <w:pStyle w:val="Heading2"/>
@@ -8882,7 +9055,7 @@
         <w:t xml:space="preserve">.</w:t>
       </w:r>
     </w:p>
-    <w:bookmarkStart w:id="39" w:name="no-conformidades-nc"/>
+    <w:bookmarkStart w:id="40" w:name="no-conformidades-nc"/>
     <w:p>
       <w:pPr>
         <w:pStyle w:val="Heading3"/>
@@ -9468,8 +9641,8 @@
         <w:t xml:space="preserve">pasan a alerta crítica (la meta del SGC es cerrarlas en 30 días).</w:t>
       </w:r>
     </w:p>
-    <w:bookmarkEnd w:id="39"/>
-    <w:bookmarkStart w:id="40" w:name="acciones-capa-correctivas-y-preventivas"/>
+    <w:bookmarkEnd w:id="40"/>
+    <w:bookmarkStart w:id="41" w:name="acciones-capa-correctivas-y-preventivas"/>
     <w:p>
       <w:pPr>
         <w:pStyle w:val="Heading3"/>
@@ -9820,8 +9993,8 @@
         <w:t xml:space="preserve">.</w:t>
       </w:r>
     </w:p>
-    <w:bookmarkEnd w:id="40"/>
-    <w:bookmarkStart w:id="41" w:name="documentos-controlados"/>
+    <w:bookmarkEnd w:id="41"/>
+    <w:bookmarkStart w:id="42" w:name="documentos-controlados"/>
     <w:p>
       <w:pPr>
         <w:pStyle w:val="Heading3"/>
@@ -10135,8 +10308,8 @@
         <w:t xml:space="preserve">: un paso de OP no puede apuntar a una revisión obsoleta.</w:t>
       </w:r>
     </w:p>
-    <w:bookmarkEnd w:id="41"/>
-    <w:bookmarkStart w:id="42" w:name="plantillas-pqp"/>
+    <w:bookmarkEnd w:id="42"/>
+    <w:bookmarkStart w:id="43" w:name="plantillas-pqp"/>
     <w:p>
       <w:pPr>
         <w:pStyle w:val="Heading3"/>
@@ -10384,8 +10557,8 @@
         <w:t xml:space="preserve">). Así todas las OPs del mismo producto siguen el mismo plan, siempre.</w:t>
       </w:r>
     </w:p>
-    <w:bookmarkEnd w:id="42"/>
-    <w:bookmarkStart w:id="43" w:name="retención-de-evidencia"/>
+    <w:bookmarkEnd w:id="43"/>
+    <w:bookmarkStart w:id="44" w:name="retención-de-evidencia"/>
     <w:p>
       <w:pPr>
         <w:pStyle w:val="Heading3"/>
@@ -10445,9 +10618,9 @@
         </w:pict>
       </w:r>
     </w:p>
-    <w:bookmarkEnd w:id="43"/>
     <w:bookmarkEnd w:id="44"/>
-    <w:bookmarkStart w:id="53" w:name="contabilidad"/>
+    <w:bookmarkEnd w:id="45"/>
+    <w:bookmarkStart w:id="54" w:name="contabilidad"/>
     <w:p>
       <w:pPr>
         <w:pStyle w:val="Heading2"/>
@@ -10560,7 +10733,7 @@
         <w:t xml:space="preserve">). Si no, los asientos automáticos no saben a qué cuentas ir.</w:t>
       </w:r>
     </w:p>
-    <w:bookmarkStart w:id="45" w:name="plan-de-cuentas"/>
+    <w:bookmarkStart w:id="46" w:name="plan-de-cuentas"/>
     <w:p>
       <w:pPr>
         <w:pStyle w:val="Heading3"/>
@@ -10575,527 +10748,6 @@
       </w:pPr>
       <w:r>
         <w:t xml:space="preserve">La estructura jerárquica de cuentas (partida doble).</w:t>
-      </w:r>
-    </w:p>
-    <w:p>
-      <w:pPr>
-        <w:pStyle w:val="Compact"/>
-        <w:numPr>
-          <w:ilvl w:val="0"/>
-          <w:numId w:val="1011"/>
-        </w:numPr>
-      </w:pPr>
-      <w:r>
-        <w:rPr>
-          <w:b/>
-          <w:bCs/>
-        </w:rPr>
-        <w:t xml:space="preserve">Expandir / Colapsar</w:t>
-      </w:r>
-      <w:r>
-        <w:t xml:space="preserve"> </w:t>
-      </w:r>
-      <w:r>
-        <w:t xml:space="preserve">los grupos.</w:t>
-      </w:r>
-    </w:p>
-    <w:p>
-      <w:pPr>
-        <w:pStyle w:val="Compact"/>
-        <w:numPr>
-          <w:ilvl w:val="0"/>
-          <w:numId w:val="1011"/>
-        </w:numPr>
-      </w:pPr>
-      <w:r>
-        <w:rPr>
-          <w:b/>
-          <w:bCs/>
-        </w:rPr>
-        <w:t xml:space="preserve">+ Nueva cuenta:</w:t>
-      </w:r>
-      <w:r>
-        <w:t xml:space="preserve"> </w:t>
-      </w:r>
-      <w:r>
-        <w:rPr>
-          <w:b/>
-          <w:bCs/>
-        </w:rPr>
-        <w:t xml:space="preserve">Código</w:t>
-      </w:r>
-      <w:r>
-        <w:t xml:space="preserve"> </w:t>
-      </w:r>
-      <w:r>
-        <w:rPr>
-          <w:i/>
-          <w:iCs/>
-        </w:rPr>
-        <w:t xml:space="preserve">,</w:t>
-      </w:r>
-      <w:r>
-        <w:rPr>
-          <w:i/>
-          <w:iCs/>
-        </w:rPr>
-        <w:t xml:space="preserve"> </w:t>
-      </w:r>
-      <w:r>
-        <w:rPr>
-          <w:b/>
-          <w:bCs/>
-          <w:i/>
-          <w:iCs/>
-        </w:rPr>
-        <w:t xml:space="preserve">Nombre</w:t>
-      </w:r>
-      <w:r>
-        <w:rPr>
-          <w:i/>
-          <w:iCs/>
-        </w:rPr>
-        <w:t xml:space="preserve"> </w:t>
-      </w:r>
-      <w:r>
-        <w:t xml:space="preserve">,</w:t>
-      </w:r>
-      <w:r>
-        <w:t xml:space="preserve"> </w:t>
-      </w:r>
-      <w:r>
-        <w:rPr>
-          <w:b/>
-          <w:bCs/>
-        </w:rPr>
-        <w:t xml:space="preserve">Tipo</w:t>
-      </w:r>
-      <w:r>
-        <w:t xml:space="preserve"> </w:t>
-      </w:r>
-      <w:r>
-        <w:t xml:space="preserve">(Activo / Pasivo / Patrimonio Neto / Ingreso / Gasto / Resultado),</w:t>
-      </w:r>
-      <w:r>
-        <w:t xml:space="preserve"> </w:t>
-      </w:r>
-      <w:r>
-        <w:rPr>
-          <w:b/>
-          <w:bCs/>
-        </w:rPr>
-        <w:t xml:space="preserve">Cuenta padre</w:t>
-      </w:r>
-      <w:r>
-        <w:t xml:space="preserve">,</w:t>
-      </w:r>
-      <w:r>
-        <w:t xml:space="preserve"> </w:t>
-      </w:r>
-      <w:r>
-        <w:rPr>
-          <w:b/>
-          <w:bCs/>
-        </w:rPr>
-        <w:t xml:space="preserve">Imputable</w:t>
-      </w:r>
-      <w:r>
-        <w:t xml:space="preserve"> </w:t>
-      </w:r>
-      <w:r>
-        <w:t xml:space="preserve">(si se pueden cargar asientos ahí),</w:t>
-      </w:r>
-      <w:r>
-        <w:t xml:space="preserve"> </w:t>
-      </w:r>
-      <w:r>
-        <w:rPr>
-          <w:b/>
-          <w:bCs/>
-        </w:rPr>
-        <w:t xml:space="preserve">Activa</w:t>
-      </w:r>
-      <w:r>
-        <w:t xml:space="preserve">,</w:t>
-      </w:r>
-      <w:r>
-        <w:t xml:space="preserve"> </w:t>
-      </w:r>
-      <w:r>
-        <w:rPr>
-          <w:b/>
-          <w:bCs/>
-        </w:rPr>
-        <w:t xml:space="preserve">Ajustable</w:t>
-      </w:r>
-      <w:r>
-        <w:t xml:space="preserve"> </w:t>
-      </w:r>
-      <w:r>
-        <w:t xml:space="preserve">(para ajuste por inflación).</w:t>
-      </w:r>
-    </w:p>
-    <w:p>
-      <w:pPr>
-        <w:pStyle w:val="Compact"/>
-        <w:numPr>
-          <w:ilvl w:val="0"/>
-          <w:numId w:val="1011"/>
-        </w:numPr>
-      </w:pPr>
-      <w:r>
-        <w:t xml:space="preserve">Filtrá por tipo, activa o ajustable.</w:t>
-      </w:r>
-    </w:p>
-    <w:bookmarkEnd w:id="45"/>
-    <w:bookmarkStart w:id="46" w:name="asientos-contables"/>
-    <w:p>
-      <w:pPr>
-        <w:pStyle w:val="Heading3"/>
-      </w:pPr>
-      <w:r>
-        <w:t xml:space="preserve">11.2 Asientos contables</w:t>
-      </w:r>
-    </w:p>
-    <w:p>
-      <w:pPr>
-        <w:pStyle w:val="FirstParagraph"/>
-      </w:pPr>
-      <w:r>
-        <w:t xml:space="preserve">Lista de todos los asientos (debe = haber).</w:t>
-      </w:r>
-    </w:p>
-    <w:p>
-      <w:pPr>
-        <w:pStyle w:val="BodyText"/>
-      </w:pPr>
-      <w:r>
-        <w:rPr>
-          <w:b/>
-          <w:bCs/>
-        </w:rPr>
-        <w:t xml:space="preserve">Para cargar un asiento manual:</w:t>
-      </w:r>
-      <w:r>
-        <w:t xml:space="preserve"> </w:t>
-      </w:r>
-      <w:r>
-        <w:t xml:space="preserve">1.</w:t>
-      </w:r>
-      <w:r>
-        <w:t xml:space="preserve"> </w:t>
-      </w:r>
-      <w:r>
-        <w:rPr>
-          <w:b/>
-          <w:bCs/>
-        </w:rPr>
-        <w:t xml:space="preserve">+ Nuevo asiento</w:t>
-      </w:r>
-      <w:r>
-        <w:t xml:space="preserve">.</w:t>
-      </w:r>
-      <w:r>
-        <w:t xml:space="preserve"> </w:t>
-      </w:r>
-      <w:r>
-        <w:t xml:space="preserve">2.</w:t>
-      </w:r>
-      <w:r>
-        <w:t xml:space="preserve"> </w:t>
-      </w:r>
-      <w:r>
-        <w:rPr>
-          <w:b/>
-          <w:bCs/>
-        </w:rPr>
-        <w:t xml:space="preserve">Fecha</w:t>
-      </w:r>
-      <w:r>
-        <w:t xml:space="preserve"> </w:t>
-      </w:r>
-      <w:r>
-        <w:rPr>
-          <w:i/>
-          <w:iCs/>
-        </w:rPr>
-        <w:t xml:space="preserve">,</w:t>
-      </w:r>
-      <w:r>
-        <w:rPr>
-          <w:i/>
-          <w:iCs/>
-        </w:rPr>
-        <w:t xml:space="preserve"> </w:t>
-      </w:r>
-      <w:r>
-        <w:rPr>
-          <w:b/>
-          <w:bCs/>
-          <w:i/>
-          <w:iCs/>
-        </w:rPr>
-        <w:t xml:space="preserve">Descripción</w:t>
-      </w:r>
-      <w:r>
-        <w:rPr>
-          <w:i/>
-          <w:iCs/>
-        </w:rPr>
-        <w:t xml:space="preserve"> </w:t>
-      </w:r>
-      <w:r>
-        <w:t xml:space="preserve">,</w:t>
-      </w:r>
-      <w:r>
-        <w:t xml:space="preserve"> </w:t>
-      </w:r>
-      <w:r>
-        <w:rPr>
-          <w:b/>
-          <w:bCs/>
-        </w:rPr>
-        <w:t xml:space="preserve">Comprobante</w:t>
-      </w:r>
-      <w:r>
-        <w:t xml:space="preserve">,</w:t>
-      </w:r>
-      <w:r>
-        <w:t xml:space="preserve"> </w:t>
-      </w:r>
-      <w:r>
-        <w:rPr>
-          <w:b/>
-          <w:bCs/>
-        </w:rPr>
-        <w:t xml:space="preserve">Tipo</w:t>
-      </w:r>
-      <w:r>
-        <w:t xml:space="preserve"> </w:t>
-      </w:r>
-      <w:r>
-        <w:t xml:space="preserve">(manual / factura / cobro / pago / cierre / ajuste…),</w:t>
-      </w:r>
-      <w:r>
-        <w:t xml:space="preserve"> </w:t>
-      </w:r>
-      <w:r>
-        <w:rPr>
-          <w:b/>
-          <w:bCs/>
-        </w:rPr>
-        <w:t xml:space="preserve">Moneda</w:t>
-      </w:r>
-      <w:r>
-        <w:t xml:space="preserve">.</w:t>
-      </w:r>
-      <w:r>
-        <w:t xml:space="preserve"> </w:t>
-      </w:r>
-      <w:r>
-        <w:t xml:space="preserve">3.</w:t>
-      </w:r>
-      <w:r>
-        <w:t xml:space="preserve"> </w:t>
-      </w:r>
-      <w:r>
-        <w:rPr>
-          <w:b/>
-          <w:bCs/>
-        </w:rPr>
-        <w:t xml:space="preserve">Líneas:</w:t>
-      </w:r>
-      <w:r>
-        <w:t xml:space="preserve"> </w:t>
-      </w:r>
-      <w:r>
-        <w:t xml:space="preserve">agregá cuenta + monto en</w:t>
-      </w:r>
-      <w:r>
-        <w:t xml:space="preserve"> </w:t>
-      </w:r>
-      <w:r>
-        <w:rPr>
-          <w:b/>
-          <w:bCs/>
-        </w:rPr>
-        <w:t xml:space="preserve">Debe</w:t>
-      </w:r>
-      <w:r>
-        <w:t xml:space="preserve"> </w:t>
-      </w:r>
-      <w:r>
-        <w:t xml:space="preserve">o</w:t>
-      </w:r>
-      <w:r>
-        <w:t xml:space="preserve"> </w:t>
-      </w:r>
-      <w:r>
-        <w:rPr>
-          <w:b/>
-          <w:bCs/>
-        </w:rPr>
-        <w:t xml:space="preserve">Haber</w:t>
-      </w:r>
-      <w:r>
-        <w:t xml:space="preserve">. El</w:t>
-      </w:r>
-      <w:r>
-        <w:t xml:space="preserve"> </w:t>
-      </w:r>
-      <w:r>
-        <w:rPr>
-          <w:b/>
-          <w:bCs/>
-        </w:rPr>
-        <w:t xml:space="preserve">total Debe</w:t>
-      </w:r>
-      <w:r>
-        <w:t xml:space="preserve"> </w:t>
-      </w:r>
-      <w:r>
-        <w:t xml:space="preserve">tiene que ser</w:t>
-      </w:r>
-      <w:r>
-        <w:t xml:space="preserve"> </w:t>
-      </w:r>
-      <w:r>
-        <w:rPr>
-          <w:b/>
-          <w:bCs/>
-        </w:rPr>
-        <w:t xml:space="preserve">igual al total Haber</w:t>
-      </w:r>
-      <w:r>
-        <w:t xml:space="preserve"> </w:t>
-      </w:r>
-      <w:r>
-        <w:t xml:space="preserve">(si no, no deja guardar).</w:t>
-      </w:r>
-      <w:r>
-        <w:t xml:space="preserve"> </w:t>
-      </w:r>
-      <w:r>
-        <w:t xml:space="preserve">4. Guardá.</w:t>
-      </w:r>
-    </w:p>
-    <w:p>
-      <w:pPr>
-        <w:pStyle w:val="BodyText"/>
-      </w:pPr>
-      <w:r>
-        <w:rPr>
-          <w:b/>
-          <w:bCs/>
-        </w:rPr>
-        <w:t xml:space="preserve">Estados:</w:t>
-      </w:r>
-      <w:r>
-        <w:t xml:space="preserve"> </w:t>
-      </w:r>
-      <w:r>
-        <w:rPr>
-          <w:rStyle w:val="VerbatimChar"/>
-        </w:rPr>
-        <w:t xml:space="preserve">borrador → confirmado → (anulado)</w:t>
-      </w:r>
-      <w:r>
-        <w:t xml:space="preserve">.</w:t>
-      </w:r>
-      <w:r>
-        <w:t xml:space="preserve"> </w:t>
-      </w:r>
-      <w:r>
-        <w:t xml:space="preserve">-</w:t>
-      </w:r>
-      <w:r>
-        <w:t xml:space="preserve"> </w:t>
-      </w:r>
-      <w:r>
-        <w:rPr>
-          <w:b/>
-          <w:bCs/>
-        </w:rPr>
-        <w:t xml:space="preserve">Editar / Eliminar:</w:t>
-      </w:r>
-      <w:r>
-        <w:t xml:space="preserve"> </w:t>
-      </w:r>
-      <w:r>
-        <w:t xml:space="preserve">solo si está en</w:t>
-      </w:r>
-      <w:r>
-        <w:t xml:space="preserve"> </w:t>
-      </w:r>
-      <w:r>
-        <w:rPr>
-          <w:rStyle w:val="VerbatimChar"/>
-        </w:rPr>
-        <w:t xml:space="preserve">borrador</w:t>
-      </w:r>
-      <w:r>
-        <w:t xml:space="preserve">.</w:t>
-      </w:r>
-      <w:r>
-        <w:t xml:space="preserve"> </w:t>
-      </w:r>
-      <w:r>
-        <w:t xml:space="preserve">-</w:t>
-      </w:r>
-      <w:r>
-        <w:t xml:space="preserve"> </w:t>
-      </w:r>
-      <w:r>
-        <w:rPr>
-          <w:b/>
-          <w:bCs/>
-        </w:rPr>
-        <w:t xml:space="preserve">Anular:</w:t>
-      </w:r>
-      <w:r>
-        <w:t xml:space="preserve"> </w:t>
-      </w:r>
-      <w:r>
-        <w:t xml:space="preserve">genera un asiento inverso (no se borra, se contra-asienta).</w:t>
-      </w:r>
-    </w:p>
-    <w:p>
-      <w:pPr>
-        <w:pStyle w:val="BlockText"/>
-      </w:pPr>
-      <w:r>
-        <w:t xml:space="preserve">La numeración la pone la base de datos: es correlativa y no se repite.</w:t>
-      </w:r>
-    </w:p>
-    <w:bookmarkEnd w:id="46"/>
-    <w:bookmarkStart w:id="47" w:name="cobros-y-pagos"/>
-    <w:p>
-      <w:pPr>
-        <w:pStyle w:val="Heading3"/>
-      </w:pPr>
-      <w:r>
-        <w:t xml:space="preserve">11.3 Cobros y pagos</w:t>
-      </w:r>
-    </w:p>
-    <w:p>
-      <w:pPr>
-        <w:pStyle w:val="FirstParagraph"/>
-      </w:pPr>
-      <w:r>
-        <w:t xml:space="preserve">El lugar para registrar</w:t>
-      </w:r>
-      <w:r>
-        <w:t xml:space="preserve"> </w:t>
-      </w:r>
-      <w:r>
-        <w:rPr>
-          <w:b/>
-          <w:bCs/>
-        </w:rPr>
-        <w:t xml:space="preserve">plata que entra o sale</w:t>
-      </w:r>
-      <w:r>
-        <w:t xml:space="preserve">.</w:t>
       </w:r>
     </w:p>
     <w:p>
@@ -11107,36 +10759,17 @@
         </w:numPr>
       </w:pPr>
       <w:r>
-        <w:t xml:space="preserve">Elegí la pestaña:</w:t>
-      </w:r>
-      <w:r>
-        <w:t xml:space="preserve"> </w:t>
-      </w:r>
-      <w:r>
-        <w:rPr>
-          <w:b/>
-          <w:bCs/>
-        </w:rPr>
-        <w:t xml:space="preserve">Cobro de cliente</w:t>
-      </w:r>
-      <w:r>
-        <w:t xml:space="preserve"> </w:t>
-      </w:r>
-      <w:r>
-        <w:t xml:space="preserve">o</w:t>
-      </w:r>
-      <w:r>
-        <w:t xml:space="preserve"> </w:t>
-      </w:r>
-      <w:r>
-        <w:rPr>
-          <w:b/>
-          <w:bCs/>
-        </w:rPr>
-        <w:t xml:space="preserve">Pago a proveedor</w:t>
-      </w:r>
-      <w:r>
-        <w:t xml:space="preserve">.</w:t>
+        <w:rPr>
+          <w:b/>
+          <w:bCs/>
+        </w:rPr>
+        <w:t xml:space="preserve">Expandir / Colapsar</w:t>
+      </w:r>
+      <w:r>
+        <w:t xml:space="preserve"> </w:t>
+      </w:r>
+      <w:r>
+        <w:t xml:space="preserve">los grupos.</w:t>
       </w:r>
     </w:p>
     <w:p>
@@ -11148,46 +10781,54 @@
         </w:numPr>
       </w:pPr>
       <w:r>
-        <w:t xml:space="preserve">Completá</w:t>
-      </w:r>
-      <w:r>
-        <w:t xml:space="preserve"> </w:t>
-      </w:r>
-      <w:r>
-        <w:rPr>
-          <w:b/>
-          <w:bCs/>
-        </w:rPr>
-        <w:t xml:space="preserve">Fecha</w:t>
-      </w:r>
-      <w:r>
+        <w:rPr>
+          <w:b/>
+          <w:bCs/>
+        </w:rPr>
+        <w:t xml:space="preserve">+ Nueva cuenta:</w:t>
+      </w:r>
+      <w:r>
+        <w:t xml:space="preserve"> </w:t>
+      </w:r>
+      <w:r>
+        <w:rPr>
+          <w:b/>
+          <w:bCs/>
+        </w:rPr>
+        <w:t xml:space="preserve">Código</w:t>
+      </w:r>
+      <w:r>
+        <w:t xml:space="preserve"> </w:t>
+      </w:r>
+      <w:r>
+        <w:rPr>
+          <w:i/>
+          <w:iCs/>
+        </w:rPr>
         <w:t xml:space="preserve">,</w:t>
       </w:r>
       <w:r>
-        <w:t xml:space="preserve"> </w:t>
-      </w:r>
-      <w:r>
-        <w:rPr>
-          <w:b/>
-          <w:bCs/>
-        </w:rPr>
-        <w:t xml:space="preserve">Tercero</w:t>
-      </w:r>
-      <w:r>
-        <w:t xml:space="preserve"> </w:t>
-      </w:r>
-      <w:r>
-        <w:t xml:space="preserve">(cliente/proveedor),</w:t>
-      </w:r>
-      <w:r>
-        <w:t xml:space="preserve"> </w:t>
-      </w:r>
-      <w:r>
-        <w:rPr>
-          <w:b/>
-          <w:bCs/>
-        </w:rPr>
-        <w:t xml:space="preserve">Monto</w:t>
+        <w:rPr>
+          <w:i/>
+          <w:iCs/>
+        </w:rPr>
+        <w:t xml:space="preserve"> </w:t>
+      </w:r>
+      <w:r>
+        <w:rPr>
+          <w:b/>
+          <w:bCs/>
+          <w:i/>
+          <w:iCs/>
+        </w:rPr>
+        <w:t xml:space="preserve">Nombre</w:t>
+      </w:r>
+      <w:r>
+        <w:rPr>
+          <w:i/>
+          <w:iCs/>
+        </w:rPr>
+        <w:t xml:space="preserve"> </w:t>
       </w:r>
       <w:r>
         <w:t xml:space="preserve">,</w:t>
@@ -11200,55 +10841,23 @@
           <w:b/>
           <w:bCs/>
         </w:rPr>
-        <w:t xml:space="preserve">Moneda</w:t>
-      </w:r>
-      <w:r>
-        <w:t xml:space="preserve"> </w:t>
-      </w:r>
-      <w:r>
-        <w:t xml:space="preserve">(y</w:t>
-      </w:r>
-      <w:r>
-        <w:t xml:space="preserve"> </w:t>
-      </w:r>
-      <w:r>
-        <w:rPr>
-          <w:b/>
-          <w:bCs/>
-        </w:rPr>
-        <w:t xml:space="preserve">TC</w:t>
-      </w:r>
-      <w:r>
-        <w:t xml:space="preserve"> </w:t>
-      </w:r>
-      <w:r>
-        <w:t xml:space="preserve">si es en pesos),</w:t>
-      </w:r>
-      <w:r>
-        <w:t xml:space="preserve"> </w:t>
-      </w:r>
-      <w:r>
-        <w:rPr>
-          <w:b/>
-          <w:bCs/>
-        </w:rPr>
-        <w:t xml:space="preserve">Método</w:t>
-      </w:r>
-      <w:r>
-        <w:t xml:space="preserve"> </w:t>
-      </w:r>
-      <w:r>
-        <w:t xml:space="preserve">(caja / banco),</w:t>
-      </w:r>
-      <w:r>
-        <w:t xml:space="preserve"> </w:t>
-      </w:r>
-      <w:r>
-        <w:rPr>
-          <w:b/>
-          <w:bCs/>
-        </w:rPr>
-        <w:t xml:space="preserve">Comprobante / recibo</w:t>
+        <w:t xml:space="preserve">Tipo</w:t>
+      </w:r>
+      <w:r>
+        <w:t xml:space="preserve"> </w:t>
+      </w:r>
+      <w:r>
+        <w:t xml:space="preserve">(Activo / Pasivo / Patrimonio Neto / Ingreso / Gasto / Resultado),</w:t>
+      </w:r>
+      <w:r>
+        <w:t xml:space="preserve"> </w:t>
+      </w:r>
+      <w:r>
+        <w:rPr>
+          <w:b/>
+          <w:bCs/>
+        </w:rPr>
+        <w:t xml:space="preserve">Cuenta padre</w:t>
       </w:r>
       <w:r>
         <w:t xml:space="preserve">,</w:t>
@@ -11261,10 +10870,42 @@
           <w:b/>
           <w:bCs/>
         </w:rPr>
-        <w:t xml:space="preserve">Observaciones</w:t>
-      </w:r>
-      <w:r>
-        <w:t xml:space="preserve">.</w:t>
+        <w:t xml:space="preserve">Imputable</w:t>
+      </w:r>
+      <w:r>
+        <w:t xml:space="preserve"> </w:t>
+      </w:r>
+      <w:r>
+        <w:t xml:space="preserve">(si se pueden cargar asientos ahí),</w:t>
+      </w:r>
+      <w:r>
+        <w:t xml:space="preserve"> </w:t>
+      </w:r>
+      <w:r>
+        <w:rPr>
+          <w:b/>
+          <w:bCs/>
+        </w:rPr>
+        <w:t xml:space="preserve">Activa</w:t>
+      </w:r>
+      <w:r>
+        <w:t xml:space="preserve">,</w:t>
+      </w:r>
+      <w:r>
+        <w:t xml:space="preserve"> </w:t>
+      </w:r>
+      <w:r>
+        <w:rPr>
+          <w:b/>
+          <w:bCs/>
+        </w:rPr>
+        <w:t xml:space="preserve">Ajustable</w:t>
+      </w:r>
+      <w:r>
+        <w:t xml:space="preserve"> </w:t>
+      </w:r>
+      <w:r>
+        <w:t xml:space="preserve">(para ajuste por inflación).</w:t>
       </w:r>
     </w:p>
     <w:p>
@@ -11276,6 +10917,538 @@
         </w:numPr>
       </w:pPr>
       <w:r>
+        <w:t xml:space="preserve">Filtrá por tipo, activa o ajustable.</w:t>
+      </w:r>
+    </w:p>
+    <w:bookmarkEnd w:id="46"/>
+    <w:bookmarkStart w:id="47" w:name="asientos-contables"/>
+    <w:p>
+      <w:pPr>
+        <w:pStyle w:val="Heading3"/>
+      </w:pPr>
+      <w:r>
+        <w:t xml:space="preserve">11.2 Asientos contables</w:t>
+      </w:r>
+    </w:p>
+    <w:p>
+      <w:pPr>
+        <w:pStyle w:val="FirstParagraph"/>
+      </w:pPr>
+      <w:r>
+        <w:t xml:space="preserve">Lista de todos los asientos (debe = haber).</w:t>
+      </w:r>
+    </w:p>
+    <w:p>
+      <w:pPr>
+        <w:pStyle w:val="BodyText"/>
+      </w:pPr>
+      <w:r>
+        <w:rPr>
+          <w:b/>
+          <w:bCs/>
+        </w:rPr>
+        <w:t xml:space="preserve">Para cargar un asiento manual:</w:t>
+      </w:r>
+      <w:r>
+        <w:t xml:space="preserve"> </w:t>
+      </w:r>
+      <w:r>
+        <w:t xml:space="preserve">1.</w:t>
+      </w:r>
+      <w:r>
+        <w:t xml:space="preserve"> </w:t>
+      </w:r>
+      <w:r>
+        <w:rPr>
+          <w:b/>
+          <w:bCs/>
+        </w:rPr>
+        <w:t xml:space="preserve">+ Nuevo asiento</w:t>
+      </w:r>
+      <w:r>
+        <w:t xml:space="preserve">.</w:t>
+      </w:r>
+      <w:r>
+        <w:t xml:space="preserve"> </w:t>
+      </w:r>
+      <w:r>
+        <w:t xml:space="preserve">2.</w:t>
+      </w:r>
+      <w:r>
+        <w:t xml:space="preserve"> </w:t>
+      </w:r>
+      <w:r>
+        <w:rPr>
+          <w:b/>
+          <w:bCs/>
+        </w:rPr>
+        <w:t xml:space="preserve">Fecha</w:t>
+      </w:r>
+      <w:r>
+        <w:t xml:space="preserve"> </w:t>
+      </w:r>
+      <w:r>
+        <w:rPr>
+          <w:i/>
+          <w:iCs/>
+        </w:rPr>
+        <w:t xml:space="preserve">,</w:t>
+      </w:r>
+      <w:r>
+        <w:rPr>
+          <w:i/>
+          <w:iCs/>
+        </w:rPr>
+        <w:t xml:space="preserve"> </w:t>
+      </w:r>
+      <w:r>
+        <w:rPr>
+          <w:b/>
+          <w:bCs/>
+          <w:i/>
+          <w:iCs/>
+        </w:rPr>
+        <w:t xml:space="preserve">Descripción</w:t>
+      </w:r>
+      <w:r>
+        <w:rPr>
+          <w:i/>
+          <w:iCs/>
+        </w:rPr>
+        <w:t xml:space="preserve"> </w:t>
+      </w:r>
+      <w:r>
+        <w:t xml:space="preserve">,</w:t>
+      </w:r>
+      <w:r>
+        <w:t xml:space="preserve"> </w:t>
+      </w:r>
+      <w:r>
+        <w:rPr>
+          <w:b/>
+          <w:bCs/>
+        </w:rPr>
+        <w:t xml:space="preserve">Comprobante</w:t>
+      </w:r>
+      <w:r>
+        <w:t xml:space="preserve">,</w:t>
+      </w:r>
+      <w:r>
+        <w:t xml:space="preserve"> </w:t>
+      </w:r>
+      <w:r>
+        <w:rPr>
+          <w:b/>
+          <w:bCs/>
+        </w:rPr>
+        <w:t xml:space="preserve">Tipo</w:t>
+      </w:r>
+      <w:r>
+        <w:t xml:space="preserve"> </w:t>
+      </w:r>
+      <w:r>
+        <w:t xml:space="preserve">(manual / factura / cobro / pago / cierre / ajuste…),</w:t>
+      </w:r>
+      <w:r>
+        <w:t xml:space="preserve"> </w:t>
+      </w:r>
+      <w:r>
+        <w:rPr>
+          <w:b/>
+          <w:bCs/>
+        </w:rPr>
+        <w:t xml:space="preserve">Moneda</w:t>
+      </w:r>
+      <w:r>
+        <w:t xml:space="preserve">.</w:t>
+      </w:r>
+      <w:r>
+        <w:t xml:space="preserve"> </w:t>
+      </w:r>
+      <w:r>
+        <w:t xml:space="preserve">3.</w:t>
+      </w:r>
+      <w:r>
+        <w:t xml:space="preserve"> </w:t>
+      </w:r>
+      <w:r>
+        <w:rPr>
+          <w:b/>
+          <w:bCs/>
+        </w:rPr>
+        <w:t xml:space="preserve">Líneas:</w:t>
+      </w:r>
+      <w:r>
+        <w:t xml:space="preserve"> </w:t>
+      </w:r>
+      <w:r>
+        <w:t xml:space="preserve">agregá cuenta + monto en</w:t>
+      </w:r>
+      <w:r>
+        <w:t xml:space="preserve"> </w:t>
+      </w:r>
+      <w:r>
+        <w:rPr>
+          <w:b/>
+          <w:bCs/>
+        </w:rPr>
+        <w:t xml:space="preserve">Debe</w:t>
+      </w:r>
+      <w:r>
+        <w:t xml:space="preserve"> </w:t>
+      </w:r>
+      <w:r>
+        <w:t xml:space="preserve">o</w:t>
+      </w:r>
+      <w:r>
+        <w:t xml:space="preserve"> </w:t>
+      </w:r>
+      <w:r>
+        <w:rPr>
+          <w:b/>
+          <w:bCs/>
+        </w:rPr>
+        <w:t xml:space="preserve">Haber</w:t>
+      </w:r>
+      <w:r>
+        <w:t xml:space="preserve">. El</w:t>
+      </w:r>
+      <w:r>
+        <w:t xml:space="preserve"> </w:t>
+      </w:r>
+      <w:r>
+        <w:rPr>
+          <w:b/>
+          <w:bCs/>
+        </w:rPr>
+        <w:t xml:space="preserve">total Debe</w:t>
+      </w:r>
+      <w:r>
+        <w:t xml:space="preserve"> </w:t>
+      </w:r>
+      <w:r>
+        <w:t xml:space="preserve">tiene que ser</w:t>
+      </w:r>
+      <w:r>
+        <w:t xml:space="preserve"> </w:t>
+      </w:r>
+      <w:r>
+        <w:rPr>
+          <w:b/>
+          <w:bCs/>
+        </w:rPr>
+        <w:t xml:space="preserve">igual al total Haber</w:t>
+      </w:r>
+      <w:r>
+        <w:t xml:space="preserve"> </w:t>
+      </w:r>
+      <w:r>
+        <w:t xml:space="preserve">(si no, no deja guardar).</w:t>
+      </w:r>
+      <w:r>
+        <w:t xml:space="preserve"> </w:t>
+      </w:r>
+      <w:r>
+        <w:t xml:space="preserve">4. Guardá.</w:t>
+      </w:r>
+    </w:p>
+    <w:p>
+      <w:pPr>
+        <w:pStyle w:val="BodyText"/>
+      </w:pPr>
+      <w:r>
+        <w:rPr>
+          <w:b/>
+          <w:bCs/>
+        </w:rPr>
+        <w:t xml:space="preserve">Estados:</w:t>
+      </w:r>
+      <w:r>
+        <w:t xml:space="preserve"> </w:t>
+      </w:r>
+      <w:r>
+        <w:rPr>
+          <w:rStyle w:val="VerbatimChar"/>
+        </w:rPr>
+        <w:t xml:space="preserve">borrador → confirmado → (anulado)</w:t>
+      </w:r>
+      <w:r>
+        <w:t xml:space="preserve">.</w:t>
+      </w:r>
+      <w:r>
+        <w:t xml:space="preserve"> </w:t>
+      </w:r>
+      <w:r>
+        <w:t xml:space="preserve">-</w:t>
+      </w:r>
+      <w:r>
+        <w:t xml:space="preserve"> </w:t>
+      </w:r>
+      <w:r>
+        <w:rPr>
+          <w:b/>
+          <w:bCs/>
+        </w:rPr>
+        <w:t xml:space="preserve">Editar / Eliminar:</w:t>
+      </w:r>
+      <w:r>
+        <w:t xml:space="preserve"> </w:t>
+      </w:r>
+      <w:r>
+        <w:t xml:space="preserve">solo si está en</w:t>
+      </w:r>
+      <w:r>
+        <w:t xml:space="preserve"> </w:t>
+      </w:r>
+      <w:r>
+        <w:rPr>
+          <w:rStyle w:val="VerbatimChar"/>
+        </w:rPr>
+        <w:t xml:space="preserve">borrador</w:t>
+      </w:r>
+      <w:r>
+        <w:t xml:space="preserve">.</w:t>
+      </w:r>
+      <w:r>
+        <w:t xml:space="preserve"> </w:t>
+      </w:r>
+      <w:r>
+        <w:t xml:space="preserve">-</w:t>
+      </w:r>
+      <w:r>
+        <w:t xml:space="preserve"> </w:t>
+      </w:r>
+      <w:r>
+        <w:rPr>
+          <w:b/>
+          <w:bCs/>
+        </w:rPr>
+        <w:t xml:space="preserve">Anular:</w:t>
+      </w:r>
+      <w:r>
+        <w:t xml:space="preserve"> </w:t>
+      </w:r>
+      <w:r>
+        <w:t xml:space="preserve">genera un asiento inverso (no se borra, se contra-asienta).</w:t>
+      </w:r>
+    </w:p>
+    <w:p>
+      <w:pPr>
+        <w:pStyle w:val="BlockText"/>
+      </w:pPr>
+      <w:r>
+        <w:t xml:space="preserve">La numeración la pone la base de datos: es correlativa y no se repite.</w:t>
+      </w:r>
+    </w:p>
+    <w:bookmarkEnd w:id="47"/>
+    <w:bookmarkStart w:id="48" w:name="cobros-y-pagos"/>
+    <w:p>
+      <w:pPr>
+        <w:pStyle w:val="Heading3"/>
+      </w:pPr>
+      <w:r>
+        <w:t xml:space="preserve">11.3 Cobros y pagos</w:t>
+      </w:r>
+    </w:p>
+    <w:p>
+      <w:pPr>
+        <w:pStyle w:val="FirstParagraph"/>
+      </w:pPr>
+      <w:r>
+        <w:t xml:space="preserve">El lugar para registrar</w:t>
+      </w:r>
+      <w:r>
+        <w:t xml:space="preserve"> </w:t>
+      </w:r>
+      <w:r>
+        <w:rPr>
+          <w:b/>
+          <w:bCs/>
+        </w:rPr>
+        <w:t xml:space="preserve">plata que entra o sale</w:t>
+      </w:r>
+      <w:r>
+        <w:t xml:space="preserve">.</w:t>
+      </w:r>
+    </w:p>
+    <w:p>
+      <w:pPr>
+        <w:pStyle w:val="Compact"/>
+        <w:numPr>
+          <w:ilvl w:val="0"/>
+          <w:numId w:val="1013"/>
+        </w:numPr>
+      </w:pPr>
+      <w:r>
+        <w:t xml:space="preserve">Elegí la pestaña:</w:t>
+      </w:r>
+      <w:r>
+        <w:t xml:space="preserve"> </w:t>
+      </w:r>
+      <w:r>
+        <w:rPr>
+          <w:b/>
+          <w:bCs/>
+        </w:rPr>
+        <w:t xml:space="preserve">Cobro de cliente</w:t>
+      </w:r>
+      <w:r>
+        <w:t xml:space="preserve"> </w:t>
+      </w:r>
+      <w:r>
+        <w:t xml:space="preserve">o</w:t>
+      </w:r>
+      <w:r>
+        <w:t xml:space="preserve"> </w:t>
+      </w:r>
+      <w:r>
+        <w:rPr>
+          <w:b/>
+          <w:bCs/>
+        </w:rPr>
+        <w:t xml:space="preserve">Pago a proveedor</w:t>
+      </w:r>
+      <w:r>
+        <w:t xml:space="preserve">.</w:t>
+      </w:r>
+    </w:p>
+    <w:p>
+      <w:pPr>
+        <w:pStyle w:val="Compact"/>
+        <w:numPr>
+          <w:ilvl w:val="0"/>
+          <w:numId w:val="1013"/>
+        </w:numPr>
+      </w:pPr>
+      <w:r>
+        <w:t xml:space="preserve">Completá</w:t>
+      </w:r>
+      <w:r>
+        <w:t xml:space="preserve"> </w:t>
+      </w:r>
+      <w:r>
+        <w:rPr>
+          <w:b/>
+          <w:bCs/>
+        </w:rPr>
+        <w:t xml:space="preserve">Fecha</w:t>
+      </w:r>
+      <w:r>
+        <w:t xml:space="preserve">,</w:t>
+      </w:r>
+      <w:r>
+        <w:t xml:space="preserve"> </w:t>
+      </w:r>
+      <w:r>
+        <w:rPr>
+          <w:b/>
+          <w:bCs/>
+        </w:rPr>
+        <w:t xml:space="preserve">Tercero</w:t>
+      </w:r>
+      <w:r>
+        <w:t xml:space="preserve"> </w:t>
+      </w:r>
+      <w:r>
+        <w:t xml:space="preserve">(cliente/proveedor),</w:t>
+      </w:r>
+      <w:r>
+        <w:t xml:space="preserve"> </w:t>
+      </w:r>
+      <w:r>
+        <w:rPr>
+          <w:b/>
+          <w:bCs/>
+        </w:rPr>
+        <w:t xml:space="preserve">Monto</w:t>
+      </w:r>
+      <w:r>
+        <w:t xml:space="preserve">,</w:t>
+      </w:r>
+      <w:r>
+        <w:t xml:space="preserve"> </w:t>
+      </w:r>
+      <w:r>
+        <w:rPr>
+          <w:b/>
+          <w:bCs/>
+        </w:rPr>
+        <w:t xml:space="preserve">Moneda</w:t>
+      </w:r>
+      <w:r>
+        <w:t xml:space="preserve"> </w:t>
+      </w:r>
+      <w:r>
+        <w:t xml:space="preserve">(y</w:t>
+      </w:r>
+      <w:r>
+        <w:t xml:space="preserve"> </w:t>
+      </w:r>
+      <w:r>
+        <w:rPr>
+          <w:b/>
+          <w:bCs/>
+        </w:rPr>
+        <w:t xml:space="preserve">TC</w:t>
+      </w:r>
+      <w:r>
+        <w:t xml:space="preserve"> </w:t>
+      </w:r>
+      <w:r>
+        <w:t xml:space="preserve">si es en pesos),</w:t>
+      </w:r>
+      <w:r>
+        <w:t xml:space="preserve"> </w:t>
+      </w:r>
+      <w:r>
+        <w:rPr>
+          <w:b/>
+          <w:bCs/>
+        </w:rPr>
+        <w:t xml:space="preserve">Método</w:t>
+      </w:r>
+      <w:r>
+        <w:t xml:space="preserve"> </w:t>
+      </w:r>
+      <w:r>
+        <w:t xml:space="preserve">(caja / banco),</w:t>
+      </w:r>
+      <w:r>
+        <w:t xml:space="preserve"> </w:t>
+      </w:r>
+      <w:r>
+        <w:rPr>
+          <w:b/>
+          <w:bCs/>
+        </w:rPr>
+        <w:t xml:space="preserve">Comprobante / recibo</w:t>
+      </w:r>
+      <w:r>
+        <w:t xml:space="preserve">,</w:t>
+      </w:r>
+      <w:r>
+        <w:t xml:space="preserve"> </w:t>
+      </w:r>
+      <w:r>
+        <w:rPr>
+          <w:b/>
+          <w:bCs/>
+        </w:rPr>
+        <w:t xml:space="preserve">Observaciones</w:t>
+      </w:r>
+      <w:r>
+        <w:t xml:space="preserve">.</w:t>
+      </w:r>
+    </w:p>
+    <w:p>
+      <w:pPr>
+        <w:pStyle w:val="Compact"/>
+        <w:numPr>
+          <w:ilvl w:val="0"/>
+          <w:numId w:val="1013"/>
+        </w:numPr>
+      </w:pPr>
+      <w:r>
         <w:rPr>
           <w:b/>
           <w:bCs/>
@@ -11323,8 +11496,8 @@
         <w:t xml:space="preserve">a las facturas más viejas.</w:t>
       </w:r>
     </w:p>
-    <w:bookmarkEnd w:id="47"/>
-    <w:bookmarkStart w:id="48" w:name="cheques"/>
+    <w:bookmarkEnd w:id="48"/>
+    <w:bookmarkStart w:id="49" w:name="cheques"/>
     <w:p>
       <w:pPr>
         <w:pStyle w:val="Heading3"/>
@@ -11353,8 +11526,8 @@
         <w:t xml:space="preserve">cuando se acerca la fecha de depósito o pago.</w:t>
       </w:r>
     </w:p>
-    <w:bookmarkEnd w:id="48"/>
-    <w:bookmarkStart w:id="49" w:name="libros-y-estados-contables"/>
+    <w:bookmarkEnd w:id="49"/>
+    <w:bookmarkStart w:id="50" w:name="libros-y-estados-contables"/>
     <w:p>
       <w:pPr>
         <w:pStyle w:val="Heading3"/>
@@ -11694,8 +11867,8 @@
         </w:tc>
       </w:tr>
     </w:tbl>
-    <w:bookmarkEnd w:id="49"/>
-    <w:bookmarkStart w:id="50" w:name="correlatividad"/>
+    <w:bookmarkEnd w:id="50"/>
+    <w:bookmarkStart w:id="51" w:name="correlatividad"/>
     <w:p>
       <w:pPr>
         <w:pStyle w:val="Heading3"/>
@@ -11741,93 +11914,14 @@
         <w:t xml:space="preserve">. Revisalo antes de cierres o auditorías.</w:t>
       </w:r>
     </w:p>
-    <w:bookmarkEnd w:id="50"/>
-    <w:bookmarkStart w:id="51" w:name="conciliación-bancaria"/>
+    <w:bookmarkEnd w:id="51"/>
+    <w:bookmarkStart w:id="52" w:name="conciliación-bancaria"/>
     <w:p>
       <w:pPr>
         <w:pStyle w:val="Heading3"/>
       </w:pPr>
       <w:r>
         <w:t xml:space="preserve">11.7 Conciliación bancaria</w:t>
-      </w:r>
-    </w:p>
-    <w:p>
-      <w:pPr>
-        <w:pStyle w:val="Compact"/>
-        <w:numPr>
-          <w:ilvl w:val="0"/>
-          <w:numId w:val="1013"/>
-        </w:numPr>
-      </w:pPr>
-      <w:r>
-        <w:t xml:space="preserve">Definí las</w:t>
-      </w:r>
-      <w:r>
-        <w:t xml:space="preserve"> </w:t>
-      </w:r>
-      <w:r>
-        <w:rPr>
-          <w:b/>
-          <w:bCs/>
-        </w:rPr>
-        <w:t xml:space="preserve">cuentas bancarias</w:t>
-      </w:r>
-      <w:r>
-        <w:t xml:space="preserve">.</w:t>
-      </w:r>
-    </w:p>
-    <w:p>
-      <w:pPr>
-        <w:pStyle w:val="Compact"/>
-        <w:numPr>
-          <w:ilvl w:val="0"/>
-          <w:numId w:val="1013"/>
-        </w:numPr>
-      </w:pPr>
-      <w:r>
-        <w:rPr>
-          <w:b/>
-          <w:bCs/>
-        </w:rPr>
-        <w:t xml:space="preserve">Importá el extracto</w:t>
-      </w:r>
-      <w:r>
-        <w:t xml:space="preserve"> </w:t>
-      </w:r>
-      <w:r>
-        <w:t xml:space="preserve">del banco (CSV/XLS).</w:t>
-      </w:r>
-    </w:p>
-    <w:p>
-      <w:pPr>
-        <w:pStyle w:val="Compact"/>
-        <w:numPr>
-          <w:ilvl w:val="0"/>
-          <w:numId w:val="1013"/>
-        </w:numPr>
-      </w:pPr>
-      <w:r>
-        <w:rPr>
-          <w:b/>
-          <w:bCs/>
-        </w:rPr>
-        <w:t xml:space="preserve">Conciliá:</w:t>
-      </w:r>
-      <w:r>
-        <w:t xml:space="preserve"> </w:t>
-      </w:r>
-      <w:r>
-        <w:t xml:space="preserve">emparejá cada línea del extracto con su asiento. Los no conciliados quedan marcados.</w:t>
-      </w:r>
-    </w:p>
-    <w:bookmarkEnd w:id="51"/>
-    <w:bookmarkStart w:id="52" w:name="cierre-períodos-y-ajuste-por-inflación"/>
-    <w:p>
-      <w:pPr>
-        <w:pStyle w:val="Heading3"/>
-      </w:pPr>
-      <w:r>
-        <w:t xml:space="preserve">11.8 Cierre, períodos y ajuste por inflación</w:t>
       </w:r>
     </w:p>
     <w:p>
@@ -11839,30 +11933,20 @@
         </w:numPr>
       </w:pPr>
       <w:r>
-        <w:rPr>
-          <w:b/>
-          <w:bCs/>
-        </w:rPr>
-        <w:t xml:space="preserve">Períodos mensuales:</w:t>
-      </w:r>
-      <w:r>
-        <w:t xml:space="preserve"> </w:t>
-      </w:r>
-      <w:r>
-        <w:t xml:space="preserve">cerrás un mes para que</w:t>
-      </w:r>
-      <w:r>
-        <w:t xml:space="preserve"> </w:t>
-      </w:r>
-      <w:r>
-        <w:rPr>
-          <w:b/>
-          <w:bCs/>
-        </w:rPr>
-        <w:t xml:space="preserve">nadie cargue asientos en él</w:t>
-      </w:r>
-      <w:r>
-        <w:t xml:space="preserve">. Si necesitás corregir, lo reabre el administrador.</w:t>
+        <w:t xml:space="preserve">Definí las</w:t>
+      </w:r>
+      <w:r>
+        <w:t xml:space="preserve"> </w:t>
+      </w:r>
+      <w:r>
+        <w:rPr>
+          <w:b/>
+          <w:bCs/>
+        </w:rPr>
+        <w:t xml:space="preserve">cuentas bancarias</w:t>
+      </w:r>
+      <w:r>
+        <w:t xml:space="preserve">.</w:t>
       </w:r>
     </w:p>
     <w:p>
@@ -11878,13 +11962,13 @@
           <w:b/>
           <w:bCs/>
         </w:rPr>
-        <w:t xml:space="preserve">Índices IPC:</w:t>
-      </w:r>
-      <w:r>
-        <w:t xml:space="preserve"> </w:t>
-      </w:r>
-      <w:r>
-        <w:t xml:space="preserve">cargá el IPC del INDEC mes a mes. Es la base para el ajuste por inflación.</w:t>
+        <w:t xml:space="preserve">Importá el extracto</w:t>
+      </w:r>
+      <w:r>
+        <w:t xml:space="preserve"> </w:t>
+      </w:r>
+      <w:r>
+        <w:t xml:space="preserve">del banco (CSV/XLS).</w:t>
       </w:r>
     </w:p>
     <w:p>
@@ -11900,233 +11984,23 @@
           <w:b/>
           <w:bCs/>
         </w:rPr>
-        <w:t xml:space="preserve">Ajuste por inflación (RT 6):</w:t>
-      </w:r>
-      <w:r>
-        <w:t xml:space="preserve"> </w:t>
-      </w:r>
-      <w:r>
-        <w:t xml:space="preserve">elegí el período,</w:t>
-      </w:r>
-      <w:r>
-        <w:t xml:space="preserve"> </w:t>
-      </w:r>
-      <w:r>
-        <w:rPr>
-          <w:b/>
-          <w:bCs/>
-        </w:rPr>
-        <w:t xml:space="preserve">Calcular preview</w:t>
-      </w:r>
-      <w:r>
-        <w:t xml:space="preserve">, revisá y</w:t>
-      </w:r>
-      <w:r>
-        <w:t xml:space="preserve"> </w:t>
-      </w:r>
-      <w:r>
-        <w:rPr>
-          <w:b/>
-          <w:bCs/>
-        </w:rPr>
-        <w:t xml:space="preserve">Generar asiento</w:t>
-      </w:r>
-      <w:r>
-        <w:t xml:space="preserve"> </w:t>
-      </w:r>
-      <w:r>
-        <w:t xml:space="preserve">(reexpresa las cuentas no monetarias contra RECPAM). Necesitás al menos 2 meses de IPC cargados.</w:t>
-      </w:r>
-    </w:p>
-    <w:p>
-      <w:pPr>
-        <w:pStyle w:val="Compact"/>
-        <w:numPr>
-          <w:ilvl w:val="0"/>
-          <w:numId w:val="1014"/>
-        </w:numPr>
-      </w:pPr>
-      <w:r>
-        <w:rPr>
-          <w:b/>
-          <w:bCs/>
-        </w:rPr>
-        <w:t xml:space="preserve">Cierre y apertura:</w:t>
-      </w:r>
-      <w:r>
-        <w:t xml:space="preserve"> </w:t>
-      </w:r>
-      <w:r>
-        <w:t xml:space="preserve">cierre del ejercicio en pasos (refundición de resultados → pasaje a resultados no asignados → cierre patrimonial → apertura). Usá</w:t>
-      </w:r>
-      <w:r>
-        <w:t xml:space="preserve"> </w:t>
-      </w:r>
-      <w:r>
-        <w:rPr>
-          <w:b/>
-          <w:bCs/>
-        </w:rPr>
-        <w:t xml:space="preserve">Calcular preview</w:t>
-      </w:r>
-      <w:r>
-        <w:t xml:space="preserve"> </w:t>
-      </w:r>
-      <w:r>
-        <w:t xml:space="preserve">antes de</w:t>
-      </w:r>
-      <w:r>
-        <w:t xml:space="preserve"> </w:t>
-      </w:r>
-      <w:r>
-        <w:rPr>
-          <w:b/>
-          <w:bCs/>
-        </w:rPr>
-        <w:t xml:space="preserve">Generar asientos</w:t>
-      </w:r>
-      <w:r>
-        <w:t xml:space="preserve">.</w:t>
-      </w:r>
-    </w:p>
-    <w:p>
-      <w:r>
-        <w:pict>
-          <v:rect style="width:0;height:1.5pt" o:hralign="center" o:hrstd="t" o:hr="t"/>
-        </w:pict>
+        <w:t xml:space="preserve">Conciliá:</w:t>
+      </w:r>
+      <w:r>
+        <w:t xml:space="preserve"> </w:t>
+      </w:r>
+      <w:r>
+        <w:t xml:space="preserve">emparejá cada línea del extracto con su asiento. Los no conciliados quedan marcados.</w:t>
       </w:r>
     </w:p>
     <w:bookmarkEnd w:id="52"/>
-    <w:bookmarkEnd w:id="53"/>
-    <w:bookmarkStart w:id="57" w:name="configuración"/>
-    <w:p>
-      <w:pPr>
-        <w:pStyle w:val="Heading2"/>
-      </w:pPr>
-      <w:r>
-        <w:t xml:space="preserve">12. Configuración</w:t>
-      </w:r>
-    </w:p>
-    <w:p>
-      <w:pPr>
-        <w:pStyle w:val="FirstParagraph"/>
-      </w:pPr>
-      <w:r>
-        <w:t xml:space="preserve">Tres pestañas. Las dos últimas son</w:t>
-      </w:r>
-      <w:r>
-        <w:t xml:space="preserve"> </w:t>
-      </w:r>
-      <w:r>
-        <w:rPr>
-          <w:b/>
-          <w:bCs/>
-        </w:rPr>
-        <w:t xml:space="preserve">solo para el administrador</w:t>
-      </w:r>
-      <w:r>
-        <w:t xml:space="preserve">.</w:t>
-      </w:r>
-    </w:p>
-    <w:bookmarkStart w:id="54" w:name="materiales"/>
+    <w:bookmarkStart w:id="53" w:name="cierre-períodos-y-ajuste-por-inflación"/>
     <w:p>
       <w:pPr>
         <w:pStyle w:val="Heading3"/>
       </w:pPr>
       <w:r>
-        <w:t xml:space="preserve">12.1 Materiales</w:t>
-      </w:r>
-    </w:p>
-    <w:p>
-      <w:pPr>
-        <w:pStyle w:val="FirstParagraph"/>
-      </w:pPr>
-      <w:r>
-        <w:t xml:space="preserve">El catálogo de tipos de acero / normas que después elegís en barras y certificados.</w:t>
-      </w:r>
-      <w:r>
-        <w:t xml:space="preserve"> </w:t>
-      </w:r>
-      <w:r>
-        <w:rPr>
-          <w:b/>
-          <w:bCs/>
-        </w:rPr>
-        <w:t xml:space="preserve">+ Nuevo material</w:t>
-      </w:r>
-      <w:r>
-        <w:t xml:space="preserve"> </w:t>
-      </w:r>
-      <w:r>
-        <w:t xml:space="preserve">→</w:t>
-      </w:r>
-      <w:r>
-        <w:t xml:space="preserve"> </w:t>
-      </w:r>
-      <w:r>
-        <w:rPr>
-          <w:b/>
-          <w:bCs/>
-        </w:rPr>
-        <w:t xml:space="preserve">Material / Norma</w:t>
-      </w:r>
-      <w:r>
-        <w:t xml:space="preserve"> </w:t>
-      </w:r>
-      <w:r>
-        <w:t xml:space="preserve">*,</w:t>
-      </w:r>
-      <w:r>
-        <w:t xml:space="preserve"> </w:t>
-      </w:r>
-      <w:r>
-        <w:rPr>
-          <w:b/>
-          <w:bCs/>
-        </w:rPr>
-        <w:t xml:space="preserve">Descripción</w:t>
-      </w:r>
-      <w:r>
-        <w:t xml:space="preserve">,</w:t>
-      </w:r>
-      <w:r>
-        <w:t xml:space="preserve"> </w:t>
-      </w:r>
-      <w:r>
-        <w:rPr>
-          <w:b/>
-          <w:bCs/>
-        </w:rPr>
-        <w:t xml:space="preserve">Orden</w:t>
-      </w:r>
-      <w:r>
-        <w:t xml:space="preserve">,</w:t>
-      </w:r>
-      <w:r>
-        <w:t xml:space="preserve"> </w:t>
-      </w:r>
-      <w:r>
-        <w:rPr>
-          <w:b/>
-          <w:bCs/>
-        </w:rPr>
-        <w:t xml:space="preserve">Estado</w:t>
-      </w:r>
-      <w:r>
-        <w:t xml:space="preserve"> </w:t>
-      </w:r>
-      <w:r>
-        <w:t xml:space="preserve">(activo / inactivo).</w:t>
-      </w:r>
-    </w:p>
-    <w:bookmarkEnd w:id="54"/>
-    <w:bookmarkStart w:id="55" w:name="usuarios-y-permisos-admin"/>
-    <w:p>
-      <w:pPr>
-        <w:pStyle w:val="Heading3"/>
-      </w:pPr>
-      <w:r>
-        <w:t xml:space="preserve">12.2 Usuarios y permisos (admin)</w:t>
+        <w:t xml:space="preserve">11.8 Cierre, períodos y ajuste por inflación</w:t>
       </w:r>
     </w:p>
     <w:p>
@@ -12138,23 +12012,30 @@
         </w:numPr>
       </w:pPr>
       <w:r>
-        <w:t xml:space="preserve">Ves y podés</w:t>
-      </w:r>
-      <w:r>
-        <w:t xml:space="preserve"> </w:t>
-      </w:r>
-      <w:r>
-        <w:rPr>
-          <w:b/>
-          <w:bCs/>
-        </w:rPr>
-        <w:t xml:space="preserve">cambiar el código de empresa</w:t>
-      </w:r>
-      <w:r>
-        <w:t xml:space="preserve"> </w:t>
-      </w:r>
-      <w:r>
-        <w:t xml:space="preserve">(el que usan los nuevos para unirse).</w:t>
+        <w:rPr>
+          <w:b/>
+          <w:bCs/>
+        </w:rPr>
+        <w:t xml:space="preserve">Períodos mensuales:</w:t>
+      </w:r>
+      <w:r>
+        <w:t xml:space="preserve"> </w:t>
+      </w:r>
+      <w:r>
+        <w:t xml:space="preserve">cerrás un mes para que</w:t>
+      </w:r>
+      <w:r>
+        <w:t xml:space="preserve"> </w:t>
+      </w:r>
+      <w:r>
+        <w:rPr>
+          <w:b/>
+          <w:bCs/>
+        </w:rPr>
+        <w:t xml:space="preserve">nadie cargue asientos en él</w:t>
+      </w:r>
+      <w:r>
+        <w:t xml:space="preserve">. Si necesitás corregir, lo reabre el administrador.</w:t>
       </w:r>
     </w:p>
     <w:p>
@@ -12166,101 +12047,259 @@
         </w:numPr>
       </w:pPr>
       <w:r>
-        <w:t xml:space="preserve">Listás usuarios, editás su</w:t>
-      </w:r>
-      <w:r>
-        <w:t xml:space="preserve"> </w:t>
-      </w:r>
-      <w:r>
-        <w:rPr>
-          <w:b/>
-          <w:bCs/>
-        </w:rPr>
-        <w:t xml:space="preserve">rol</w:t>
-      </w:r>
-      <w:r>
-        <w:t xml:space="preserve"> </w:t>
-      </w:r>
-      <w:r>
-        <w:t xml:space="preserve">y</w:t>
-      </w:r>
-      <w:r>
-        <w:t xml:space="preserve"> </w:t>
-      </w:r>
-      <w:r>
-        <w:rPr>
-          <w:b/>
-          <w:bCs/>
-        </w:rPr>
-        <w:t xml:space="preserve">habilitás/deshabilitás módulos</w:t>
-      </w:r>
-      <w:r>
-        <w:t xml:space="preserve"> </w:t>
-      </w:r>
-      <w:r>
-        <w:t xml:space="preserve">por usuario.</w:t>
-      </w:r>
-    </w:p>
-    <w:p>
-      <w:pPr>
-        <w:pStyle w:val="BlockText"/>
-      </w:pPr>
-      <w:r>
-        <w:rPr>
-          <w:b/>
-          <w:bCs/>
-        </w:rPr>
-        <w:t xml:space="preserve">Nota técnica:</w:t>
-      </w:r>
-      <w:r>
-        <w:t xml:space="preserve"> </w:t>
-      </w:r>
-      <w:r>
-        <w:t xml:space="preserve">los permisos por módulo hoy son</w:t>
-      </w:r>
-      <w:r>
-        <w:t xml:space="preserve"> </w:t>
-      </w:r>
-      <w:r>
-        <w:rPr>
-          <w:b/>
-          <w:bCs/>
-        </w:rPr>
-        <w:t xml:space="preserve">visuales</w:t>
-      </w:r>
-      <w:r>
-        <w:t xml:space="preserve"> </w:t>
-      </w:r>
-      <w:r>
-        <w:t xml:space="preserve">(esconden secciones del menú). No los uses como barrera de seguridad fuerte.</w:t>
+        <w:rPr>
+          <w:b/>
+          <w:bCs/>
+        </w:rPr>
+        <w:t xml:space="preserve">Índices IPC:</w:t>
+      </w:r>
+      <w:r>
+        <w:t xml:space="preserve"> </w:t>
+      </w:r>
+      <w:r>
+        <w:t xml:space="preserve">cargá el IPC del INDEC mes a mes. Es la base para el ajuste por inflación.</w:t>
+      </w:r>
+    </w:p>
+    <w:p>
+      <w:pPr>
+        <w:pStyle w:val="Compact"/>
+        <w:numPr>
+          <w:ilvl w:val="0"/>
+          <w:numId w:val="1015"/>
+        </w:numPr>
+      </w:pPr>
+      <w:r>
+        <w:rPr>
+          <w:b/>
+          <w:bCs/>
+        </w:rPr>
+        <w:t xml:space="preserve">Ajuste por inflación (RT 6):</w:t>
+      </w:r>
+      <w:r>
+        <w:t xml:space="preserve"> </w:t>
+      </w:r>
+      <w:r>
+        <w:t xml:space="preserve">elegí el período,</w:t>
+      </w:r>
+      <w:r>
+        <w:t xml:space="preserve"> </w:t>
+      </w:r>
+      <w:r>
+        <w:rPr>
+          <w:b/>
+          <w:bCs/>
+        </w:rPr>
+        <w:t xml:space="preserve">Calcular preview</w:t>
+      </w:r>
+      <w:r>
+        <w:t xml:space="preserve">, revisá y</w:t>
+      </w:r>
+      <w:r>
+        <w:t xml:space="preserve"> </w:t>
+      </w:r>
+      <w:r>
+        <w:rPr>
+          <w:b/>
+          <w:bCs/>
+        </w:rPr>
+        <w:t xml:space="preserve">Generar asiento</w:t>
+      </w:r>
+      <w:r>
+        <w:t xml:space="preserve"> </w:t>
+      </w:r>
+      <w:r>
+        <w:t xml:space="preserve">(reexpresa las cuentas no monetarias contra RECPAM). Necesitás al menos 2 meses de IPC cargados.</w:t>
+      </w:r>
+    </w:p>
+    <w:p>
+      <w:pPr>
+        <w:pStyle w:val="Compact"/>
+        <w:numPr>
+          <w:ilvl w:val="0"/>
+          <w:numId w:val="1015"/>
+        </w:numPr>
+      </w:pPr>
+      <w:r>
+        <w:rPr>
+          <w:b/>
+          <w:bCs/>
+        </w:rPr>
+        <w:t xml:space="preserve">Cierre y apertura:</w:t>
+      </w:r>
+      <w:r>
+        <w:t xml:space="preserve"> </w:t>
+      </w:r>
+      <w:r>
+        <w:t xml:space="preserve">cierre del ejercicio en pasos (refundición de resultados → pasaje a resultados no asignados → cierre patrimonial → apertura). Usá</w:t>
+      </w:r>
+      <w:r>
+        <w:t xml:space="preserve"> </w:t>
+      </w:r>
+      <w:r>
+        <w:rPr>
+          <w:b/>
+          <w:bCs/>
+        </w:rPr>
+        <w:t xml:space="preserve">Calcular preview</w:t>
+      </w:r>
+      <w:r>
+        <w:t xml:space="preserve"> </w:t>
+      </w:r>
+      <w:r>
+        <w:t xml:space="preserve">antes de</w:t>
+      </w:r>
+      <w:r>
+        <w:t xml:space="preserve"> </w:t>
+      </w:r>
+      <w:r>
+        <w:rPr>
+          <w:b/>
+          <w:bCs/>
+        </w:rPr>
+        <w:t xml:space="preserve">Generar asientos</w:t>
+      </w:r>
+      <w:r>
+        <w:t xml:space="preserve">.</w:t>
+      </w:r>
+    </w:p>
+    <w:p>
+      <w:r>
+        <w:pict>
+          <v:rect style="width:0;height:1.5pt" o:hralign="center" o:hrstd="t" o:hr="t"/>
+        </w:pict>
+      </w:r>
+    </w:p>
+    <w:bookmarkEnd w:id="53"/>
+    <w:bookmarkEnd w:id="54"/>
+    <w:bookmarkStart w:id="58" w:name="configuración"/>
+    <w:p>
+      <w:pPr>
+        <w:pStyle w:val="Heading2"/>
+      </w:pPr>
+      <w:r>
+        <w:t xml:space="preserve">12. Configuración</w:t>
+      </w:r>
+    </w:p>
+    <w:p>
+      <w:pPr>
+        <w:pStyle w:val="FirstParagraph"/>
+      </w:pPr>
+      <w:r>
+        <w:t xml:space="preserve">Tres pestañas. Las dos últimas son</w:t>
+      </w:r>
+      <w:r>
+        <w:t xml:space="preserve"> </w:t>
+      </w:r>
+      <w:r>
+        <w:rPr>
+          <w:b/>
+          <w:bCs/>
+        </w:rPr>
+        <w:t xml:space="preserve">solo para el administrador</w:t>
+      </w:r>
+      <w:r>
+        <w:t xml:space="preserve">.</w:t>
+      </w:r>
+    </w:p>
+    <w:bookmarkStart w:id="55" w:name="materiales"/>
+    <w:p>
+      <w:pPr>
+        <w:pStyle w:val="Heading3"/>
+      </w:pPr>
+      <w:r>
+        <w:t xml:space="preserve">12.1 Materiales</w:t>
+      </w:r>
+    </w:p>
+    <w:p>
+      <w:pPr>
+        <w:pStyle w:val="FirstParagraph"/>
+      </w:pPr>
+      <w:r>
+        <w:t xml:space="preserve">El catálogo de tipos de acero / normas que después elegís en barras y certificados.</w:t>
+      </w:r>
+      <w:r>
+        <w:t xml:space="preserve"> </w:t>
+      </w:r>
+      <w:r>
+        <w:rPr>
+          <w:b/>
+          <w:bCs/>
+        </w:rPr>
+        <w:t xml:space="preserve">+ Nuevo material</w:t>
+      </w:r>
+      <w:r>
+        <w:t xml:space="preserve"> </w:t>
+      </w:r>
+      <w:r>
+        <w:t xml:space="preserve">→</w:t>
+      </w:r>
+      <w:r>
+        <w:t xml:space="preserve"> </w:t>
+      </w:r>
+      <w:r>
+        <w:rPr>
+          <w:b/>
+          <w:bCs/>
+        </w:rPr>
+        <w:t xml:space="preserve">Material / Norma</w:t>
+      </w:r>
+      <w:r>
+        <w:t xml:space="preserve"> </w:t>
+      </w:r>
+      <w:r>
+        <w:t xml:space="preserve">*,</w:t>
+      </w:r>
+      <w:r>
+        <w:t xml:space="preserve"> </w:t>
+      </w:r>
+      <w:r>
+        <w:rPr>
+          <w:b/>
+          <w:bCs/>
+        </w:rPr>
+        <w:t xml:space="preserve">Descripción</w:t>
+      </w:r>
+      <w:r>
+        <w:t xml:space="preserve">,</w:t>
+      </w:r>
+      <w:r>
+        <w:t xml:space="preserve"> </w:t>
+      </w:r>
+      <w:r>
+        <w:rPr>
+          <w:b/>
+          <w:bCs/>
+        </w:rPr>
+        <w:t xml:space="preserve">Orden</w:t>
+      </w:r>
+      <w:r>
+        <w:t xml:space="preserve">,</w:t>
+      </w:r>
+      <w:r>
+        <w:t xml:space="preserve"> </w:t>
+      </w:r>
+      <w:r>
+        <w:rPr>
+          <w:b/>
+          <w:bCs/>
+        </w:rPr>
+        <w:t xml:space="preserve">Estado</w:t>
+      </w:r>
+      <w:r>
+        <w:t xml:space="preserve"> </w:t>
+      </w:r>
+      <w:r>
+        <w:t xml:space="preserve">(activo / inactivo).</w:t>
       </w:r>
     </w:p>
     <w:bookmarkEnd w:id="55"/>
-    <w:bookmarkStart w:id="56" w:name="imputación-contable"/>
+    <w:bookmarkStart w:id="56" w:name="usuarios-y-permisos-admin"/>
     <w:p>
       <w:pPr>
         <w:pStyle w:val="Heading3"/>
       </w:pPr>
       <w:r>
-        <w:t xml:space="preserve">12.3 Imputación contable</w:t>
-      </w:r>
-    </w:p>
-    <w:p>
-      <w:pPr>
-        <w:pStyle w:val="FirstParagraph"/>
-      </w:pPr>
-      <w:r>
-        <w:rPr>
-          <w:b/>
-          <w:bCs/>
-        </w:rPr>
-        <w:t xml:space="preserve">Clave para que los asientos automáticos funcionen.</w:t>
-      </w:r>
-      <w:r>
-        <w:t xml:space="preserve"> </w:t>
-      </w:r>
-      <w:r>
-        <w:t xml:space="preserve">Acá decís qué cuenta contable usar para cada tipo de operación:</w:t>
+        <w:t xml:space="preserve">12.2 Usuarios y permisos (admin)</w:t>
       </w:r>
     </w:p>
     <w:p>
@@ -12272,46 +12311,23 @@
         </w:numPr>
       </w:pPr>
       <w:r>
-        <w:rPr>
-          <w:b/>
-          <w:bCs/>
-        </w:rPr>
-        <w:t xml:space="preserve">Ventas:</w:t>
-      </w:r>
-      <w:r>
-        <w:t xml:space="preserve"> </w:t>
-      </w:r>
-      <w:r>
-        <w:t xml:space="preserve">cuenta de venta, deudores por ventas, IVA débito fiscal,</w:t>
-      </w:r>
-      <w:r>
-        <w:t xml:space="preserve"> </w:t>
-      </w:r>
-      <w:r>
-        <w:rPr>
-          <w:b/>
-          <w:bCs/>
-        </w:rPr>
-        <w:t xml:space="preserve">alícuota de IVA</w:t>
-      </w:r>
-      <w:r>
-        <w:t xml:space="preserve"> </w:t>
-      </w:r>
-      <w:r>
-        <w:t xml:space="preserve">(21% por defecto), y si los precios</w:t>
-      </w:r>
-      <w:r>
-        <w:t xml:space="preserve"> </w:t>
-      </w:r>
-      <w:r>
-        <w:rPr>
-          <w:b/>
-          <w:bCs/>
-        </w:rPr>
-        <w:t xml:space="preserve">incluyen IVA</w:t>
-      </w:r>
-      <w:r>
-        <w:t xml:space="preserve">.</w:t>
+        <w:t xml:space="preserve">Ves y podés</w:t>
+      </w:r>
+      <w:r>
+        <w:t xml:space="preserve"> </w:t>
+      </w:r>
+      <w:r>
+        <w:rPr>
+          <w:b/>
+          <w:bCs/>
+        </w:rPr>
+        <w:t xml:space="preserve">cambiar el código de empresa</w:t>
+      </w:r>
+      <w:r>
+        <w:t xml:space="preserve"> </w:t>
+      </w:r>
+      <w:r>
+        <w:t xml:space="preserve">(el que usan los nuevos para unirse).</w:t>
       </w:r>
     </w:p>
     <w:p>
@@ -12323,33 +12339,101 @@
         </w:numPr>
       </w:pPr>
       <w:r>
-        <w:rPr>
-          <w:b/>
-          <w:bCs/>
-        </w:rPr>
-        <w:t xml:space="preserve">Compras:</w:t>
-      </w:r>
-      <w:r>
-        <w:t xml:space="preserve"> </w:t>
-      </w:r>
-      <w:r>
-        <w:t xml:space="preserve">IVA crédito fiscal, proveedores, compra de materia prima / insumos / herramientas, servicios de terceros, y la cuenta puente</w:t>
-      </w:r>
-      <w:r>
-        <w:t xml:space="preserve"> </w:t>
-      </w:r>
-      <w:r>
-        <w:rPr>
-          <w:b/>
-          <w:bCs/>
-        </w:rPr>
-        <w:t xml:space="preserve">GR/IR</w:t>
-      </w:r>
-      <w:r>
-        <w:t xml:space="preserve"> </w:t>
-      </w:r>
-      <w:r>
-        <w:t xml:space="preserve">(facturas a recibir).</w:t>
+        <w:t xml:space="preserve">Listás usuarios, editás su</w:t>
+      </w:r>
+      <w:r>
+        <w:t xml:space="preserve"> </w:t>
+      </w:r>
+      <w:r>
+        <w:rPr>
+          <w:b/>
+          <w:bCs/>
+        </w:rPr>
+        <w:t xml:space="preserve">rol</w:t>
+      </w:r>
+      <w:r>
+        <w:t xml:space="preserve"> </w:t>
+      </w:r>
+      <w:r>
+        <w:t xml:space="preserve">y</w:t>
+      </w:r>
+      <w:r>
+        <w:t xml:space="preserve"> </w:t>
+      </w:r>
+      <w:r>
+        <w:rPr>
+          <w:b/>
+          <w:bCs/>
+        </w:rPr>
+        <w:t xml:space="preserve">habilitás/deshabilitás módulos</w:t>
+      </w:r>
+      <w:r>
+        <w:t xml:space="preserve"> </w:t>
+      </w:r>
+      <w:r>
+        <w:t xml:space="preserve">por usuario.</w:t>
+      </w:r>
+    </w:p>
+    <w:p>
+      <w:pPr>
+        <w:pStyle w:val="BlockText"/>
+      </w:pPr>
+      <w:r>
+        <w:rPr>
+          <w:b/>
+          <w:bCs/>
+        </w:rPr>
+        <w:t xml:space="preserve">Nota técnica:</w:t>
+      </w:r>
+      <w:r>
+        <w:t xml:space="preserve"> </w:t>
+      </w:r>
+      <w:r>
+        <w:t xml:space="preserve">los permisos por módulo hoy son</w:t>
+      </w:r>
+      <w:r>
+        <w:t xml:space="preserve"> </w:t>
+      </w:r>
+      <w:r>
+        <w:rPr>
+          <w:b/>
+          <w:bCs/>
+        </w:rPr>
+        <w:t xml:space="preserve">visuales</w:t>
+      </w:r>
+      <w:r>
+        <w:t xml:space="preserve"> </w:t>
+      </w:r>
+      <w:r>
+        <w:t xml:space="preserve">(esconden secciones del menú). No los uses como barrera de seguridad fuerte.</w:t>
+      </w:r>
+    </w:p>
+    <w:bookmarkEnd w:id="56"/>
+    <w:bookmarkStart w:id="57" w:name="imputación-contable"/>
+    <w:p>
+      <w:pPr>
+        <w:pStyle w:val="Heading3"/>
+      </w:pPr>
+      <w:r>
+        <w:t xml:space="preserve">12.3 Imputación contable</w:t>
+      </w:r>
+    </w:p>
+    <w:p>
+      <w:pPr>
+        <w:pStyle w:val="FirstParagraph"/>
+      </w:pPr>
+      <w:r>
+        <w:rPr>
+          <w:b/>
+          <w:bCs/>
+        </w:rPr>
+        <w:t xml:space="preserve">Clave para que los asientos automáticos funcionen.</w:t>
+      </w:r>
+      <w:r>
+        <w:t xml:space="preserve"> </w:t>
+      </w:r>
+      <w:r>
+        <w:t xml:space="preserve">Acá decís qué cuenta contable usar para cada tipo de operación:</w:t>
       </w:r>
     </w:p>
     <w:p>
@@ -12357,7 +12441,96 @@
         <w:pStyle w:val="Compact"/>
         <w:numPr>
           <w:ilvl w:val="0"/>
-          <w:numId w:val="1016"/>
+          <w:numId w:val="1017"/>
+        </w:numPr>
+      </w:pPr>
+      <w:r>
+        <w:rPr>
+          <w:b/>
+          <w:bCs/>
+        </w:rPr>
+        <w:t xml:space="preserve">Ventas:</w:t>
+      </w:r>
+      <w:r>
+        <w:t xml:space="preserve"> </w:t>
+      </w:r>
+      <w:r>
+        <w:t xml:space="preserve">cuenta de venta, deudores por ventas, IVA débito fiscal,</w:t>
+      </w:r>
+      <w:r>
+        <w:t xml:space="preserve"> </w:t>
+      </w:r>
+      <w:r>
+        <w:rPr>
+          <w:b/>
+          <w:bCs/>
+        </w:rPr>
+        <w:t xml:space="preserve">alícuota de IVA</w:t>
+      </w:r>
+      <w:r>
+        <w:t xml:space="preserve"> </w:t>
+      </w:r>
+      <w:r>
+        <w:t xml:space="preserve">(21% por defecto), y si los precios</w:t>
+      </w:r>
+      <w:r>
+        <w:t xml:space="preserve"> </w:t>
+      </w:r>
+      <w:r>
+        <w:rPr>
+          <w:b/>
+          <w:bCs/>
+        </w:rPr>
+        <w:t xml:space="preserve">incluyen IVA</w:t>
+      </w:r>
+      <w:r>
+        <w:t xml:space="preserve">.</w:t>
+      </w:r>
+    </w:p>
+    <w:p>
+      <w:pPr>
+        <w:pStyle w:val="Compact"/>
+        <w:numPr>
+          <w:ilvl w:val="0"/>
+          <w:numId w:val="1017"/>
+        </w:numPr>
+      </w:pPr>
+      <w:r>
+        <w:rPr>
+          <w:b/>
+          <w:bCs/>
+        </w:rPr>
+        <w:t xml:space="preserve">Compras:</w:t>
+      </w:r>
+      <w:r>
+        <w:t xml:space="preserve"> </w:t>
+      </w:r>
+      <w:r>
+        <w:t xml:space="preserve">IVA crédito fiscal, proveedores, compra de materia prima / insumos / herramientas, servicios de terceros, y la cuenta puente</w:t>
+      </w:r>
+      <w:r>
+        <w:t xml:space="preserve"> </w:t>
+      </w:r>
+      <w:r>
+        <w:rPr>
+          <w:b/>
+          <w:bCs/>
+        </w:rPr>
+        <w:t xml:space="preserve">GR/IR</w:t>
+      </w:r>
+      <w:r>
+        <w:t xml:space="preserve"> </w:t>
+      </w:r>
+      <w:r>
+        <w:t xml:space="preserve">(facturas a recibir).</w:t>
+      </w:r>
+    </w:p>
+    <w:p>
+      <w:pPr>
+        <w:pStyle w:val="Compact"/>
+        <w:numPr>
+          <w:ilvl w:val="0"/>
+          <w:numId w:val="1017"/>
         </w:numPr>
       </w:pPr>
       <w:r>
@@ -12402,9 +12575,9 @@
         </w:pict>
       </w:r>
     </w:p>
-    <w:bookmarkEnd w:id="56"/>
     <w:bookmarkEnd w:id="57"/>
-    <w:bookmarkStart w:id="62" w:name="X9473a15fdcd54171d921b584f88070d9a9c6e2d"/>
+    <w:bookmarkEnd w:id="58"/>
+    <w:bookmarkStart w:id="63" w:name="X9473a15fdcd54171d921b584f88070d9a9c6e2d"/>
     <w:p>
       <w:pPr>
         <w:pStyle w:val="Heading2"/>
@@ -12421,7 +12594,7 @@
         <w:t xml:space="preserve">Si entendés estos cuatro circuitos, sabés usar el ERP. Seguilos en orden.</w:t>
       </w:r>
     </w:p>
-    <w:bookmarkStart w:id="58" w:name="Xfc6a747a46029e6b14e9ea4e3a507ed2abe5c07"/>
+    <w:bookmarkStart w:id="59" w:name="Xfc6a747a46029e6b14e9ea4e3a507ed2abe5c07"/>
     <w:p>
       <w:pPr>
         <w:pStyle w:val="Heading3"/>
@@ -12513,8 +12686,8 @@
         <w:t xml:space="preserve">al facturar (venta) y al cobrar.</w:t>
       </w:r>
     </w:p>
-    <w:bookmarkEnd w:id="58"/>
-    <w:bookmarkStart w:id="59" w:name="Xb3ee42997e9ab092cf999dfe51d386c7317685c"/>
+    <w:bookmarkEnd w:id="59"/>
+    <w:bookmarkStart w:id="60" w:name="Xb3ee42997e9ab092cf999dfe51d386c7317685c"/>
     <w:p>
       <w:pPr>
         <w:pStyle w:val="Heading3"/>
@@ -12624,8 +12797,8 @@
         <w:t xml:space="preserve">en la recepción (GR/IR), en la factura y en el pago.</w:t>
       </w:r>
     </w:p>
-    <w:bookmarkEnd w:id="59"/>
-    <w:bookmarkStart w:id="60" w:name="Xd1d7949bac4e6a12c5bcb040f4ddda9ac7470f4"/>
+    <w:bookmarkEnd w:id="60"/>
+    <w:bookmarkStart w:id="61" w:name="Xd1d7949bac4e6a12c5bcb040f4ddda9ac7470f4"/>
     <w:p>
       <w:pPr>
         <w:pStyle w:val="Heading3"/>
@@ -12708,8 +12881,8 @@
         <w:t xml:space="preserve">7. Análisis → Trazabilidad     → verificá la cadena certificado → colada → barra → OP → PT</w:t>
       </w:r>
     </w:p>
-    <w:bookmarkEnd w:id="60"/>
-    <w:bookmarkStart w:id="61" w:name="Xf9a70cdce17ec8d32f80fb3b897c3b5e5c61186"/>
+    <w:bookmarkEnd w:id="61"/>
+    <w:bookmarkStart w:id="62" w:name="Xf9a70cdce17ec8d32f80fb3b897c3b5e5c61186"/>
     <w:p>
       <w:pPr>
         <w:pStyle w:val="Heading3"/>
@@ -12802,9 +12975,9 @@
         </w:pict>
       </w:r>
     </w:p>
-    <w:bookmarkEnd w:id="61"/>
     <w:bookmarkEnd w:id="62"/>
-    <w:bookmarkStart w:id="63" w:name="reglas-de-oro-y-errores-comunes"/>
+    <w:bookmarkEnd w:id="63"/>
+    <w:bookmarkStart w:id="64" w:name="reglas-de-oro-y-errores-comunes"/>
     <w:p>
       <w:pPr>
         <w:pStyle w:val="Heading2"/>
@@ -13769,8 +13942,8 @@
         </w:pict>
       </w:r>
     </w:p>
-    <w:bookmarkEnd w:id="63"/>
-    <w:bookmarkStart w:id="64" w:name="preguntas-frecuentes"/>
+    <w:bookmarkEnd w:id="64"/>
+    <w:bookmarkStart w:id="65" w:name="preguntas-frecuentes"/>
     <w:p>
       <w:pPr>
         <w:pStyle w:val="Heading2"/>
@@ -14183,8 +14356,8 @@
         <w:t xml:space="preserve">Manual de usuario de VitalStock ERP. Ante dudas o errores que no figuran acá, contactá al administrador del sistema.</w:t>
       </w:r>
     </w:p>
-    <w:bookmarkEnd w:id="64"/>
     <w:bookmarkEnd w:id="65"/>
+    <w:bookmarkEnd w:id="66"/>
     <w:sectPr>
       <w:footnotePr>
         <w:numRestart w:val="eachSect"/>
@@ -14595,6 +14768,9 @@
     <w:abstractNumId w:val="991"/>
   </w:num>
   <w:num w:numId="1010">
+    <w:abstractNumId w:val="991"/>
+  </w:num>
+  <w:num w:numId="1011">
     <w:abstractNumId w:val="99411"/>
     <w:lvlOverride w:ilvl="0">
       <w:startOverride w:val="1"/>
@@ -14624,38 +14800,8 @@
       <w:startOverride w:val="1"/>
     </w:lvlOverride>
   </w:num>
-  <w:num w:numId="1011">
+  <w:num w:numId="1012">
     <w:abstractNumId w:val="991"/>
-  </w:num>
-  <w:num w:numId="1012">
-    <w:abstractNumId w:val="99411"/>
-    <w:lvlOverride w:ilvl="0">
-      <w:startOverride w:val="1"/>
-    </w:lvlOverride>
-    <w:lvlOverride w:ilvl="1">
-      <w:startOverride w:val="1"/>
-    </w:lvlOverride>
-    <w:lvlOverride w:ilvl="2">
-      <w:startOverride w:val="1"/>
-    </w:lvlOverride>
-    <w:lvlOverride w:ilvl="3">
-      <w:startOverride w:val="1"/>
-    </w:lvlOverride>
-    <w:lvlOverride w:ilvl="4">
-      <w:startOverride w:val="1"/>
-    </w:lvlOverride>
-    <w:lvlOverride w:ilvl="5">
-      <w:startOverride w:val="1"/>
-    </w:lvlOverride>
-    <w:lvlOverride w:ilvl="6">
-      <w:startOverride w:val="1"/>
-    </w:lvlOverride>
-    <w:lvlOverride w:ilvl="7">
-      <w:startOverride w:val="1"/>
-    </w:lvlOverride>
-    <w:lvlOverride w:ilvl="8">
-      <w:startOverride w:val="1"/>
-    </w:lvlOverride>
   </w:num>
   <w:num w:numId="1013">
     <w:abstractNumId w:val="99411"/>
@@ -14688,12 +14834,42 @@
     </w:lvlOverride>
   </w:num>
   <w:num w:numId="1014">
-    <w:abstractNumId w:val="991"/>
+    <w:abstractNumId w:val="99411"/>
+    <w:lvlOverride w:ilvl="0">
+      <w:startOverride w:val="1"/>
+    </w:lvlOverride>
+    <w:lvlOverride w:ilvl="1">
+      <w:startOverride w:val="1"/>
+    </w:lvlOverride>
+    <w:lvlOverride w:ilvl="2">
+      <w:startOverride w:val="1"/>
+    </w:lvlOverride>
+    <w:lvlOverride w:ilvl="3">
+      <w:startOverride w:val="1"/>
+    </w:lvlOverride>
+    <w:lvlOverride w:ilvl="4">
+      <w:startOverride w:val="1"/>
+    </w:lvlOverride>
+    <w:lvlOverride w:ilvl="5">
+      <w:startOverride w:val="1"/>
+    </w:lvlOverride>
+    <w:lvlOverride w:ilvl="6">
+      <w:startOverride w:val="1"/>
+    </w:lvlOverride>
+    <w:lvlOverride w:ilvl="7">
+      <w:startOverride w:val="1"/>
+    </w:lvlOverride>
+    <w:lvlOverride w:ilvl="8">
+      <w:startOverride w:val="1"/>
+    </w:lvlOverride>
   </w:num>
   <w:num w:numId="1015">
     <w:abstractNumId w:val="991"/>
   </w:num>
   <w:num w:numId="1016">
+    <w:abstractNumId w:val="991"/>
+  </w:num>
+  <w:num w:numId="1017">
     <w:abstractNumId w:val="991"/>
   </w:num>
 </w:numbering>

--- a/docs/MANUAL_USUARIO.docx
+++ b/docs/MANUAL_USUARIO.docx
@@ -4584,6 +4584,56 @@
         <w:t xml:space="preserve">- Queda armada la cadena de trazabilidad: certificado → colada → barra → OP → PT.</w:t>
       </w:r>
     </w:p>
+    <w:p>
+      <w:pPr>
+        <w:pStyle w:val="BodyText"/>
+      </w:pPr>
+      <w:r>
+        <w:rPr>
+          <w:b/>
+          <w:bCs/>
+        </w:rPr>
+        <w:t xml:space="preserve">Si eliminás una OP:</w:t>
+      </w:r>
+      <w:r>
+        <w:t xml:space="preserve"> </w:t>
+      </w:r>
+      <w:r>
+        <w:t xml:space="preserve">los metros consumidos</w:t>
+      </w:r>
+      <w:r>
+        <w:t xml:space="preserve"> </w:t>
+      </w:r>
+      <w:r>
+        <w:rPr>
+          <w:b/>
+          <w:bCs/>
+        </w:rPr>
+        <w:t xml:space="preserve">vuelven a la barra</w:t>
+      </w:r>
+      <w:r>
+        <w:t xml:space="preserve"> </w:t>
+      </w:r>
+      <w:r>
+        <w:t xml:space="preserve">automáticamente. Y si la OP ya generó PT, tiene registros de calidad, no conformidades, tratamientos o puntos de control firmados,</w:t>
+      </w:r>
+      <w:r>
+        <w:t xml:space="preserve"> </w:t>
+      </w:r>
+      <w:r>
+        <w:rPr>
+          <w:b/>
+          <w:bCs/>
+        </w:rPr>
+        <w:t xml:space="preserve">no se puede eliminar</w:t>
+      </w:r>
+      <w:r>
+        <w:t xml:space="preserve"> </w:t>
+      </w:r>
+      <w:r>
+        <w:t xml:space="preserve">(retención de evidencia del SGC) — corregila o suspendela en vez de borrarla.</w:t>
+      </w:r>
+    </w:p>
     <w:bookmarkEnd w:id="22"/>
     <w:bookmarkStart w:id="23" w:name="X845f6889353551b7445a1ff16c2cd4f5f826c0e"/>
     <w:p>
@@ -6609,6 +6659,84 @@
         <w:t xml:space="preserve">.</w:t>
       </w:r>
     </w:p>
+    <w:p>
+      <w:pPr>
+        <w:pStyle w:val="BlockText"/>
+      </w:pPr>
+      <w:r>
+        <w:rPr>
+          <w:b/>
+          <w:bCs/>
+        </w:rPr>
+        <w:t xml:space="preserve">Protecciones:</w:t>
+      </w:r>
+      <w:r>
+        <w:t xml:space="preserve"> </w:t>
+      </w:r>
+      <w:r>
+        <w:t xml:space="preserve">una OC</w:t>
+      </w:r>
+      <w:r>
+        <w:t xml:space="preserve"> </w:t>
+      </w:r>
+      <w:r>
+        <w:rPr>
+          <w:b/>
+          <w:bCs/>
+        </w:rPr>
+        <w:t xml:space="preserve">con mercadería recibida no se puede eliminar</w:t>
+      </w:r>
+      <w:r>
+        <w:t xml:space="preserve"> </w:t>
+      </w:r>
+      <w:r>
+        <w:t xml:space="preserve">(para darla de baja, pasala a</w:t>
+      </w:r>
+      <w:r>
+        <w:t xml:space="preserve"> </w:t>
+      </w:r>
+      <w:r>
+        <w:rPr>
+          <w:rStyle w:val="VerbatimChar"/>
+        </w:rPr>
+        <w:t xml:space="preserve">anulada</w:t>
+      </w:r>
+      <w:r>
+        <w:t xml:space="preserve">) y al editarla</w:t>
+      </w:r>
+      <w:r>
+        <w:t xml:space="preserve"> </w:t>
+      </w:r>
+      <w:r>
+        <w:rPr>
+          <w:b/>
+          <w:bCs/>
+        </w:rPr>
+        <w:t xml:space="preserve">solo se actualiza la cabecera</w:t>
+      </w:r>
+      <w:r>
+        <w:t xml:space="preserve"> </w:t>
+      </w:r>
+      <w:r>
+        <w:t xml:space="preserve">— los ítems quedan como están, para no romper la trazabilidad de recepciones e inspecciones. Además,</w:t>
+      </w:r>
+      <w:r>
+        <w:t xml:space="preserve"> </w:t>
+      </w:r>
+      <w:r>
+        <w:rPr>
+          <w:b/>
+          <w:bCs/>
+        </w:rPr>
+        <w:t xml:space="preserve">el mismo comprobante del mismo proveedor no se puede registrar dos veces</w:t>
+      </w:r>
+      <w:r>
+        <w:t xml:space="preserve"> </w:t>
+      </w:r>
+      <w:r>
+        <w:t xml:space="preserve">(el sistema lo rechaza con aviso).</w:t>
+      </w:r>
+    </w:p>
     <w:bookmarkEnd w:id="27"/>
     <w:bookmarkStart w:id="28" w:name="inspección-de-entrada-cuarentena"/>
     <w:p>
@@ -7297,6 +7425,19 @@
           <w:b/>
           <w:bCs/>
         </w:rPr>
+        <w:t xml:space="preserve">Condición fiscal</w:t>
+      </w:r>
+      <w:r>
+        <w:t xml:space="preserve">,</w:t>
+      </w:r>
+      <w:r>
+        <w:t xml:space="preserve"> </w:t>
+      </w:r>
+      <w:r>
+        <w:rPr>
+          <w:b/>
+          <w:bCs/>
+        </w:rPr>
         <w:t xml:space="preserve">Contacto</w:t>
       </w:r>
       <w:r>
@@ -7357,51 +7498,76 @@
     </w:p>
     <w:p>
       <w:pPr>
-        <w:pStyle w:val="Compact"/>
         <w:numPr>
           <w:ilvl w:val="0"/>
           <w:numId w:val="1009"/>
         </w:numPr>
       </w:pPr>
       <w:r>
-        <w:rPr>
-          <w:b/>
-          <w:bCs/>
-        </w:rPr>
-        <w:t xml:space="preserve">Importar Excel:</w:t>
-      </w:r>
-      <w:r>
-        <w:t xml:space="preserve"> </w:t>
-      </w:r>
-      <w:r>
-        <w:t xml:space="preserve">para cargar muchos de una. Detecta duplicados por CUIT (o por nombre).</w:t>
-      </w:r>
-    </w:p>
-    <w:p>
-      <w:pPr>
-        <w:pStyle w:val="Compact"/>
+        <w:t xml:space="preserve">El</w:t>
+      </w:r>
+      <w:r>
+        <w:t xml:space="preserve"> </w:t>
+      </w:r>
+      <w:r>
+        <w:rPr>
+          <w:b/>
+          <w:bCs/>
+        </w:rPr>
+        <w:t xml:space="preserve">CUIT se valida</w:t>
+      </w:r>
+      <w:r>
+        <w:t xml:space="preserve"> </w:t>
+      </w:r>
+      <w:r>
+        <w:t xml:space="preserve">(dígito verificador): si está mal tipeado, no deja guardar.</w:t>
+      </w:r>
+    </w:p>
+    <w:p>
+      <w:pPr>
         <w:numPr>
           <w:ilvl w:val="0"/>
           <w:numId w:val="1009"/>
         </w:numPr>
       </w:pPr>
       <w:r>
-        <w:rPr>
-          <w:b/>
-          <w:bCs/>
-        </w:rPr>
-        <w:t xml:space="preserve">Ficha del cliente:</w:t>
-      </w:r>
-      <w:r>
-        <w:t xml:space="preserve"> </w:t>
-      </w:r>
-      <w:r>
-        <w:t xml:space="preserve">tocá el nombre para ver su historial completo (presupuestos, ventas, facturas, pagos).</w:t>
-      </w:r>
-    </w:p>
-    <w:p>
-      <w:pPr>
-        <w:pStyle w:val="Compact"/>
+        <w:t xml:space="preserve">La</w:t>
+      </w:r>
+      <w:r>
+        <w:t xml:space="preserve"> </w:t>
+      </w:r>
+      <w:r>
+        <w:rPr>
+          <w:b/>
+          <w:bCs/>
+        </w:rPr>
+        <w:t xml:space="preserve">condición fiscal</w:t>
+      </w:r>
+      <w:r>
+        <w:t xml:space="preserve"> </w:t>
+      </w:r>
+      <w:r>
+        <w:t xml:space="preserve">(Responsable Inscripto, Monotributista, Exento, Consumidor final) define</w:t>
+      </w:r>
+      <w:r>
+        <w:t xml:space="preserve"> </w:t>
+      </w:r>
+      <w:r>
+        <w:rPr>
+          <w:b/>
+          <w:bCs/>
+        </w:rPr>
+        <w:t xml:space="preserve">qué letra de factura recibe</w:t>
+      </w:r>
+      <w:r>
+        <w:t xml:space="preserve"> </w:t>
+      </w:r>
+      <w:r>
+        <w:t xml:space="preserve">el cliente al facturarle (A o B). Cargala antes de facturar: si el cliente tiene CUIT y no tiene condición definida, el botón Facturar te la va a pedir.</w:t>
+      </w:r>
+    </w:p>
+    <w:p>
+      <w:pPr>
         <w:numPr>
           <w:ilvl w:val="0"/>
           <w:numId w:val="1009"/>
@@ -7412,6 +7578,48 @@
           <w:b/>
           <w:bCs/>
         </w:rPr>
+        <w:t xml:space="preserve">Importar Excel:</w:t>
+      </w:r>
+      <w:r>
+        <w:t xml:space="preserve"> </w:t>
+      </w:r>
+      <w:r>
+        <w:t xml:space="preserve">para cargar muchos de una. Detecta duplicados por CUIT (o por nombre).</w:t>
+      </w:r>
+    </w:p>
+    <w:p>
+      <w:pPr>
+        <w:numPr>
+          <w:ilvl w:val="0"/>
+          <w:numId w:val="1009"/>
+        </w:numPr>
+      </w:pPr>
+      <w:r>
+        <w:rPr>
+          <w:b/>
+          <w:bCs/>
+        </w:rPr>
+        <w:t xml:space="preserve">Ficha del cliente:</w:t>
+      </w:r>
+      <w:r>
+        <w:t xml:space="preserve"> </w:t>
+      </w:r>
+      <w:r>
+        <w:t xml:space="preserve">tocá el nombre para ver su historial completo (presupuestos, ventas, facturas, pagos).</w:t>
+      </w:r>
+    </w:p>
+    <w:p>
+      <w:pPr>
+        <w:numPr>
+          <w:ilvl w:val="0"/>
+          <w:numId w:val="1009"/>
+        </w:numPr>
+      </w:pPr>
+      <w:r>
+        <w:rPr>
+          <w:b/>
+          <w:bCs/>
+        </w:rPr>
         <w:t xml:space="preserve">Exportar:</w:t>
       </w:r>
       <w:r>
@@ -8300,6 +8508,98 @@
       </w:r>
       <w:r>
         <w:t xml:space="preserve">y se genera el asiento de venta automáticamente.</w:t>
+      </w:r>
+      <w:r>
+        <w:t xml:space="preserve"> </w:t>
+      </w:r>
+      <w:r>
+        <w:t xml:space="preserve">- La</w:t>
+      </w:r>
+      <w:r>
+        <w:t xml:space="preserve"> </w:t>
+      </w:r>
+      <w:r>
+        <w:rPr>
+          <w:b/>
+          <w:bCs/>
+        </w:rPr>
+        <w:t xml:space="preserve">letra sale sola</w:t>
+      </w:r>
+      <w:r>
+        <w:t xml:space="preserve"> </w:t>
+      </w:r>
+      <w:r>
+        <w:t xml:space="preserve">de la condición fiscal del cliente: RI y monotributistas reciben</w:t>
+      </w:r>
+      <w:r>
+        <w:t xml:space="preserve"> </w:t>
+      </w:r>
+      <w:r>
+        <w:rPr>
+          <w:b/>
+          <w:bCs/>
+        </w:rPr>
+        <w:t xml:space="preserve">Factura A</w:t>
+      </w:r>
+      <w:r>
+        <w:t xml:space="preserve">, exentos y consumidor final reciben</w:t>
+      </w:r>
+      <w:r>
+        <w:t xml:space="preserve"> </w:t>
+      </w:r>
+      <w:r>
+        <w:rPr>
+          <w:b/>
+          <w:bCs/>
+        </w:rPr>
+        <w:t xml:space="preserve">B</w:t>
+      </w:r>
+      <w:r>
+        <w:t xml:space="preserve">. Factura A exige el CUIT del cliente.</w:t>
+      </w:r>
+      <w:r>
+        <w:t xml:space="preserve"> </w:t>
+      </w:r>
+      <w:r>
+        <w:t xml:space="preserve">- La venta está en USD y</w:t>
+      </w:r>
+      <w:r>
+        <w:t xml:space="preserve"> </w:t>
+      </w:r>
+      <w:r>
+        <w:rPr>
+          <w:b/>
+          <w:bCs/>
+        </w:rPr>
+        <w:t xml:space="preserve">se factura en pesos al tipo de cambio vendedor BNA del día</w:t>
+      </w:r>
+      <w:r>
+        <w:t xml:space="preserve"> </w:t>
+      </w:r>
+      <w:r>
+        <w:t xml:space="preserve">(el TC usado se muestra al emitir).</w:t>
+      </w:r>
+      <w:r>
+        <w:t xml:space="preserve"> </w:t>
+      </w:r>
+      <w:r>
+        <w:t xml:space="preserve">- El</w:t>
+      </w:r>
+      <w:r>
+        <w:t xml:space="preserve"> </w:t>
+      </w:r>
+      <w:r>
+        <w:rPr>
+          <w:b/>
+          <w:bCs/>
+        </w:rPr>
+        <w:t xml:space="preserve">punto de venta</w:t>
+      </w:r>
+      <w:r>
+        <w:t xml:space="preserve"> </w:t>
+      </w:r>
+      <w:r>
+        <w:t xml:space="preserve">se configura en Configuración → Imputación contable.</w:t>
       </w:r>
       <w:r>
         <w:t xml:space="preserve"> </w:t>
@@ -12371,7 +12671,7 @@
         <w:t xml:space="preserve"> </w:t>
       </w:r>
       <w:r>
-        <w:t xml:space="preserve">por usuario.</w:t>
+        <w:t xml:space="preserve">por usuario. La lista cubre todos los módulos del sistema (inventario, producción, compras, ventas, calidad, análisis y contabilidad).</w:t>
       </w:r>
     </w:p>
     <w:p>
@@ -12471,7 +12771,7 @@
         <w:t xml:space="preserve"> </w:t>
       </w:r>
       <w:r>
-        <w:t xml:space="preserve">(21% por defecto), y si los precios</w:t>
+        <w:t xml:space="preserve">(21% por defecto), si los precios</w:t>
       </w:r>
       <w:r>
         <w:t xml:space="preserve"> </w:t>
@@ -12484,7 +12784,23 @@
         <w:t xml:space="preserve">incluyen IVA</w:t>
       </w:r>
       <w:r>
-        <w:t xml:space="preserve">.</w:t>
+        <w:t xml:space="preserve">, y el</w:t>
+      </w:r>
+      <w:r>
+        <w:t xml:space="preserve"> </w:t>
+      </w:r>
+      <w:r>
+        <w:rPr>
+          <w:b/>
+          <w:bCs/>
+        </w:rPr>
+        <w:t xml:space="preserve">punto de venta AFIP</w:t>
+      </w:r>
+      <w:r>
+        <w:t xml:space="preserve"> </w:t>
+      </w:r>
+      <w:r>
+        <w:t xml:space="preserve">para la facturación electrónica.</w:t>
       </w:r>
     </w:p>
     <w:p>

--- a/docs/MANUAL_USUARIO.docx
+++ b/docs/MANUAL_USUARIO.docx
@@ -4583,6 +4583,44 @@
       <w:r>
         <w:t xml:space="preserve">- Queda armada la cadena de trazabilidad: certificado → colada → barra → OP → PT.</w:t>
       </w:r>
+      <w:r>
+        <w:t xml:space="preserve"> </w:t>
+      </w:r>
+      <w:r>
+        <w:t xml:space="preserve">- Se</w:t>
+      </w:r>
+      <w:r>
+        <w:t xml:space="preserve"> </w:t>
+      </w:r>
+      <w:r>
+        <w:rPr>
+          <w:b/>
+          <w:bCs/>
+        </w:rPr>
+        <w:t xml:space="preserve">congela el costo real</w:t>
+      </w:r>
+      <w:r>
+        <w:t xml:space="preserve"> </w:t>
+      </w:r>
+      <w:r>
+        <w:t xml:space="preserve">de la orden (material consumido + horas productivas de los timers × tarifas + overhead) y el lote de PT queda</w:t>
+      </w:r>
+      <w:r>
+        <w:t xml:space="preserve"> </w:t>
+      </w:r>
+      <w:r>
+        <w:rPr>
+          <w:b/>
+          <w:bCs/>
+        </w:rPr>
+        <w:t xml:space="preserve">valuado a ese costo</w:t>
+      </w:r>
+      <w:r>
+        <w:t xml:space="preserve"> </w:t>
+      </w:r>
+      <w:r>
+        <w:t xml:space="preserve">— el margen que ves en Análisis → Costos deja de ser una foto recalculable.</w:t>
+      </w:r>
     </w:p>
     <w:p>
       <w:pPr>
@@ -11711,7 +11749,7 @@
         <w:t xml:space="preserve"> </w:t>
       </w:r>
       <w:r>
-        <w:t xml:space="preserve">(caja / banco),</w:t>
+        <w:t xml:space="preserve">(caja / banco / cheque diferido),</w:t>
       </w:r>
       <w:r>
         <w:t xml:space="preserve"> </w:t>
@@ -11796,6 +11834,184 @@
         <w:t xml:space="preserve">a las facturas más viejas.</w:t>
       </w:r>
     </w:p>
+    <w:p>
+      <w:pPr>
+        <w:pStyle w:val="BodyText"/>
+      </w:pPr>
+      <w:r>
+        <w:rPr>
+          <w:b/>
+          <w:bCs/>
+        </w:rPr>
+        <w:t xml:space="preserve">Retenciones sufridas (clave con clientes grandes):</w:t>
+      </w:r>
+      <w:r>
+        <w:t xml:space="preserve"> </w:t>
+      </w:r>
+      <w:r>
+        <w:t xml:space="preserve">si el cliente te paga</w:t>
+      </w:r>
+      <w:r>
+        <w:t xml:space="preserve"> </w:t>
+      </w:r>
+      <w:r>
+        <w:rPr>
+          <w:b/>
+          <w:bCs/>
+        </w:rPr>
+        <w:t xml:space="preserve">neto de retenciones</w:t>
+      </w:r>
+      <w:r>
+        <w:t xml:space="preserve"> </w:t>
+      </w:r>
+      <w:r>
+        <w:t xml:space="preserve">(Ganancias, IIBB, SUSS, IVA — YPF y las mineras lo hacen siempre), cargá el</w:t>
+      </w:r>
+      <w:r>
+        <w:t xml:space="preserve"> </w:t>
+      </w:r>
+      <w:r>
+        <w:rPr>
+          <w:b/>
+          <w:bCs/>
+        </w:rPr>
+        <w:t xml:space="preserve">monto cobrado</w:t>
+      </w:r>
+      <w:r>
+        <w:t xml:space="preserve"> </w:t>
+      </w:r>
+      <w:r>
+        <w:t xml:space="preserve">en Monto y agregá cada certificado con</w:t>
+      </w:r>
+      <w:r>
+        <w:t xml:space="preserve"> </w:t>
+      </w:r>
+      <w:r>
+        <w:rPr>
+          <w:b/>
+          <w:bCs/>
+        </w:rPr>
+        <w:t xml:space="preserve">+ Retención</w:t>
+      </w:r>
+      <w:r>
+        <w:t xml:space="preserve"> </w:t>
+      </w:r>
+      <w:r>
+        <w:t xml:space="preserve">(impuesto, Nº de certificado, jurisdicción si es IIBB, y monto retenido). El sistema:</w:t>
+      </w:r>
+      <w:r>
+        <w:t xml:space="preserve"> </w:t>
+      </w:r>
+      <w:r>
+        <w:t xml:space="preserve">- arma el asiento completo: banco + cada retención al debe, deudores por el</w:t>
+      </w:r>
+      <w:r>
+        <w:t xml:space="preserve"> </w:t>
+      </w:r>
+      <w:r>
+        <w:rPr>
+          <w:b/>
+          <w:bCs/>
+        </w:rPr>
+        <w:t xml:space="preserve">total</w:t>
+      </w:r>
+      <w:r>
+        <w:t xml:space="preserve"> </w:t>
+      </w:r>
+      <w:r>
+        <w:t xml:space="preserve">al haber — la cta. cte. del cliente queda saldada de verdad;</w:t>
+      </w:r>
+      <w:r>
+        <w:t xml:space="preserve"> </w:t>
+      </w:r>
+      <w:r>
+        <w:t xml:space="preserve">- guarda cada certificado en el registro de</w:t>
+      </w:r>
+      <w:r>
+        <w:t xml:space="preserve"> </w:t>
+      </w:r>
+      <w:r>
+        <w:rPr>
+          <w:b/>
+          <w:bCs/>
+        </w:rPr>
+        <w:t xml:space="preserve">Retenciones sufridas</w:t>
+      </w:r>
+      <w:r>
+        <w:t xml:space="preserve"> </w:t>
+      </w:r>
+      <w:r>
+        <w:t xml:space="preserve">(exportable para el contador desde Exportables).</w:t>
+      </w:r>
+    </w:p>
+    <w:p>
+      <w:pPr>
+        <w:pStyle w:val="BodyText"/>
+      </w:pPr>
+      <w:r>
+        <w:rPr>
+          <w:b/>
+          <w:bCs/>
+        </w:rPr>
+        <w:t xml:space="preserve">Método</w:t>
+      </w:r>
+      <w:r>
+        <w:rPr>
+          <w:b/>
+          <w:bCs/>
+        </w:rPr>
+        <w:t xml:space="preserve"> </w:t>
+      </w:r>
+      <w:r>
+        <w:rPr>
+          <w:b/>
+          <w:bCs/>
+        </w:rPr>
+        <w:t xml:space="preserve">“Cheque diferido”</w:t>
+      </w:r>
+      <w:r>
+        <w:rPr>
+          <w:b/>
+          <w:bCs/>
+        </w:rPr>
+        <w:t xml:space="preserve">:</w:t>
+      </w:r>
+      <w:r>
+        <w:t xml:space="preserve"> </w:t>
+      </w:r>
+      <w:r>
+        <w:t xml:space="preserve">el cobro entra a la cuenta</w:t>
+      </w:r>
+      <w:r>
+        <w:t xml:space="preserve"> </w:t>
+      </w:r>
+      <w:r>
+        <w:rPr>
+          <w:b/>
+          <w:bCs/>
+        </w:rPr>
+        <w:t xml:space="preserve">Cheques en cartera</w:t>
+      </w:r>
+      <w:r>
+        <w:t xml:space="preserve"> </w:t>
+      </w:r>
+      <w:r>
+        <w:t xml:space="preserve">(no a caja/banco) y se abre el modal para completar número, banco y fecha de pago del cheque. En un pago, sale por</w:t>
+      </w:r>
+      <w:r>
+        <w:t xml:space="preserve"> </w:t>
+      </w:r>
+      <w:r>
+        <w:rPr>
+          <w:b/>
+          <w:bCs/>
+        </w:rPr>
+        <w:t xml:space="preserve">Cheques emitidos</w:t>
+      </w:r>
+      <w:r>
+        <w:t xml:space="preserve">.</w:t>
+      </w:r>
+    </w:p>
     <w:bookmarkEnd w:id="48"/>
     <w:bookmarkStart w:id="49" w:name="cheques"/>
     <w:p>
@@ -11824,6 +12040,306 @@
       </w:r>
       <w:r>
         <w:t xml:space="preserve">cuando se acerca la fecha de depósito o pago.</w:t>
+      </w:r>
+    </w:p>
+    <w:p>
+      <w:pPr>
+        <w:pStyle w:val="BodyText"/>
+      </w:pPr>
+      <w:r>
+        <w:rPr>
+          <w:b/>
+          <w:bCs/>
+        </w:rPr>
+        <w:t xml:space="preserve">Ahora los cheques mueven la contabilidad solos</w:t>
+      </w:r>
+      <w:r>
+        <w:t xml:space="preserve"> </w:t>
+      </w:r>
+      <w:r>
+        <w:t xml:space="preserve">al cambiar el estado:</w:t>
+      </w:r>
+    </w:p>
+    <w:tbl>
+      <w:tblPr>
+        <w:tblStyle w:val="Table"/>
+        <w:tblW w:type="pct" w:w="5000"/>
+        <w:tblLayout w:type="fixed"/>
+        <w:tblLook w:firstRow="1" w:lastRow="0" w:firstColumn="0" w:lastColumn="0" w:noHBand="0" w:noVBand="0" w:val="0020"/>
+      </w:tblPr>
+      <w:tblGrid>
+        <w:gridCol w:w="2262"/>
+        <w:gridCol w:w="5657"/>
+      </w:tblGrid>
+      <w:tr>
+        <w:trPr>
+          <w:tblHeader w:val="on"/>
+        </w:trPr>
+        <w:tc>
+          <w:tcPr/>
+          <w:p>
+            <w:pPr>
+              <w:pStyle w:val="Compact"/>
+            </w:pPr>
+            <w:r>
+              <w:t xml:space="preserve">Evento</w:t>
+            </w:r>
+          </w:p>
+        </w:tc>
+        <w:tc>
+          <w:tcPr/>
+          <w:p>
+            <w:pPr>
+              <w:pStyle w:val="Compact"/>
+            </w:pPr>
+            <w:r>
+              <w:t xml:space="preserve">Asiento automático</w:t>
+            </w:r>
+          </w:p>
+        </w:tc>
+      </w:tr>
+      <w:tr>
+        <w:tc>
+          <w:tcPr/>
+          <w:p>
+            <w:pPr>
+              <w:pStyle w:val="Compact"/>
+            </w:pPr>
+            <w:r>
+              <w:t xml:space="preserve">Recibido →</w:t>
+            </w:r>
+            <w:r>
+              <w:t xml:space="preserve"> </w:t>
+            </w:r>
+            <w:r>
+              <w:rPr>
+                <w:b/>
+                <w:bCs/>
+              </w:rPr>
+              <w:t xml:space="preserve">depositado</w:t>
+            </w:r>
+          </w:p>
+        </w:tc>
+        <w:tc>
+          <w:tcPr/>
+          <w:p>
+            <w:pPr>
+              <w:pStyle w:val="Compact"/>
+            </w:pPr>
+            <w:r>
+              <w:t xml:space="preserve">Banco / Cheques en cartera</w:t>
+            </w:r>
+          </w:p>
+        </w:tc>
+      </w:tr>
+      <w:tr>
+        <w:tc>
+          <w:tcPr/>
+          <w:p>
+            <w:pPr>
+              <w:pStyle w:val="Compact"/>
+            </w:pPr>
+            <w:r>
+              <w:t xml:space="preserve">Recibido →</w:t>
+            </w:r>
+            <w:r>
+              <w:t xml:space="preserve"> </w:t>
+            </w:r>
+            <w:r>
+              <w:rPr>
+                <w:b/>
+                <w:bCs/>
+              </w:rPr>
+              <w:t xml:space="preserve">rechazado</w:t>
+            </w:r>
+          </w:p>
+        </w:tc>
+        <w:tc>
+          <w:tcPr/>
+          <w:p>
+            <w:pPr>
+              <w:pStyle w:val="Compact"/>
+            </w:pPr>
+            <w:r>
+              <w:t xml:space="preserve">Deudores / Cartera (o Banco si ya estaba depositado) —</w:t>
+            </w:r>
+            <w:r>
+              <w:t xml:space="preserve"> </w:t>
+            </w:r>
+            <w:r>
+              <w:rPr>
+                <w:b/>
+                <w:bCs/>
+              </w:rPr>
+              <w:t xml:space="preserve">la deuda del cliente revive</w:t>
+            </w:r>
+            <w:r>
+              <w:t xml:space="preserve"> </w:t>
+            </w:r>
+            <w:r>
+              <w:t xml:space="preserve">en la cta. cte. desde la fecha del rechazo</w:t>
+            </w:r>
+          </w:p>
+        </w:tc>
+      </w:tr>
+      <w:tr>
+        <w:tc>
+          <w:tcPr/>
+          <w:p>
+            <w:pPr>
+              <w:pStyle w:val="Compact"/>
+            </w:pPr>
+            <w:r>
+              <w:t xml:space="preserve">Emitido →</w:t>
+            </w:r>
+            <w:r>
+              <w:t xml:space="preserve"> </w:t>
+            </w:r>
+            <w:r>
+              <w:rPr>
+                <w:b/>
+                <w:bCs/>
+              </w:rPr>
+              <w:t xml:space="preserve">debitado</w:t>
+            </w:r>
+          </w:p>
+        </w:tc>
+        <w:tc>
+          <w:tcPr/>
+          <w:p>
+            <w:pPr>
+              <w:pStyle w:val="Compact"/>
+            </w:pPr>
+            <w:r>
+              <w:t xml:space="preserve">Cheques emitidos / Banco</w:t>
+            </w:r>
+          </w:p>
+        </w:tc>
+      </w:tr>
+      <w:tr>
+        <w:tc>
+          <w:tcPr/>
+          <w:p>
+            <w:pPr>
+              <w:pStyle w:val="Compact"/>
+            </w:pPr>
+            <w:r>
+              <w:t xml:space="preserve">Emitido →</w:t>
+            </w:r>
+            <w:r>
+              <w:t xml:space="preserve"> </w:t>
+            </w:r>
+            <w:r>
+              <w:rPr>
+                <w:b/>
+                <w:bCs/>
+              </w:rPr>
+              <w:t xml:space="preserve">rechazado</w:t>
+            </w:r>
+          </w:p>
+        </w:tc>
+        <w:tc>
+          <w:tcPr/>
+          <w:p>
+            <w:pPr>
+              <w:pStyle w:val="Compact"/>
+            </w:pPr>
+            <w:r>
+              <w:t xml:space="preserve">Cheques emitidos / Proveedores (la deuda al proveedor revive)</w:t>
+            </w:r>
+          </w:p>
+        </w:tc>
+      </w:tr>
+    </w:tbl>
+    <w:p>
+      <w:pPr>
+        <w:pStyle w:val="BlockText"/>
+      </w:pPr>
+      <w:r>
+        <w:t xml:space="preserve">Para que el circuito cierre, el</w:t>
+      </w:r>
+      <w:r>
+        <w:t xml:space="preserve"> </w:t>
+      </w:r>
+      <w:r>
+        <w:rPr>
+          <w:b/>
+          <w:bCs/>
+        </w:rPr>
+        <w:t xml:space="preserve">alta</w:t>
+      </w:r>
+      <w:r>
+        <w:t xml:space="preserve"> </w:t>
+      </w:r>
+      <w:r>
+        <w:t xml:space="preserve">contable del cheque la hace</w:t>
+      </w:r>
+      <w:r>
+        <w:t xml:space="preserve"> </w:t>
+      </w:r>
+      <w:r>
+        <w:rPr>
+          <w:b/>
+          <w:bCs/>
+        </w:rPr>
+        <w:t xml:space="preserve">Cobros y pagos</w:t>
+      </w:r>
+      <w:r>
+        <w:t xml:space="preserve"> </w:t>
+      </w:r>
+      <w:r>
+        <w:t xml:space="preserve">con método</w:t>
+      </w:r>
+      <w:r>
+        <w:t xml:space="preserve"> </w:t>
+      </w:r>
+      <w:r>
+        <w:t xml:space="preserve">“Cheque diferido”</w:t>
+      </w:r>
+      <w:r>
+        <w:t xml:space="preserve">. Los estados</w:t>
+      </w:r>
+      <w:r>
+        <w:t xml:space="preserve"> </w:t>
+      </w:r>
+      <w:r>
+        <w:rPr>
+          <w:rStyle w:val="VerbatimChar"/>
+        </w:rPr>
+        <w:t xml:space="preserve">acreditado</w:t>
+      </w:r>
+      <w:r>
+        <w:t xml:space="preserve">,</w:t>
+      </w:r>
+      <w:r>
+        <w:t xml:space="preserve"> </w:t>
+      </w:r>
+      <w:r>
+        <w:rPr>
+          <w:rStyle w:val="VerbatimChar"/>
+        </w:rPr>
+        <w:t xml:space="preserve">endosado</w:t>
+      </w:r>
+      <w:r>
+        <w:t xml:space="preserve"> </w:t>
+      </w:r>
+      <w:r>
+        <w:t xml:space="preserve">y</w:t>
+      </w:r>
+      <w:r>
+        <w:t xml:space="preserve"> </w:t>
+      </w:r>
+      <w:r>
+        <w:rPr>
+          <w:rStyle w:val="VerbatimChar"/>
+        </w:rPr>
+        <w:t xml:space="preserve">anulado</w:t>
+      </w:r>
+      <w:r>
+        <w:t xml:space="preserve"> </w:t>
+      </w:r>
+      <w:r>
+        <w:t xml:space="preserve">no generan asiento.</w:t>
       </w:r>
     </w:p>
     <w:bookmarkEnd w:id="49"/>
@@ -12167,6 +12683,110 @@
         </w:tc>
       </w:tr>
     </w:tbl>
+    <w:p>
+      <w:pPr>
+        <w:pStyle w:val="BodyText"/>
+      </w:pPr>
+      <w:r>
+        <w:t xml:space="preserve">En</w:t>
+      </w:r>
+      <w:r>
+        <w:t xml:space="preserve"> </w:t>
+      </w:r>
+      <w:r>
+        <w:rPr>
+          <w:b/>
+          <w:bCs/>
+        </w:rPr>
+        <w:t xml:space="preserve">Exportables</w:t>
+      </w:r>
+      <w:r>
+        <w:t xml:space="preserve"> </w:t>
+      </w:r>
+      <w:r>
+        <w:t xml:space="preserve">(elegís un mes y descargás CSV, o toda la</w:t>
+      </w:r>
+      <w:r>
+        <w:t xml:space="preserve"> </w:t>
+      </w:r>
+      <w:r>
+        <w:rPr>
+          <w:b/>
+          <w:bCs/>
+        </w:rPr>
+        <w:t xml:space="preserve">carpeta del período</w:t>
+      </w:r>
+      <w:r>
+        <w:t xml:space="preserve"> </w:t>
+      </w:r>
+      <w:r>
+        <w:t xml:space="preserve">en ZIP): subdiarios de ventas y compras,</w:t>
+      </w:r>
+      <w:r>
+        <w:t xml:space="preserve"> </w:t>
+      </w:r>
+      <w:r>
+        <w:rPr>
+          <w:b/>
+          <w:bCs/>
+        </w:rPr>
+        <w:t xml:space="preserve">IVA ventas</w:t>
+      </w:r>
+      <w:r>
+        <w:t xml:space="preserve"> </w:t>
+      </w:r>
+      <w:r>
+        <w:t xml:space="preserve">(letra por comprobante, NC en negativo, alícuota),</w:t>
+      </w:r>
+      <w:r>
+        <w:t xml:space="preserve"> </w:t>
+      </w:r>
+      <w:r>
+        <w:rPr>
+          <w:b/>
+          <w:bCs/>
+        </w:rPr>
+        <w:t xml:space="preserve">IVA compras</w:t>
+      </w:r>
+      <w:r>
+        <w:t xml:space="preserve"> </w:t>
+      </w:r>
+      <w:r>
+        <w:t xml:space="preserve">(formato libro real),</w:t>
+      </w:r>
+      <w:r>
+        <w:t xml:space="preserve"> </w:t>
+      </w:r>
+      <w:r>
+        <w:rPr>
+          <w:b/>
+          <w:bCs/>
+        </w:rPr>
+        <w:t xml:space="preserve">Posición IVA del mes</w:t>
+      </w:r>
+      <w:r>
+        <w:t xml:space="preserve"> </w:t>
+      </w:r>
+      <w:r>
+        <w:t xml:space="preserve">(débito − crédito − percepciones − retenciones → saldo a pagar o a favor),</w:t>
+      </w:r>
+      <w:r>
+        <w:t xml:space="preserve"> </w:t>
+      </w:r>
+      <w:r>
+        <w:rPr>
+          <w:b/>
+          <w:bCs/>
+        </w:rPr>
+        <w:t xml:space="preserve">Retenciones sufridas</w:t>
+      </w:r>
+      <w:r>
+        <w:t xml:space="preserve"> </w:t>
+      </w:r>
+      <w:r>
+        <w:t xml:space="preserve">(los certificados del mes, para el contador), mayores y plan de cuentas.</w:t>
+      </w:r>
+    </w:p>
     <w:bookmarkEnd w:id="50"/>
     <w:bookmarkStart w:id="51" w:name="correlatividad"/>
     <w:p>
@@ -12860,7 +13480,61 @@
         <w:t xml:space="preserve"> </w:t>
       </w:r>
       <w:r>
-        <w:t xml:space="preserve">cuenta de caja (efectivo) y cuenta de banco (transferencias).</w:t>
+        <w:t xml:space="preserve">cuenta de caja (efectivo), cuenta de banco (transferencias),</w:t>
+      </w:r>
+      <w:r>
+        <w:t xml:space="preserve"> </w:t>
+      </w:r>
+      <w:r>
+        <w:rPr>
+          <w:b/>
+          <w:bCs/>
+        </w:rPr>
+        <w:t xml:space="preserve">cheques en cartera</w:t>
+      </w:r>
+      <w:r>
+        <w:t xml:space="preserve"> </w:t>
+      </w:r>
+      <w:r>
+        <w:t xml:space="preserve">(recibidos) y</w:t>
+      </w:r>
+      <w:r>
+        <w:t xml:space="preserve"> </w:t>
+      </w:r>
+      <w:r>
+        <w:rPr>
+          <w:b/>
+          <w:bCs/>
+        </w:rPr>
+        <w:t xml:space="preserve">cheques emitidos</w:t>
+      </w:r>
+      <w:r>
+        <w:t xml:space="preserve"> </w:t>
+      </w:r>
+      <w:r>
+        <w:t xml:space="preserve">(a pagar).</w:t>
+      </w:r>
+    </w:p>
+    <w:p>
+      <w:pPr>
+        <w:pStyle w:val="Compact"/>
+        <w:numPr>
+          <w:ilvl w:val="0"/>
+          <w:numId w:val="1017"/>
+        </w:numPr>
+      </w:pPr>
+      <w:r>
+        <w:rPr>
+          <w:b/>
+          <w:bCs/>
+        </w:rPr>
+        <w:t xml:space="preserve">Retenciones sufridas:</w:t>
+      </w:r>
+      <w:r>
+        <w:t xml:space="preserve"> </w:t>
+      </w:r>
+      <w:r>
+        <w:t xml:space="preserve">las cuentas de crédito fiscal donde van las retenciones que te aplican los clientes (Ganancias, IIBB, SUSS, IVA). Vienen preconfiguradas con las cuentas del plan de Vitalmet.</w:t>
       </w:r>
     </w:p>
     <w:p>

--- a/docs/MANUAL_USUARIO.docx
+++ b/docs/MANUAL_USUARIO.docx
@@ -2408,6 +2408,72 @@
     </w:p>
     <w:p>
       <w:pPr>
+        <w:pStyle w:val="BlockText"/>
+      </w:pPr>
+      <w:r>
+        <w:rPr>
+          <w:b/>
+          <w:bCs/>
+        </w:rPr>
+        <w:t xml:space="preserve">Valuación:</w:t>
+      </w:r>
+      <w:r>
+        <w:t xml:space="preserve"> </w:t>
+      </w:r>
+      <w:r>
+        <w:t xml:space="preserve">las barras que entran por recepción de OC</w:t>
+      </w:r>
+      <w:r>
+        <w:t xml:space="preserve"> </w:t>
+      </w:r>
+      <w:r>
+        <w:rPr>
+          <w:b/>
+          <w:bCs/>
+        </w:rPr>
+        <w:t xml:space="preserve">nacen valuadas</w:t>
+      </w:r>
+      <w:r>
+        <w:t xml:space="preserve"> </w:t>
+      </w:r>
+      <w:r>
+        <w:t xml:space="preserve">con el precio del ítem de la OC (convertido a USD si la OC era en pesos). Con eso el stock de MP tiene valor contable real: lo ves en la tarjeta</w:t>
+      </w:r>
+      <w:r>
+        <w:t xml:space="preserve"> </w:t>
+      </w:r>
+      <w:r>
+        <w:rPr>
+          <w:b/>
+          <w:bCs/>
+        </w:rPr>
+        <w:t xml:space="preserve">Valor stock (costo)</w:t>
+      </w:r>
+      <w:r>
+        <w:t xml:space="preserve"> </w:t>
+      </w:r>
+      <w:r>
+        <w:t xml:space="preserve">y en el exportable</w:t>
+      </w:r>
+      <w:r>
+        <w:t xml:space="preserve"> </w:t>
+      </w:r>
+      <w:r>
+        <w:rPr>
+          <w:b/>
+          <w:bCs/>
+        </w:rPr>
+        <w:t xml:space="preserve">Valuación de inventario</w:t>
+      </w:r>
+      <w:r>
+        <w:t xml:space="preserve"> </w:t>
+      </w:r>
+      <w:r>
+        <w:t xml:space="preserve">(por lote y con promedio ponderado por material).</w:t>
+      </w:r>
+    </w:p>
+    <w:p>
+      <w:pPr>
         <w:pStyle w:val="FirstParagraph"/>
       </w:pPr>
       <w:r>
@@ -2678,6 +2744,156 @@
       </w:r>
       <w:r>
         <w:t xml:space="preserve">de ese material. Revisá proveedor y precio, y guardá — es una OC normal desde ahí en adelante.</w:t>
+      </w:r>
+    </w:p>
+    <w:p>
+      <w:pPr>
+        <w:pStyle w:val="FirstParagraph"/>
+      </w:pPr>
+      <w:r>
+        <w:rPr>
+          <w:b/>
+          <w:bCs/>
+        </w:rPr>
+        <w:t xml:space="preserve">Kardex (historial de movimientos):</w:t>
+      </w:r>
+      <w:r>
+        <w:t xml:space="preserve"> </w:t>
+      </w:r>
+      <w:r>
+        <w:t xml:space="preserve">cada barra, producto terminado e insumo tiene un botón</w:t>
+      </w:r>
+      <w:r>
+        <w:t xml:space="preserve"> </w:t>
+      </w:r>
+      <w:r>
+        <w:rPr>
+          <w:b/>
+          <w:bCs/>
+        </w:rPr>
+        <w:t xml:space="preserve">Kardex</w:t>
+      </w:r>
+      <w:r>
+        <w:t xml:space="preserve"> </w:t>
+      </w:r>
+      <w:r>
+        <w:t xml:space="preserve">que muestra todos sus movimientos de stock: qué entró, qué salió, cuándo, cuánto quedó y quién lo hizo. Los movimientos se etiquetan solos (Consumo OP, Venta, Entrega, Ajuste, Conteo físico, etc.). Nada se mueve sin dejar rastro.</w:t>
+      </w:r>
+    </w:p>
+    <w:p>
+      <w:pPr>
+        <w:pStyle w:val="BodyText"/>
+      </w:pPr>
+      <w:r>
+        <w:rPr>
+          <w:b/>
+          <w:bCs/>
+        </w:rPr>
+        <w:t xml:space="preserve">Ajustes de stock:</w:t>
+      </w:r>
+      <w:r>
+        <w:t xml:space="preserve"> </w:t>
+      </w:r>
+      <w:r>
+        <w:t xml:space="preserve">si al editar una barra / PT / insumo cambiás la</w:t>
+      </w:r>
+      <w:r>
+        <w:t xml:space="preserve"> </w:t>
+      </w:r>
+      <w:r>
+        <w:rPr>
+          <w:b/>
+          <w:bCs/>
+        </w:rPr>
+        <w:t xml:space="preserve">cantidad</w:t>
+      </w:r>
+      <w:r>
+        <w:t xml:space="preserve">, el sistema te pide un</w:t>
+      </w:r>
+      <w:r>
+        <w:t xml:space="preserve"> </w:t>
+      </w:r>
+      <w:r>
+        <w:rPr>
+          <w:b/>
+          <w:bCs/>
+        </w:rPr>
+        <w:t xml:space="preserve">motivo obligatorio</w:t>
+      </w:r>
+      <w:r>
+        <w:t xml:space="preserve">. El ajuste queda en el kardex y, si el ítem tiene costo, genera automáticamente el</w:t>
+      </w:r>
+      <w:r>
+        <w:t xml:space="preserve"> </w:t>
+      </w:r>
+      <w:r>
+        <w:rPr>
+          <w:b/>
+          <w:bCs/>
+        </w:rPr>
+        <w:t xml:space="preserve">asiento contable</w:t>
+      </w:r>
+      <w:r>
+        <w:t xml:space="preserve"> </w:t>
+      </w:r>
+      <w:r>
+        <w:t xml:space="preserve">(cuenta de stock contra AJUSTES DE INVENTARIO). Corregir stock ya no es</w:t>
+      </w:r>
+      <w:r>
+        <w:t xml:space="preserve"> </w:t>
+      </w:r>
+      <w:r>
+        <w:t xml:space="preserve">“pisar el número”</w:t>
+      </w:r>
+      <w:r>
+        <w:t xml:space="preserve">: queda documentado como en cualquier ERP serio.</w:t>
+      </w:r>
+    </w:p>
+    <w:p>
+      <w:pPr>
+        <w:pStyle w:val="BodyText"/>
+      </w:pPr>
+      <w:r>
+        <w:rPr>
+          <w:b/>
+          <w:bCs/>
+        </w:rPr>
+        <w:t xml:space="preserve">Conteo físico:</w:t>
+      </w:r>
+      <w:r>
+        <w:t xml:space="preserve"> </w:t>
+      </w:r>
+      <w:r>
+        <w:t xml:space="preserve">el botón</w:t>
+      </w:r>
+      <w:r>
+        <w:t xml:space="preserve"> </w:t>
+      </w:r>
+      <w:r>
+        <w:rPr>
+          <w:b/>
+          <w:bCs/>
+        </w:rPr>
+        <w:t xml:space="preserve">Conteo físico</w:t>
+      </w:r>
+      <w:r>
+        <w:t xml:space="preserve"> </w:t>
+      </w:r>
+      <w:r>
+        <w:t xml:space="preserve">(arriba de la tabla de barras) inicia un inventario: el sistema saca una foto del stock (barras, PT e insumos) y te da una planilla para cargar lo que contaste físicamente. Podés cargarla en varias sesiones — se guarda sola. Al</w:t>
+      </w:r>
+      <w:r>
+        <w:t xml:space="preserve"> </w:t>
+      </w:r>
+      <w:r>
+        <w:rPr>
+          <w:b/>
+          <w:bCs/>
+        </w:rPr>
+        <w:t xml:space="preserve">cerrar el conteo</w:t>
+      </w:r>
+      <w:r>
+        <w:t xml:space="preserve">, cada diferencia genera su ajuste documentado con asiento. Recomendado: un conteo por trimestre, o cíclico por familia de material.</w:t>
       </w:r>
     </w:p>
     <w:bookmarkEnd w:id="16"/>
@@ -13450,7 +13666,23 @@
         <w:t xml:space="preserve"> </w:t>
       </w:r>
       <w:r>
-        <w:t xml:space="preserve">(los certificados del mes, para el contador), mayores y plan de cuentas.</w:t>
+        <w:t xml:space="preserve">(los certificados del mes, para el contador), mayores,</w:t>
+      </w:r>
+      <w:r>
+        <w:t xml:space="preserve"> </w:t>
+      </w:r>
+      <w:r>
+        <w:rPr>
+          <w:b/>
+          <w:bCs/>
+        </w:rPr>
+        <w:t xml:space="preserve">Valuación de inventario</w:t>
+      </w:r>
+      <w:r>
+        <w:t xml:space="preserve"> </w:t>
+      </w:r>
+      <w:r>
+        <w:t xml:space="preserve">(foto valorizada del stock a hoy: MP por lote y por material con promedio ponderado, PT e insumos — respaldo de Bienes de Cambio del balance) y plan de cuentas.</w:t>
       </w:r>
     </w:p>
     <w:bookmarkEnd w:id="51"/>
@@ -14201,6 +14433,44 @@
       </w:r>
       <w:r>
         <w:t xml:space="preserve">las cuentas de crédito fiscal donde van las retenciones que te aplican los clientes (Ganancias, IIBB, SUSS, IVA). Vienen preconfiguradas con las cuentas del plan de Vitalmet.</w:t>
+      </w:r>
+    </w:p>
+    <w:p>
+      <w:pPr>
+        <w:pStyle w:val="Compact"/>
+        <w:numPr>
+          <w:ilvl w:val="0"/>
+          <w:numId w:val="1018"/>
+        </w:numPr>
+      </w:pPr>
+      <w:r>
+        <w:rPr>
+          <w:b/>
+          <w:bCs/>
+        </w:rPr>
+        <w:t xml:space="preserve">Stock y ajustes de inventario:</w:t>
+      </w:r>
+      <w:r>
+        <w:t xml:space="preserve"> </w:t>
+      </w:r>
+      <w:r>
+        <w:t xml:space="preserve">las cuentas de stock (materia prima, producto terminado, insumos) y la cuenta de resultado</w:t>
+      </w:r>
+      <w:r>
+        <w:t xml:space="preserve"> </w:t>
+      </w:r>
+      <w:r>
+        <w:rPr>
+          <w:b/>
+          <w:bCs/>
+        </w:rPr>
+        <w:t xml:space="preserve">AJUSTES DE INVENTARIO</w:t>
+      </w:r>
+      <w:r>
+        <w:t xml:space="preserve"> </w:t>
+      </w:r>
+      <w:r>
+        <w:t xml:space="preserve">contra la que se asientan las diferencias de ajustes y conteos físicos. Vienen preconfiguradas (114002 / 114001 / 114003 / 421099).</w:t>
       </w:r>
     </w:p>
     <w:p>

--- a/docs/MANUAL_USUARIO.docx
+++ b/docs/MANUAL_USUARIO.docx
@@ -2,7 +2,7 @@
 <file path=word/document.xml><?xml version="1.0" encoding="utf-8"?>
 <w:document xmlns:w="http://schemas.openxmlformats.org/wordprocessingml/2006/main" xmlns:m="http://schemas.openxmlformats.org/officeDocument/2006/math" xmlns:r="http://schemas.openxmlformats.org/officeDocument/2006/relationships" xmlns:o="urn:schemas-microsoft-com:office:office" xmlns:v="urn:schemas-microsoft-com:vml" xmlns:w10="urn:schemas-microsoft-com:office:word" xmlns:a="http://schemas.openxmlformats.org/drawingml/2006/main" xmlns:pic="http://schemas.openxmlformats.org/drawingml/2006/picture" xmlns:wp="http://schemas.openxmlformats.org/drawingml/2006/wordprocessingDrawing">
   <w:body>
-    <w:bookmarkStart w:id="67" w:name="X49288d98bb0e101ac90548faf60c95f63953311"/>
+    <w:bookmarkStart w:id="68" w:name="X49288d98bb0e101ac90548faf60c95f63953311"/>
     <w:p>
       <w:pPr>
         <w:pStyle w:val="Heading1"/>
@@ -10151,7 +10151,7 @@
     </w:p>
     <w:bookmarkEnd w:id="39"/>
     <w:bookmarkEnd w:id="40"/>
-    <w:bookmarkStart w:id="46" w:name="calidad-ncrcapa-documentos-pqp"/>
+    <w:bookmarkStart w:id="47" w:name="calidad-ncrcapa-documentos-pqp"/>
     <w:p>
       <w:pPr>
         <w:pStyle w:val="Heading2"/>
@@ -11778,13 +11778,281 @@
       </w:r>
     </w:p>
     <w:bookmarkEnd w:id="44"/>
-    <w:bookmarkStart w:id="45" w:name="retención-de-evidencia"/>
+    <w:bookmarkStart w:id="45" w:name="Xdd47fb353a4cec263fb0707e4acad9f2e437c89"/>
     <w:p>
       <w:pPr>
         <w:pStyle w:val="Heading3"/>
       </w:pPr>
       <w:r>
-        <w:t xml:space="preserve">10.5 Retención de evidencia</w:t>
+        <w:t xml:space="preserve">10.5 SGC — Tablero, revisión por dirección, auditorías y competencias</w:t>
+      </w:r>
+    </w:p>
+    <w:p>
+      <w:pPr>
+        <w:pStyle w:val="FirstParagraph"/>
+      </w:pPr>
+      <w:r>
+        <w:t xml:space="preserve">La pestaña</w:t>
+      </w:r>
+      <w:r>
+        <w:t xml:space="preserve"> </w:t>
+      </w:r>
+      <w:r>
+        <w:rPr>
+          <w:b/>
+          <w:bCs/>
+        </w:rPr>
+        <w:t xml:space="preserve">SGC</w:t>
+      </w:r>
+      <w:r>
+        <w:t xml:space="preserve"> </w:t>
+      </w:r>
+      <w:r>
+        <w:t xml:space="preserve">(dentro de Calidad) junta los rituales que pide ISO 9001 / API Q1 para certificar:</w:t>
+      </w:r>
+    </w:p>
+    <w:p>
+      <w:pPr>
+        <w:pStyle w:val="Compact"/>
+        <w:numPr>
+          <w:ilvl w:val="0"/>
+          <w:numId w:val="1013"/>
+        </w:numPr>
+      </w:pPr>
+      <w:r>
+        <w:rPr>
+          <w:b/>
+          <w:bCs/>
+        </w:rPr>
+        <w:t xml:space="preserve">Tablero:</w:t>
+      </w:r>
+      <w:r>
+        <w:t xml:space="preserve"> </w:t>
+      </w:r>
+      <w:r>
+        <w:t xml:space="preserve">KPIs de calidad del período (OTD, NC nuevas y abiertas, CAPA abiertas/vencidas, calibraciones vencidas, auditorías) más el</w:t>
+      </w:r>
+      <w:r>
+        <w:t xml:space="preserve"> </w:t>
+      </w:r>
+      <w:r>
+        <w:rPr>
+          <w:b/>
+          <w:bCs/>
+        </w:rPr>
+        <w:t xml:space="preserve">registro de certificados de conformidad emitidos</w:t>
+      </w:r>
+      <w:r>
+        <w:t xml:space="preserve">. Cada certificado que generás desde Ventas queda numerado correlativamente (</w:t>
+      </w:r>
+      <w:r>
+        <w:rPr>
+          <w:b/>
+          <w:bCs/>
+        </w:rPr>
+        <w:t xml:space="preserve">CC-0001, CC-0002…</w:t>
+      </w:r>
+      <w:r>
+        <w:t xml:space="preserve">) y registrado con su snapshot de piezas y coladas; reimprimir usa el mismo número.</w:t>
+      </w:r>
+    </w:p>
+    <w:p>
+      <w:pPr>
+        <w:pStyle w:val="Compact"/>
+        <w:numPr>
+          <w:ilvl w:val="0"/>
+          <w:numId w:val="1013"/>
+        </w:numPr>
+      </w:pPr>
+      <w:r>
+        <w:rPr>
+          <w:b/>
+          <w:bCs/>
+        </w:rPr>
+        <w:t xml:space="preserve">Revisión por la dirección</w:t>
+      </w:r>
+      <w:r>
+        <w:t xml:space="preserve"> </w:t>
+      </w:r>
+      <w:r>
+        <w:t xml:space="preserve">(§9.3): tocá</w:t>
+      </w:r>
+      <w:r>
+        <w:t xml:space="preserve"> </w:t>
+      </w:r>
+      <w:r>
+        <w:rPr>
+          <w:b/>
+          <w:bCs/>
+        </w:rPr>
+        <w:t xml:space="preserve">Nueva revisión</w:t>
+      </w:r>
+      <w:r>
+        <w:t xml:space="preserve">, elegí el período y el sistema</w:t>
+      </w:r>
+      <w:r>
+        <w:t xml:space="preserve"> </w:t>
+      </w:r>
+      <w:r>
+        <w:rPr>
+          <w:b/>
+          <w:bCs/>
+        </w:rPr>
+        <w:t xml:space="preserve">congela los KPIs automáticamente</w:t>
+      </w:r>
+      <w:r>
+        <w:t xml:space="preserve"> </w:t>
+      </w:r>
+      <w:r>
+        <w:t xml:space="preserve">— vos cargás asistentes, decisiones y acciones. Al</w:t>
+      </w:r>
+      <w:r>
+        <w:t xml:space="preserve"> </w:t>
+      </w:r>
+      <w:r>
+        <w:rPr>
+          <w:b/>
+          <w:bCs/>
+        </w:rPr>
+        <w:t xml:space="preserve">cerrarla</w:t>
+      </w:r>
+      <w:r>
+        <w:t xml:space="preserve"> </w:t>
+      </w:r>
+      <w:r>
+        <w:t xml:space="preserve">queda inmutable (no se puede editar ni borrar: es un registro del SGC). Mínimo una por año.</w:t>
+      </w:r>
+    </w:p>
+    <w:p>
+      <w:pPr>
+        <w:pStyle w:val="Compact"/>
+        <w:numPr>
+          <w:ilvl w:val="0"/>
+          <w:numId w:val="1013"/>
+        </w:numPr>
+      </w:pPr>
+      <w:r>
+        <w:rPr>
+          <w:b/>
+          <w:bCs/>
+        </w:rPr>
+        <w:t xml:space="preserve">Auditorías internas</w:t>
+      </w:r>
+      <w:r>
+        <w:t xml:space="preserve"> </w:t>
+      </w:r>
+      <w:r>
+        <w:t xml:space="preserve">(§9.2): cargá el programa anual (fecha planificada) y ejecutá cada auditoría cargando</w:t>
+      </w:r>
+      <w:r>
+        <w:t xml:space="preserve"> </w:t>
+      </w:r>
+      <w:r>
+        <w:rPr>
+          <w:b/>
+          <w:bCs/>
+        </w:rPr>
+        <w:t xml:space="preserve">hallazgos</w:t>
+      </w:r>
+      <w:r>
+        <w:t xml:space="preserve"> </w:t>
+      </w:r>
+      <w:r>
+        <w:t xml:space="preserve">tipificados (conforme, observación, NC menor/mayor, oportunidad) con su cláusula. Desde un hallazgo NC, el botón</w:t>
+      </w:r>
+      <w:r>
+        <w:t xml:space="preserve"> </w:t>
+      </w:r>
+      <w:r>
+        <w:rPr>
+          <w:b/>
+          <w:bCs/>
+        </w:rPr>
+        <w:t xml:space="preserve">Generar NC</w:t>
+      </w:r>
+      <w:r>
+        <w:t xml:space="preserve"> </w:t>
+      </w:r>
+      <w:r>
+        <w:t xml:space="preserve">crea la No Conformidad en NCR/CAPA con origen</w:t>
+      </w:r>
+      <w:r>
+        <w:t xml:space="preserve"> </w:t>
+      </w:r>
+      <w:r>
+        <w:t xml:space="preserve">“auditoría”</w:t>
+      </w:r>
+      <w:r>
+        <w:t xml:space="preserve"> </w:t>
+      </w:r>
+      <w:r>
+        <w:t xml:space="preserve">y las deja vinculadas. Las planificadas vencidas saltan en las alertas del tablero.</w:t>
+      </w:r>
+    </w:p>
+    <w:p>
+      <w:pPr>
+        <w:pStyle w:val="Compact"/>
+        <w:numPr>
+          <w:ilvl w:val="0"/>
+          <w:numId w:val="1013"/>
+        </w:numPr>
+      </w:pPr>
+      <w:r>
+        <w:rPr>
+          <w:b/>
+          <w:bCs/>
+        </w:rPr>
+        <w:t xml:space="preserve">Competencias</w:t>
+      </w:r>
+      <w:r>
+        <w:t xml:space="preserve"> </w:t>
+      </w:r>
+      <w:r>
+        <w:t xml:space="preserve">(§7.2): matriz persona × habilidad con nivel (en formación / calificado / experto), fecha, vencimiento y evidencia. Es lo que respalda ante el auditor que quien firmó un signoff estaba calificado. Las calificaciones vencidas o por vencer (30 días) saltan en alertas.</w:t>
+      </w:r>
+    </w:p>
+    <w:p>
+      <w:pPr>
+        <w:pStyle w:val="FirstParagraph"/>
+      </w:pPr>
+      <w:r>
+        <w:rPr>
+          <w:b/>
+          <w:bCs/>
+        </w:rPr>
+        <w:t xml:space="preserve">Modo auditor:</w:t>
+      </w:r>
+      <w:r>
+        <w:t xml:space="preserve"> </w:t>
+      </w:r>
+      <w:r>
+        <w:t xml:space="preserve">en Configuración → Usuarios podés marcar a un usuario como</w:t>
+      </w:r>
+      <w:r>
+        <w:t xml:space="preserve"> </w:t>
+      </w:r>
+      <w:r>
+        <w:rPr>
+          <w:b/>
+          <w:bCs/>
+        </w:rPr>
+        <w:t xml:space="preserve">Auditor (solo lectura)</w:t>
+      </w:r>
+      <w:r>
+        <w:t xml:space="preserve"> </w:t>
+      </w:r>
+      <w:r>
+        <w:t xml:space="preserve">— ideal para el auditor de certificación: ve todo el SGC, producción e inventario pero no puede tocar nada (mismo cerrojo doble del Modo Contador, garantizado por la base de datos).</w:t>
+      </w:r>
+    </w:p>
+    <w:bookmarkEnd w:id="45"/>
+    <w:bookmarkStart w:id="46" w:name="retención-de-evidencia"/>
+    <w:p>
+      <w:pPr>
+        <w:pStyle w:val="Heading3"/>
+      </w:pPr>
+      <w:r>
+        <w:t xml:space="preserve">10.6 Retención de evidencia</w:t>
       </w:r>
     </w:p>
     <w:p>
@@ -11838,9 +12106,9 @@
         </w:pict>
       </w:r>
     </w:p>
-    <w:bookmarkEnd w:id="45"/>
     <w:bookmarkEnd w:id="46"/>
-    <w:bookmarkStart w:id="55" w:name="contabilidad"/>
+    <w:bookmarkEnd w:id="47"/>
+    <w:bookmarkStart w:id="56" w:name="contabilidad"/>
     <w:p>
       <w:pPr>
         <w:pStyle w:val="Heading2"/>
@@ -11953,7 +12221,7 @@
         <w:t xml:space="preserve">). Si no, los asientos automáticos no saben a qué cuentas ir.</w:t>
       </w:r>
     </w:p>
-    <w:bookmarkStart w:id="47" w:name="plan-de-cuentas"/>
+    <w:bookmarkStart w:id="48" w:name="plan-de-cuentas"/>
     <w:p>
       <w:pPr>
         <w:pStyle w:val="Heading3"/>
@@ -11968,527 +12236,6 @@
       </w:pPr>
       <w:r>
         <w:t xml:space="preserve">La estructura jerárquica de cuentas (partida doble).</w:t>
-      </w:r>
-    </w:p>
-    <w:p>
-      <w:pPr>
-        <w:pStyle w:val="Compact"/>
-        <w:numPr>
-          <w:ilvl w:val="0"/>
-          <w:numId w:val="1013"/>
-        </w:numPr>
-      </w:pPr>
-      <w:r>
-        <w:rPr>
-          <w:b/>
-          <w:bCs/>
-        </w:rPr>
-        <w:t xml:space="preserve">Expandir / Colapsar</w:t>
-      </w:r>
-      <w:r>
-        <w:t xml:space="preserve"> </w:t>
-      </w:r>
-      <w:r>
-        <w:t xml:space="preserve">los grupos.</w:t>
-      </w:r>
-    </w:p>
-    <w:p>
-      <w:pPr>
-        <w:pStyle w:val="Compact"/>
-        <w:numPr>
-          <w:ilvl w:val="0"/>
-          <w:numId w:val="1013"/>
-        </w:numPr>
-      </w:pPr>
-      <w:r>
-        <w:rPr>
-          <w:b/>
-          <w:bCs/>
-        </w:rPr>
-        <w:t xml:space="preserve">+ Nueva cuenta:</w:t>
-      </w:r>
-      <w:r>
-        <w:t xml:space="preserve"> </w:t>
-      </w:r>
-      <w:r>
-        <w:rPr>
-          <w:b/>
-          <w:bCs/>
-        </w:rPr>
-        <w:t xml:space="preserve">Código</w:t>
-      </w:r>
-      <w:r>
-        <w:t xml:space="preserve"> </w:t>
-      </w:r>
-      <w:r>
-        <w:rPr>
-          <w:i/>
-          <w:iCs/>
-        </w:rPr>
-        <w:t xml:space="preserve">,</w:t>
-      </w:r>
-      <w:r>
-        <w:rPr>
-          <w:i/>
-          <w:iCs/>
-        </w:rPr>
-        <w:t xml:space="preserve"> </w:t>
-      </w:r>
-      <w:r>
-        <w:rPr>
-          <w:b/>
-          <w:bCs/>
-          <w:i/>
-          <w:iCs/>
-        </w:rPr>
-        <w:t xml:space="preserve">Nombre</w:t>
-      </w:r>
-      <w:r>
-        <w:rPr>
-          <w:i/>
-          <w:iCs/>
-        </w:rPr>
-        <w:t xml:space="preserve"> </w:t>
-      </w:r>
-      <w:r>
-        <w:t xml:space="preserve">,</w:t>
-      </w:r>
-      <w:r>
-        <w:t xml:space="preserve"> </w:t>
-      </w:r>
-      <w:r>
-        <w:rPr>
-          <w:b/>
-          <w:bCs/>
-        </w:rPr>
-        <w:t xml:space="preserve">Tipo</w:t>
-      </w:r>
-      <w:r>
-        <w:t xml:space="preserve"> </w:t>
-      </w:r>
-      <w:r>
-        <w:t xml:space="preserve">(Activo / Pasivo / Patrimonio Neto / Ingreso / Gasto / Resultado),</w:t>
-      </w:r>
-      <w:r>
-        <w:t xml:space="preserve"> </w:t>
-      </w:r>
-      <w:r>
-        <w:rPr>
-          <w:b/>
-          <w:bCs/>
-        </w:rPr>
-        <w:t xml:space="preserve">Cuenta padre</w:t>
-      </w:r>
-      <w:r>
-        <w:t xml:space="preserve">,</w:t>
-      </w:r>
-      <w:r>
-        <w:t xml:space="preserve"> </w:t>
-      </w:r>
-      <w:r>
-        <w:rPr>
-          <w:b/>
-          <w:bCs/>
-        </w:rPr>
-        <w:t xml:space="preserve">Imputable</w:t>
-      </w:r>
-      <w:r>
-        <w:t xml:space="preserve"> </w:t>
-      </w:r>
-      <w:r>
-        <w:t xml:space="preserve">(si se pueden cargar asientos ahí),</w:t>
-      </w:r>
-      <w:r>
-        <w:t xml:space="preserve"> </w:t>
-      </w:r>
-      <w:r>
-        <w:rPr>
-          <w:b/>
-          <w:bCs/>
-        </w:rPr>
-        <w:t xml:space="preserve">Activa</w:t>
-      </w:r>
-      <w:r>
-        <w:t xml:space="preserve">,</w:t>
-      </w:r>
-      <w:r>
-        <w:t xml:space="preserve"> </w:t>
-      </w:r>
-      <w:r>
-        <w:rPr>
-          <w:b/>
-          <w:bCs/>
-        </w:rPr>
-        <w:t xml:space="preserve">Ajustable</w:t>
-      </w:r>
-      <w:r>
-        <w:t xml:space="preserve"> </w:t>
-      </w:r>
-      <w:r>
-        <w:t xml:space="preserve">(para ajuste por inflación).</w:t>
-      </w:r>
-    </w:p>
-    <w:p>
-      <w:pPr>
-        <w:pStyle w:val="Compact"/>
-        <w:numPr>
-          <w:ilvl w:val="0"/>
-          <w:numId w:val="1013"/>
-        </w:numPr>
-      </w:pPr>
-      <w:r>
-        <w:t xml:space="preserve">Filtrá por tipo, activa o ajustable.</w:t>
-      </w:r>
-    </w:p>
-    <w:bookmarkEnd w:id="47"/>
-    <w:bookmarkStart w:id="48" w:name="asientos-contables"/>
-    <w:p>
-      <w:pPr>
-        <w:pStyle w:val="Heading3"/>
-      </w:pPr>
-      <w:r>
-        <w:t xml:space="preserve">11.2 Asientos contables</w:t>
-      </w:r>
-    </w:p>
-    <w:p>
-      <w:pPr>
-        <w:pStyle w:val="FirstParagraph"/>
-      </w:pPr>
-      <w:r>
-        <w:t xml:space="preserve">Lista de todos los asientos (debe = haber).</w:t>
-      </w:r>
-    </w:p>
-    <w:p>
-      <w:pPr>
-        <w:pStyle w:val="BodyText"/>
-      </w:pPr>
-      <w:r>
-        <w:rPr>
-          <w:b/>
-          <w:bCs/>
-        </w:rPr>
-        <w:t xml:space="preserve">Para cargar un asiento manual:</w:t>
-      </w:r>
-      <w:r>
-        <w:t xml:space="preserve"> </w:t>
-      </w:r>
-      <w:r>
-        <w:t xml:space="preserve">1.</w:t>
-      </w:r>
-      <w:r>
-        <w:t xml:space="preserve"> </w:t>
-      </w:r>
-      <w:r>
-        <w:rPr>
-          <w:b/>
-          <w:bCs/>
-        </w:rPr>
-        <w:t xml:space="preserve">+ Nuevo asiento</w:t>
-      </w:r>
-      <w:r>
-        <w:t xml:space="preserve">.</w:t>
-      </w:r>
-      <w:r>
-        <w:t xml:space="preserve"> </w:t>
-      </w:r>
-      <w:r>
-        <w:t xml:space="preserve">2.</w:t>
-      </w:r>
-      <w:r>
-        <w:t xml:space="preserve"> </w:t>
-      </w:r>
-      <w:r>
-        <w:rPr>
-          <w:b/>
-          <w:bCs/>
-        </w:rPr>
-        <w:t xml:space="preserve">Fecha</w:t>
-      </w:r>
-      <w:r>
-        <w:t xml:space="preserve"> </w:t>
-      </w:r>
-      <w:r>
-        <w:rPr>
-          <w:i/>
-          <w:iCs/>
-        </w:rPr>
-        <w:t xml:space="preserve">,</w:t>
-      </w:r>
-      <w:r>
-        <w:rPr>
-          <w:i/>
-          <w:iCs/>
-        </w:rPr>
-        <w:t xml:space="preserve"> </w:t>
-      </w:r>
-      <w:r>
-        <w:rPr>
-          <w:b/>
-          <w:bCs/>
-          <w:i/>
-          <w:iCs/>
-        </w:rPr>
-        <w:t xml:space="preserve">Descripción</w:t>
-      </w:r>
-      <w:r>
-        <w:rPr>
-          <w:i/>
-          <w:iCs/>
-        </w:rPr>
-        <w:t xml:space="preserve"> </w:t>
-      </w:r>
-      <w:r>
-        <w:t xml:space="preserve">,</w:t>
-      </w:r>
-      <w:r>
-        <w:t xml:space="preserve"> </w:t>
-      </w:r>
-      <w:r>
-        <w:rPr>
-          <w:b/>
-          <w:bCs/>
-        </w:rPr>
-        <w:t xml:space="preserve">Comprobante</w:t>
-      </w:r>
-      <w:r>
-        <w:t xml:space="preserve">,</w:t>
-      </w:r>
-      <w:r>
-        <w:t xml:space="preserve"> </w:t>
-      </w:r>
-      <w:r>
-        <w:rPr>
-          <w:b/>
-          <w:bCs/>
-        </w:rPr>
-        <w:t xml:space="preserve">Tipo</w:t>
-      </w:r>
-      <w:r>
-        <w:t xml:space="preserve"> </w:t>
-      </w:r>
-      <w:r>
-        <w:t xml:space="preserve">(manual / factura / cobro / pago / cierre / ajuste…),</w:t>
-      </w:r>
-      <w:r>
-        <w:t xml:space="preserve"> </w:t>
-      </w:r>
-      <w:r>
-        <w:rPr>
-          <w:b/>
-          <w:bCs/>
-        </w:rPr>
-        <w:t xml:space="preserve">Moneda</w:t>
-      </w:r>
-      <w:r>
-        <w:t xml:space="preserve">.</w:t>
-      </w:r>
-      <w:r>
-        <w:t xml:space="preserve"> </w:t>
-      </w:r>
-      <w:r>
-        <w:t xml:space="preserve">3.</w:t>
-      </w:r>
-      <w:r>
-        <w:t xml:space="preserve"> </w:t>
-      </w:r>
-      <w:r>
-        <w:rPr>
-          <w:b/>
-          <w:bCs/>
-        </w:rPr>
-        <w:t xml:space="preserve">Líneas:</w:t>
-      </w:r>
-      <w:r>
-        <w:t xml:space="preserve"> </w:t>
-      </w:r>
-      <w:r>
-        <w:t xml:space="preserve">agregá cuenta + monto en</w:t>
-      </w:r>
-      <w:r>
-        <w:t xml:space="preserve"> </w:t>
-      </w:r>
-      <w:r>
-        <w:rPr>
-          <w:b/>
-          <w:bCs/>
-        </w:rPr>
-        <w:t xml:space="preserve">Debe</w:t>
-      </w:r>
-      <w:r>
-        <w:t xml:space="preserve"> </w:t>
-      </w:r>
-      <w:r>
-        <w:t xml:space="preserve">o</w:t>
-      </w:r>
-      <w:r>
-        <w:t xml:space="preserve"> </w:t>
-      </w:r>
-      <w:r>
-        <w:rPr>
-          <w:b/>
-          <w:bCs/>
-        </w:rPr>
-        <w:t xml:space="preserve">Haber</w:t>
-      </w:r>
-      <w:r>
-        <w:t xml:space="preserve">. El</w:t>
-      </w:r>
-      <w:r>
-        <w:t xml:space="preserve"> </w:t>
-      </w:r>
-      <w:r>
-        <w:rPr>
-          <w:b/>
-          <w:bCs/>
-        </w:rPr>
-        <w:t xml:space="preserve">total Debe</w:t>
-      </w:r>
-      <w:r>
-        <w:t xml:space="preserve"> </w:t>
-      </w:r>
-      <w:r>
-        <w:t xml:space="preserve">tiene que ser</w:t>
-      </w:r>
-      <w:r>
-        <w:t xml:space="preserve"> </w:t>
-      </w:r>
-      <w:r>
-        <w:rPr>
-          <w:b/>
-          <w:bCs/>
-        </w:rPr>
-        <w:t xml:space="preserve">igual al total Haber</w:t>
-      </w:r>
-      <w:r>
-        <w:t xml:space="preserve"> </w:t>
-      </w:r>
-      <w:r>
-        <w:t xml:space="preserve">(si no, no deja guardar).</w:t>
-      </w:r>
-      <w:r>
-        <w:t xml:space="preserve"> </w:t>
-      </w:r>
-      <w:r>
-        <w:t xml:space="preserve">4. Guardá.</w:t>
-      </w:r>
-    </w:p>
-    <w:p>
-      <w:pPr>
-        <w:pStyle w:val="BodyText"/>
-      </w:pPr>
-      <w:r>
-        <w:rPr>
-          <w:b/>
-          <w:bCs/>
-        </w:rPr>
-        <w:t xml:space="preserve">Estados:</w:t>
-      </w:r>
-      <w:r>
-        <w:t xml:space="preserve"> </w:t>
-      </w:r>
-      <w:r>
-        <w:rPr>
-          <w:rStyle w:val="VerbatimChar"/>
-        </w:rPr>
-        <w:t xml:space="preserve">borrador → confirmado → (anulado)</w:t>
-      </w:r>
-      <w:r>
-        <w:t xml:space="preserve">.</w:t>
-      </w:r>
-      <w:r>
-        <w:t xml:space="preserve"> </w:t>
-      </w:r>
-      <w:r>
-        <w:t xml:space="preserve">-</w:t>
-      </w:r>
-      <w:r>
-        <w:t xml:space="preserve"> </w:t>
-      </w:r>
-      <w:r>
-        <w:rPr>
-          <w:b/>
-          <w:bCs/>
-        </w:rPr>
-        <w:t xml:space="preserve">Editar / Eliminar:</w:t>
-      </w:r>
-      <w:r>
-        <w:t xml:space="preserve"> </w:t>
-      </w:r>
-      <w:r>
-        <w:t xml:space="preserve">solo si está en</w:t>
-      </w:r>
-      <w:r>
-        <w:t xml:space="preserve"> </w:t>
-      </w:r>
-      <w:r>
-        <w:rPr>
-          <w:rStyle w:val="VerbatimChar"/>
-        </w:rPr>
-        <w:t xml:space="preserve">borrador</w:t>
-      </w:r>
-      <w:r>
-        <w:t xml:space="preserve">.</w:t>
-      </w:r>
-      <w:r>
-        <w:t xml:space="preserve"> </w:t>
-      </w:r>
-      <w:r>
-        <w:t xml:space="preserve">-</w:t>
-      </w:r>
-      <w:r>
-        <w:t xml:space="preserve"> </w:t>
-      </w:r>
-      <w:r>
-        <w:rPr>
-          <w:b/>
-          <w:bCs/>
-        </w:rPr>
-        <w:t xml:space="preserve">Anular:</w:t>
-      </w:r>
-      <w:r>
-        <w:t xml:space="preserve"> </w:t>
-      </w:r>
-      <w:r>
-        <w:t xml:space="preserve">genera un asiento inverso (no se borra, se contra-asienta).</w:t>
-      </w:r>
-    </w:p>
-    <w:p>
-      <w:pPr>
-        <w:pStyle w:val="BlockText"/>
-      </w:pPr>
-      <w:r>
-        <w:t xml:space="preserve">La numeración la pone la base de datos: es correlativa y no se repite.</w:t>
-      </w:r>
-    </w:p>
-    <w:bookmarkEnd w:id="48"/>
-    <w:bookmarkStart w:id="49" w:name="cobros-y-pagos"/>
-    <w:p>
-      <w:pPr>
-        <w:pStyle w:val="Heading3"/>
-      </w:pPr>
-      <w:r>
-        <w:t xml:space="preserve">11.3 Cobros y pagos</w:t>
-      </w:r>
-    </w:p>
-    <w:p>
-      <w:pPr>
-        <w:pStyle w:val="FirstParagraph"/>
-      </w:pPr>
-      <w:r>
-        <w:t xml:space="preserve">El lugar para registrar</w:t>
-      </w:r>
-      <w:r>
-        <w:t xml:space="preserve"> </w:t>
-      </w:r>
-      <w:r>
-        <w:rPr>
-          <w:b/>
-          <w:bCs/>
-        </w:rPr>
-        <w:t xml:space="preserve">plata que entra o sale</w:t>
-      </w:r>
-      <w:r>
-        <w:t xml:space="preserve">.</w:t>
       </w:r>
     </w:p>
     <w:p>
@@ -12500,36 +12247,17 @@
         </w:numPr>
       </w:pPr>
       <w:r>
-        <w:t xml:space="preserve">Elegí la pestaña:</w:t>
-      </w:r>
-      <w:r>
-        <w:t xml:space="preserve"> </w:t>
-      </w:r>
-      <w:r>
-        <w:rPr>
-          <w:b/>
-          <w:bCs/>
-        </w:rPr>
-        <w:t xml:space="preserve">Cobro de cliente</w:t>
-      </w:r>
-      <w:r>
-        <w:t xml:space="preserve"> </w:t>
-      </w:r>
-      <w:r>
-        <w:t xml:space="preserve">o</w:t>
-      </w:r>
-      <w:r>
-        <w:t xml:space="preserve"> </w:t>
-      </w:r>
-      <w:r>
-        <w:rPr>
-          <w:b/>
-          <w:bCs/>
-        </w:rPr>
-        <w:t xml:space="preserve">Pago a proveedor</w:t>
-      </w:r>
-      <w:r>
-        <w:t xml:space="preserve">.</w:t>
+        <w:rPr>
+          <w:b/>
+          <w:bCs/>
+        </w:rPr>
+        <w:t xml:space="preserve">Expandir / Colapsar</w:t>
+      </w:r>
+      <w:r>
+        <w:t xml:space="preserve"> </w:t>
+      </w:r>
+      <w:r>
+        <w:t xml:space="preserve">los grupos.</w:t>
       </w:r>
     </w:p>
     <w:p>
@@ -12541,46 +12269,54 @@
         </w:numPr>
       </w:pPr>
       <w:r>
-        <w:t xml:space="preserve">Completá</w:t>
-      </w:r>
-      <w:r>
-        <w:t xml:space="preserve"> </w:t>
-      </w:r>
-      <w:r>
-        <w:rPr>
-          <w:b/>
-          <w:bCs/>
-        </w:rPr>
-        <w:t xml:space="preserve">Fecha</w:t>
-      </w:r>
-      <w:r>
+        <w:rPr>
+          <w:b/>
+          <w:bCs/>
+        </w:rPr>
+        <w:t xml:space="preserve">+ Nueva cuenta:</w:t>
+      </w:r>
+      <w:r>
+        <w:t xml:space="preserve"> </w:t>
+      </w:r>
+      <w:r>
+        <w:rPr>
+          <w:b/>
+          <w:bCs/>
+        </w:rPr>
+        <w:t xml:space="preserve">Código</w:t>
+      </w:r>
+      <w:r>
+        <w:t xml:space="preserve"> </w:t>
+      </w:r>
+      <w:r>
+        <w:rPr>
+          <w:i/>
+          <w:iCs/>
+        </w:rPr>
         <w:t xml:space="preserve">,</w:t>
       </w:r>
       <w:r>
-        <w:t xml:space="preserve"> </w:t>
-      </w:r>
-      <w:r>
-        <w:rPr>
-          <w:b/>
-          <w:bCs/>
-        </w:rPr>
-        <w:t xml:space="preserve">Tercero</w:t>
-      </w:r>
-      <w:r>
-        <w:t xml:space="preserve"> </w:t>
-      </w:r>
-      <w:r>
-        <w:t xml:space="preserve">(cliente/proveedor),</w:t>
-      </w:r>
-      <w:r>
-        <w:t xml:space="preserve"> </w:t>
-      </w:r>
-      <w:r>
-        <w:rPr>
-          <w:b/>
-          <w:bCs/>
-        </w:rPr>
-        <w:t xml:space="preserve">Monto</w:t>
+        <w:rPr>
+          <w:i/>
+          <w:iCs/>
+        </w:rPr>
+        <w:t xml:space="preserve"> </w:t>
+      </w:r>
+      <w:r>
+        <w:rPr>
+          <w:b/>
+          <w:bCs/>
+          <w:i/>
+          <w:iCs/>
+        </w:rPr>
+        <w:t xml:space="preserve">Nombre</w:t>
+      </w:r>
+      <w:r>
+        <w:rPr>
+          <w:i/>
+          <w:iCs/>
+        </w:rPr>
+        <w:t xml:space="preserve"> </w:t>
       </w:r>
       <w:r>
         <w:t xml:space="preserve">,</w:t>
@@ -12593,55 +12329,23 @@
           <w:b/>
           <w:bCs/>
         </w:rPr>
-        <w:t xml:space="preserve">Moneda</w:t>
-      </w:r>
-      <w:r>
-        <w:t xml:space="preserve"> </w:t>
-      </w:r>
-      <w:r>
-        <w:t xml:space="preserve">(y</w:t>
-      </w:r>
-      <w:r>
-        <w:t xml:space="preserve"> </w:t>
-      </w:r>
-      <w:r>
-        <w:rPr>
-          <w:b/>
-          <w:bCs/>
-        </w:rPr>
-        <w:t xml:space="preserve">TC</w:t>
-      </w:r>
-      <w:r>
-        <w:t xml:space="preserve"> </w:t>
-      </w:r>
-      <w:r>
-        <w:t xml:space="preserve">si es en pesos),</w:t>
-      </w:r>
-      <w:r>
-        <w:t xml:space="preserve"> </w:t>
-      </w:r>
-      <w:r>
-        <w:rPr>
-          <w:b/>
-          <w:bCs/>
-        </w:rPr>
-        <w:t xml:space="preserve">Método</w:t>
-      </w:r>
-      <w:r>
-        <w:t xml:space="preserve"> </w:t>
-      </w:r>
-      <w:r>
-        <w:t xml:space="preserve">(caja / banco / cheque diferido),</w:t>
-      </w:r>
-      <w:r>
-        <w:t xml:space="preserve"> </w:t>
-      </w:r>
-      <w:r>
-        <w:rPr>
-          <w:b/>
-          <w:bCs/>
-        </w:rPr>
-        <w:t xml:space="preserve">Comprobante / recibo</w:t>
+        <w:t xml:space="preserve">Tipo</w:t>
+      </w:r>
+      <w:r>
+        <w:t xml:space="preserve"> </w:t>
+      </w:r>
+      <w:r>
+        <w:t xml:space="preserve">(Activo / Pasivo / Patrimonio Neto / Ingreso / Gasto / Resultado),</w:t>
+      </w:r>
+      <w:r>
+        <w:t xml:space="preserve"> </w:t>
+      </w:r>
+      <w:r>
+        <w:rPr>
+          <w:b/>
+          <w:bCs/>
+        </w:rPr>
+        <w:t xml:space="preserve">Cuenta padre</w:t>
       </w:r>
       <w:r>
         <w:t xml:space="preserve">,</w:t>
@@ -12654,10 +12358,42 @@
           <w:b/>
           <w:bCs/>
         </w:rPr>
-        <w:t xml:space="preserve">Observaciones</w:t>
-      </w:r>
-      <w:r>
-        <w:t xml:space="preserve">.</w:t>
+        <w:t xml:space="preserve">Imputable</w:t>
+      </w:r>
+      <w:r>
+        <w:t xml:space="preserve"> </w:t>
+      </w:r>
+      <w:r>
+        <w:t xml:space="preserve">(si se pueden cargar asientos ahí),</w:t>
+      </w:r>
+      <w:r>
+        <w:t xml:space="preserve"> </w:t>
+      </w:r>
+      <w:r>
+        <w:rPr>
+          <w:b/>
+          <w:bCs/>
+        </w:rPr>
+        <w:t xml:space="preserve">Activa</w:t>
+      </w:r>
+      <w:r>
+        <w:t xml:space="preserve">,</w:t>
+      </w:r>
+      <w:r>
+        <w:t xml:space="preserve"> </w:t>
+      </w:r>
+      <w:r>
+        <w:rPr>
+          <w:b/>
+          <w:bCs/>
+        </w:rPr>
+        <w:t xml:space="preserve">Ajustable</w:t>
+      </w:r>
+      <w:r>
+        <w:t xml:space="preserve"> </w:t>
+      </w:r>
+      <w:r>
+        <w:t xml:space="preserve">(para ajuste por inflación).</w:t>
       </w:r>
     </w:p>
     <w:p>
@@ -12669,6 +12405,538 @@
         </w:numPr>
       </w:pPr>
       <w:r>
+        <w:t xml:space="preserve">Filtrá por tipo, activa o ajustable.</w:t>
+      </w:r>
+    </w:p>
+    <w:bookmarkEnd w:id="48"/>
+    <w:bookmarkStart w:id="49" w:name="asientos-contables"/>
+    <w:p>
+      <w:pPr>
+        <w:pStyle w:val="Heading3"/>
+      </w:pPr>
+      <w:r>
+        <w:t xml:space="preserve">11.2 Asientos contables</w:t>
+      </w:r>
+    </w:p>
+    <w:p>
+      <w:pPr>
+        <w:pStyle w:val="FirstParagraph"/>
+      </w:pPr>
+      <w:r>
+        <w:t xml:space="preserve">Lista de todos los asientos (debe = haber).</w:t>
+      </w:r>
+    </w:p>
+    <w:p>
+      <w:pPr>
+        <w:pStyle w:val="BodyText"/>
+      </w:pPr>
+      <w:r>
+        <w:rPr>
+          <w:b/>
+          <w:bCs/>
+        </w:rPr>
+        <w:t xml:space="preserve">Para cargar un asiento manual:</w:t>
+      </w:r>
+      <w:r>
+        <w:t xml:space="preserve"> </w:t>
+      </w:r>
+      <w:r>
+        <w:t xml:space="preserve">1.</w:t>
+      </w:r>
+      <w:r>
+        <w:t xml:space="preserve"> </w:t>
+      </w:r>
+      <w:r>
+        <w:rPr>
+          <w:b/>
+          <w:bCs/>
+        </w:rPr>
+        <w:t xml:space="preserve">+ Nuevo asiento</w:t>
+      </w:r>
+      <w:r>
+        <w:t xml:space="preserve">.</w:t>
+      </w:r>
+      <w:r>
+        <w:t xml:space="preserve"> </w:t>
+      </w:r>
+      <w:r>
+        <w:t xml:space="preserve">2.</w:t>
+      </w:r>
+      <w:r>
+        <w:t xml:space="preserve"> </w:t>
+      </w:r>
+      <w:r>
+        <w:rPr>
+          <w:b/>
+          <w:bCs/>
+        </w:rPr>
+        <w:t xml:space="preserve">Fecha</w:t>
+      </w:r>
+      <w:r>
+        <w:t xml:space="preserve"> </w:t>
+      </w:r>
+      <w:r>
+        <w:rPr>
+          <w:i/>
+          <w:iCs/>
+        </w:rPr>
+        <w:t xml:space="preserve">,</w:t>
+      </w:r>
+      <w:r>
+        <w:rPr>
+          <w:i/>
+          <w:iCs/>
+        </w:rPr>
+        <w:t xml:space="preserve"> </w:t>
+      </w:r>
+      <w:r>
+        <w:rPr>
+          <w:b/>
+          <w:bCs/>
+          <w:i/>
+          <w:iCs/>
+        </w:rPr>
+        <w:t xml:space="preserve">Descripción</w:t>
+      </w:r>
+      <w:r>
+        <w:rPr>
+          <w:i/>
+          <w:iCs/>
+        </w:rPr>
+        <w:t xml:space="preserve"> </w:t>
+      </w:r>
+      <w:r>
+        <w:t xml:space="preserve">,</w:t>
+      </w:r>
+      <w:r>
+        <w:t xml:space="preserve"> </w:t>
+      </w:r>
+      <w:r>
+        <w:rPr>
+          <w:b/>
+          <w:bCs/>
+        </w:rPr>
+        <w:t xml:space="preserve">Comprobante</w:t>
+      </w:r>
+      <w:r>
+        <w:t xml:space="preserve">,</w:t>
+      </w:r>
+      <w:r>
+        <w:t xml:space="preserve"> </w:t>
+      </w:r>
+      <w:r>
+        <w:rPr>
+          <w:b/>
+          <w:bCs/>
+        </w:rPr>
+        <w:t xml:space="preserve">Tipo</w:t>
+      </w:r>
+      <w:r>
+        <w:t xml:space="preserve"> </w:t>
+      </w:r>
+      <w:r>
+        <w:t xml:space="preserve">(manual / factura / cobro / pago / cierre / ajuste…),</w:t>
+      </w:r>
+      <w:r>
+        <w:t xml:space="preserve"> </w:t>
+      </w:r>
+      <w:r>
+        <w:rPr>
+          <w:b/>
+          <w:bCs/>
+        </w:rPr>
+        <w:t xml:space="preserve">Moneda</w:t>
+      </w:r>
+      <w:r>
+        <w:t xml:space="preserve">.</w:t>
+      </w:r>
+      <w:r>
+        <w:t xml:space="preserve"> </w:t>
+      </w:r>
+      <w:r>
+        <w:t xml:space="preserve">3.</w:t>
+      </w:r>
+      <w:r>
+        <w:t xml:space="preserve"> </w:t>
+      </w:r>
+      <w:r>
+        <w:rPr>
+          <w:b/>
+          <w:bCs/>
+        </w:rPr>
+        <w:t xml:space="preserve">Líneas:</w:t>
+      </w:r>
+      <w:r>
+        <w:t xml:space="preserve"> </w:t>
+      </w:r>
+      <w:r>
+        <w:t xml:space="preserve">agregá cuenta + monto en</w:t>
+      </w:r>
+      <w:r>
+        <w:t xml:space="preserve"> </w:t>
+      </w:r>
+      <w:r>
+        <w:rPr>
+          <w:b/>
+          <w:bCs/>
+        </w:rPr>
+        <w:t xml:space="preserve">Debe</w:t>
+      </w:r>
+      <w:r>
+        <w:t xml:space="preserve"> </w:t>
+      </w:r>
+      <w:r>
+        <w:t xml:space="preserve">o</w:t>
+      </w:r>
+      <w:r>
+        <w:t xml:space="preserve"> </w:t>
+      </w:r>
+      <w:r>
+        <w:rPr>
+          <w:b/>
+          <w:bCs/>
+        </w:rPr>
+        <w:t xml:space="preserve">Haber</w:t>
+      </w:r>
+      <w:r>
+        <w:t xml:space="preserve">. El</w:t>
+      </w:r>
+      <w:r>
+        <w:t xml:space="preserve"> </w:t>
+      </w:r>
+      <w:r>
+        <w:rPr>
+          <w:b/>
+          <w:bCs/>
+        </w:rPr>
+        <w:t xml:space="preserve">total Debe</w:t>
+      </w:r>
+      <w:r>
+        <w:t xml:space="preserve"> </w:t>
+      </w:r>
+      <w:r>
+        <w:t xml:space="preserve">tiene que ser</w:t>
+      </w:r>
+      <w:r>
+        <w:t xml:space="preserve"> </w:t>
+      </w:r>
+      <w:r>
+        <w:rPr>
+          <w:b/>
+          <w:bCs/>
+        </w:rPr>
+        <w:t xml:space="preserve">igual al total Haber</w:t>
+      </w:r>
+      <w:r>
+        <w:t xml:space="preserve"> </w:t>
+      </w:r>
+      <w:r>
+        <w:t xml:space="preserve">(si no, no deja guardar).</w:t>
+      </w:r>
+      <w:r>
+        <w:t xml:space="preserve"> </w:t>
+      </w:r>
+      <w:r>
+        <w:t xml:space="preserve">4. Guardá.</w:t>
+      </w:r>
+    </w:p>
+    <w:p>
+      <w:pPr>
+        <w:pStyle w:val="BodyText"/>
+      </w:pPr>
+      <w:r>
+        <w:rPr>
+          <w:b/>
+          <w:bCs/>
+        </w:rPr>
+        <w:t xml:space="preserve">Estados:</w:t>
+      </w:r>
+      <w:r>
+        <w:t xml:space="preserve"> </w:t>
+      </w:r>
+      <w:r>
+        <w:rPr>
+          <w:rStyle w:val="VerbatimChar"/>
+        </w:rPr>
+        <w:t xml:space="preserve">borrador → confirmado → (anulado)</w:t>
+      </w:r>
+      <w:r>
+        <w:t xml:space="preserve">.</w:t>
+      </w:r>
+      <w:r>
+        <w:t xml:space="preserve"> </w:t>
+      </w:r>
+      <w:r>
+        <w:t xml:space="preserve">-</w:t>
+      </w:r>
+      <w:r>
+        <w:t xml:space="preserve"> </w:t>
+      </w:r>
+      <w:r>
+        <w:rPr>
+          <w:b/>
+          <w:bCs/>
+        </w:rPr>
+        <w:t xml:space="preserve">Editar / Eliminar:</w:t>
+      </w:r>
+      <w:r>
+        <w:t xml:space="preserve"> </w:t>
+      </w:r>
+      <w:r>
+        <w:t xml:space="preserve">solo si está en</w:t>
+      </w:r>
+      <w:r>
+        <w:t xml:space="preserve"> </w:t>
+      </w:r>
+      <w:r>
+        <w:rPr>
+          <w:rStyle w:val="VerbatimChar"/>
+        </w:rPr>
+        <w:t xml:space="preserve">borrador</w:t>
+      </w:r>
+      <w:r>
+        <w:t xml:space="preserve">.</w:t>
+      </w:r>
+      <w:r>
+        <w:t xml:space="preserve"> </w:t>
+      </w:r>
+      <w:r>
+        <w:t xml:space="preserve">-</w:t>
+      </w:r>
+      <w:r>
+        <w:t xml:space="preserve"> </w:t>
+      </w:r>
+      <w:r>
+        <w:rPr>
+          <w:b/>
+          <w:bCs/>
+        </w:rPr>
+        <w:t xml:space="preserve">Anular:</w:t>
+      </w:r>
+      <w:r>
+        <w:t xml:space="preserve"> </w:t>
+      </w:r>
+      <w:r>
+        <w:t xml:space="preserve">genera un asiento inverso (no se borra, se contra-asienta).</w:t>
+      </w:r>
+    </w:p>
+    <w:p>
+      <w:pPr>
+        <w:pStyle w:val="BlockText"/>
+      </w:pPr>
+      <w:r>
+        <w:t xml:space="preserve">La numeración la pone la base de datos: es correlativa y no se repite.</w:t>
+      </w:r>
+    </w:p>
+    <w:bookmarkEnd w:id="49"/>
+    <w:bookmarkStart w:id="50" w:name="cobros-y-pagos"/>
+    <w:p>
+      <w:pPr>
+        <w:pStyle w:val="Heading3"/>
+      </w:pPr>
+      <w:r>
+        <w:t xml:space="preserve">11.3 Cobros y pagos</w:t>
+      </w:r>
+    </w:p>
+    <w:p>
+      <w:pPr>
+        <w:pStyle w:val="FirstParagraph"/>
+      </w:pPr>
+      <w:r>
+        <w:t xml:space="preserve">El lugar para registrar</w:t>
+      </w:r>
+      <w:r>
+        <w:t xml:space="preserve"> </w:t>
+      </w:r>
+      <w:r>
+        <w:rPr>
+          <w:b/>
+          <w:bCs/>
+        </w:rPr>
+        <w:t xml:space="preserve">plata que entra o sale</w:t>
+      </w:r>
+      <w:r>
+        <w:t xml:space="preserve">.</w:t>
+      </w:r>
+    </w:p>
+    <w:p>
+      <w:pPr>
+        <w:pStyle w:val="Compact"/>
+        <w:numPr>
+          <w:ilvl w:val="0"/>
+          <w:numId w:val="1015"/>
+        </w:numPr>
+      </w:pPr>
+      <w:r>
+        <w:t xml:space="preserve">Elegí la pestaña:</w:t>
+      </w:r>
+      <w:r>
+        <w:t xml:space="preserve"> </w:t>
+      </w:r>
+      <w:r>
+        <w:rPr>
+          <w:b/>
+          <w:bCs/>
+        </w:rPr>
+        <w:t xml:space="preserve">Cobro de cliente</w:t>
+      </w:r>
+      <w:r>
+        <w:t xml:space="preserve"> </w:t>
+      </w:r>
+      <w:r>
+        <w:t xml:space="preserve">o</w:t>
+      </w:r>
+      <w:r>
+        <w:t xml:space="preserve"> </w:t>
+      </w:r>
+      <w:r>
+        <w:rPr>
+          <w:b/>
+          <w:bCs/>
+        </w:rPr>
+        <w:t xml:space="preserve">Pago a proveedor</w:t>
+      </w:r>
+      <w:r>
+        <w:t xml:space="preserve">.</w:t>
+      </w:r>
+    </w:p>
+    <w:p>
+      <w:pPr>
+        <w:pStyle w:val="Compact"/>
+        <w:numPr>
+          <w:ilvl w:val="0"/>
+          <w:numId w:val="1015"/>
+        </w:numPr>
+      </w:pPr>
+      <w:r>
+        <w:t xml:space="preserve">Completá</w:t>
+      </w:r>
+      <w:r>
+        <w:t xml:space="preserve"> </w:t>
+      </w:r>
+      <w:r>
+        <w:rPr>
+          <w:b/>
+          <w:bCs/>
+        </w:rPr>
+        <w:t xml:space="preserve">Fecha</w:t>
+      </w:r>
+      <w:r>
+        <w:t xml:space="preserve">,</w:t>
+      </w:r>
+      <w:r>
+        <w:t xml:space="preserve"> </w:t>
+      </w:r>
+      <w:r>
+        <w:rPr>
+          <w:b/>
+          <w:bCs/>
+        </w:rPr>
+        <w:t xml:space="preserve">Tercero</w:t>
+      </w:r>
+      <w:r>
+        <w:t xml:space="preserve"> </w:t>
+      </w:r>
+      <w:r>
+        <w:t xml:space="preserve">(cliente/proveedor),</w:t>
+      </w:r>
+      <w:r>
+        <w:t xml:space="preserve"> </w:t>
+      </w:r>
+      <w:r>
+        <w:rPr>
+          <w:b/>
+          <w:bCs/>
+        </w:rPr>
+        <w:t xml:space="preserve">Monto</w:t>
+      </w:r>
+      <w:r>
+        <w:t xml:space="preserve">,</w:t>
+      </w:r>
+      <w:r>
+        <w:t xml:space="preserve"> </w:t>
+      </w:r>
+      <w:r>
+        <w:rPr>
+          <w:b/>
+          <w:bCs/>
+        </w:rPr>
+        <w:t xml:space="preserve">Moneda</w:t>
+      </w:r>
+      <w:r>
+        <w:t xml:space="preserve"> </w:t>
+      </w:r>
+      <w:r>
+        <w:t xml:space="preserve">(y</w:t>
+      </w:r>
+      <w:r>
+        <w:t xml:space="preserve"> </w:t>
+      </w:r>
+      <w:r>
+        <w:rPr>
+          <w:b/>
+          <w:bCs/>
+        </w:rPr>
+        <w:t xml:space="preserve">TC</w:t>
+      </w:r>
+      <w:r>
+        <w:t xml:space="preserve"> </w:t>
+      </w:r>
+      <w:r>
+        <w:t xml:space="preserve">si es en pesos),</w:t>
+      </w:r>
+      <w:r>
+        <w:t xml:space="preserve"> </w:t>
+      </w:r>
+      <w:r>
+        <w:rPr>
+          <w:b/>
+          <w:bCs/>
+        </w:rPr>
+        <w:t xml:space="preserve">Método</w:t>
+      </w:r>
+      <w:r>
+        <w:t xml:space="preserve"> </w:t>
+      </w:r>
+      <w:r>
+        <w:t xml:space="preserve">(caja / banco / cheque diferido),</w:t>
+      </w:r>
+      <w:r>
+        <w:t xml:space="preserve"> </w:t>
+      </w:r>
+      <w:r>
+        <w:rPr>
+          <w:b/>
+          <w:bCs/>
+        </w:rPr>
+        <w:t xml:space="preserve">Comprobante / recibo</w:t>
+      </w:r>
+      <w:r>
+        <w:t xml:space="preserve">,</w:t>
+      </w:r>
+      <w:r>
+        <w:t xml:space="preserve"> </w:t>
+      </w:r>
+      <w:r>
+        <w:rPr>
+          <w:b/>
+          <w:bCs/>
+        </w:rPr>
+        <w:t xml:space="preserve">Observaciones</w:t>
+      </w:r>
+      <w:r>
+        <w:t xml:space="preserve">.</w:t>
+      </w:r>
+    </w:p>
+    <w:p>
+      <w:pPr>
+        <w:pStyle w:val="Compact"/>
+        <w:numPr>
+          <w:ilvl w:val="0"/>
+          <w:numId w:val="1015"/>
+        </w:numPr>
+      </w:pPr>
+      <w:r>
         <w:rPr>
           <w:b/>
           <w:bCs/>
@@ -12894,8 +13162,8 @@
         <w:t xml:space="preserve">.</w:t>
       </w:r>
     </w:p>
-    <w:bookmarkEnd w:id="49"/>
-    <w:bookmarkStart w:id="50" w:name="cheques"/>
+    <w:bookmarkEnd w:id="50"/>
+    <w:bookmarkStart w:id="51" w:name="cheques"/>
     <w:p>
       <w:pPr>
         <w:pStyle w:val="Heading3"/>
@@ -13224,8 +13492,8 @@
         <w:t xml:space="preserve">no generan asiento.</w:t>
       </w:r>
     </w:p>
-    <w:bookmarkEnd w:id="50"/>
-    <w:bookmarkStart w:id="51" w:name="libros-y-estados-contables"/>
+    <w:bookmarkEnd w:id="51"/>
+    <w:bookmarkStart w:id="52" w:name="libros-y-estados-contables"/>
     <w:p>
       <w:pPr>
         <w:pStyle w:val="Heading3"/>
@@ -13685,8 +13953,8 @@
         <w:t xml:space="preserve">(foto valorizada del stock a hoy: MP por lote y por material con promedio ponderado, PT e insumos — respaldo de Bienes de Cambio del balance) y plan de cuentas.</w:t>
       </w:r>
     </w:p>
-    <w:bookmarkEnd w:id="51"/>
-    <w:bookmarkStart w:id="52" w:name="correlatividad"/>
+    <w:bookmarkEnd w:id="52"/>
+    <w:bookmarkStart w:id="53" w:name="correlatividad"/>
     <w:p>
       <w:pPr>
         <w:pStyle w:val="Heading3"/>
@@ -13732,93 +14000,14 @@
         <w:t xml:space="preserve">. Revisalo antes de cierres o auditorías.</w:t>
       </w:r>
     </w:p>
-    <w:bookmarkEnd w:id="52"/>
-    <w:bookmarkStart w:id="53" w:name="conciliación-bancaria"/>
+    <w:bookmarkEnd w:id="53"/>
+    <w:bookmarkStart w:id="54" w:name="conciliación-bancaria"/>
     <w:p>
       <w:pPr>
         <w:pStyle w:val="Heading3"/>
       </w:pPr>
       <w:r>
         <w:t xml:space="preserve">11.7 Conciliación bancaria</w:t>
-      </w:r>
-    </w:p>
-    <w:p>
-      <w:pPr>
-        <w:pStyle w:val="Compact"/>
-        <w:numPr>
-          <w:ilvl w:val="0"/>
-          <w:numId w:val="1015"/>
-        </w:numPr>
-      </w:pPr>
-      <w:r>
-        <w:t xml:space="preserve">Definí las</w:t>
-      </w:r>
-      <w:r>
-        <w:t xml:space="preserve"> </w:t>
-      </w:r>
-      <w:r>
-        <w:rPr>
-          <w:b/>
-          <w:bCs/>
-        </w:rPr>
-        <w:t xml:space="preserve">cuentas bancarias</w:t>
-      </w:r>
-      <w:r>
-        <w:t xml:space="preserve">.</w:t>
-      </w:r>
-    </w:p>
-    <w:p>
-      <w:pPr>
-        <w:pStyle w:val="Compact"/>
-        <w:numPr>
-          <w:ilvl w:val="0"/>
-          <w:numId w:val="1015"/>
-        </w:numPr>
-      </w:pPr>
-      <w:r>
-        <w:rPr>
-          <w:b/>
-          <w:bCs/>
-        </w:rPr>
-        <w:t xml:space="preserve">Importá el extracto</w:t>
-      </w:r>
-      <w:r>
-        <w:t xml:space="preserve"> </w:t>
-      </w:r>
-      <w:r>
-        <w:t xml:space="preserve">del banco (CSV/XLS).</w:t>
-      </w:r>
-    </w:p>
-    <w:p>
-      <w:pPr>
-        <w:pStyle w:val="Compact"/>
-        <w:numPr>
-          <w:ilvl w:val="0"/>
-          <w:numId w:val="1015"/>
-        </w:numPr>
-      </w:pPr>
-      <w:r>
-        <w:rPr>
-          <w:b/>
-          <w:bCs/>
-        </w:rPr>
-        <w:t xml:space="preserve">Conciliá:</w:t>
-      </w:r>
-      <w:r>
-        <w:t xml:space="preserve"> </w:t>
-      </w:r>
-      <w:r>
-        <w:t xml:space="preserve">emparejá cada línea del extracto con su asiento. Los no conciliados quedan marcados.</w:t>
-      </w:r>
-    </w:p>
-    <w:bookmarkEnd w:id="53"/>
-    <w:bookmarkStart w:id="54" w:name="cierre-períodos-y-ajuste-por-inflación"/>
-    <w:p>
-      <w:pPr>
-        <w:pStyle w:val="Heading3"/>
-      </w:pPr>
-      <w:r>
-        <w:t xml:space="preserve">11.8 Cierre, períodos y ajuste por inflación</w:t>
       </w:r>
     </w:p>
     <w:p>
@@ -13830,30 +14019,20 @@
         </w:numPr>
       </w:pPr>
       <w:r>
-        <w:rPr>
-          <w:b/>
-          <w:bCs/>
-        </w:rPr>
-        <w:t xml:space="preserve">Períodos mensuales:</w:t>
-      </w:r>
-      <w:r>
-        <w:t xml:space="preserve"> </w:t>
-      </w:r>
-      <w:r>
-        <w:t xml:space="preserve">cerrás un mes para que</w:t>
-      </w:r>
-      <w:r>
-        <w:t xml:space="preserve"> </w:t>
-      </w:r>
-      <w:r>
-        <w:rPr>
-          <w:b/>
-          <w:bCs/>
-        </w:rPr>
-        <w:t xml:space="preserve">nadie cargue asientos en él</w:t>
-      </w:r>
-      <w:r>
-        <w:t xml:space="preserve">. Si necesitás corregir, lo reabre el administrador.</w:t>
+        <w:t xml:space="preserve">Definí las</w:t>
+      </w:r>
+      <w:r>
+        <w:t xml:space="preserve"> </w:t>
+      </w:r>
+      <w:r>
+        <w:rPr>
+          <w:b/>
+          <w:bCs/>
+        </w:rPr>
+        <w:t xml:space="preserve">cuentas bancarias</w:t>
+      </w:r>
+      <w:r>
+        <w:t xml:space="preserve">.</w:t>
       </w:r>
     </w:p>
     <w:p>
@@ -13869,13 +14048,13 @@
           <w:b/>
           <w:bCs/>
         </w:rPr>
-        <w:t xml:space="preserve">Índices IPC:</w:t>
-      </w:r>
-      <w:r>
-        <w:t xml:space="preserve"> </w:t>
-      </w:r>
-      <w:r>
-        <w:t xml:space="preserve">cargá el IPC del INDEC mes a mes. Es la base para el ajuste por inflación.</w:t>
+        <w:t xml:space="preserve">Importá el extracto</w:t>
+      </w:r>
+      <w:r>
+        <w:t xml:space="preserve"> </w:t>
+      </w:r>
+      <w:r>
+        <w:t xml:space="preserve">del banco (CSV/XLS).</w:t>
       </w:r>
     </w:p>
     <w:p>
@@ -13891,233 +14070,23 @@
           <w:b/>
           <w:bCs/>
         </w:rPr>
-        <w:t xml:space="preserve">Ajuste por inflación (RT 6):</w:t>
-      </w:r>
-      <w:r>
-        <w:t xml:space="preserve"> </w:t>
-      </w:r>
-      <w:r>
-        <w:t xml:space="preserve">elegí el período,</w:t>
-      </w:r>
-      <w:r>
-        <w:t xml:space="preserve"> </w:t>
-      </w:r>
-      <w:r>
-        <w:rPr>
-          <w:b/>
-          <w:bCs/>
-        </w:rPr>
-        <w:t xml:space="preserve">Calcular preview</w:t>
-      </w:r>
-      <w:r>
-        <w:t xml:space="preserve">, revisá y</w:t>
-      </w:r>
-      <w:r>
-        <w:t xml:space="preserve"> </w:t>
-      </w:r>
-      <w:r>
-        <w:rPr>
-          <w:b/>
-          <w:bCs/>
-        </w:rPr>
-        <w:t xml:space="preserve">Generar asiento</w:t>
-      </w:r>
-      <w:r>
-        <w:t xml:space="preserve"> </w:t>
-      </w:r>
-      <w:r>
-        <w:t xml:space="preserve">(reexpresa las cuentas no monetarias contra RECPAM). Necesitás al menos 2 meses de IPC cargados.</w:t>
-      </w:r>
-    </w:p>
-    <w:p>
-      <w:pPr>
-        <w:pStyle w:val="Compact"/>
-        <w:numPr>
-          <w:ilvl w:val="0"/>
-          <w:numId w:val="1016"/>
-        </w:numPr>
-      </w:pPr>
-      <w:r>
-        <w:rPr>
-          <w:b/>
-          <w:bCs/>
-        </w:rPr>
-        <w:t xml:space="preserve">Cierre y apertura:</w:t>
-      </w:r>
-      <w:r>
-        <w:t xml:space="preserve"> </w:t>
-      </w:r>
-      <w:r>
-        <w:t xml:space="preserve">cierre del ejercicio en pasos (refundición de resultados → pasaje a resultados no asignados → cierre patrimonial → apertura). Usá</w:t>
-      </w:r>
-      <w:r>
-        <w:t xml:space="preserve"> </w:t>
-      </w:r>
-      <w:r>
-        <w:rPr>
-          <w:b/>
-          <w:bCs/>
-        </w:rPr>
-        <w:t xml:space="preserve">Calcular preview</w:t>
-      </w:r>
-      <w:r>
-        <w:t xml:space="preserve"> </w:t>
-      </w:r>
-      <w:r>
-        <w:t xml:space="preserve">antes de</w:t>
-      </w:r>
-      <w:r>
-        <w:t xml:space="preserve"> </w:t>
-      </w:r>
-      <w:r>
-        <w:rPr>
-          <w:b/>
-          <w:bCs/>
-        </w:rPr>
-        <w:t xml:space="preserve">Generar asientos</w:t>
-      </w:r>
-      <w:r>
-        <w:t xml:space="preserve">.</w:t>
-      </w:r>
-    </w:p>
-    <w:p>
-      <w:r>
-        <w:pict>
-          <v:rect style="width:0;height:1.5pt" o:hralign="center" o:hrstd="t" o:hr="t"/>
-        </w:pict>
+        <w:t xml:space="preserve">Conciliá:</w:t>
+      </w:r>
+      <w:r>
+        <w:t xml:space="preserve"> </w:t>
+      </w:r>
+      <w:r>
+        <w:t xml:space="preserve">emparejá cada línea del extracto con su asiento. Los no conciliados quedan marcados.</w:t>
       </w:r>
     </w:p>
     <w:bookmarkEnd w:id="54"/>
-    <w:bookmarkEnd w:id="55"/>
-    <w:bookmarkStart w:id="59" w:name="configuración"/>
-    <w:p>
-      <w:pPr>
-        <w:pStyle w:val="Heading2"/>
-      </w:pPr>
-      <w:r>
-        <w:t xml:space="preserve">12. Configuración</w:t>
-      </w:r>
-    </w:p>
-    <w:p>
-      <w:pPr>
-        <w:pStyle w:val="FirstParagraph"/>
-      </w:pPr>
-      <w:r>
-        <w:t xml:space="preserve">Tres pestañas. Las dos últimas son</w:t>
-      </w:r>
-      <w:r>
-        <w:t xml:space="preserve"> </w:t>
-      </w:r>
-      <w:r>
-        <w:rPr>
-          <w:b/>
-          <w:bCs/>
-        </w:rPr>
-        <w:t xml:space="preserve">solo para el administrador</w:t>
-      </w:r>
-      <w:r>
-        <w:t xml:space="preserve">.</w:t>
-      </w:r>
-    </w:p>
-    <w:bookmarkStart w:id="56" w:name="materiales"/>
+    <w:bookmarkStart w:id="55" w:name="cierre-períodos-y-ajuste-por-inflación"/>
     <w:p>
       <w:pPr>
         <w:pStyle w:val="Heading3"/>
       </w:pPr>
       <w:r>
-        <w:t xml:space="preserve">12.1 Materiales</w:t>
-      </w:r>
-    </w:p>
-    <w:p>
-      <w:pPr>
-        <w:pStyle w:val="FirstParagraph"/>
-      </w:pPr>
-      <w:r>
-        <w:t xml:space="preserve">El catálogo de tipos de acero / normas que después elegís en barras y certificados.</w:t>
-      </w:r>
-      <w:r>
-        <w:t xml:space="preserve"> </w:t>
-      </w:r>
-      <w:r>
-        <w:rPr>
-          <w:b/>
-          <w:bCs/>
-        </w:rPr>
-        <w:t xml:space="preserve">+ Nuevo material</w:t>
-      </w:r>
-      <w:r>
-        <w:t xml:space="preserve"> </w:t>
-      </w:r>
-      <w:r>
-        <w:t xml:space="preserve">→</w:t>
-      </w:r>
-      <w:r>
-        <w:t xml:space="preserve"> </w:t>
-      </w:r>
-      <w:r>
-        <w:rPr>
-          <w:b/>
-          <w:bCs/>
-        </w:rPr>
-        <w:t xml:space="preserve">Material / Norma</w:t>
-      </w:r>
-      <w:r>
-        <w:t xml:space="preserve"> </w:t>
-      </w:r>
-      <w:r>
-        <w:t xml:space="preserve">*,</w:t>
-      </w:r>
-      <w:r>
-        <w:t xml:space="preserve"> </w:t>
-      </w:r>
-      <w:r>
-        <w:rPr>
-          <w:b/>
-          <w:bCs/>
-        </w:rPr>
-        <w:t xml:space="preserve">Descripción</w:t>
-      </w:r>
-      <w:r>
-        <w:t xml:space="preserve">,</w:t>
-      </w:r>
-      <w:r>
-        <w:t xml:space="preserve"> </w:t>
-      </w:r>
-      <w:r>
-        <w:rPr>
-          <w:b/>
-          <w:bCs/>
-        </w:rPr>
-        <w:t xml:space="preserve">Orden</w:t>
-      </w:r>
-      <w:r>
-        <w:t xml:space="preserve">,</w:t>
-      </w:r>
-      <w:r>
-        <w:t xml:space="preserve"> </w:t>
-      </w:r>
-      <w:r>
-        <w:rPr>
-          <w:b/>
-          <w:bCs/>
-        </w:rPr>
-        <w:t xml:space="preserve">Estado</w:t>
-      </w:r>
-      <w:r>
-        <w:t xml:space="preserve"> </w:t>
-      </w:r>
-      <w:r>
-        <w:t xml:space="preserve">(activo / inactivo).</w:t>
-      </w:r>
-    </w:p>
-    <w:bookmarkEnd w:id="56"/>
-    <w:bookmarkStart w:id="57" w:name="usuarios-y-permisos-admin"/>
-    <w:p>
-      <w:pPr>
-        <w:pStyle w:val="Heading3"/>
-      </w:pPr>
-      <w:r>
-        <w:t xml:space="preserve">12.2 Usuarios y permisos (admin)</w:t>
+        <w:t xml:space="preserve">11.8 Cierre, períodos y ajuste por inflación</w:t>
       </w:r>
     </w:p>
     <w:p>
@@ -14129,23 +14098,30 @@
         </w:numPr>
       </w:pPr>
       <w:r>
-        <w:t xml:space="preserve">Ves y podés</w:t>
-      </w:r>
-      <w:r>
-        <w:t xml:space="preserve"> </w:t>
-      </w:r>
-      <w:r>
-        <w:rPr>
-          <w:b/>
-          <w:bCs/>
-        </w:rPr>
-        <w:t xml:space="preserve">cambiar el código de empresa</w:t>
-      </w:r>
-      <w:r>
-        <w:t xml:space="preserve"> </w:t>
-      </w:r>
-      <w:r>
-        <w:t xml:space="preserve">(el que usan los nuevos para unirse).</w:t>
+        <w:rPr>
+          <w:b/>
+          <w:bCs/>
+        </w:rPr>
+        <w:t xml:space="preserve">Períodos mensuales:</w:t>
+      </w:r>
+      <w:r>
+        <w:t xml:space="preserve"> </w:t>
+      </w:r>
+      <w:r>
+        <w:t xml:space="preserve">cerrás un mes para que</w:t>
+      </w:r>
+      <w:r>
+        <w:t xml:space="preserve"> </w:t>
+      </w:r>
+      <w:r>
+        <w:rPr>
+          <w:b/>
+          <w:bCs/>
+        </w:rPr>
+        <w:t xml:space="preserve">nadie cargue asientos en él</w:t>
+      </w:r>
+      <w:r>
+        <w:t xml:space="preserve">. Si necesitás corregir, lo reabre el administrador.</w:t>
       </w:r>
     </w:p>
     <w:p>
@@ -14157,101 +14133,259 @@
         </w:numPr>
       </w:pPr>
       <w:r>
-        <w:t xml:space="preserve">Listás usuarios, editás su</w:t>
-      </w:r>
-      <w:r>
-        <w:t xml:space="preserve"> </w:t>
-      </w:r>
-      <w:r>
-        <w:rPr>
-          <w:b/>
-          <w:bCs/>
-        </w:rPr>
-        <w:t xml:space="preserve">rol</w:t>
-      </w:r>
-      <w:r>
-        <w:t xml:space="preserve"> </w:t>
-      </w:r>
-      <w:r>
-        <w:t xml:space="preserve">y</w:t>
-      </w:r>
-      <w:r>
-        <w:t xml:space="preserve"> </w:t>
-      </w:r>
-      <w:r>
-        <w:rPr>
-          <w:b/>
-          <w:bCs/>
-        </w:rPr>
-        <w:t xml:space="preserve">habilitás/deshabilitás módulos</w:t>
-      </w:r>
-      <w:r>
-        <w:t xml:space="preserve"> </w:t>
-      </w:r>
-      <w:r>
-        <w:t xml:space="preserve">por usuario. La lista cubre todos los módulos del sistema (inventario, producción, compras, ventas, calidad, análisis y contabilidad).</w:t>
-      </w:r>
-    </w:p>
-    <w:p>
-      <w:pPr>
-        <w:pStyle w:val="BlockText"/>
-      </w:pPr>
-      <w:r>
-        <w:rPr>
-          <w:b/>
-          <w:bCs/>
-        </w:rPr>
-        <w:t xml:space="preserve">Nota técnica:</w:t>
-      </w:r>
-      <w:r>
-        <w:t xml:space="preserve"> </w:t>
-      </w:r>
-      <w:r>
-        <w:t xml:space="preserve">los permisos por módulo hoy son</w:t>
-      </w:r>
-      <w:r>
-        <w:t xml:space="preserve"> </w:t>
-      </w:r>
-      <w:r>
-        <w:rPr>
-          <w:b/>
-          <w:bCs/>
-        </w:rPr>
-        <w:t xml:space="preserve">visuales</w:t>
-      </w:r>
-      <w:r>
-        <w:t xml:space="preserve"> </w:t>
-      </w:r>
-      <w:r>
-        <w:t xml:space="preserve">(esconden secciones del menú). No los uses como barrera de seguridad fuerte.</w:t>
+        <w:rPr>
+          <w:b/>
+          <w:bCs/>
+        </w:rPr>
+        <w:t xml:space="preserve">Índices IPC:</w:t>
+      </w:r>
+      <w:r>
+        <w:t xml:space="preserve"> </w:t>
+      </w:r>
+      <w:r>
+        <w:t xml:space="preserve">cargá el IPC del INDEC mes a mes. Es la base para el ajuste por inflación.</w:t>
+      </w:r>
+    </w:p>
+    <w:p>
+      <w:pPr>
+        <w:pStyle w:val="Compact"/>
+        <w:numPr>
+          <w:ilvl w:val="0"/>
+          <w:numId w:val="1017"/>
+        </w:numPr>
+      </w:pPr>
+      <w:r>
+        <w:rPr>
+          <w:b/>
+          <w:bCs/>
+        </w:rPr>
+        <w:t xml:space="preserve">Ajuste por inflación (RT 6):</w:t>
+      </w:r>
+      <w:r>
+        <w:t xml:space="preserve"> </w:t>
+      </w:r>
+      <w:r>
+        <w:t xml:space="preserve">elegí el período,</w:t>
+      </w:r>
+      <w:r>
+        <w:t xml:space="preserve"> </w:t>
+      </w:r>
+      <w:r>
+        <w:rPr>
+          <w:b/>
+          <w:bCs/>
+        </w:rPr>
+        <w:t xml:space="preserve">Calcular preview</w:t>
+      </w:r>
+      <w:r>
+        <w:t xml:space="preserve">, revisá y</w:t>
+      </w:r>
+      <w:r>
+        <w:t xml:space="preserve"> </w:t>
+      </w:r>
+      <w:r>
+        <w:rPr>
+          <w:b/>
+          <w:bCs/>
+        </w:rPr>
+        <w:t xml:space="preserve">Generar asiento</w:t>
+      </w:r>
+      <w:r>
+        <w:t xml:space="preserve"> </w:t>
+      </w:r>
+      <w:r>
+        <w:t xml:space="preserve">(reexpresa las cuentas no monetarias contra RECPAM). Necesitás al menos 2 meses de IPC cargados.</w:t>
+      </w:r>
+    </w:p>
+    <w:p>
+      <w:pPr>
+        <w:pStyle w:val="Compact"/>
+        <w:numPr>
+          <w:ilvl w:val="0"/>
+          <w:numId w:val="1017"/>
+        </w:numPr>
+      </w:pPr>
+      <w:r>
+        <w:rPr>
+          <w:b/>
+          <w:bCs/>
+        </w:rPr>
+        <w:t xml:space="preserve">Cierre y apertura:</w:t>
+      </w:r>
+      <w:r>
+        <w:t xml:space="preserve"> </w:t>
+      </w:r>
+      <w:r>
+        <w:t xml:space="preserve">cierre del ejercicio en pasos (refundición de resultados → pasaje a resultados no asignados → cierre patrimonial → apertura). Usá</w:t>
+      </w:r>
+      <w:r>
+        <w:t xml:space="preserve"> </w:t>
+      </w:r>
+      <w:r>
+        <w:rPr>
+          <w:b/>
+          <w:bCs/>
+        </w:rPr>
+        <w:t xml:space="preserve">Calcular preview</w:t>
+      </w:r>
+      <w:r>
+        <w:t xml:space="preserve"> </w:t>
+      </w:r>
+      <w:r>
+        <w:t xml:space="preserve">antes de</w:t>
+      </w:r>
+      <w:r>
+        <w:t xml:space="preserve"> </w:t>
+      </w:r>
+      <w:r>
+        <w:rPr>
+          <w:b/>
+          <w:bCs/>
+        </w:rPr>
+        <w:t xml:space="preserve">Generar asientos</w:t>
+      </w:r>
+      <w:r>
+        <w:t xml:space="preserve">.</w:t>
+      </w:r>
+    </w:p>
+    <w:p>
+      <w:r>
+        <w:pict>
+          <v:rect style="width:0;height:1.5pt" o:hralign="center" o:hrstd="t" o:hr="t"/>
+        </w:pict>
+      </w:r>
+    </w:p>
+    <w:bookmarkEnd w:id="55"/>
+    <w:bookmarkEnd w:id="56"/>
+    <w:bookmarkStart w:id="60" w:name="configuración"/>
+    <w:p>
+      <w:pPr>
+        <w:pStyle w:val="Heading2"/>
+      </w:pPr>
+      <w:r>
+        <w:t xml:space="preserve">12. Configuración</w:t>
+      </w:r>
+    </w:p>
+    <w:p>
+      <w:pPr>
+        <w:pStyle w:val="FirstParagraph"/>
+      </w:pPr>
+      <w:r>
+        <w:t xml:space="preserve">Tres pestañas. Las dos últimas son</w:t>
+      </w:r>
+      <w:r>
+        <w:t xml:space="preserve"> </w:t>
+      </w:r>
+      <w:r>
+        <w:rPr>
+          <w:b/>
+          <w:bCs/>
+        </w:rPr>
+        <w:t xml:space="preserve">solo para el administrador</w:t>
+      </w:r>
+      <w:r>
+        <w:t xml:space="preserve">.</w:t>
+      </w:r>
+    </w:p>
+    <w:bookmarkStart w:id="57" w:name="materiales"/>
+    <w:p>
+      <w:pPr>
+        <w:pStyle w:val="Heading3"/>
+      </w:pPr>
+      <w:r>
+        <w:t xml:space="preserve">12.1 Materiales</w:t>
+      </w:r>
+    </w:p>
+    <w:p>
+      <w:pPr>
+        <w:pStyle w:val="FirstParagraph"/>
+      </w:pPr>
+      <w:r>
+        <w:t xml:space="preserve">El catálogo de tipos de acero / normas que después elegís en barras y certificados.</w:t>
+      </w:r>
+      <w:r>
+        <w:t xml:space="preserve"> </w:t>
+      </w:r>
+      <w:r>
+        <w:rPr>
+          <w:b/>
+          <w:bCs/>
+        </w:rPr>
+        <w:t xml:space="preserve">+ Nuevo material</w:t>
+      </w:r>
+      <w:r>
+        <w:t xml:space="preserve"> </w:t>
+      </w:r>
+      <w:r>
+        <w:t xml:space="preserve">→</w:t>
+      </w:r>
+      <w:r>
+        <w:t xml:space="preserve"> </w:t>
+      </w:r>
+      <w:r>
+        <w:rPr>
+          <w:b/>
+          <w:bCs/>
+        </w:rPr>
+        <w:t xml:space="preserve">Material / Norma</w:t>
+      </w:r>
+      <w:r>
+        <w:t xml:space="preserve"> </w:t>
+      </w:r>
+      <w:r>
+        <w:t xml:space="preserve">*,</w:t>
+      </w:r>
+      <w:r>
+        <w:t xml:space="preserve"> </w:t>
+      </w:r>
+      <w:r>
+        <w:rPr>
+          <w:b/>
+          <w:bCs/>
+        </w:rPr>
+        <w:t xml:space="preserve">Descripción</w:t>
+      </w:r>
+      <w:r>
+        <w:t xml:space="preserve">,</w:t>
+      </w:r>
+      <w:r>
+        <w:t xml:space="preserve"> </w:t>
+      </w:r>
+      <w:r>
+        <w:rPr>
+          <w:b/>
+          <w:bCs/>
+        </w:rPr>
+        <w:t xml:space="preserve">Orden</w:t>
+      </w:r>
+      <w:r>
+        <w:t xml:space="preserve">,</w:t>
+      </w:r>
+      <w:r>
+        <w:t xml:space="preserve"> </w:t>
+      </w:r>
+      <w:r>
+        <w:rPr>
+          <w:b/>
+          <w:bCs/>
+        </w:rPr>
+        <w:t xml:space="preserve">Estado</w:t>
+      </w:r>
+      <w:r>
+        <w:t xml:space="preserve"> </w:t>
+      </w:r>
+      <w:r>
+        <w:t xml:space="preserve">(activo / inactivo).</w:t>
       </w:r>
     </w:p>
     <w:bookmarkEnd w:id="57"/>
-    <w:bookmarkStart w:id="58" w:name="imputación-contable"/>
+    <w:bookmarkStart w:id="58" w:name="usuarios-y-permisos-admin"/>
     <w:p>
       <w:pPr>
         <w:pStyle w:val="Heading3"/>
       </w:pPr>
       <w:r>
-        <w:t xml:space="preserve">12.3 Imputación contable</w:t>
-      </w:r>
-    </w:p>
-    <w:p>
-      <w:pPr>
-        <w:pStyle w:val="FirstParagraph"/>
-      </w:pPr>
-      <w:r>
-        <w:rPr>
-          <w:b/>
-          <w:bCs/>
-        </w:rPr>
-        <w:t xml:space="preserve">Clave para que los asientos automáticos funcionen.</w:t>
-      </w:r>
-      <w:r>
-        <w:t xml:space="preserve"> </w:t>
-      </w:r>
-      <w:r>
-        <w:t xml:space="preserve">Acá decís qué cuenta contable usar para cada tipo de operación:</w:t>
+        <w:t xml:space="preserve">12.2 Usuarios y permisos (admin)</w:t>
       </w:r>
     </w:p>
     <w:p>
@@ -14263,62 +14397,23 @@
         </w:numPr>
       </w:pPr>
       <w:r>
-        <w:rPr>
-          <w:b/>
-          <w:bCs/>
-        </w:rPr>
-        <w:t xml:space="preserve">Ventas:</w:t>
-      </w:r>
-      <w:r>
-        <w:t xml:space="preserve"> </w:t>
-      </w:r>
-      <w:r>
-        <w:t xml:space="preserve">cuenta de venta, deudores por ventas, IVA débito fiscal,</w:t>
-      </w:r>
-      <w:r>
-        <w:t xml:space="preserve"> </w:t>
-      </w:r>
-      <w:r>
-        <w:rPr>
-          <w:b/>
-          <w:bCs/>
-        </w:rPr>
-        <w:t xml:space="preserve">alícuota de IVA</w:t>
-      </w:r>
-      <w:r>
-        <w:t xml:space="preserve"> </w:t>
-      </w:r>
-      <w:r>
-        <w:t xml:space="preserve">(21% por defecto), si los precios</w:t>
-      </w:r>
-      <w:r>
-        <w:t xml:space="preserve"> </w:t>
-      </w:r>
-      <w:r>
-        <w:rPr>
-          <w:b/>
-          <w:bCs/>
-        </w:rPr>
-        <w:t xml:space="preserve">incluyen IVA</w:t>
-      </w:r>
-      <w:r>
-        <w:t xml:space="preserve">, y el</w:t>
-      </w:r>
-      <w:r>
-        <w:t xml:space="preserve"> </w:t>
-      </w:r>
-      <w:r>
-        <w:rPr>
-          <w:b/>
-          <w:bCs/>
-        </w:rPr>
-        <w:t xml:space="preserve">punto de venta AFIP</w:t>
-      </w:r>
-      <w:r>
-        <w:t xml:space="preserve"> </w:t>
-      </w:r>
-      <w:r>
-        <w:t xml:space="preserve">para la facturación electrónica.</w:t>
+        <w:t xml:space="preserve">Ves y podés</w:t>
+      </w:r>
+      <w:r>
+        <w:t xml:space="preserve"> </w:t>
+      </w:r>
+      <w:r>
+        <w:rPr>
+          <w:b/>
+          <w:bCs/>
+        </w:rPr>
+        <w:t xml:space="preserve">cambiar el código de empresa</w:t>
+      </w:r>
+      <w:r>
+        <w:t xml:space="preserve"> </w:t>
+      </w:r>
+      <w:r>
+        <w:t xml:space="preserve">(el que usan los nuevos para unirse).</w:t>
       </w:r>
     </w:p>
     <w:p>
@@ -14330,33 +14425,101 @@
         </w:numPr>
       </w:pPr>
       <w:r>
-        <w:rPr>
-          <w:b/>
-          <w:bCs/>
-        </w:rPr>
-        <w:t xml:space="preserve">Compras:</w:t>
-      </w:r>
-      <w:r>
-        <w:t xml:space="preserve"> </w:t>
-      </w:r>
-      <w:r>
-        <w:t xml:space="preserve">IVA crédito fiscal, proveedores, compra de materia prima / insumos / herramientas, servicios de terceros, y la cuenta puente</w:t>
-      </w:r>
-      <w:r>
-        <w:t xml:space="preserve"> </w:t>
-      </w:r>
-      <w:r>
-        <w:rPr>
-          <w:b/>
-          <w:bCs/>
-        </w:rPr>
-        <w:t xml:space="preserve">GR/IR</w:t>
-      </w:r>
-      <w:r>
-        <w:t xml:space="preserve"> </w:t>
-      </w:r>
-      <w:r>
-        <w:t xml:space="preserve">(facturas a recibir).</w:t>
+        <w:t xml:space="preserve">Listás usuarios, editás su</w:t>
+      </w:r>
+      <w:r>
+        <w:t xml:space="preserve"> </w:t>
+      </w:r>
+      <w:r>
+        <w:rPr>
+          <w:b/>
+          <w:bCs/>
+        </w:rPr>
+        <w:t xml:space="preserve">rol</w:t>
+      </w:r>
+      <w:r>
+        <w:t xml:space="preserve"> </w:t>
+      </w:r>
+      <w:r>
+        <w:t xml:space="preserve">y</w:t>
+      </w:r>
+      <w:r>
+        <w:t xml:space="preserve"> </w:t>
+      </w:r>
+      <w:r>
+        <w:rPr>
+          <w:b/>
+          <w:bCs/>
+        </w:rPr>
+        <w:t xml:space="preserve">habilitás/deshabilitás módulos</w:t>
+      </w:r>
+      <w:r>
+        <w:t xml:space="preserve"> </w:t>
+      </w:r>
+      <w:r>
+        <w:t xml:space="preserve">por usuario. La lista cubre todos los módulos del sistema (inventario, producción, compras, ventas, calidad, análisis y contabilidad).</w:t>
+      </w:r>
+    </w:p>
+    <w:p>
+      <w:pPr>
+        <w:pStyle w:val="BlockText"/>
+      </w:pPr>
+      <w:r>
+        <w:rPr>
+          <w:b/>
+          <w:bCs/>
+        </w:rPr>
+        <w:t xml:space="preserve">Nota técnica:</w:t>
+      </w:r>
+      <w:r>
+        <w:t xml:space="preserve"> </w:t>
+      </w:r>
+      <w:r>
+        <w:t xml:space="preserve">los permisos por módulo hoy son</w:t>
+      </w:r>
+      <w:r>
+        <w:t xml:space="preserve"> </w:t>
+      </w:r>
+      <w:r>
+        <w:rPr>
+          <w:b/>
+          <w:bCs/>
+        </w:rPr>
+        <w:t xml:space="preserve">visuales</w:t>
+      </w:r>
+      <w:r>
+        <w:t xml:space="preserve"> </w:t>
+      </w:r>
+      <w:r>
+        <w:t xml:space="preserve">(esconden secciones del menú). No los uses como barrera de seguridad fuerte.</w:t>
+      </w:r>
+    </w:p>
+    <w:bookmarkEnd w:id="58"/>
+    <w:bookmarkStart w:id="59" w:name="imputación-contable"/>
+    <w:p>
+      <w:pPr>
+        <w:pStyle w:val="Heading3"/>
+      </w:pPr>
+      <w:r>
+        <w:t xml:space="preserve">12.3 Imputación contable</w:t>
+      </w:r>
+    </w:p>
+    <w:p>
+      <w:pPr>
+        <w:pStyle w:val="FirstParagraph"/>
+      </w:pPr>
+      <w:r>
+        <w:rPr>
+          <w:b/>
+          <w:bCs/>
+        </w:rPr>
+        <w:t xml:space="preserve">Clave para que los asientos automáticos funcionen.</w:t>
+      </w:r>
+      <w:r>
+        <w:t xml:space="preserve"> </w:t>
+      </w:r>
+      <w:r>
+        <w:t xml:space="preserve">Acá decís qué cuenta contable usar para cada tipo de operación:</w:t>
       </w:r>
     </w:p>
     <w:p>
@@ -14364,7 +14527,7 @@
         <w:pStyle w:val="Compact"/>
         <w:numPr>
           <w:ilvl w:val="0"/>
-          <w:numId w:val="1018"/>
+          <w:numId w:val="1019"/>
         </w:numPr>
       </w:pPr>
       <w:r>
@@ -14372,45 +14535,58 @@
           <w:b/>
           <w:bCs/>
         </w:rPr>
-        <w:t xml:space="preserve">Caja y banco:</w:t>
-      </w:r>
-      <w:r>
-        <w:t xml:space="preserve"> </w:t>
-      </w:r>
-      <w:r>
-        <w:t xml:space="preserve">cuenta de caja (efectivo), cuenta de banco (transferencias),</w:t>
-      </w:r>
-      <w:r>
-        <w:t xml:space="preserve"> </w:t>
-      </w:r>
-      <w:r>
-        <w:rPr>
-          <w:b/>
-          <w:bCs/>
-        </w:rPr>
-        <w:t xml:space="preserve">cheques en cartera</w:t>
-      </w:r>
-      <w:r>
-        <w:t xml:space="preserve"> </w:t>
-      </w:r>
-      <w:r>
-        <w:t xml:space="preserve">(recibidos) y</w:t>
-      </w:r>
-      <w:r>
-        <w:t xml:space="preserve"> </w:t>
-      </w:r>
-      <w:r>
-        <w:rPr>
-          <w:b/>
-          <w:bCs/>
-        </w:rPr>
-        <w:t xml:space="preserve">cheques emitidos</w:t>
-      </w:r>
-      <w:r>
-        <w:t xml:space="preserve"> </w:t>
-      </w:r>
-      <w:r>
-        <w:t xml:space="preserve">(a pagar).</w:t>
+        <w:t xml:space="preserve">Ventas:</w:t>
+      </w:r>
+      <w:r>
+        <w:t xml:space="preserve"> </w:t>
+      </w:r>
+      <w:r>
+        <w:t xml:space="preserve">cuenta de venta, deudores por ventas, IVA débito fiscal,</w:t>
+      </w:r>
+      <w:r>
+        <w:t xml:space="preserve"> </w:t>
+      </w:r>
+      <w:r>
+        <w:rPr>
+          <w:b/>
+          <w:bCs/>
+        </w:rPr>
+        <w:t xml:space="preserve">alícuota de IVA</w:t>
+      </w:r>
+      <w:r>
+        <w:t xml:space="preserve"> </w:t>
+      </w:r>
+      <w:r>
+        <w:t xml:space="preserve">(21% por defecto), si los precios</w:t>
+      </w:r>
+      <w:r>
+        <w:t xml:space="preserve"> </w:t>
+      </w:r>
+      <w:r>
+        <w:rPr>
+          <w:b/>
+          <w:bCs/>
+        </w:rPr>
+        <w:t xml:space="preserve">incluyen IVA</w:t>
+      </w:r>
+      <w:r>
+        <w:t xml:space="preserve">, y el</w:t>
+      </w:r>
+      <w:r>
+        <w:t xml:space="preserve"> </w:t>
+      </w:r>
+      <w:r>
+        <w:rPr>
+          <w:b/>
+          <w:bCs/>
+        </w:rPr>
+        <w:t xml:space="preserve">punto de venta AFIP</w:t>
+      </w:r>
+      <w:r>
+        <w:t xml:space="preserve"> </w:t>
+      </w:r>
+      <w:r>
+        <w:t xml:space="preserve">para la facturación electrónica.</w:t>
       </w:r>
     </w:p>
     <w:p>
@@ -14418,7 +14594,7 @@
         <w:pStyle w:val="Compact"/>
         <w:numPr>
           <w:ilvl w:val="0"/>
-          <w:numId w:val="1018"/>
+          <w:numId w:val="1019"/>
         </w:numPr>
       </w:pPr>
       <w:r>
@@ -14426,13 +14602,29 @@
           <w:b/>
           <w:bCs/>
         </w:rPr>
-        <w:t xml:space="preserve">Retenciones sufridas:</w:t>
-      </w:r>
-      <w:r>
-        <w:t xml:space="preserve"> </w:t>
-      </w:r>
-      <w:r>
-        <w:t xml:space="preserve">las cuentas de crédito fiscal donde van las retenciones que te aplican los clientes (Ganancias, IIBB, SUSS, IVA). Vienen preconfiguradas con las cuentas del plan de Vitalmet.</w:t>
+        <w:t xml:space="preserve">Compras:</w:t>
+      </w:r>
+      <w:r>
+        <w:t xml:space="preserve"> </w:t>
+      </w:r>
+      <w:r>
+        <w:t xml:space="preserve">IVA crédito fiscal, proveedores, compra de materia prima / insumos / herramientas, servicios de terceros, y la cuenta puente</w:t>
+      </w:r>
+      <w:r>
+        <w:t xml:space="preserve"> </w:t>
+      </w:r>
+      <w:r>
+        <w:rPr>
+          <w:b/>
+          <w:bCs/>
+        </w:rPr>
+        <w:t xml:space="preserve">GR/IR</w:t>
+      </w:r>
+      <w:r>
+        <w:t xml:space="preserve"> </w:t>
+      </w:r>
+      <w:r>
+        <w:t xml:space="preserve">(facturas a recibir).</w:t>
       </w:r>
     </w:p>
     <w:p>
@@ -14440,7 +14632,83 @@
         <w:pStyle w:val="Compact"/>
         <w:numPr>
           <w:ilvl w:val="0"/>
-          <w:numId w:val="1018"/>
+          <w:numId w:val="1019"/>
+        </w:numPr>
+      </w:pPr>
+      <w:r>
+        <w:rPr>
+          <w:b/>
+          <w:bCs/>
+        </w:rPr>
+        <w:t xml:space="preserve">Caja y banco:</w:t>
+      </w:r>
+      <w:r>
+        <w:t xml:space="preserve"> </w:t>
+      </w:r>
+      <w:r>
+        <w:t xml:space="preserve">cuenta de caja (efectivo), cuenta de banco (transferencias),</w:t>
+      </w:r>
+      <w:r>
+        <w:t xml:space="preserve"> </w:t>
+      </w:r>
+      <w:r>
+        <w:rPr>
+          <w:b/>
+          <w:bCs/>
+        </w:rPr>
+        <w:t xml:space="preserve">cheques en cartera</w:t>
+      </w:r>
+      <w:r>
+        <w:t xml:space="preserve"> </w:t>
+      </w:r>
+      <w:r>
+        <w:t xml:space="preserve">(recibidos) y</w:t>
+      </w:r>
+      <w:r>
+        <w:t xml:space="preserve"> </w:t>
+      </w:r>
+      <w:r>
+        <w:rPr>
+          <w:b/>
+          <w:bCs/>
+        </w:rPr>
+        <w:t xml:space="preserve">cheques emitidos</w:t>
+      </w:r>
+      <w:r>
+        <w:t xml:space="preserve"> </w:t>
+      </w:r>
+      <w:r>
+        <w:t xml:space="preserve">(a pagar).</w:t>
+      </w:r>
+    </w:p>
+    <w:p>
+      <w:pPr>
+        <w:pStyle w:val="Compact"/>
+        <w:numPr>
+          <w:ilvl w:val="0"/>
+          <w:numId w:val="1019"/>
+        </w:numPr>
+      </w:pPr>
+      <w:r>
+        <w:rPr>
+          <w:b/>
+          <w:bCs/>
+        </w:rPr>
+        <w:t xml:space="preserve">Retenciones sufridas:</w:t>
+      </w:r>
+      <w:r>
+        <w:t xml:space="preserve"> </w:t>
+      </w:r>
+      <w:r>
+        <w:t xml:space="preserve">las cuentas de crédito fiscal donde van las retenciones que te aplican los clientes (Ganancias, IIBB, SUSS, IVA). Vienen preconfiguradas con las cuentas del plan de Vitalmet.</w:t>
+      </w:r>
+    </w:p>
+    <w:p>
+      <w:pPr>
+        <w:pStyle w:val="Compact"/>
+        <w:numPr>
+          <w:ilvl w:val="0"/>
+          <w:numId w:val="1019"/>
         </w:numPr>
       </w:pPr>
       <w:r>
@@ -14501,9 +14769,9 @@
         </w:pict>
       </w:r>
     </w:p>
-    <w:bookmarkEnd w:id="58"/>
     <w:bookmarkEnd w:id="59"/>
-    <w:bookmarkStart w:id="64" w:name="X9473a15fdcd54171d921b584f88070d9a9c6e2d"/>
+    <w:bookmarkEnd w:id="60"/>
+    <w:bookmarkStart w:id="65" w:name="X9473a15fdcd54171d921b584f88070d9a9c6e2d"/>
     <w:p>
       <w:pPr>
         <w:pStyle w:val="Heading2"/>
@@ -14520,7 +14788,7 @@
         <w:t xml:space="preserve">Si entendés estos cuatro circuitos, sabés usar el ERP. Seguilos en orden.</w:t>
       </w:r>
     </w:p>
-    <w:bookmarkStart w:id="60" w:name="Xfc6a747a46029e6b14e9ea4e3a507ed2abe5c07"/>
+    <w:bookmarkStart w:id="61" w:name="Xfc6a747a46029e6b14e9ea4e3a507ed2abe5c07"/>
     <w:p>
       <w:pPr>
         <w:pStyle w:val="Heading3"/>
@@ -14612,8 +14880,8 @@
         <w:t xml:space="preserve">al facturar (venta) y al cobrar.</w:t>
       </w:r>
     </w:p>
-    <w:bookmarkEnd w:id="60"/>
-    <w:bookmarkStart w:id="61" w:name="Xb3ee42997e9ab092cf999dfe51d386c7317685c"/>
+    <w:bookmarkEnd w:id="61"/>
+    <w:bookmarkStart w:id="62" w:name="Xb3ee42997e9ab092cf999dfe51d386c7317685c"/>
     <w:p>
       <w:pPr>
         <w:pStyle w:val="Heading3"/>
@@ -14723,8 +14991,8 @@
         <w:t xml:space="preserve">en la recepción (GR/IR), en la factura y en el pago.</w:t>
       </w:r>
     </w:p>
-    <w:bookmarkEnd w:id="61"/>
-    <w:bookmarkStart w:id="62" w:name="Xd1d7949bac4e6a12c5bcb040f4ddda9ac7470f4"/>
+    <w:bookmarkEnd w:id="62"/>
+    <w:bookmarkStart w:id="63" w:name="Xd1d7949bac4e6a12c5bcb040f4ddda9ac7470f4"/>
     <w:p>
       <w:pPr>
         <w:pStyle w:val="Heading3"/>
@@ -14807,8 +15075,8 @@
         <w:t xml:space="preserve">7. Análisis → Trazabilidad     → verificá la cadena certificado → colada → barra → OP → PT</w:t>
       </w:r>
     </w:p>
-    <w:bookmarkEnd w:id="62"/>
-    <w:bookmarkStart w:id="63" w:name="Xf9a70cdce17ec8d32f80fb3b897c3b5e5c61186"/>
+    <w:bookmarkEnd w:id="63"/>
+    <w:bookmarkStart w:id="64" w:name="Xf9a70cdce17ec8d32f80fb3b897c3b5e5c61186"/>
     <w:p>
       <w:pPr>
         <w:pStyle w:val="Heading3"/>
@@ -14901,9 +15169,9 @@
         </w:pict>
       </w:r>
     </w:p>
-    <w:bookmarkEnd w:id="63"/>
     <w:bookmarkEnd w:id="64"/>
-    <w:bookmarkStart w:id="65" w:name="reglas-de-oro-y-errores-comunes"/>
+    <w:bookmarkEnd w:id="65"/>
+    <w:bookmarkStart w:id="66" w:name="reglas-de-oro-y-errores-comunes"/>
     <w:p>
       <w:pPr>
         <w:pStyle w:val="Heading2"/>
@@ -15868,8 +16136,8 @@
         </w:pict>
       </w:r>
     </w:p>
-    <w:bookmarkEnd w:id="65"/>
-    <w:bookmarkStart w:id="66" w:name="preguntas-frecuentes"/>
+    <w:bookmarkEnd w:id="66"/>
+    <w:bookmarkStart w:id="67" w:name="preguntas-frecuentes"/>
     <w:p>
       <w:pPr>
         <w:pStyle w:val="Heading2"/>
@@ -16282,8 +16550,8 @@
         <w:t xml:space="preserve">Manual de usuario de VitalStock ERP. Ante dudas o errores que no figuran acá, contactá al administrador del sistema.</w:t>
       </w:r>
     </w:p>
-    <w:bookmarkEnd w:id="66"/>
     <w:bookmarkEnd w:id="67"/>
+    <w:bookmarkEnd w:id="68"/>
     <w:sectPr>
       <w:footnotePr>
         <w:numRestart w:val="eachSect"/>
@@ -16733,34 +17001,7 @@
     <w:abstractNumId w:val="991"/>
   </w:num>
   <w:num w:numId="1014">
-    <w:abstractNumId w:val="99411"/>
-    <w:lvlOverride w:ilvl="0">
-      <w:startOverride w:val="1"/>
-    </w:lvlOverride>
-    <w:lvlOverride w:ilvl="1">
-      <w:startOverride w:val="1"/>
-    </w:lvlOverride>
-    <w:lvlOverride w:ilvl="2">
-      <w:startOverride w:val="1"/>
-    </w:lvlOverride>
-    <w:lvlOverride w:ilvl="3">
-      <w:startOverride w:val="1"/>
-    </w:lvlOverride>
-    <w:lvlOverride w:ilvl="4">
-      <w:startOverride w:val="1"/>
-    </w:lvlOverride>
-    <w:lvlOverride w:ilvl="5">
-      <w:startOverride w:val="1"/>
-    </w:lvlOverride>
-    <w:lvlOverride w:ilvl="6">
-      <w:startOverride w:val="1"/>
-    </w:lvlOverride>
-    <w:lvlOverride w:ilvl="7">
-      <w:startOverride w:val="1"/>
-    </w:lvlOverride>
-    <w:lvlOverride w:ilvl="8">
-      <w:startOverride w:val="1"/>
-    </w:lvlOverride>
+    <w:abstractNumId w:val="991"/>
   </w:num>
   <w:num w:numId="1015">
     <w:abstractNumId w:val="99411"/>
@@ -16793,12 +17034,42 @@
     </w:lvlOverride>
   </w:num>
   <w:num w:numId="1016">
-    <w:abstractNumId w:val="991"/>
+    <w:abstractNumId w:val="99411"/>
+    <w:lvlOverride w:ilvl="0">
+      <w:startOverride w:val="1"/>
+    </w:lvlOverride>
+    <w:lvlOverride w:ilvl="1">
+      <w:startOverride w:val="1"/>
+    </w:lvlOverride>
+    <w:lvlOverride w:ilvl="2">
+      <w:startOverride w:val="1"/>
+    </w:lvlOverride>
+    <w:lvlOverride w:ilvl="3">
+      <w:startOverride w:val="1"/>
+    </w:lvlOverride>
+    <w:lvlOverride w:ilvl="4">
+      <w:startOverride w:val="1"/>
+    </w:lvlOverride>
+    <w:lvlOverride w:ilvl="5">
+      <w:startOverride w:val="1"/>
+    </w:lvlOverride>
+    <w:lvlOverride w:ilvl="6">
+      <w:startOverride w:val="1"/>
+    </w:lvlOverride>
+    <w:lvlOverride w:ilvl="7">
+      <w:startOverride w:val="1"/>
+    </w:lvlOverride>
+    <w:lvlOverride w:ilvl="8">
+      <w:startOverride w:val="1"/>
+    </w:lvlOverride>
   </w:num>
   <w:num w:numId="1017">
     <w:abstractNumId w:val="991"/>
   </w:num>
   <w:num w:numId="1018">
+    <w:abstractNumId w:val="991"/>
+  </w:num>
+  <w:num w:numId="1019">
     <w:abstractNumId w:val="991"/>
   </w:num>
 </w:numbering>

--- a/docs/MANUAL_USUARIO.docx
+++ b/docs/MANUAL_USUARIO.docx
@@ -7296,6 +7296,112 @@
       </w:r>
       <w:r>
         <w:t xml:space="preserve">la factura contra la recepción (3-way match) y arma el asiento que cancela el GR/IR.</w:t>
+      </w:r>
+    </w:p>
+    <w:p>
+      <w:pPr>
+        <w:pStyle w:val="BlockText"/>
+      </w:pPr>
+      <w:r>
+        <w:rPr>
+          <w:b/>
+          <w:bCs/>
+        </w:rPr>
+        <w:t xml:space="preserve">El orden importa: primero Recibir, después Factura.</w:t>
+      </w:r>
+      <w:r>
+        <w:t xml:space="preserve"> </w:t>
+      </w:r>
+      <w:r>
+        <w:t xml:space="preserve">El match compara la factura contra lo que</w:t>
+      </w:r>
+      <w:r>
+        <w:t xml:space="preserve"> </w:t>
+      </w:r>
+      <w:r>
+        <w:rPr>
+          <w:b/>
+          <w:bCs/>
+        </w:rPr>
+        <w:t xml:space="preserve">recepcionaste en el sistema</w:t>
+      </w:r>
+      <w:r>
+        <w:t xml:space="preserve">. Si la OC no tiene recepciones cargadas, el panel avisa</w:t>
+      </w:r>
+      <w:r>
+        <w:t xml:space="preserve"> </w:t>
+      </w:r>
+      <w:r>
+        <w:rPr>
+          <w:b/>
+          <w:bCs/>
+        </w:rPr>
+        <w:t xml:space="preserve">SIN RECEPCIONES</w:t>
+      </w:r>
+      <w:r>
+        <w:t xml:space="preserve"> </w:t>
+      </w:r>
+      <w:r>
+        <w:t xml:space="preserve">y no deja registrar (aunque el estado de la OC diga</w:t>
+      </w:r>
+      <w:r>
+        <w:t xml:space="preserve"> </w:t>
+      </w:r>
+      <w:r>
+        <w:t xml:space="preserve">“recibida”</w:t>
+      </w:r>
+      <w:r>
+        <w:t xml:space="preserve">): cerrá el modal, registrá la recepción con</w:t>
+      </w:r>
+      <w:r>
+        <w:t xml:space="preserve"> </w:t>
+      </w:r>
+      <w:r>
+        <w:rPr>
+          <w:b/>
+          <w:bCs/>
+        </w:rPr>
+        <w:t xml:space="preserve">Recibir</w:t>
+      </w:r>
+      <w:r>
+        <w:t xml:space="preserve"> </w:t>
+      </w:r>
+      <w:r>
+        <w:t xml:space="preserve">y volvé. Un administrador puede registrar igual justificando el override (para material que entró antes de usar el sistema).</w:t>
+      </w:r>
+    </w:p>
+    <w:p>
+      <w:pPr>
+        <w:pStyle w:val="BlockText"/>
+      </w:pPr>
+      <w:r>
+        <w:rPr>
+          <w:b/>
+          <w:bCs/>
+        </w:rPr>
+        <w:t xml:space="preserve">Monedas distintas:</w:t>
+      </w:r>
+      <w:r>
+        <w:t xml:space="preserve"> </w:t>
+      </w:r>
+      <w:r>
+        <w:t xml:space="preserve">si la OC está en USD y la factura en ARS (o al revés), el sistema convierte lo recibido a la moneda de la factura con el</w:t>
+      </w:r>
+      <w:r>
+        <w:t xml:space="preserve"> </w:t>
+      </w:r>
+      <w:r>
+        <w:rPr>
+          <w:b/>
+          <w:bCs/>
+        </w:rPr>
+        <w:t xml:space="preserve">tipo de cambio de la factura</w:t>
+      </w:r>
+      <w:r>
+        <w:t xml:space="preserve"> </w:t>
+      </w:r>
+      <w:r>
+        <w:t xml:space="preserve">(o el de la OC si no cargaste uno) y te lo muestra en el panel. Sin tipo de cambio no hay comparación posible y no deja registrar.</w:t>
       </w:r>
     </w:p>
     <w:p>

--- a/docs/MANUAL_USUARIO.docx
+++ b/docs/MANUAL_USUARIO.docx
@@ -7199,7 +7199,23 @@
           <w:b/>
           <w:bCs/>
         </w:rPr>
-        <w:t xml:space="preserve">Fecha</w:t>
+        <w:t xml:space="preserve">Fecha de emisión</w:t>
+      </w:r>
+      <w:r>
+        <w:t xml:space="preserve"> </w:t>
+      </w:r>
+      <w:r>
+        <w:t xml:space="preserve">(la impresa en el comprobante),</w:t>
+      </w:r>
+      <w:r>
+        <w:t xml:space="preserve"> </w:t>
+      </w:r>
+      <w:r>
+        <w:rPr>
+          <w:b/>
+          <w:bCs/>
+        </w:rPr>
+        <w:t xml:space="preserve">Fecha contable</w:t>
       </w:r>
       <w:r>
         <w:t xml:space="preserve">,</w:t>
@@ -7307,6 +7323,56 @@
           <w:b/>
           <w:bCs/>
         </w:rPr>
+        <w:t xml:space="preserve">Las dos fechas:</w:t>
+      </w:r>
+      <w:r>
+        <w:t xml:space="preserve"> </w:t>
+      </w:r>
+      <w:r>
+        <w:t xml:space="preserve">la</w:t>
+      </w:r>
+      <w:r>
+        <w:t xml:space="preserve"> </w:t>
+      </w:r>
+      <w:r>
+        <w:rPr>
+          <w:b/>
+          <w:bCs/>
+        </w:rPr>
+        <w:t xml:space="preserve">de emisión</w:t>
+      </w:r>
+      <w:r>
+        <w:t xml:space="preserve"> </w:t>
+      </w:r>
+      <w:r>
+        <w:t xml:space="preserve">es la del papel; la</w:t>
+      </w:r>
+      <w:r>
+        <w:t xml:space="preserve"> </w:t>
+      </w:r>
+      <w:r>
+        <w:rPr>
+          <w:b/>
+          <w:bCs/>
+        </w:rPr>
+        <w:t xml:space="preserve">contable</w:t>
+      </w:r>
+      <w:r>
+        <w:t xml:space="preserve"> </w:t>
+      </w:r>
+      <w:r>
+        <w:t xml:space="preserve">(viene propuesta con la fecha de hoy) es cuándo impacta en los libros — el asiento, el libro IVA Compras y la posición IVA van por la contable. Ejemplo típico: factura emitida en junio que te llega en agosto → emisión junio, contable agosto.</w:t>
+      </w:r>
+    </w:p>
+    <w:p>
+      <w:pPr>
+        <w:pStyle w:val="BlockText"/>
+      </w:pPr>
+      <w:r>
+        <w:rPr>
+          <w:b/>
+          <w:bCs/>
+        </w:rPr>
         <w:t xml:space="preserve">El orden importa: primero Recibir, después Factura.</w:t>
       </w:r>
       <w:r>
@@ -7339,19 +7405,7 @@
         <w:t xml:space="preserve">SIN RECEPCIONES</w:t>
       </w:r>
       <w:r>
-        <w:t xml:space="preserve"> </w:t>
-      </w:r>
-      <w:r>
-        <w:t xml:space="preserve">y no deja registrar (aunque el estado de la OC diga</w:t>
-      </w:r>
-      <w:r>
-        <w:t xml:space="preserve"> </w:t>
-      </w:r>
-      <w:r>
-        <w:t xml:space="preserve">“recibida”</w:t>
-      </w:r>
-      <w:r>
-        <w:t xml:space="preserve">): cerrá el modal, registrá la recepción con</w:t>
+        <w:t xml:space="preserve">: registrá la recepción con</w:t>
       </w:r>
       <w:r>
         <w:t xml:space="preserve"> </w:t>
@@ -7367,7 +7421,168 @@
         <w:t xml:space="preserve"> </w:t>
       </w:r>
       <w:r>
-        <w:t xml:space="preserve">y volvé. Un administrador puede registrar igual justificando el override (para material que entró antes de usar el sistema).</w:t>
+        <w:t xml:space="preserve">y volvé…</w:t>
+      </w:r>
+      <w:r>
+        <w:t xml:space="preserve"> </w:t>
+      </w:r>
+      <w:r>
+        <w:rPr>
+          <w:b/>
+          <w:bCs/>
+        </w:rPr>
+        <w:t xml:space="preserve">o usá el atajo</w:t>
+      </w:r>
+      <w:r>
+        <w:t xml:space="preserve">: si el material llegó junto con la factura, tildá</w:t>
+      </w:r>
+      <w:r>
+        <w:t xml:space="preserve"> </w:t>
+      </w:r>
+      <w:r>
+        <w:rPr>
+          <w:b/>
+          <w:bCs/>
+        </w:rPr>
+        <w:t xml:space="preserve">“Recibí todo el material con esta factura”</w:t>
+      </w:r>
+      <w:r>
+        <w:t xml:space="preserve"> </w:t>
+      </w:r>
+      <w:r>
+        <w:t xml:space="preserve">en el mismo modal — el sistema registra la recepción completa de la OC (stock, kardex y asiento GR/IR) y recién después la factura, con el match cerrando solo. Un administrador puede registrar igual justificando el override (para material que entró antes de usar el sistema).</w:t>
+      </w:r>
+    </w:p>
+    <w:p>
+      <w:pPr>
+        <w:pStyle w:val="BlockText"/>
+      </w:pPr>
+      <w:r>
+        <w:rPr>
+          <w:b/>
+          <w:bCs/>
+        </w:rPr>
+        <w:t xml:space="preserve">¿Te equivocaste en algo?</w:t>
+      </w:r>
+      <w:r>
+        <w:t xml:space="preserve"> </w:t>
+      </w:r>
+      <w:r>
+        <w:t xml:space="preserve">En la tabla de Facturas recibidas cada comprobante tiene</w:t>
+      </w:r>
+      <w:r>
+        <w:t xml:space="preserve"> </w:t>
+      </w:r>
+      <w:r>
+        <w:rPr>
+          <w:b/>
+          <w:bCs/>
+        </w:rPr>
+        <w:t xml:space="preserve">Corregir</w:t>
+      </w:r>
+      <w:r>
+        <w:t xml:space="preserve"> </w:t>
+      </w:r>
+      <w:r>
+        <w:t xml:space="preserve">(lo anula y te reabre el formulario precargado para que cambies lo que estaba mal y lo registres de nuevo) y</w:t>
+      </w:r>
+      <w:r>
+        <w:t xml:space="preserve"> </w:t>
+      </w:r>
+      <w:r>
+        <w:rPr>
+          <w:b/>
+          <w:bCs/>
+        </w:rPr>
+        <w:t xml:space="preserve">Anular</w:t>
+      </w:r>
+      <w:r>
+        <w:t xml:space="preserve"> </w:t>
+      </w:r>
+      <w:r>
+        <w:t xml:space="preserve">(pide motivo y lo elimina; el asiento contable queda en estado</w:t>
+      </w:r>
+      <w:r>
+        <w:t xml:space="preserve"> </w:t>
+      </w:r>
+      <w:r>
+        <w:rPr>
+          <w:i/>
+          <w:iCs/>
+        </w:rPr>
+        <w:t xml:space="preserve">anulado</w:t>
+      </w:r>
+      <w:r>
+        <w:t xml:space="preserve"> </w:t>
+      </w:r>
+      <w:r>
+        <w:t xml:space="preserve">— nunca se borra — y el motivo va al registro de auditoría). Si la factura tiene una NC/ND asociada, primero anulá la NC/ND. Las recepciones de la OC no se tocan al anular: el material entró igual.</w:t>
+      </w:r>
+    </w:p>
+    <w:p>
+      <w:pPr>
+        <w:pStyle w:val="BlockText"/>
+      </w:pPr>
+      <w:r>
+        <w:rPr>
+          <w:b/>
+          <w:bCs/>
+        </w:rPr>
+        <w:t xml:space="preserve">Proveedor nuevo sin cargar:</w:t>
+      </w:r>
+      <w:r>
+        <w:t xml:space="preserve"> </w:t>
+      </w:r>
+      <w:r>
+        <w:t xml:space="preserve">tanto el modal de</w:t>
+      </w:r>
+      <w:r>
+        <w:t xml:space="preserve"> </w:t>
+      </w:r>
+      <w:r>
+        <w:rPr>
+          <w:b/>
+          <w:bCs/>
+        </w:rPr>
+        <w:t xml:space="preserve">nueva OC</w:t>
+      </w:r>
+      <w:r>
+        <w:t xml:space="preserve"> </w:t>
+      </w:r>
+      <w:r>
+        <w:t xml:space="preserve">como el de</w:t>
+      </w:r>
+      <w:r>
+        <w:t xml:space="preserve"> </w:t>
+      </w:r>
+      <w:r>
+        <w:rPr>
+          <w:b/>
+          <w:bCs/>
+        </w:rPr>
+        <w:t xml:space="preserve">factura sin OC</w:t>
+      </w:r>
+      <w:r>
+        <w:t xml:space="preserve"> </w:t>
+      </w:r>
+      <w:r>
+        <w:t xml:space="preserve">tienen el botón</w:t>
+      </w:r>
+      <w:r>
+        <w:t xml:space="preserve"> </w:t>
+      </w:r>
+      <w:r>
+        <w:rPr>
+          <w:b/>
+          <w:bCs/>
+        </w:rPr>
+        <w:t xml:space="preserve">+ CUIT</w:t>
+      </w:r>
+      <w:r>
+        <w:t xml:space="preserve"> </w:t>
+      </w:r>
+      <w:r>
+        <w:t xml:space="preserve">al lado del selector de proveedor: alta rápida de proveedor ocasional con CUIT validado, sin salir del formulario.</w:t>
       </w:r>
     </w:p>
     <w:p>

--- a/docs/MANUAL_USUARIO.docx
+++ b/docs/MANUAL_USUARIO.docx
@@ -14866,6 +14866,237 @@
       </w:r>
     </w:p>
     <w:p>
+      <w:pPr>
+        <w:pStyle w:val="Compact"/>
+        <w:numPr>
+          <w:ilvl w:val="0"/>
+          <w:numId w:val="1019"/>
+        </w:numPr>
+      </w:pPr>
+      <w:r>
+        <w:rPr>
+          <w:b/>
+          <w:bCs/>
+        </w:rPr>
+        <w:t xml:space="preserve">Ajustes de cierre RT 54 (antes de refundir):</w:t>
+      </w:r>
+      <w:r>
+        <w:t xml:space="preserve"> </w:t>
+      </w:r>
+      <w:r>
+        <w:t xml:space="preserve">en la misma página, el panel</w:t>
+      </w:r>
+      <w:r>
+        <w:t xml:space="preserve"> </w:t>
+      </w:r>
+      <w:r>
+        <w:rPr>
+          <w:b/>
+          <w:bCs/>
+        </w:rPr>
+        <w:t xml:space="preserve">Ajustes de cierre RT 54</w:t>
+      </w:r>
+      <w:r>
+        <w:t xml:space="preserve"> </w:t>
+      </w:r>
+      <w:r>
+        <w:t xml:space="preserve">genera los cinco asientos que pide la norma para Entidades Pequeñas. Cargá el</w:t>
+      </w:r>
+      <w:r>
+        <w:t xml:space="preserve"> </w:t>
+      </w:r>
+      <w:r>
+        <w:rPr>
+          <w:b/>
+          <w:bCs/>
+        </w:rPr>
+        <w:t xml:space="preserve">TC de cierre</w:t>
+      </w:r>
+      <w:r>
+        <w:t xml:space="preserve"> </w:t>
+      </w:r>
+      <w:r>
+        <w:t xml:space="preserve">y, paso por paso,</w:t>
+      </w:r>
+      <w:r>
+        <w:t xml:space="preserve"> </w:t>
+      </w:r>
+      <w:r>
+        <w:rPr>
+          <w:b/>
+          <w:bCs/>
+        </w:rPr>
+        <w:t xml:space="preserve">Preview</w:t>
+      </w:r>
+      <w:r>
+        <w:t xml:space="preserve"> </w:t>
+      </w:r>
+      <w:r>
+        <w:t xml:space="preserve">→</w:t>
+      </w:r>
+      <w:r>
+        <w:t xml:space="preserve"> </w:t>
+      </w:r>
+      <w:r>
+        <w:rPr>
+          <w:b/>
+          <w:bCs/>
+        </w:rPr>
+        <w:t xml:space="preserve">Generar asiento</w:t>
+      </w:r>
+      <w:r>
+        <w:t xml:space="preserve"> </w:t>
+      </w:r>
+      <w:r>
+        <w:t xml:space="preserve">(salen en borrador; confirmalos en Asientos):</w:t>
+      </w:r>
+    </w:p>
+    <w:p>
+      <w:pPr>
+        <w:pStyle w:val="Compact"/>
+        <w:numPr>
+          <w:ilvl w:val="1"/>
+          <w:numId w:val="1020"/>
+        </w:numPr>
+      </w:pPr>
+      <w:r>
+        <w:rPr>
+          <w:b/>
+          <w:bCs/>
+        </w:rPr>
+        <w:t xml:space="preserve">Impuesto a las ganancias:</w:t>
+      </w:r>
+      <w:r>
+        <w:t xml:space="preserve"> </w:t>
+      </w:r>
+      <w:r>
+        <w:t xml:space="preserve">el importe determinado que te pasa la contadora.</w:t>
+      </w:r>
+    </w:p>
+    <w:p>
+      <w:pPr>
+        <w:pStyle w:val="Compact"/>
+        <w:numPr>
+          <w:ilvl w:val="1"/>
+          <w:numId w:val="1020"/>
+        </w:numPr>
+      </w:pPr>
+      <w:r>
+        <w:rPr>
+          <w:b/>
+          <w:bCs/>
+        </w:rPr>
+        <w:t xml:space="preserve">Previsión para incobrables:</w:t>
+      </w:r>
+      <w:r>
+        <w:t xml:space="preserve"> </w:t>
+      </w:r>
+      <w:r>
+        <w:t xml:space="preserve">por antigüedad de la cartera (usa el aging de Cta. corriente × TC); ajustá los % por tramo. Ajusta la previsión existente al objetivo (constituye o revierte).</w:t>
+      </w:r>
+    </w:p>
+    <w:p>
+      <w:pPr>
+        <w:pStyle w:val="Compact"/>
+        <w:numPr>
+          <w:ilvl w:val="1"/>
+          <w:numId w:val="1020"/>
+        </w:numPr>
+      </w:pPr>
+      <w:r>
+        <w:rPr>
+          <w:b/>
+          <w:bCs/>
+        </w:rPr>
+        <w:t xml:space="preserve">Provisión vacaciones y cargas s/SAC:</w:t>
+      </w:r>
+      <w:r>
+        <w:t xml:space="preserve"> </w:t>
+      </w:r>
+      <w:r>
+        <w:t xml:space="preserve">vacaciones devengadas por centro (fábrica / administración) más las contribuciones sobre el SAC ya provisionado.</w:t>
+      </w:r>
+    </w:p>
+    <w:p>
+      <w:pPr>
+        <w:pStyle w:val="Compact"/>
+        <w:numPr>
+          <w:ilvl w:val="1"/>
+          <w:numId w:val="1020"/>
+        </w:numPr>
+      </w:pPr>
+      <w:r>
+        <w:rPr>
+          <w:b/>
+          <w:bCs/>
+        </w:rPr>
+        <w:t xml:space="preserve">Diferencia de cambio:</w:t>
+      </w:r>
+      <w:r>
+        <w:t xml:space="preserve"> </w:t>
+      </w:r>
+      <w:r>
+        <w:t xml:space="preserve">revalúa al TC de cierre las cuentas monetarias con saldo en dólares (sólo lo registrado en asientos en USD: una factura en pesos no se revalúa).</w:t>
+      </w:r>
+    </w:p>
+    <w:p>
+      <w:pPr>
+        <w:pStyle w:val="Compact"/>
+        <w:numPr>
+          <w:ilvl w:val="1"/>
+          <w:numId w:val="1020"/>
+        </w:numPr>
+      </w:pPr>
+      <w:r>
+        <w:rPr>
+          <w:b/>
+          <w:bCs/>
+        </w:rPr>
+        <w:t xml:space="preserve">Variación de existencias / CMV:</w:t>
+      </w:r>
+      <w:r>
+        <w:t xml:space="preserve"> </w:t>
+      </w:r>
+      <w:r>
+        <w:t xml:space="preserve">lleva las cuentas de stock a la existencia final (prellenada con la valuación de inventario × TC) y la diferencia es el</w:t>
+      </w:r>
+      <w:r>
+        <w:t xml:space="preserve"> </w:t>
+      </w:r>
+      <w:r>
+        <w:rPr>
+          <w:b/>
+          <w:bCs/>
+        </w:rPr>
+        <w:t xml:space="preserve">costo de los bienes vendidos</w:t>
+      </w:r>
+      <w:r>
+        <w:t xml:space="preserve">.</w:t>
+      </w:r>
+    </w:p>
+    <w:p>
+      <w:pPr>
+        <w:pStyle w:val="Compact"/>
+        <w:numPr>
+          <w:ilvl w:val="0"/>
+          <w:numId w:val="1019"/>
+        </w:numPr>
+      </w:pPr>
+      <w:r>
+        <w:rPr>
+          <w:b/>
+          <w:bCs/>
+        </w:rPr>
+        <w:t xml:space="preserve">Rubro RT 54:</w:t>
+      </w:r>
+      <w:r>
+        <w:t xml:space="preserve"> </w:t>
+      </w:r>
+      <w:r>
+        <w:t xml:space="preserve">cada cuenta imputable tiene un rubro (Plan de cuentas → Editar) que define dónde se expone en los estados contables y alimenta el reporte de Ratios.</w:t>
+      </w:r>
+    </w:p>
+    <w:p>
       <w:r>
         <w:pict>
           <v:rect style="width:0;height:1.5pt" o:hralign="center" o:hrstd="t" o:hr="t"/>
@@ -15003,140 +15234,6 @@
       </w:pPr>
       <w:r>
         <w:t xml:space="preserve">12.2 Usuarios y permisos (admin)</w:t>
-      </w:r>
-    </w:p>
-    <w:p>
-      <w:pPr>
-        <w:pStyle w:val="Compact"/>
-        <w:numPr>
-          <w:ilvl w:val="0"/>
-          <w:numId w:val="1020"/>
-        </w:numPr>
-      </w:pPr>
-      <w:r>
-        <w:t xml:space="preserve">Ves y podés</w:t>
-      </w:r>
-      <w:r>
-        <w:t xml:space="preserve"> </w:t>
-      </w:r>
-      <w:r>
-        <w:rPr>
-          <w:b/>
-          <w:bCs/>
-        </w:rPr>
-        <w:t xml:space="preserve">cambiar el código de empresa</w:t>
-      </w:r>
-      <w:r>
-        <w:t xml:space="preserve"> </w:t>
-      </w:r>
-      <w:r>
-        <w:t xml:space="preserve">(el que usan los nuevos para unirse).</w:t>
-      </w:r>
-    </w:p>
-    <w:p>
-      <w:pPr>
-        <w:pStyle w:val="Compact"/>
-        <w:numPr>
-          <w:ilvl w:val="0"/>
-          <w:numId w:val="1020"/>
-        </w:numPr>
-      </w:pPr>
-      <w:r>
-        <w:t xml:space="preserve">Listás usuarios, editás su</w:t>
-      </w:r>
-      <w:r>
-        <w:t xml:space="preserve"> </w:t>
-      </w:r>
-      <w:r>
-        <w:rPr>
-          <w:b/>
-          <w:bCs/>
-        </w:rPr>
-        <w:t xml:space="preserve">rol</w:t>
-      </w:r>
-      <w:r>
-        <w:t xml:space="preserve"> </w:t>
-      </w:r>
-      <w:r>
-        <w:t xml:space="preserve">y</w:t>
-      </w:r>
-      <w:r>
-        <w:t xml:space="preserve"> </w:t>
-      </w:r>
-      <w:r>
-        <w:rPr>
-          <w:b/>
-          <w:bCs/>
-        </w:rPr>
-        <w:t xml:space="preserve">habilitás/deshabilitás módulos</w:t>
-      </w:r>
-      <w:r>
-        <w:t xml:space="preserve"> </w:t>
-      </w:r>
-      <w:r>
-        <w:t xml:space="preserve">por usuario. La lista cubre todos los módulos del sistema (inventario, producción, compras, ventas, calidad, análisis y contabilidad).</w:t>
-      </w:r>
-    </w:p>
-    <w:p>
-      <w:pPr>
-        <w:pStyle w:val="BlockText"/>
-      </w:pPr>
-      <w:r>
-        <w:rPr>
-          <w:b/>
-          <w:bCs/>
-        </w:rPr>
-        <w:t xml:space="preserve">Nota técnica:</w:t>
-      </w:r>
-      <w:r>
-        <w:t xml:space="preserve"> </w:t>
-      </w:r>
-      <w:r>
-        <w:t xml:space="preserve">los permisos por módulo hoy son</w:t>
-      </w:r>
-      <w:r>
-        <w:t xml:space="preserve"> </w:t>
-      </w:r>
-      <w:r>
-        <w:rPr>
-          <w:b/>
-          <w:bCs/>
-        </w:rPr>
-        <w:t xml:space="preserve">visuales</w:t>
-      </w:r>
-      <w:r>
-        <w:t xml:space="preserve"> </w:t>
-      </w:r>
-      <w:r>
-        <w:t xml:space="preserve">(esconden secciones del menú). No los uses como barrera de seguridad fuerte.</w:t>
-      </w:r>
-    </w:p>
-    <w:bookmarkEnd w:id="59"/>
-    <w:bookmarkStart w:id="60" w:name="imputación-contable"/>
-    <w:p>
-      <w:pPr>
-        <w:pStyle w:val="Heading3"/>
-      </w:pPr>
-      <w:r>
-        <w:t xml:space="preserve">12.3 Imputación contable</w:t>
-      </w:r>
-    </w:p>
-    <w:p>
-      <w:pPr>
-        <w:pStyle w:val="FirstParagraph"/>
-      </w:pPr>
-      <w:r>
-        <w:rPr>
-          <w:b/>
-          <w:bCs/>
-        </w:rPr>
-        <w:t xml:space="preserve">Clave para que los asientos automáticos funcionen.</w:t>
-      </w:r>
-      <w:r>
-        <w:t xml:space="preserve"> </w:t>
-      </w:r>
-      <w:r>
-        <w:t xml:space="preserve">Acá decís qué cuenta contable usar para cada tipo de operación:</w:t>
       </w:r>
     </w:p>
     <w:p>
@@ -15148,62 +15245,23 @@
         </w:numPr>
       </w:pPr>
       <w:r>
-        <w:rPr>
-          <w:b/>
-          <w:bCs/>
-        </w:rPr>
-        <w:t xml:space="preserve">Ventas:</w:t>
-      </w:r>
-      <w:r>
-        <w:t xml:space="preserve"> </w:t>
-      </w:r>
-      <w:r>
-        <w:t xml:space="preserve">cuenta de venta, deudores por ventas, IVA débito fiscal,</w:t>
-      </w:r>
-      <w:r>
-        <w:t xml:space="preserve"> </w:t>
-      </w:r>
-      <w:r>
-        <w:rPr>
-          <w:b/>
-          <w:bCs/>
-        </w:rPr>
-        <w:t xml:space="preserve">alícuota de IVA</w:t>
-      </w:r>
-      <w:r>
-        <w:t xml:space="preserve"> </w:t>
-      </w:r>
-      <w:r>
-        <w:t xml:space="preserve">(21% por defecto), si los precios</w:t>
-      </w:r>
-      <w:r>
-        <w:t xml:space="preserve"> </w:t>
-      </w:r>
-      <w:r>
-        <w:rPr>
-          <w:b/>
-          <w:bCs/>
-        </w:rPr>
-        <w:t xml:space="preserve">incluyen IVA</w:t>
-      </w:r>
-      <w:r>
-        <w:t xml:space="preserve">, y el</w:t>
-      </w:r>
-      <w:r>
-        <w:t xml:space="preserve"> </w:t>
-      </w:r>
-      <w:r>
-        <w:rPr>
-          <w:b/>
-          <w:bCs/>
-        </w:rPr>
-        <w:t xml:space="preserve">punto de venta AFIP</w:t>
-      </w:r>
-      <w:r>
-        <w:t xml:space="preserve"> </w:t>
-      </w:r>
-      <w:r>
-        <w:t xml:space="preserve">para la facturación electrónica.</w:t>
+        <w:t xml:space="preserve">Ves y podés</w:t>
+      </w:r>
+      <w:r>
+        <w:t xml:space="preserve"> </w:t>
+      </w:r>
+      <w:r>
+        <w:rPr>
+          <w:b/>
+          <w:bCs/>
+        </w:rPr>
+        <w:t xml:space="preserve">cambiar el código de empresa</w:t>
+      </w:r>
+      <w:r>
+        <w:t xml:space="preserve"> </w:t>
+      </w:r>
+      <w:r>
+        <w:t xml:space="preserve">(el que usan los nuevos para unirse).</w:t>
       </w:r>
     </w:p>
     <w:p>
@@ -15215,33 +15273,101 @@
         </w:numPr>
       </w:pPr>
       <w:r>
-        <w:rPr>
-          <w:b/>
-          <w:bCs/>
-        </w:rPr>
-        <w:t xml:space="preserve">Compras:</w:t>
-      </w:r>
-      <w:r>
-        <w:t xml:space="preserve"> </w:t>
-      </w:r>
-      <w:r>
-        <w:t xml:space="preserve">IVA crédito fiscal, proveedores, compra de materia prima / insumos / herramientas, servicios de terceros, y la cuenta puente</w:t>
-      </w:r>
-      <w:r>
-        <w:t xml:space="preserve"> </w:t>
-      </w:r>
-      <w:r>
-        <w:rPr>
-          <w:b/>
-          <w:bCs/>
-        </w:rPr>
-        <w:t xml:space="preserve">GR/IR</w:t>
-      </w:r>
-      <w:r>
-        <w:t xml:space="preserve"> </w:t>
-      </w:r>
-      <w:r>
-        <w:t xml:space="preserve">(facturas a recibir).</w:t>
+        <w:t xml:space="preserve">Listás usuarios, editás su</w:t>
+      </w:r>
+      <w:r>
+        <w:t xml:space="preserve"> </w:t>
+      </w:r>
+      <w:r>
+        <w:rPr>
+          <w:b/>
+          <w:bCs/>
+        </w:rPr>
+        <w:t xml:space="preserve">rol</w:t>
+      </w:r>
+      <w:r>
+        <w:t xml:space="preserve"> </w:t>
+      </w:r>
+      <w:r>
+        <w:t xml:space="preserve">y</w:t>
+      </w:r>
+      <w:r>
+        <w:t xml:space="preserve"> </w:t>
+      </w:r>
+      <w:r>
+        <w:rPr>
+          <w:b/>
+          <w:bCs/>
+        </w:rPr>
+        <w:t xml:space="preserve">habilitás/deshabilitás módulos</w:t>
+      </w:r>
+      <w:r>
+        <w:t xml:space="preserve"> </w:t>
+      </w:r>
+      <w:r>
+        <w:t xml:space="preserve">por usuario. La lista cubre todos los módulos del sistema (inventario, producción, compras, ventas, calidad, análisis y contabilidad).</w:t>
+      </w:r>
+    </w:p>
+    <w:p>
+      <w:pPr>
+        <w:pStyle w:val="BlockText"/>
+      </w:pPr>
+      <w:r>
+        <w:rPr>
+          <w:b/>
+          <w:bCs/>
+        </w:rPr>
+        <w:t xml:space="preserve">Nota técnica:</w:t>
+      </w:r>
+      <w:r>
+        <w:t xml:space="preserve"> </w:t>
+      </w:r>
+      <w:r>
+        <w:t xml:space="preserve">los permisos por módulo hoy son</w:t>
+      </w:r>
+      <w:r>
+        <w:t xml:space="preserve"> </w:t>
+      </w:r>
+      <w:r>
+        <w:rPr>
+          <w:b/>
+          <w:bCs/>
+        </w:rPr>
+        <w:t xml:space="preserve">visuales</w:t>
+      </w:r>
+      <w:r>
+        <w:t xml:space="preserve"> </w:t>
+      </w:r>
+      <w:r>
+        <w:t xml:space="preserve">(esconden secciones del menú). No los uses como barrera de seguridad fuerte.</w:t>
+      </w:r>
+    </w:p>
+    <w:bookmarkEnd w:id="59"/>
+    <w:bookmarkStart w:id="60" w:name="imputación-contable"/>
+    <w:p>
+      <w:pPr>
+        <w:pStyle w:val="Heading3"/>
+      </w:pPr>
+      <w:r>
+        <w:t xml:space="preserve">12.3 Imputación contable</w:t>
+      </w:r>
+    </w:p>
+    <w:p>
+      <w:pPr>
+        <w:pStyle w:val="FirstParagraph"/>
+      </w:pPr>
+      <w:r>
+        <w:rPr>
+          <w:b/>
+          <w:bCs/>
+        </w:rPr>
+        <w:t xml:space="preserve">Clave para que los asientos automáticos funcionen.</w:t>
+      </w:r>
+      <w:r>
+        <w:t xml:space="preserve"> </w:t>
+      </w:r>
+      <w:r>
+        <w:t xml:space="preserve">Acá decís qué cuenta contable usar para cada tipo de operación:</w:t>
       </w:r>
     </w:p>
     <w:p>
@@ -15249,7 +15375,7 @@
         <w:pStyle w:val="Compact"/>
         <w:numPr>
           <w:ilvl w:val="0"/>
-          <w:numId w:val="1021"/>
+          <w:numId w:val="1022"/>
         </w:numPr>
       </w:pPr>
       <w:r>
@@ -15257,45 +15383,58 @@
           <w:b/>
           <w:bCs/>
         </w:rPr>
-        <w:t xml:space="preserve">Caja y banco:</w:t>
-      </w:r>
-      <w:r>
-        <w:t xml:space="preserve"> </w:t>
-      </w:r>
-      <w:r>
-        <w:t xml:space="preserve">cuenta de caja (efectivo), cuenta de banco (transferencias),</w:t>
-      </w:r>
-      <w:r>
-        <w:t xml:space="preserve"> </w:t>
-      </w:r>
-      <w:r>
-        <w:rPr>
-          <w:b/>
-          <w:bCs/>
-        </w:rPr>
-        <w:t xml:space="preserve">cheques en cartera</w:t>
-      </w:r>
-      <w:r>
-        <w:t xml:space="preserve"> </w:t>
-      </w:r>
-      <w:r>
-        <w:t xml:space="preserve">(recibidos) y</w:t>
-      </w:r>
-      <w:r>
-        <w:t xml:space="preserve"> </w:t>
-      </w:r>
-      <w:r>
-        <w:rPr>
-          <w:b/>
-          <w:bCs/>
-        </w:rPr>
-        <w:t xml:space="preserve">cheques emitidos</w:t>
-      </w:r>
-      <w:r>
-        <w:t xml:space="preserve"> </w:t>
-      </w:r>
-      <w:r>
-        <w:t xml:space="preserve">(a pagar).</w:t>
+        <w:t xml:space="preserve">Ventas:</w:t>
+      </w:r>
+      <w:r>
+        <w:t xml:space="preserve"> </w:t>
+      </w:r>
+      <w:r>
+        <w:t xml:space="preserve">cuenta de venta, deudores por ventas, IVA débito fiscal,</w:t>
+      </w:r>
+      <w:r>
+        <w:t xml:space="preserve"> </w:t>
+      </w:r>
+      <w:r>
+        <w:rPr>
+          <w:b/>
+          <w:bCs/>
+        </w:rPr>
+        <w:t xml:space="preserve">alícuota de IVA</w:t>
+      </w:r>
+      <w:r>
+        <w:t xml:space="preserve"> </w:t>
+      </w:r>
+      <w:r>
+        <w:t xml:space="preserve">(21% por defecto), si los precios</w:t>
+      </w:r>
+      <w:r>
+        <w:t xml:space="preserve"> </w:t>
+      </w:r>
+      <w:r>
+        <w:rPr>
+          <w:b/>
+          <w:bCs/>
+        </w:rPr>
+        <w:t xml:space="preserve">incluyen IVA</w:t>
+      </w:r>
+      <w:r>
+        <w:t xml:space="preserve">, y el</w:t>
+      </w:r>
+      <w:r>
+        <w:t xml:space="preserve"> </w:t>
+      </w:r>
+      <w:r>
+        <w:rPr>
+          <w:b/>
+          <w:bCs/>
+        </w:rPr>
+        <w:t xml:space="preserve">punto de venta AFIP</w:t>
+      </w:r>
+      <w:r>
+        <w:t xml:space="preserve"> </w:t>
+      </w:r>
+      <w:r>
+        <w:t xml:space="preserve">para la facturación electrónica.</w:t>
       </w:r>
     </w:p>
     <w:p>
@@ -15303,7 +15442,7 @@
         <w:pStyle w:val="Compact"/>
         <w:numPr>
           <w:ilvl w:val="0"/>
-          <w:numId w:val="1021"/>
+          <w:numId w:val="1022"/>
         </w:numPr>
       </w:pPr>
       <w:r>
@@ -15311,13 +15450,29 @@
           <w:b/>
           <w:bCs/>
         </w:rPr>
-        <w:t xml:space="preserve">Retenciones sufridas:</w:t>
-      </w:r>
-      <w:r>
-        <w:t xml:space="preserve"> </w:t>
-      </w:r>
-      <w:r>
-        <w:t xml:space="preserve">las cuentas de crédito fiscal donde van las retenciones que te aplican los clientes (Ganancias, IIBB, SUSS, IVA). Vienen preconfiguradas con las cuentas del plan de Vitalmet.</w:t>
+        <w:t xml:space="preserve">Compras:</w:t>
+      </w:r>
+      <w:r>
+        <w:t xml:space="preserve"> </w:t>
+      </w:r>
+      <w:r>
+        <w:t xml:space="preserve">IVA crédito fiscal, proveedores, compra de materia prima / insumos / herramientas, servicios de terceros, y la cuenta puente</w:t>
+      </w:r>
+      <w:r>
+        <w:t xml:space="preserve"> </w:t>
+      </w:r>
+      <w:r>
+        <w:rPr>
+          <w:b/>
+          <w:bCs/>
+        </w:rPr>
+        <w:t xml:space="preserve">GR/IR</w:t>
+      </w:r>
+      <w:r>
+        <w:t xml:space="preserve"> </w:t>
+      </w:r>
+      <w:r>
+        <w:t xml:space="preserve">(facturas a recibir).</w:t>
       </w:r>
     </w:p>
     <w:p>
@@ -15325,7 +15480,7 @@
         <w:pStyle w:val="Compact"/>
         <w:numPr>
           <w:ilvl w:val="0"/>
-          <w:numId w:val="1021"/>
+          <w:numId w:val="1022"/>
         </w:numPr>
       </w:pPr>
       <w:r>
@@ -15333,6 +15488,82 @@
           <w:b/>
           <w:bCs/>
         </w:rPr>
+        <w:t xml:space="preserve">Caja y banco:</w:t>
+      </w:r>
+      <w:r>
+        <w:t xml:space="preserve"> </w:t>
+      </w:r>
+      <w:r>
+        <w:t xml:space="preserve">cuenta de caja (efectivo), cuenta de banco (transferencias),</w:t>
+      </w:r>
+      <w:r>
+        <w:t xml:space="preserve"> </w:t>
+      </w:r>
+      <w:r>
+        <w:rPr>
+          <w:b/>
+          <w:bCs/>
+        </w:rPr>
+        <w:t xml:space="preserve">cheques en cartera</w:t>
+      </w:r>
+      <w:r>
+        <w:t xml:space="preserve"> </w:t>
+      </w:r>
+      <w:r>
+        <w:t xml:space="preserve">(recibidos) y</w:t>
+      </w:r>
+      <w:r>
+        <w:t xml:space="preserve"> </w:t>
+      </w:r>
+      <w:r>
+        <w:rPr>
+          <w:b/>
+          <w:bCs/>
+        </w:rPr>
+        <w:t xml:space="preserve">cheques emitidos</w:t>
+      </w:r>
+      <w:r>
+        <w:t xml:space="preserve"> </w:t>
+      </w:r>
+      <w:r>
+        <w:t xml:space="preserve">(a pagar).</w:t>
+      </w:r>
+    </w:p>
+    <w:p>
+      <w:pPr>
+        <w:pStyle w:val="Compact"/>
+        <w:numPr>
+          <w:ilvl w:val="0"/>
+          <w:numId w:val="1022"/>
+        </w:numPr>
+      </w:pPr>
+      <w:r>
+        <w:rPr>
+          <w:b/>
+          <w:bCs/>
+        </w:rPr>
+        <w:t xml:space="preserve">Retenciones sufridas:</w:t>
+      </w:r>
+      <w:r>
+        <w:t xml:space="preserve"> </w:t>
+      </w:r>
+      <w:r>
+        <w:t xml:space="preserve">las cuentas de crédito fiscal donde van las retenciones que te aplican los clientes (Ganancias, IIBB, SUSS, IVA). Vienen preconfiguradas con las cuentas del plan de Vitalmet.</w:t>
+      </w:r>
+    </w:p>
+    <w:p>
+      <w:pPr>
+        <w:pStyle w:val="Compact"/>
+        <w:numPr>
+          <w:ilvl w:val="0"/>
+          <w:numId w:val="1022"/>
+        </w:numPr>
+      </w:pPr>
+      <w:r>
+        <w:rPr>
+          <w:b/>
+          <w:bCs/>
+        </w:rPr>
         <w:t xml:space="preserve">Stock y ajustes de inventario:</w:t>
       </w:r>
       <w:r>
@@ -15356,6 +15587,28 @@
       </w:r>
       <w:r>
         <w:t xml:space="preserve">contra la que se asientan las diferencias de ajustes y conteos físicos. Vienen preconfiguradas (114002 / 114001 / 114003 / 421099).</w:t>
+      </w:r>
+    </w:p>
+    <w:p>
+      <w:pPr>
+        <w:pStyle w:val="Compact"/>
+        <w:numPr>
+          <w:ilvl w:val="0"/>
+          <w:numId w:val="1022"/>
+        </w:numPr>
+      </w:pPr>
+      <w:r>
+        <w:rPr>
+          <w:b/>
+          <w:bCs/>
+        </w:rPr>
+        <w:t xml:space="preserve">Cierre RT 54:</w:t>
+      </w:r>
+      <w:r>
+        <w:t xml:space="preserve"> </w:t>
+      </w:r>
+      <w:r>
+        <w:t xml:space="preserve">costo de los bienes vendidos (511000), diferencias de cambio (424006), previsión para incobrables (112090) y su gasto (423007), impuesto a las ganancias (425001) y a pagar (213005), provisión vacaciones (214009) y anticipos de clientes (215001). Preconfiguradas por la migración 072; son las que usan los ajustes de cierre.</w:t>
       </w:r>
     </w:p>
     <w:p>
@@ -17690,9 +17943,39 @@
     <w:abstractNumId w:val="991"/>
   </w:num>
   <w:num w:numId="1020">
+    <w:abstractNumId w:val="99411"/>
+    <w:lvlOverride w:ilvl="0">
+      <w:startOverride w:val="1"/>
+    </w:lvlOverride>
+    <w:lvlOverride w:ilvl="1">
+      <w:startOverride w:val="1"/>
+    </w:lvlOverride>
+    <w:lvlOverride w:ilvl="2">
+      <w:startOverride w:val="1"/>
+    </w:lvlOverride>
+    <w:lvlOverride w:ilvl="3">
+      <w:startOverride w:val="1"/>
+    </w:lvlOverride>
+    <w:lvlOverride w:ilvl="4">
+      <w:startOverride w:val="1"/>
+    </w:lvlOverride>
+    <w:lvlOverride w:ilvl="5">
+      <w:startOverride w:val="1"/>
+    </w:lvlOverride>
+    <w:lvlOverride w:ilvl="6">
+      <w:startOverride w:val="1"/>
+    </w:lvlOverride>
+    <w:lvlOverride w:ilvl="7">
+      <w:startOverride w:val="1"/>
+    </w:lvlOverride>
+    <w:lvlOverride w:ilvl="8">
+      <w:startOverride w:val="1"/>
+    </w:lvlOverride>
+  </w:num>
+  <w:num w:numId="1021">
     <w:abstractNumId w:val="991"/>
   </w:num>
-  <w:num w:numId="1021">
+  <w:num w:numId="1022">
     <w:abstractNumId w:val="991"/>
   </w:num>
 </w:numbering>

--- a/docs/MANUAL_USUARIO.docx
+++ b/docs/MANUAL_USUARIO.docx
@@ -14760,7 +14760,7 @@
         <w:t xml:space="preserve"> </w:t>
       </w:r>
       <w:r>
-        <w:t xml:space="preserve">cargá el IPC del INDEC mes a mes. Es la base para el ajuste por inflación.</w:t>
+        <w:t xml:space="preserve">cargá el IPC del INDEC mes a mes (es la misma serie que publica la FACPCE). Es la base para el ajuste por inflación; cuanto más completa, más exacta la anticuación.</w:t>
       </w:r>
     </w:p>
     <w:p>
@@ -14776,13 +14776,26 @@
           <w:b/>
           <w:bCs/>
         </w:rPr>
-        <w:t xml:space="preserve">Ajuste por inflación (RT 6):</w:t>
-      </w:r>
-      <w:r>
-        <w:t xml:space="preserve"> </w:t>
-      </w:r>
-      <w:r>
-        <w:t xml:space="preserve">elegí el período,</w:t>
+        <w:t xml:space="preserve">Ajuste por inflación (RT 54):</w:t>
+      </w:r>
+      <w:r>
+        <w:t xml:space="preserve"> </w:t>
+      </w:r>
+      <w:r>
+        <w:t xml:space="preserve">elegí el</w:t>
+      </w:r>
+      <w:r>
+        <w:t xml:space="preserve"> </w:t>
+      </w:r>
+      <w:r>
+        <w:rPr>
+          <w:b/>
+          <w:bCs/>
+        </w:rPr>
+        <w:t xml:space="preserve">mes de cierre</w:t>
+      </w:r>
+      <w:r>
+        <w:t xml:space="preserve">,</w:t>
       </w:r>
       <w:r>
         <w:t xml:space="preserve"> </w:t>
@@ -14808,10 +14821,112 @@
         <w:t xml:space="preserve">Generar asiento</w:t>
       </w:r>
       <w:r>
-        <w:t xml:space="preserve"> </w:t>
-      </w:r>
-      <w:r>
-        <w:t xml:space="preserve">(reexpresa las cuentas no monetarias contra RECPAM). Necesitás al menos 2 meses de IPC cargados.</w:t>
+        <w:t xml:space="preserve">. Cada partida de las cuentas no monetarias se reexpresa por el índice de su mes de origen (anticuación mensual); si ya registraste un ajuste anterior, lo previo a esa fecha se lleva con un solo coeficiente y lo posterior mes a mes. El Capital se ajusta contra</w:t>
+      </w:r>
+      <w:r>
+        <w:t xml:space="preserve"> </w:t>
+      </w:r>
+      <w:r>
+        <w:rPr>
+          <w:b/>
+          <w:bCs/>
+        </w:rPr>
+        <w:t xml:space="preserve">Ajuste de capital</w:t>
+      </w:r>
+      <w:r>
+        <w:t xml:space="preserve"> </w:t>
+      </w:r>
+      <w:r>
+        <w:t xml:space="preserve">(312000) y la contrapartida es el</w:t>
+      </w:r>
+      <w:r>
+        <w:t xml:space="preserve"> </w:t>
+      </w:r>
+      <w:r>
+        <w:rPr>
+          <w:b/>
+          <w:bCs/>
+        </w:rPr>
+        <w:t xml:space="preserve">RECPAM</w:t>
+      </w:r>
+      <w:r>
+        <w:t xml:space="preserve">. Pasá el mouse por una fila para ver el detalle por mes. Si falta el IPC de algún mes, se usa el anterior y el sistema avisa. Hacé el ajuste</w:t>
+      </w:r>
+      <w:r>
+        <w:t xml:space="preserve"> </w:t>
+      </w:r>
+      <w:r>
+        <w:rPr>
+          <w:b/>
+          <w:bCs/>
+        </w:rPr>
+        <w:t xml:space="preserve">antes</w:t>
+      </w:r>
+      <w:r>
+        <w:t xml:space="preserve"> </w:t>
+      </w:r>
+      <w:r>
+        <w:t xml:space="preserve">de refundir resultados.</w:t>
+      </w:r>
+    </w:p>
+    <w:p>
+      <w:pPr>
+        <w:pStyle w:val="Compact"/>
+        <w:numPr>
+          <w:ilvl w:val="0"/>
+          <w:numId w:val="1019"/>
+        </w:numPr>
+      </w:pPr>
+      <w:r>
+        <w:rPr>
+          <w:b/>
+          <w:bCs/>
+        </w:rPr>
+        <w:t xml:space="preserve">Histórico vs Ajustado:</w:t>
+      </w:r>
+      <w:r>
+        <w:t xml:space="preserve"> </w:t>
+      </w:r>
+      <w:r>
+        <w:t xml:space="preserve">muestra cada cuenta a valor nominal y reexpresada desde cero a la fecha de corte (no cuenta los ajustes ya registrados).</w:t>
+      </w:r>
+    </w:p>
+    <w:p>
+      <w:pPr>
+        <w:pStyle w:val="Compact"/>
+        <w:numPr>
+          <w:ilvl w:val="0"/>
+          <w:numId w:val="1019"/>
+        </w:numPr>
+      </w:pPr>
+      <w:r>
+        <w:rPr>
+          <w:b/>
+          <w:bCs/>
+        </w:rPr>
+        <w:t xml:space="preserve">Comparativo entre ejercicios:</w:t>
+      </w:r>
+      <w:r>
+        <w:t xml:space="preserve"> </w:t>
+      </w:r>
+      <w:r>
+        <w:t xml:space="preserve">con</w:t>
+      </w:r>
+      <w:r>
+        <w:t xml:space="preserve"> </w:t>
+      </w:r>
+      <w:r>
+        <w:rPr>
+          <w:b/>
+          <w:bCs/>
+        </w:rPr>
+        <w:t xml:space="preserve">Moneda homogénea</w:t>
+      </w:r>
+      <w:r>
+        <w:t xml:space="preserve"> </w:t>
+      </w:r>
+      <w:r>
+        <w:t xml:space="preserve">tildado, el período A se lleva a moneda del período B (IPC B / IPC A) para que las cifras sean comparables, como pide la RT 54.</w:t>
       </w:r>
     </w:p>
     <w:p>

--- a/docs/MANUAL_USUARIO.docx
+++ b/docs/MANUAL_USUARIO.docx
@@ -15187,6 +15187,134 @@
       </w:r>
       <w:r>
         <w:t xml:space="preserve">.</w:t>
+      </w:r>
+    </w:p>
+    <w:p>
+      <w:pPr>
+        <w:pStyle w:val="Compact"/>
+        <w:numPr>
+          <w:ilvl w:val="0"/>
+          <w:numId w:val="1019"/>
+        </w:numPr>
+      </w:pPr>
+      <w:r>
+        <w:rPr>
+          <w:b/>
+          <w:bCs/>
+        </w:rPr>
+        <w:t xml:space="preserve">Bienes de uso:</w:t>
+      </w:r>
+      <w:r>
+        <w:t xml:space="preserve"> </w:t>
+      </w:r>
+      <w:r>
+        <w:t xml:space="preserve">cargá cada activo fijo (tornos, CNC, rodados, instalaciones, herramientas, software) con</w:t>
+      </w:r>
+      <w:r>
+        <w:t xml:space="preserve"> </w:t>
+      </w:r>
+      <w:r>
+        <w:rPr>
+          <w:b/>
+          <w:bCs/>
+        </w:rPr>
+        <w:t xml:space="preserve">fecha de alta</w:t>
+      </w:r>
+      <w:r>
+        <w:t xml:space="preserve">,</w:t>
+      </w:r>
+      <w:r>
+        <w:t xml:space="preserve"> </w:t>
+      </w:r>
+      <w:r>
+        <w:rPr>
+          <w:b/>
+          <w:bCs/>
+        </w:rPr>
+        <w:t xml:space="preserve">valor de origen</w:t>
+      </w:r>
+      <w:r>
+        <w:t xml:space="preserve"> </w:t>
+      </w:r>
+      <w:r>
+        <w:t xml:space="preserve">en pesos,</w:t>
+      </w:r>
+      <w:r>
+        <w:t xml:space="preserve"> </w:t>
+      </w:r>
+      <w:r>
+        <w:rPr>
+          <w:b/>
+          <w:bCs/>
+        </w:rPr>
+        <w:t xml:space="preserve">valor residual</w:t>
+      </w:r>
+      <w:r>
+        <w:t xml:space="preserve"> </w:t>
+      </w:r>
+      <w:r>
+        <w:t xml:space="preserve">y</w:t>
+      </w:r>
+      <w:r>
+        <w:t xml:space="preserve"> </w:t>
+      </w:r>
+      <w:r>
+        <w:rPr>
+          <w:b/>
+          <w:bCs/>
+        </w:rPr>
+        <w:t xml:space="preserve">vida útil en meses</w:t>
+      </w:r>
+      <w:r>
+        <w:t xml:space="preserve"> </w:t>
+      </w:r>
+      <w:r>
+        <w:t xml:space="preserve">(el rubro sugiere las cuentas y la vida útil). La depreciación es lineal por meses: mes de alta completo, mes de baja incluido. En el cierre,</w:t>
+      </w:r>
+      <w:r>
+        <w:t xml:space="preserve"> </w:t>
+      </w:r>
+      <w:r>
+        <w:rPr>
+          <w:b/>
+          <w:bCs/>
+        </w:rPr>
+        <w:t xml:space="preserve">paso 6</w:t>
+      </w:r>
+      <w:r>
+        <w:t xml:space="preserve"> </w:t>
+      </w:r>
+      <w:r>
+        <w:t xml:space="preserve">del panel RT 54 calcula la depreciación del ejercicio de todos los bienes y genera el asiento (gasto contra amortización acumulada) en borrador.</w:t>
+      </w:r>
+      <w:r>
+        <w:t xml:space="preserve"> </w:t>
+      </w:r>
+      <w:r>
+        <w:rPr>
+          <w:b/>
+          <w:bCs/>
+        </w:rPr>
+        <w:t xml:space="preserve">Baja</w:t>
+      </w:r>
+      <w:r>
+        <w:t xml:space="preserve">: fecha y motivo; el asiento de baja se hace en Asientos. El</w:t>
+      </w:r>
+      <w:r>
+        <w:t xml:space="preserve"> </w:t>
+      </w:r>
+      <w:r>
+        <w:rPr>
+          <w:b/>
+          <w:bCs/>
+        </w:rPr>
+        <w:t xml:space="preserve">Anexo Bienes de uso</w:t>
+      </w:r>
+      <w:r>
+        <w:t xml:space="preserve"> </w:t>
+      </w:r>
+      <w:r>
+        <w:t xml:space="preserve">(valores de origen, altas, bajas, amortización del ejercicio y acumulada por rubro) se exporta desde Exportables.</w:t>
       </w:r>
     </w:p>
     <w:p>

--- a/docs/MANUAL_USUARIO.docx
+++ b/docs/MANUAL_USUARIO.docx
@@ -15315,6 +15315,57 @@
       </w:r>
       <w:r>
         <w:t xml:space="preserve">(valores de origen, altas, bajas, amortización del ejercicio y acumulada por rubro) se exporta desde Exportables.</w:t>
+      </w:r>
+    </w:p>
+    <w:p>
+      <w:pPr>
+        <w:pStyle w:val="Compact"/>
+        <w:numPr>
+          <w:ilvl w:val="0"/>
+          <w:numId w:val="1019"/>
+        </w:numPr>
+      </w:pPr>
+      <w:r>
+        <w:rPr>
+          <w:b/>
+          <w:bCs/>
+        </w:rPr>
+        <w:t xml:space="preserve">Estados contables RT 54 (Contabilidad → Estados contables → EECC RT 54):</w:t>
+      </w:r>
+      <w:r>
+        <w:t xml:space="preserve"> </w:t>
+      </w:r>
+      <w:r>
+        <w:t xml:space="preserve">elegí el ejercicio, cargá el TC de cierre (para el anexo de moneda extranjera) y tocá</w:t>
+      </w:r>
+      <w:r>
+        <w:t xml:space="preserve"> </w:t>
+      </w:r>
+      <w:r>
+        <w:rPr>
+          <w:b/>
+          <w:bCs/>
+        </w:rPr>
+        <w:t xml:space="preserve">Vista previa</w:t>
+      </w:r>
+      <w:r>
+        <w:t xml:space="preserve">: ves el Estado de situación patrimonial por rubro (corriente / no corriente), el Estado de resultados por función y el Flujo de efectivo sintético, con la columna del ejercicio anterior reexpresada a moneda de cierre.</w:t>
+      </w:r>
+      <w:r>
+        <w:t xml:space="preserve"> </w:t>
+      </w:r>
+      <w:r>
+        <w:rPr>
+          <w:b/>
+          <w:bCs/>
+        </w:rPr>
+        <w:t xml:space="preserve">Exportar Excel</w:t>
+      </w:r>
+      <w:r>
+        <w:t xml:space="preserve"> </w:t>
+      </w:r>
+      <w:r>
+        <w:t xml:space="preserve">baja un libro con carátula, ESP, ER, Evolución del PN, Flujo de efectivo, notas de composición de rubros y los anexos (moneda extranjera, bienes de uso, previsiones, costo de ventas, gastos por naturaleza, partes relacionadas), en el mismo orden que el modelo del Consejo. Corré antes los ajustes de cierre y el ajuste por inflación. Si una cuenta con saldo no tiene rubro, la vista previa lo avisa y el ESP no cuadra hasta que lo asignes.</w:t>
       </w:r>
     </w:p>
     <w:p>
